--- a/docassemble/UIAppealAfterHearing/data/templates/cover_letter.docx
+++ b/docassemble/UIAppealAfterHearing/data/templates/cover_letter.docx
@@ -33,7 +33,25 @@
           <w:sz w:val="24"/>
           <w:szCs w:val="24"/>
         </w:rPr>
-        <w:t>[0].name_full() }}</w:t>
+        <w:t>[0].</w:t>
+      </w:r>
+      <w:proofErr w:type="spellStart"/>
+      <w:r>
+        <w:rPr>
+          <w:rFonts w:ascii="Times New Roman" w:hAnsi="Times New Roman" w:cs="Times New Roman"/>
+          <w:sz w:val="24"/>
+          <w:szCs w:val="24"/>
+        </w:rPr>
+        <w:t>name_full</w:t>
+      </w:r>
+      <w:proofErr w:type="spellEnd"/>
+      <w:r>
+        <w:rPr>
+          <w:rFonts w:ascii="Times New Roman" w:hAnsi="Times New Roman" w:cs="Times New Roman"/>
+          <w:sz w:val="24"/>
+          <w:szCs w:val="24"/>
+        </w:rPr>
+        <w:t>() }}</w:t>
       </w:r>
     </w:p>
     <w:p>
@@ -67,8 +85,200 @@
           <w:sz w:val="24"/>
           <w:szCs w:val="24"/>
         </w:rPr>
-        <w:t>[0].address.block() }}</w:t>
-      </w:r>
+        <w:t>[0].</w:t>
+      </w:r>
+      <w:proofErr w:type="spellStart"/>
+      <w:r>
+        <w:rPr>
+          <w:rFonts w:ascii="Times New Roman" w:hAnsi="Times New Roman" w:cs="Times New Roman"/>
+          <w:sz w:val="24"/>
+          <w:szCs w:val="24"/>
+        </w:rPr>
+        <w:t>address.</w:t>
+      </w:r>
+      <w:r>
+        <w:rPr>
+          <w:rFonts w:ascii="Times New Roman" w:hAnsi="Times New Roman" w:cs="Times New Roman"/>
+          <w:sz w:val="24"/>
+          <w:szCs w:val="24"/>
+        </w:rPr>
+        <w:t>address</w:t>
+      </w:r>
+      <w:proofErr w:type="spellEnd"/>
+      <w:r>
+        <w:rPr>
+          <w:rFonts w:ascii="Times New Roman" w:hAnsi="Times New Roman" w:cs="Times New Roman"/>
+          <w:sz w:val="24"/>
+          <w:szCs w:val="24"/>
+        </w:rPr>
+        <w:t xml:space="preserve"> }}</w:t>
+      </w:r>
+      <w:r>
+        <w:rPr>
+          <w:rFonts w:ascii="Times New Roman" w:hAnsi="Times New Roman" w:cs="Times New Roman"/>
+          <w:sz w:val="24"/>
+          <w:szCs w:val="24"/>
+        </w:rPr>
+        <w:t>{% if users[0].</w:t>
+      </w:r>
+      <w:proofErr w:type="spellStart"/>
+      <w:r>
+        <w:rPr>
+          <w:rFonts w:ascii="Times New Roman" w:hAnsi="Times New Roman" w:cs="Times New Roman"/>
+          <w:sz w:val="24"/>
+          <w:szCs w:val="24"/>
+        </w:rPr>
+        <w:t>address.unit</w:t>
+      </w:r>
+      <w:proofErr w:type="spellEnd"/>
+      <w:r>
+        <w:rPr>
+          <w:rFonts w:ascii="Times New Roman" w:hAnsi="Times New Roman" w:cs="Times New Roman"/>
+          <w:sz w:val="24"/>
+          <w:szCs w:val="24"/>
+        </w:rPr>
+        <w:t xml:space="preserve"> %},{{ users[0].</w:t>
+      </w:r>
+      <w:proofErr w:type="spellStart"/>
+      <w:r>
+        <w:rPr>
+          <w:rFonts w:ascii="Times New Roman" w:hAnsi="Times New Roman" w:cs="Times New Roman"/>
+          <w:sz w:val="24"/>
+          <w:szCs w:val="24"/>
+        </w:rPr>
+        <w:t>address.unit</w:t>
+      </w:r>
+      <w:proofErr w:type="spellEnd"/>
+      <w:r>
+        <w:rPr>
+          <w:rFonts w:ascii="Times New Roman" w:hAnsi="Times New Roman" w:cs="Times New Roman"/>
+          <w:sz w:val="24"/>
+          <w:szCs w:val="24"/>
+        </w:rPr>
+        <w:t xml:space="preserve"> }}{% endif %}</w:t>
+      </w:r>
+    </w:p>
+    <w:p>
+      <w:pPr>
+        <w:spacing w:after="0" w:line="240" w:lineRule="auto"/>
+        <w:rPr>
+          <w:rFonts w:ascii="Times New Roman" w:hAnsi="Times New Roman" w:cs="Times New Roman"/>
+          <w:sz w:val="24"/>
+          <w:szCs w:val="24"/>
+        </w:rPr>
+      </w:pPr>
+      <w:r>
+        <w:rPr>
+          <w:rFonts w:ascii="Times New Roman" w:hAnsi="Times New Roman" w:cs="Times New Roman"/>
+          <w:sz w:val="24"/>
+          <w:szCs w:val="24"/>
+        </w:rPr>
+        <w:t>{{</w:t>
+      </w:r>
+      <w:r>
+        <w:rPr>
+          <w:rFonts w:ascii="Times New Roman" w:hAnsi="Times New Roman" w:cs="Times New Roman"/>
+          <w:sz w:val="24"/>
+          <w:szCs w:val="24"/>
+        </w:rPr>
+        <w:t xml:space="preserve"> </w:t>
+      </w:r>
+      <w:r>
+        <w:rPr>
+          <w:rFonts w:ascii="Times New Roman" w:hAnsi="Times New Roman" w:cs="Times New Roman"/>
+          <w:sz w:val="24"/>
+          <w:szCs w:val="24"/>
+        </w:rPr>
+        <w:t>users[0].</w:t>
+      </w:r>
+      <w:proofErr w:type="spellStart"/>
+      <w:r>
+        <w:rPr>
+          <w:rFonts w:ascii="Times New Roman" w:hAnsi="Times New Roman" w:cs="Times New Roman"/>
+          <w:sz w:val="24"/>
+          <w:szCs w:val="24"/>
+        </w:rPr>
+        <w:t>address.city</w:t>
+      </w:r>
+      <w:proofErr w:type="spellEnd"/>
+      <w:r>
+        <w:rPr>
+          <w:rFonts w:ascii="Times New Roman" w:hAnsi="Times New Roman" w:cs="Times New Roman"/>
+          <w:sz w:val="24"/>
+          <w:szCs w:val="24"/>
+        </w:rPr>
+        <w:t xml:space="preserve"> }}, {{</w:t>
+      </w:r>
+      <w:r>
+        <w:rPr>
+          <w:rFonts w:ascii="Times New Roman" w:hAnsi="Times New Roman" w:cs="Times New Roman"/>
+          <w:sz w:val="24"/>
+          <w:szCs w:val="24"/>
+        </w:rPr>
+        <w:t xml:space="preserve"> </w:t>
+      </w:r>
+      <w:r>
+        <w:rPr>
+          <w:rFonts w:ascii="Times New Roman" w:hAnsi="Times New Roman" w:cs="Times New Roman"/>
+          <w:sz w:val="24"/>
+          <w:szCs w:val="24"/>
+        </w:rPr>
+        <w:t>users[0].</w:t>
+      </w:r>
+      <w:proofErr w:type="spellStart"/>
+      <w:r>
+        <w:rPr>
+          <w:rFonts w:ascii="Times New Roman" w:hAnsi="Times New Roman" w:cs="Times New Roman"/>
+          <w:sz w:val="24"/>
+          <w:szCs w:val="24"/>
+        </w:rPr>
+        <w:t>address.city</w:t>
+      </w:r>
+      <w:proofErr w:type="spellEnd"/>
+      <w:r>
+        <w:rPr>
+          <w:rFonts w:ascii="Times New Roman" w:hAnsi="Times New Roman" w:cs="Times New Roman"/>
+          <w:sz w:val="24"/>
+          <w:szCs w:val="24"/>
+        </w:rPr>
+        <w:t xml:space="preserve"> }}, {{</w:t>
+      </w:r>
+      <w:r>
+        <w:rPr>
+          <w:rFonts w:ascii="Times New Roman" w:hAnsi="Times New Roman" w:cs="Times New Roman"/>
+          <w:sz w:val="24"/>
+          <w:szCs w:val="24"/>
+        </w:rPr>
+        <w:t xml:space="preserve"> </w:t>
+      </w:r>
+      <w:r>
+        <w:rPr>
+          <w:rFonts w:ascii="Times New Roman" w:hAnsi="Times New Roman" w:cs="Times New Roman"/>
+          <w:sz w:val="24"/>
+          <w:szCs w:val="24"/>
+        </w:rPr>
+        <w:t>users[0].address.zip }}</w:t>
+      </w:r>
+    </w:p>
+    <w:p>
+      <w:pPr>
+        <w:spacing w:after="0" w:line="240" w:lineRule="auto"/>
+        <w:rPr>
+          <w:rFonts w:ascii="Times New Roman" w:hAnsi="Times New Roman" w:cs="Times New Roman"/>
+          <w:sz w:val="24"/>
+          <w:szCs w:val="24"/>
+        </w:rPr>
+      </w:pPr>
+    </w:p>
+    <w:p>
+      <w:pPr>
+        <w:spacing w:after="0" w:line="240" w:lineRule="auto"/>
+        <w:rPr>
+          <w:rFonts w:ascii="Times New Roman" w:hAnsi="Times New Roman" w:cs="Times New Roman"/>
+          <w:sz w:val="24"/>
+          <w:szCs w:val="24"/>
+        </w:rPr>
+      </w:pPr>
     </w:p>
     <w:p>
       <w:pPr>
@@ -95,8 +305,18 @@
           <w:sz w:val="24"/>
           <w:szCs w:val="24"/>
         </w:rPr>
-        <w:t>{{ today().format(“MMMM d, yyyy</w:t>
-      </w:r>
+        <w:t xml:space="preserve">{{ today().format(“MMMM d, </w:t>
+      </w:r>
+      <w:proofErr w:type="spellStart"/>
+      <w:r>
+        <w:rPr>
+          <w:rFonts w:ascii="Times New Roman" w:hAnsi="Times New Roman" w:cs="Times New Roman"/>
+          <w:sz w:val="24"/>
+          <w:szCs w:val="24"/>
+        </w:rPr>
+        <w:t>yyyy</w:t>
+      </w:r>
+      <w:proofErr w:type="spellEnd"/>
       <w:r>
         <w:rPr>
           <w:rFonts w:ascii="Times New Roman" w:hAnsi="Times New Roman" w:cs="Times New Roman"/>
@@ -185,16 +405,14 @@
         </w:rPr>
         <w:t>33 South State Street</w:t>
       </w:r>
-    </w:p>
-    <w:p>
-      <w:pPr>
-        <w:spacing w:after="0" w:line="240" w:lineRule="auto"/>
-        <w:rPr>
-          <w:rFonts w:ascii="Times New Roman" w:hAnsi="Times New Roman" w:cs="Times New Roman"/>
-          <w:sz w:val="24"/>
-          <w:szCs w:val="24"/>
-        </w:rPr>
-      </w:pPr>
+      <w:r>
+        <w:rPr>
+          <w:rFonts w:ascii="Times New Roman" w:hAnsi="Times New Roman" w:cs="Times New Roman"/>
+          <w:sz w:val="24"/>
+          <w:szCs w:val="24"/>
+        </w:rPr>
+        <w:t xml:space="preserve">, </w:t>
+      </w:r>
       <w:r>
         <w:rPr>
           <w:rFonts w:ascii="Times New Roman" w:hAnsi="Times New Roman" w:cs="Times New Roman"/>
@@ -324,7 +542,51 @@
           <w:sz w:val="24"/>
           <w:szCs w:val="24"/>
         </w:rPr>
-        <w:t xml:space="preserve">{{ denial.format(“MM/dd/yyyy”) }} </w:t>
+        <w:t xml:space="preserve">{{ </w:t>
+      </w:r>
+      <w:proofErr w:type="spellStart"/>
+      <w:r>
+        <w:rPr>
+          <w:rFonts w:ascii="Times New Roman" w:hAnsi="Times New Roman" w:cs="Times New Roman"/>
+          <w:sz w:val="24"/>
+          <w:szCs w:val="24"/>
+        </w:rPr>
+        <w:t>decision_date</w:t>
+      </w:r>
+      <w:r>
+        <w:rPr>
+          <w:rFonts w:ascii="Times New Roman" w:hAnsi="Times New Roman" w:cs="Times New Roman"/>
+          <w:sz w:val="24"/>
+          <w:szCs w:val="24"/>
+        </w:rPr>
+        <w:t>.format</w:t>
+      </w:r>
+      <w:proofErr w:type="spellEnd"/>
+      <w:r>
+        <w:rPr>
+          <w:rFonts w:ascii="Times New Roman" w:hAnsi="Times New Roman" w:cs="Times New Roman"/>
+          <w:sz w:val="24"/>
+          <w:szCs w:val="24"/>
+        </w:rPr>
+        <w:t>(“MM/dd/</w:t>
+      </w:r>
+      <w:proofErr w:type="spellStart"/>
+      <w:r>
+        <w:rPr>
+          <w:rFonts w:ascii="Times New Roman" w:hAnsi="Times New Roman" w:cs="Times New Roman"/>
+          <w:sz w:val="24"/>
+          <w:szCs w:val="24"/>
+        </w:rPr>
+        <w:t>yyyy</w:t>
+      </w:r>
+      <w:proofErr w:type="spellEnd"/>
+      <w:r>
+        <w:rPr>
+          <w:rFonts w:ascii="Times New Roman" w:hAnsi="Times New Roman" w:cs="Times New Roman"/>
+          <w:sz w:val="24"/>
+          <w:szCs w:val="24"/>
+        </w:rPr>
+        <w:t xml:space="preserve">”) }} </w:t>
       </w:r>
       <w:r>
         <w:rPr>
@@ -359,7 +621,8 @@
     <w:p>
       <w:pPr>
         <w:tabs>
-          <w:tab w:val="left" w:pos="2880"/>
+          <w:tab w:val="left" w:pos="3600"/>
+          <w:tab w:val="left" w:pos="3690"/>
           <w:tab w:val="left" w:pos="7200"/>
         </w:tabs>
         <w:spacing w:after="0" w:line="240" w:lineRule="auto"/>
@@ -394,8 +657,9 @@
           <w:szCs w:val="24"/>
           <w:u w:val="single"/>
         </w:rPr>
-        <w:t>{{ users[0].name_full() }}</w:t>
-      </w:r>
+        <w:t>{{ users[0].</w:t>
+      </w:r>
+      <w:proofErr w:type="spellStart"/>
       <w:r>
         <w:rPr>
           <w:rFonts w:ascii="Times New Roman" w:hAnsi="Times New Roman" w:cs="Times New Roman"/>
@@ -403,6 +667,25 @@
           <w:szCs w:val="24"/>
           <w:u w:val="single"/>
         </w:rPr>
+        <w:t>name_full</w:t>
+      </w:r>
+      <w:proofErr w:type="spellEnd"/>
+      <w:r>
+        <w:rPr>
+          <w:rFonts w:ascii="Times New Roman" w:hAnsi="Times New Roman" w:cs="Times New Roman"/>
+          <w:sz w:val="24"/>
+          <w:szCs w:val="24"/>
+          <w:u w:val="single"/>
+        </w:rPr>
+        <w:t>() }}</w:t>
+      </w:r>
+      <w:r>
+        <w:rPr>
+          <w:rFonts w:ascii="Times New Roman" w:hAnsi="Times New Roman" w:cs="Times New Roman"/>
+          <w:sz w:val="24"/>
+          <w:szCs w:val="24"/>
+          <w:u w:val="single"/>
+        </w:rPr>
         <w:t xml:space="preserve">                     </w:t>
       </w:r>
       <w:r>
@@ -418,7 +701,8 @@
     <w:p>
       <w:pPr>
         <w:tabs>
-          <w:tab w:val="left" w:pos="2880"/>
+          <w:tab w:val="left" w:pos="3600"/>
+          <w:tab w:val="left" w:pos="3690"/>
           <w:tab w:val="left" w:pos="7200"/>
         </w:tabs>
         <w:spacing w:after="0" w:line="240" w:lineRule="auto"/>
@@ -436,7 +720,15 @@
           <w:sz w:val="24"/>
           <w:szCs w:val="24"/>
         </w:rPr>
-        <w:t>Social Security Number:</w:t>
+        <w:t>Claimant ID or last 4 of SSN</w:t>
+      </w:r>
+      <w:r>
+        <w:rPr>
+          <w:rFonts w:ascii="Times New Roman" w:hAnsi="Times New Roman" w:cs="Times New Roman"/>
+          <w:sz w:val="24"/>
+          <w:szCs w:val="24"/>
+        </w:rPr>
+        <w:t>:</w:t>
       </w:r>
       <w:r>
         <w:rPr>
@@ -453,7 +745,7 @@
           <w:szCs w:val="24"/>
           <w:u w:val="single"/>
         </w:rPr>
-        <w:t>{{ users[0].</w:t>
+        <w:t xml:space="preserve">{{ </w:t>
       </w:r>
       <w:r>
         <w:rPr>
@@ -462,6 +754,25 @@
           <w:szCs w:val="24"/>
           <w:u w:val="single"/>
         </w:rPr>
+        <w:t>(</w:t>
+      </w:r>
+      <w:r>
+        <w:rPr>
+          <w:rFonts w:ascii="Times New Roman" w:hAnsi="Times New Roman" w:cs="Times New Roman"/>
+          <w:sz w:val="24"/>
+          <w:szCs w:val="24"/>
+          <w:u w:val="single"/>
+        </w:rPr>
+        <w:t>users[0].</w:t>
+      </w:r>
+      <w:proofErr w:type="spellStart"/>
+      <w:r>
+        <w:rPr>
+          <w:rFonts w:ascii="Times New Roman" w:hAnsi="Times New Roman" w:cs="Times New Roman"/>
+          <w:sz w:val="24"/>
+          <w:szCs w:val="24"/>
+          <w:u w:val="single"/>
+        </w:rPr>
         <w:t>id_or_</w:t>
       </w:r>
       <w:r>
@@ -471,7 +782,7 @@
           <w:szCs w:val="24"/>
           <w:u w:val="single"/>
         </w:rPr>
-        <w:t>ssn }</w:t>
+        <w:t>ssn</w:t>
       </w:r>
       <w:r>
         <w:rPr>
@@ -480,6 +791,43 @@
           <w:szCs w:val="24"/>
           <w:u w:val="single"/>
         </w:rPr>
+        <w:t>|int</w:t>
+      </w:r>
+      <w:proofErr w:type="spellEnd"/>
+      <w:r>
+        <w:rPr>
+          <w:rFonts w:ascii="Times New Roman" w:hAnsi="Times New Roman" w:cs="Times New Roman"/>
+          <w:sz w:val="24"/>
+          <w:szCs w:val="24"/>
+          <w:u w:val="single"/>
+        </w:rPr>
+        <w:t>)</w:t>
+      </w:r>
+      <w:r>
+        <w:rPr>
+          <w:rFonts w:ascii="Times New Roman" w:hAnsi="Times New Roman" w:cs="Times New Roman"/>
+          <w:sz w:val="24"/>
+          <w:szCs w:val="24"/>
+          <w:u w:val="single"/>
+        </w:rPr>
+        <w:t>|string</w:t>
+      </w:r>
+      <w:r>
+        <w:rPr>
+          <w:rFonts w:ascii="Times New Roman" w:hAnsi="Times New Roman" w:cs="Times New Roman"/>
+          <w:sz w:val="24"/>
+          <w:szCs w:val="24"/>
+          <w:u w:val="single"/>
+        </w:rPr>
+        <w:t xml:space="preserve"> }</w:t>
+      </w:r>
+      <w:r>
+        <w:rPr>
+          <w:rFonts w:ascii="Times New Roman" w:hAnsi="Times New Roman" w:cs="Times New Roman"/>
+          <w:sz w:val="24"/>
+          <w:szCs w:val="24"/>
+          <w:u w:val="single"/>
+        </w:rPr>
         <w:t>}</w:t>
       </w:r>
       <w:r>
@@ -498,13 +846,14 @@
           <w:szCs w:val="24"/>
           <w:u w:val="single"/>
         </w:rPr>
-        <w:t xml:space="preserve">            </w:t>
+        <w:tab/>
       </w:r>
     </w:p>
     <w:p>
       <w:pPr>
         <w:tabs>
-          <w:tab w:val="left" w:pos="2880"/>
+          <w:tab w:val="left" w:pos="3600"/>
+          <w:tab w:val="left" w:pos="3690"/>
           <w:tab w:val="left" w:pos="7200"/>
         </w:tabs>
         <w:spacing w:after="0" w:line="240" w:lineRule="auto"/>
@@ -539,8 +888,9 @@
           <w:szCs w:val="24"/>
           <w:u w:val="single"/>
         </w:rPr>
-        <w:t>{{ users[0].phone_number }}</w:t>
-      </w:r>
+        <w:t xml:space="preserve">{{ </w:t>
+      </w:r>
+      <w:proofErr w:type="spellStart"/>
       <w:r>
         <w:rPr>
           <w:rFonts w:ascii="Times New Roman" w:hAnsi="Times New Roman" w:cs="Times New Roman"/>
@@ -548,6 +898,71 @@
           <w:szCs w:val="24"/>
           <w:u w:val="single"/>
         </w:rPr>
+        <w:t>phone_number_formatted</w:t>
+      </w:r>
+      <w:proofErr w:type="spellEnd"/>
+      <w:r>
+        <w:rPr>
+          <w:rFonts w:ascii="Times New Roman" w:hAnsi="Times New Roman" w:cs="Times New Roman"/>
+          <w:sz w:val="24"/>
+          <w:szCs w:val="24"/>
+          <w:u w:val="single"/>
+        </w:rPr>
+        <w:t>(users[0].</w:t>
+      </w:r>
+      <w:proofErr w:type="spellStart"/>
+      <w:r>
+        <w:rPr>
+          <w:rFonts w:ascii="Times New Roman" w:hAnsi="Times New Roman" w:cs="Times New Roman"/>
+          <w:sz w:val="24"/>
+          <w:szCs w:val="24"/>
+          <w:u w:val="single"/>
+        </w:rPr>
+        <w:t>phone_number</w:t>
+      </w:r>
+      <w:proofErr w:type="spellEnd"/>
+      <w:r>
+        <w:rPr>
+          <w:rFonts w:ascii="Times New Roman" w:hAnsi="Times New Roman" w:cs="Times New Roman"/>
+          <w:sz w:val="24"/>
+          <w:szCs w:val="24"/>
+          <w:u w:val="single"/>
+        </w:rPr>
+        <w:t>)</w:t>
+      </w:r>
+    </w:p>
+    <w:p>
+      <w:pPr>
+        <w:tabs>
+          <w:tab w:val="left" w:pos="3600"/>
+          <w:tab w:val="left" w:pos="3690"/>
+          <w:tab w:val="left" w:pos="7200"/>
+        </w:tabs>
+        <w:spacing w:after="0" w:line="240" w:lineRule="auto"/>
+        <w:ind w:firstLine="360"/>
+        <w:rPr>
+          <w:rFonts w:ascii="Times New Roman" w:hAnsi="Times New Roman" w:cs="Times New Roman"/>
+          <w:sz w:val="24"/>
+          <w:szCs w:val="24"/>
+          <w:u w:val="single"/>
+        </w:rPr>
+      </w:pPr>
+      <w:r>
+        <w:rPr>
+          <w:rFonts w:ascii="Times New Roman" w:hAnsi="Times New Roman" w:cs="Times New Roman"/>
+          <w:sz w:val="24"/>
+          <w:szCs w:val="24"/>
+          <w:u w:val="single"/>
+        </w:rPr>
+        <w:t>}}</w:t>
+      </w:r>
+      <w:r>
+        <w:rPr>
+          <w:rFonts w:ascii="Times New Roman" w:hAnsi="Times New Roman" w:cs="Times New Roman"/>
+          <w:sz w:val="24"/>
+          <w:szCs w:val="24"/>
+          <w:u w:val="single"/>
+        </w:rPr>
         <w:tab/>
       </w:r>
       <w:r>
@@ -557,7 +972,7 @@
           <w:szCs w:val="24"/>
           <w:u w:val="single"/>
         </w:rPr>
-        <w:t xml:space="preserve">            </w:t>
+        <w:tab/>
       </w:r>
     </w:p>
     <w:p>
@@ -654,7 +1069,25 @@
           <w:sz w:val="24"/>
           <w:szCs w:val="24"/>
         </w:rPr>
-        <w:t>{{ doc.name.text }}</w:t>
+        <w:t xml:space="preserve">{{ </w:t>
+      </w:r>
+      <w:proofErr w:type="spellStart"/>
+      <w:r>
+        <w:rPr>
+          <w:rFonts w:ascii="Times New Roman" w:hAnsi="Times New Roman" w:cs="Times New Roman"/>
+          <w:sz w:val="24"/>
+          <w:szCs w:val="24"/>
+        </w:rPr>
+        <w:t>doc.name.text</w:t>
+      </w:r>
+      <w:proofErr w:type="spellEnd"/>
+      <w:r>
+        <w:rPr>
+          <w:rFonts w:ascii="Times New Roman" w:hAnsi="Times New Roman" w:cs="Times New Roman"/>
+          <w:sz w:val="24"/>
+          <w:szCs w:val="24"/>
+        </w:rPr>
+        <w:t xml:space="preserve"> }}</w:t>
       </w:r>
       <w:r>
         <w:rPr>
@@ -670,16 +1103,268 @@
           <w:sz w:val="24"/>
           <w:szCs w:val="24"/>
         </w:rPr>
-        <w:t>{{ doc.</w:t>
-      </w:r>
-      <w:r>
-        <w:rPr>
-          <w:rFonts w:ascii="Times New Roman" w:hAnsi="Times New Roman" w:cs="Times New Roman"/>
-          <w:sz w:val="24"/>
-          <w:szCs w:val="24"/>
-        </w:rPr>
-        <w:t>desc</w:t>
-      </w:r>
+        <w:t xml:space="preserve">{{ </w:t>
+      </w:r>
+      <w:proofErr w:type="spellStart"/>
+      <w:r>
+        <w:rPr>
+          <w:rFonts w:ascii="Times New Roman" w:hAnsi="Times New Roman" w:cs="Times New Roman"/>
+          <w:sz w:val="24"/>
+          <w:szCs w:val="24"/>
+        </w:rPr>
+        <w:t>doc.desc</w:t>
+      </w:r>
+      <w:proofErr w:type="spellEnd"/>
+      <w:r>
+        <w:rPr>
+          <w:rFonts w:ascii="Times New Roman" w:hAnsi="Times New Roman" w:cs="Times New Roman"/>
+          <w:sz w:val="24"/>
+          <w:szCs w:val="24"/>
+        </w:rPr>
+        <w:t xml:space="preserve"> }}</w:t>
+      </w:r>
+    </w:p>
+    <w:p>
+      <w:pPr>
+        <w:spacing w:after="0" w:line="240" w:lineRule="auto"/>
+        <w:rPr>
+          <w:rFonts w:ascii="Times New Roman" w:hAnsi="Times New Roman" w:cs="Times New Roman"/>
+          <w:sz w:val="24"/>
+          <w:szCs w:val="24"/>
+        </w:rPr>
+      </w:pPr>
+      <w:r>
+        <w:rPr>
+          <w:rFonts w:ascii="Times New Roman" w:hAnsi="Times New Roman" w:cs="Times New Roman"/>
+          <w:sz w:val="24"/>
+          <w:szCs w:val="24"/>
+        </w:rPr>
+        <w:t xml:space="preserve">{%p </w:t>
+      </w:r>
+      <w:proofErr w:type="spellStart"/>
+      <w:r>
+        <w:rPr>
+          <w:rFonts w:ascii="Times New Roman" w:hAnsi="Times New Roman" w:cs="Times New Roman"/>
+          <w:sz w:val="24"/>
+          <w:szCs w:val="24"/>
+        </w:rPr>
+        <w:t>endfor</w:t>
+      </w:r>
+      <w:proofErr w:type="spellEnd"/>
+      <w:r>
+        <w:rPr>
+          <w:rFonts w:ascii="Times New Roman" w:hAnsi="Times New Roman" w:cs="Times New Roman"/>
+          <w:sz w:val="24"/>
+          <w:szCs w:val="24"/>
+        </w:rPr>
+        <w:t xml:space="preserve"> %</w:t>
+      </w:r>
+      <w:r>
+        <w:rPr>
+          <w:rFonts w:ascii="Times New Roman" w:hAnsi="Times New Roman" w:cs="Times New Roman"/>
+          <w:sz w:val="24"/>
+          <w:szCs w:val="24"/>
+        </w:rPr>
+        <w:t>}</w:t>
+      </w:r>
+    </w:p>
+    <w:p>
+      <w:pPr>
+        <w:spacing w:after="0" w:line="240" w:lineRule="auto"/>
+        <w:rPr>
+          <w:rFonts w:ascii="Times New Roman" w:hAnsi="Times New Roman" w:cs="Times New Roman"/>
+          <w:sz w:val="24"/>
+          <w:szCs w:val="24"/>
+        </w:rPr>
+      </w:pPr>
+    </w:p>
+    <w:p>
+      <w:pPr>
+        <w:spacing w:after="0" w:line="240" w:lineRule="auto"/>
+        <w:rPr>
+          <w:rFonts w:ascii="Times New Roman" w:hAnsi="Times New Roman" w:cs="Times New Roman"/>
+          <w:sz w:val="24"/>
+          <w:szCs w:val="24"/>
+        </w:rPr>
+      </w:pPr>
+      <w:r>
+        <w:rPr>
+          <w:rFonts w:ascii="Times New Roman" w:hAnsi="Times New Roman" w:cs="Times New Roman"/>
+          <w:sz w:val="24"/>
+          <w:szCs w:val="24"/>
+        </w:rPr>
+        <w:t>{</w:t>
+      </w:r>
+      <w:r>
+        <w:rPr>
+          <w:rFonts w:ascii="Times New Roman" w:hAnsi="Times New Roman" w:cs="Times New Roman"/>
+          <w:sz w:val="24"/>
+          <w:szCs w:val="24"/>
+        </w:rPr>
+        <w:t>%</w:t>
+      </w:r>
+      <w:r>
+        <w:rPr>
+          <w:rFonts w:ascii="Times New Roman" w:hAnsi="Times New Roman" w:cs="Times New Roman"/>
+          <w:sz w:val="24"/>
+          <w:szCs w:val="24"/>
+        </w:rPr>
+        <w:t>p</w:t>
+      </w:r>
+      <w:r>
+        <w:rPr>
+          <w:rFonts w:ascii="Times New Roman" w:hAnsi="Times New Roman" w:cs="Times New Roman"/>
+          <w:sz w:val="24"/>
+          <w:szCs w:val="24"/>
+        </w:rPr>
+        <w:t xml:space="preserve"> if </w:t>
+      </w:r>
+      <w:proofErr w:type="spellStart"/>
+      <w:r>
+        <w:rPr>
+          <w:rFonts w:ascii="Times New Roman" w:hAnsi="Times New Roman" w:cs="Times New Roman"/>
+          <w:sz w:val="24"/>
+          <w:szCs w:val="24"/>
+        </w:rPr>
+        <w:t>attended_hearing</w:t>
+      </w:r>
+      <w:proofErr w:type="spellEnd"/>
+      <w:r>
+        <w:rPr>
+          <w:rFonts w:ascii="Times New Roman" w:hAnsi="Times New Roman" w:cs="Times New Roman"/>
+          <w:sz w:val="24"/>
+          <w:szCs w:val="24"/>
+        </w:rPr>
+        <w:t xml:space="preserve"> == False</w:t>
+      </w:r>
+      <w:r>
+        <w:rPr>
+          <w:rFonts w:ascii="Times New Roman" w:hAnsi="Times New Roman" w:cs="Times New Roman"/>
+          <w:sz w:val="24"/>
+          <w:szCs w:val="24"/>
+        </w:rPr>
+        <w:t xml:space="preserve"> %}</w:t>
+      </w:r>
+    </w:p>
+    <w:p>
+      <w:pPr>
+        <w:spacing w:after="0" w:line="240" w:lineRule="auto"/>
+        <w:rPr>
+          <w:rFonts w:ascii="Times New Roman" w:hAnsi="Times New Roman" w:cs="Times New Roman"/>
+          <w:sz w:val="24"/>
+          <w:szCs w:val="24"/>
+        </w:rPr>
+      </w:pPr>
+      <w:r>
+        <w:rPr>
+          <w:rFonts w:ascii="Times New Roman" w:hAnsi="Times New Roman" w:cs="Times New Roman"/>
+          <w:sz w:val="24"/>
+          <w:szCs w:val="24"/>
+        </w:rPr>
+        <w:t xml:space="preserve">I did not present the documents at the hearing </w:t>
+      </w:r>
+      <w:r>
+        <w:rPr>
+          <w:rFonts w:ascii="Times New Roman" w:hAnsi="Times New Roman" w:cs="Times New Roman"/>
+          <w:sz w:val="24"/>
+          <w:szCs w:val="24"/>
+        </w:rPr>
+        <w:t xml:space="preserve">on {{ </w:t>
+      </w:r>
+      <w:proofErr w:type="spellStart"/>
+      <w:r>
+        <w:rPr>
+          <w:rFonts w:ascii="Times New Roman" w:hAnsi="Times New Roman" w:cs="Times New Roman"/>
+          <w:sz w:val="24"/>
+          <w:szCs w:val="24"/>
+        </w:rPr>
+        <w:t>hearing_date</w:t>
+      </w:r>
+      <w:r>
+        <w:rPr>
+          <w:rFonts w:ascii="Times New Roman" w:hAnsi="Times New Roman" w:cs="Times New Roman"/>
+          <w:sz w:val="24"/>
+          <w:szCs w:val="24"/>
+        </w:rPr>
+        <w:t>.format</w:t>
+      </w:r>
+      <w:proofErr w:type="spellEnd"/>
+      <w:r>
+        <w:rPr>
+          <w:rFonts w:ascii="Times New Roman" w:hAnsi="Times New Roman" w:cs="Times New Roman"/>
+          <w:sz w:val="24"/>
+          <w:szCs w:val="24"/>
+        </w:rPr>
+        <w:t xml:space="preserve">(“MMMM d, </w:t>
+      </w:r>
+      <w:proofErr w:type="spellStart"/>
+      <w:r>
+        <w:rPr>
+          <w:rFonts w:ascii="Times New Roman" w:hAnsi="Times New Roman" w:cs="Times New Roman"/>
+          <w:sz w:val="24"/>
+          <w:szCs w:val="24"/>
+        </w:rPr>
+        <w:t>yyyy</w:t>
+      </w:r>
+      <w:proofErr w:type="spellEnd"/>
+      <w:r>
+        <w:rPr>
+          <w:rFonts w:ascii="Times New Roman" w:hAnsi="Times New Roman" w:cs="Times New Roman"/>
+          <w:sz w:val="24"/>
+          <w:szCs w:val="24"/>
+        </w:rPr>
+        <w:t xml:space="preserve">”) </w:t>
+      </w:r>
+      <w:r>
+        <w:rPr>
+          <w:rFonts w:ascii="Times New Roman" w:hAnsi="Times New Roman" w:cs="Times New Roman"/>
+          <w:sz w:val="24"/>
+          <w:szCs w:val="24"/>
+        </w:rPr>
+        <w:t>}}</w:t>
+      </w:r>
+      <w:r>
+        <w:rPr>
+          <w:rFonts w:ascii="Times New Roman" w:hAnsi="Times New Roman" w:cs="Times New Roman"/>
+          <w:sz w:val="24"/>
+          <w:szCs w:val="24"/>
+        </w:rPr>
+        <w:t xml:space="preserve"> </w:t>
+      </w:r>
+      <w:r>
+        <w:rPr>
+          <w:rFonts w:ascii="Times New Roman" w:hAnsi="Times New Roman" w:cs="Times New Roman"/>
+          <w:sz w:val="24"/>
+          <w:szCs w:val="24"/>
+        </w:rPr>
+        <w:t xml:space="preserve"> because: </w:t>
+      </w:r>
+      <w:r>
+        <w:rPr>
+          <w:rFonts w:ascii="Times New Roman" w:hAnsi="Times New Roman" w:cs="Times New Roman"/>
+          <w:sz w:val="24"/>
+          <w:szCs w:val="24"/>
+        </w:rPr>
+        <w:t>{</w:t>
+      </w:r>
+      <w:r>
+        <w:rPr>
+          <w:rFonts w:ascii="Times New Roman" w:hAnsi="Times New Roman" w:cs="Times New Roman"/>
+          <w:sz w:val="24"/>
+          <w:szCs w:val="24"/>
+        </w:rPr>
+        <w:t xml:space="preserve">{ </w:t>
+      </w:r>
+      <w:proofErr w:type="spellStart"/>
+      <w:r>
+        <w:rPr>
+          <w:rFonts w:ascii="Times New Roman" w:hAnsi="Times New Roman" w:cs="Times New Roman"/>
+          <w:sz w:val="24"/>
+          <w:szCs w:val="24"/>
+        </w:rPr>
+        <w:t>missed_hearing_explanation</w:t>
+      </w:r>
+      <w:proofErr w:type="spellEnd"/>
       <w:r>
         <w:rPr>
           <w:rFonts w:ascii="Times New Roman" w:hAnsi="Times New Roman" w:cs="Times New Roman"/>
@@ -712,34 +1397,6 @@
           <w:sz w:val="24"/>
           <w:szCs w:val="24"/>
         </w:rPr>
-        <w:t>{%p endfor %}</w:t>
-      </w:r>
-    </w:p>
-    <w:p>
-      <w:pPr>
-        <w:spacing w:after="0" w:line="240" w:lineRule="auto"/>
-        <w:rPr>
-          <w:rFonts w:ascii="Times New Roman" w:hAnsi="Times New Roman" w:cs="Times New Roman"/>
-          <w:sz w:val="24"/>
-          <w:szCs w:val="24"/>
-        </w:rPr>
-      </w:pPr>
-    </w:p>
-    <w:p>
-      <w:pPr>
-        <w:spacing w:after="0" w:line="240" w:lineRule="auto"/>
-        <w:rPr>
-          <w:rFonts w:ascii="Times New Roman" w:hAnsi="Times New Roman" w:cs="Times New Roman"/>
-          <w:sz w:val="24"/>
-          <w:szCs w:val="24"/>
-        </w:rPr>
-      </w:pPr>
-      <w:r>
-        <w:rPr>
-          <w:rFonts w:ascii="Times New Roman" w:hAnsi="Times New Roman" w:cs="Times New Roman"/>
-          <w:sz w:val="24"/>
-          <w:szCs w:val="24"/>
-        </w:rPr>
         <w:t>{</w:t>
       </w:r>
       <w:r>
@@ -764,7 +1421,7 @@
           <w:sz w:val="24"/>
           <w:szCs w:val="24"/>
         </w:rPr>
-        <w:t xml:space="preserve"> if attended_hearing == False</w:t>
+        <w:t xml:space="preserve"> endif</w:t>
       </w:r>
       <w:r>
         <w:rPr>
@@ -784,45 +1441,119 @@
           <w:szCs w:val="24"/>
         </w:rPr>
       </w:pPr>
-      <w:r>
-        <w:rPr>
-          <w:rFonts w:ascii="Times New Roman" w:hAnsi="Times New Roman" w:cs="Times New Roman"/>
-          <w:sz w:val="24"/>
-          <w:szCs w:val="24"/>
-        </w:rPr>
-        <w:t xml:space="preserve">I did not present the documents at the hearing </w:t>
-      </w:r>
-      <w:r>
-        <w:rPr>
-          <w:rFonts w:ascii="Times New Roman" w:hAnsi="Times New Roman" w:cs="Times New Roman"/>
-          <w:sz w:val="24"/>
-          <w:szCs w:val="24"/>
-        </w:rPr>
-        <w:t xml:space="preserve">on </w:t>
-      </w:r>
-      <w:r>
-        <w:rPr>
-          <w:rFonts w:ascii="Times New Roman" w:hAnsi="Times New Roman" w:cs="Times New Roman"/>
-          <w:sz w:val="24"/>
-          <w:szCs w:val="24"/>
-        </w:rPr>
-        <w:t>{{ hearing_date</w:t>
-      </w:r>
-      <w:r>
-        <w:rPr>
-          <w:rFonts w:ascii="Times New Roman" w:hAnsi="Times New Roman" w:cs="Times New Roman"/>
-          <w:sz w:val="24"/>
-          <w:szCs w:val="24"/>
-        </w:rPr>
-        <w:t>.format(“MMMM d, yyyy</w:t>
-      </w:r>
-      <w:r>
-        <w:rPr>
-          <w:rFonts w:ascii="Times New Roman" w:hAnsi="Times New Roman" w:cs="Times New Roman"/>
-          <w:sz w:val="24"/>
-          <w:szCs w:val="24"/>
-        </w:rPr>
-        <w:t xml:space="preserve">”) </w:t>
+    </w:p>
+    <w:p>
+      <w:pPr>
+        <w:spacing w:after="0" w:line="240" w:lineRule="auto"/>
+        <w:rPr>
+          <w:rFonts w:ascii="Times New Roman" w:hAnsi="Times New Roman" w:cs="Times New Roman"/>
+          <w:sz w:val="24"/>
+          <w:szCs w:val="24"/>
+        </w:rPr>
+      </w:pPr>
+      <w:r>
+        <w:rPr>
+          <w:rFonts w:ascii="Times New Roman" w:hAnsi="Times New Roman" w:cs="Times New Roman"/>
+          <w:sz w:val="24"/>
+          <w:szCs w:val="24"/>
+        </w:rPr>
+        <w:t xml:space="preserve">{%p if </w:t>
+      </w:r>
+      <w:proofErr w:type="spellStart"/>
+      <w:r>
+        <w:rPr>
+          <w:rFonts w:ascii="Times New Roman" w:hAnsi="Times New Roman" w:cs="Times New Roman"/>
+          <w:sz w:val="24"/>
+          <w:szCs w:val="24"/>
+        </w:rPr>
+        <w:t>request_transrcipt</w:t>
+      </w:r>
+      <w:proofErr w:type="spellEnd"/>
+      <w:r>
+        <w:rPr>
+          <w:rFonts w:ascii="Times New Roman" w:hAnsi="Times New Roman" w:cs="Times New Roman"/>
+          <w:sz w:val="24"/>
+          <w:szCs w:val="24"/>
+        </w:rPr>
+        <w:t xml:space="preserve"> %}</w:t>
+      </w:r>
+    </w:p>
+    <w:p>
+      <w:pPr>
+        <w:spacing w:after="0" w:line="240" w:lineRule="auto"/>
+        <w:rPr>
+          <w:rFonts w:ascii="Times New Roman" w:hAnsi="Times New Roman" w:cs="Times New Roman"/>
+          <w:sz w:val="24"/>
+          <w:szCs w:val="24"/>
+        </w:rPr>
+      </w:pPr>
+      <w:r>
+        <w:rPr>
+          <w:rFonts w:ascii="Times New Roman" w:hAnsi="Times New Roman" w:cs="Times New Roman"/>
+          <w:sz w:val="24"/>
+          <w:szCs w:val="24"/>
+        </w:rPr>
+        <w:t xml:space="preserve">Please send a copy of the transcript of the </w:t>
+      </w:r>
+      <w:r>
+        <w:rPr>
+          <w:rFonts w:ascii="Times New Roman" w:hAnsi="Times New Roman" w:cs="Times New Roman"/>
+          <w:sz w:val="24"/>
+          <w:szCs w:val="24"/>
+        </w:rPr>
+        <w:t xml:space="preserve">{{ </w:t>
+      </w:r>
+      <w:proofErr w:type="spellStart"/>
+      <w:r>
+        <w:rPr>
+          <w:rFonts w:ascii="Times New Roman" w:hAnsi="Times New Roman" w:cs="Times New Roman"/>
+          <w:sz w:val="24"/>
+          <w:szCs w:val="24"/>
+        </w:rPr>
+        <w:t>hearing_date</w:t>
+      </w:r>
+      <w:r>
+        <w:rPr>
+          <w:rFonts w:ascii="Times New Roman" w:hAnsi="Times New Roman" w:cs="Times New Roman"/>
+          <w:sz w:val="24"/>
+          <w:szCs w:val="24"/>
+        </w:rPr>
+        <w:t>.format</w:t>
+      </w:r>
+      <w:proofErr w:type="spellEnd"/>
+      <w:r>
+        <w:rPr>
+          <w:rFonts w:ascii="Times New Roman" w:hAnsi="Times New Roman" w:cs="Times New Roman"/>
+          <w:sz w:val="24"/>
+          <w:szCs w:val="24"/>
+        </w:rPr>
+        <w:t xml:space="preserve">(“MMMM d, </w:t>
+      </w:r>
+      <w:proofErr w:type="spellStart"/>
+      <w:r>
+        <w:rPr>
+          <w:rFonts w:ascii="Times New Roman" w:hAnsi="Times New Roman" w:cs="Times New Roman"/>
+          <w:sz w:val="24"/>
+          <w:szCs w:val="24"/>
+        </w:rPr>
+        <w:t>yyyy</w:t>
+      </w:r>
+      <w:proofErr w:type="spellEnd"/>
+      <w:r>
+        <w:rPr>
+          <w:rFonts w:ascii="Times New Roman" w:hAnsi="Times New Roman" w:cs="Times New Roman"/>
+          <w:sz w:val="24"/>
+          <w:szCs w:val="24"/>
+        </w:rPr>
+        <w:t>”</w:t>
+      </w:r>
+      <w:r>
+        <w:rPr>
+          <w:rFonts w:ascii="Times New Roman" w:hAnsi="Times New Roman" w:cs="Times New Roman"/>
+          <w:sz w:val="24"/>
+          <w:szCs w:val="24"/>
+        </w:rPr>
+        <w:t xml:space="preserve">) </w:t>
       </w:r>
       <w:r>
         <w:rPr>
@@ -846,74 +1577,122 @@
           <w:sz w:val="24"/>
           <w:szCs w:val="24"/>
         </w:rPr>
-        <w:t xml:space="preserve"> because: </w:t>
-      </w:r>
-      <w:r>
-        <w:rPr>
-          <w:rFonts w:ascii="Times New Roman" w:hAnsi="Times New Roman" w:cs="Times New Roman"/>
-          <w:sz w:val="24"/>
-          <w:szCs w:val="24"/>
-        </w:rPr>
-        <w:t>{</w:t>
-      </w:r>
-      <w:r>
-        <w:rPr>
-          <w:rFonts w:ascii="Times New Roman" w:hAnsi="Times New Roman" w:cs="Times New Roman"/>
-          <w:sz w:val="24"/>
-          <w:szCs w:val="24"/>
-        </w:rPr>
-        <w:t>{ missed_hearing_explanation }</w:t>
-      </w:r>
-      <w:r>
-        <w:rPr>
-          <w:rFonts w:ascii="Times New Roman" w:hAnsi="Times New Roman" w:cs="Times New Roman"/>
-          <w:sz w:val="24"/>
-          <w:szCs w:val="24"/>
-        </w:rPr>
-        <w:t>}</w:t>
-      </w:r>
-    </w:p>
-    <w:p>
-      <w:pPr>
-        <w:spacing w:after="0" w:line="240" w:lineRule="auto"/>
-        <w:rPr>
-          <w:rFonts w:ascii="Times New Roman" w:hAnsi="Times New Roman" w:cs="Times New Roman"/>
-          <w:sz w:val="24"/>
-          <w:szCs w:val="24"/>
-        </w:rPr>
-      </w:pPr>
-      <w:r>
-        <w:rPr>
-          <w:rFonts w:ascii="Times New Roman" w:hAnsi="Times New Roman" w:cs="Times New Roman"/>
-          <w:sz w:val="24"/>
-          <w:szCs w:val="24"/>
-        </w:rPr>
-        <w:t>{</w:t>
-      </w:r>
-      <w:r>
-        <w:rPr>
-          <w:rFonts w:ascii="Times New Roman" w:hAnsi="Times New Roman" w:cs="Times New Roman"/>
-          <w:sz w:val="24"/>
-          <w:szCs w:val="24"/>
-        </w:rPr>
-        <w:t>%</w:t>
-      </w:r>
-      <w:r>
-        <w:rPr>
-          <w:rFonts w:ascii="Times New Roman" w:hAnsi="Times New Roman" w:cs="Times New Roman"/>
-          <w:sz w:val="24"/>
-          <w:szCs w:val="24"/>
-        </w:rPr>
-        <w:t>p</w:t>
-      </w:r>
-      <w:r>
-        <w:rPr>
-          <w:rFonts w:ascii="Times New Roman" w:hAnsi="Times New Roman" w:cs="Times New Roman"/>
-          <w:sz w:val="24"/>
-          <w:szCs w:val="24"/>
-        </w:rPr>
-        <w:t xml:space="preserve"> endif</w:t>
-      </w:r>
+        <w:t xml:space="preserve">hearing, and a copy of the full record on appeal, to me at the above address. I also ask for time to submit a written argument after the Board sends me the transcript and record on appeal. </w:t>
+      </w:r>
+    </w:p>
+    <w:p>
+      <w:pPr>
+        <w:spacing w:after="0" w:line="240" w:lineRule="auto"/>
+        <w:rPr>
+          <w:rFonts w:ascii="Times New Roman" w:hAnsi="Times New Roman" w:cs="Times New Roman"/>
+          <w:sz w:val="24"/>
+          <w:szCs w:val="24"/>
+        </w:rPr>
+      </w:pPr>
+      <w:r>
+        <w:rPr>
+          <w:rFonts w:ascii="Times New Roman" w:hAnsi="Times New Roman" w:cs="Times New Roman"/>
+          <w:sz w:val="24"/>
+          <w:szCs w:val="24"/>
+        </w:rPr>
+        <w:t>{%p endif %}</w:t>
+      </w:r>
+    </w:p>
+    <w:p>
+      <w:pPr>
+        <w:spacing w:after="0" w:line="240" w:lineRule="auto"/>
+        <w:rPr>
+          <w:rFonts w:ascii="Times New Roman" w:hAnsi="Times New Roman" w:cs="Times New Roman"/>
+          <w:sz w:val="24"/>
+          <w:szCs w:val="24"/>
+        </w:rPr>
+      </w:pPr>
+    </w:p>
+    <w:p>
+      <w:pPr>
+        <w:spacing w:after="0" w:line="240" w:lineRule="auto"/>
+        <w:rPr>
+          <w:rFonts w:ascii="Times New Roman" w:hAnsi="Times New Roman" w:cs="Times New Roman"/>
+          <w:sz w:val="24"/>
+          <w:szCs w:val="24"/>
+        </w:rPr>
+      </w:pPr>
+      <w:r>
+        <w:rPr>
+          <w:rFonts w:ascii="Times New Roman" w:hAnsi="Times New Roman" w:cs="Times New Roman"/>
+          <w:sz w:val="24"/>
+          <w:szCs w:val="24"/>
+        </w:rPr>
+        <w:t xml:space="preserve">I certify that I served a copy of this letter </w:t>
+      </w:r>
+      <w:r>
+        <w:rPr>
+          <w:rFonts w:ascii="Times New Roman" w:hAnsi="Times New Roman" w:cs="Times New Roman"/>
+          <w:sz w:val="24"/>
+          <w:szCs w:val="24"/>
+        </w:rPr>
+        <w:t>to</w:t>
+      </w:r>
+      <w:r>
+        <w:rPr>
+          <w:rFonts w:ascii="Times New Roman" w:hAnsi="Times New Roman" w:cs="Times New Roman"/>
+          <w:sz w:val="24"/>
+          <w:szCs w:val="24"/>
+        </w:rPr>
+        <w:t xml:space="preserve"> </w:t>
+      </w:r>
+      <w:r>
+        <w:rPr>
+          <w:rFonts w:ascii="Times New Roman" w:hAnsi="Times New Roman" w:cs="Times New Roman"/>
+          <w:sz w:val="24"/>
+          <w:szCs w:val="24"/>
+        </w:rPr>
+        <w:t xml:space="preserve">{{ </w:t>
+      </w:r>
+      <w:proofErr w:type="spellStart"/>
+      <w:r>
+        <w:rPr>
+          <w:rFonts w:ascii="Times New Roman" w:hAnsi="Times New Roman" w:cs="Times New Roman"/>
+          <w:sz w:val="24"/>
+          <w:szCs w:val="24"/>
+        </w:rPr>
+        <w:t>employer.name_full</w:t>
+      </w:r>
+      <w:proofErr w:type="spellEnd"/>
+      <w:r>
+        <w:rPr>
+          <w:rFonts w:ascii="Times New Roman" w:hAnsi="Times New Roman" w:cs="Times New Roman"/>
+          <w:sz w:val="24"/>
+          <w:szCs w:val="24"/>
+        </w:rPr>
+        <w:t>() }}</w:t>
+      </w:r>
+      <w:r>
+        <w:rPr>
+          <w:rFonts w:ascii="Times New Roman" w:hAnsi="Times New Roman" w:cs="Times New Roman"/>
+          <w:sz w:val="24"/>
+          <w:szCs w:val="24"/>
+        </w:rPr>
+        <w:t xml:space="preserve"> </w:t>
+      </w:r>
+      <w:r>
+        <w:rPr>
+          <w:rFonts w:ascii="Times New Roman" w:hAnsi="Times New Roman" w:cs="Times New Roman"/>
+          <w:sz w:val="24"/>
+          <w:szCs w:val="24"/>
+        </w:rPr>
+        <w:t xml:space="preserve">{% if </w:t>
+      </w:r>
+      <w:proofErr w:type="spellStart"/>
+      <w:r>
+        <w:rPr>
+          <w:rFonts w:ascii="Times New Roman" w:hAnsi="Times New Roman" w:cs="Times New Roman"/>
+          <w:sz w:val="24"/>
+          <w:szCs w:val="24"/>
+        </w:rPr>
+        <w:t>delivery_date</w:t>
+      </w:r>
+      <w:proofErr w:type="spellEnd"/>
       <w:r>
         <w:rPr>
           <w:rFonts w:ascii="Times New Roman" w:hAnsi="Times New Roman" w:cs="Times New Roman"/>
@@ -922,107 +1701,65 @@
         </w:rPr>
         <w:t xml:space="preserve"> %}</w:t>
       </w:r>
-    </w:p>
-    <w:p>
-      <w:pPr>
-        <w:spacing w:after="0" w:line="240" w:lineRule="auto"/>
-        <w:rPr>
-          <w:rFonts w:ascii="Times New Roman" w:hAnsi="Times New Roman" w:cs="Times New Roman"/>
-          <w:sz w:val="24"/>
-          <w:szCs w:val="24"/>
-        </w:rPr>
-      </w:pPr>
-    </w:p>
-    <w:p>
-      <w:pPr>
-        <w:spacing w:after="0" w:line="240" w:lineRule="auto"/>
-        <w:rPr>
-          <w:rFonts w:ascii="Times New Roman" w:hAnsi="Times New Roman" w:cs="Times New Roman"/>
-          <w:sz w:val="24"/>
-          <w:szCs w:val="24"/>
-        </w:rPr>
-      </w:pPr>
-      <w:r>
-        <w:rPr>
-          <w:rFonts w:ascii="Times New Roman" w:hAnsi="Times New Roman" w:cs="Times New Roman"/>
-          <w:sz w:val="24"/>
-          <w:szCs w:val="24"/>
-        </w:rPr>
-        <w:t xml:space="preserve">{%p if </w:t>
-      </w:r>
-      <w:r>
-        <w:rPr>
-          <w:rFonts w:ascii="Times New Roman" w:hAnsi="Times New Roman" w:cs="Times New Roman"/>
-          <w:sz w:val="24"/>
-          <w:szCs w:val="24"/>
-        </w:rPr>
-        <w:t>request_transrcipt</w:t>
-      </w:r>
-      <w:r>
-        <w:rPr>
-          <w:rFonts w:ascii="Times New Roman" w:hAnsi="Times New Roman" w:cs="Times New Roman"/>
-          <w:sz w:val="24"/>
-          <w:szCs w:val="24"/>
-        </w:rPr>
-        <w:t xml:space="preserve"> %}</w:t>
-      </w:r>
-    </w:p>
-    <w:p>
-      <w:pPr>
-        <w:spacing w:after="0" w:line="240" w:lineRule="auto"/>
-        <w:rPr>
-          <w:rFonts w:ascii="Times New Roman" w:hAnsi="Times New Roman" w:cs="Times New Roman"/>
-          <w:sz w:val="24"/>
-          <w:szCs w:val="24"/>
-        </w:rPr>
-      </w:pPr>
-      <w:r>
-        <w:rPr>
-          <w:rFonts w:ascii="Times New Roman" w:hAnsi="Times New Roman" w:cs="Times New Roman"/>
-          <w:sz w:val="24"/>
-          <w:szCs w:val="24"/>
-        </w:rPr>
-        <w:t xml:space="preserve">Please send a copy of the transcript of the </w:t>
-      </w:r>
-      <w:r>
-        <w:rPr>
-          <w:rFonts w:ascii="Times New Roman" w:hAnsi="Times New Roman" w:cs="Times New Roman"/>
-          <w:sz w:val="24"/>
-          <w:szCs w:val="24"/>
-        </w:rPr>
-        <w:t>{{ hearing_date</w:t>
-      </w:r>
-      <w:r>
-        <w:rPr>
-          <w:rFonts w:ascii="Times New Roman" w:hAnsi="Times New Roman" w:cs="Times New Roman"/>
-          <w:sz w:val="24"/>
-          <w:szCs w:val="24"/>
-        </w:rPr>
-        <w:t>.format(“MMMM d, yyyy</w:t>
-      </w:r>
-      <w:r>
-        <w:rPr>
-          <w:rFonts w:ascii="Times New Roman" w:hAnsi="Times New Roman" w:cs="Times New Roman"/>
-          <w:sz w:val="24"/>
-          <w:szCs w:val="24"/>
-        </w:rPr>
-        <w:t>”</w:t>
-      </w:r>
-      <w:r>
-        <w:rPr>
-          <w:rFonts w:ascii="Times New Roman" w:hAnsi="Times New Roman" w:cs="Times New Roman"/>
-          <w:sz w:val="24"/>
-          <w:szCs w:val="24"/>
-        </w:rPr>
-        <w:t xml:space="preserve">) </w:t>
-      </w:r>
-      <w:r>
-        <w:rPr>
-          <w:rFonts w:ascii="Times New Roman" w:hAnsi="Times New Roman" w:cs="Times New Roman"/>
-          <w:sz w:val="24"/>
-          <w:szCs w:val="24"/>
-        </w:rPr>
-        <w:t>}}</w:t>
+      <w:r>
+        <w:rPr>
+          <w:rFonts w:ascii="Times New Roman" w:hAnsi="Times New Roman" w:cs="Times New Roman"/>
+          <w:sz w:val="24"/>
+          <w:szCs w:val="24"/>
+        </w:rPr>
+        <w:t xml:space="preserve">on {{ </w:t>
+      </w:r>
+      <w:proofErr w:type="spellStart"/>
+      <w:r>
+        <w:rPr>
+          <w:rFonts w:ascii="Times New Roman" w:hAnsi="Times New Roman" w:cs="Times New Roman"/>
+          <w:sz w:val="24"/>
+          <w:szCs w:val="24"/>
+        </w:rPr>
+        <w:t>delivery_date</w:t>
+      </w:r>
+      <w:r>
+        <w:rPr>
+          <w:rFonts w:ascii="Times New Roman" w:hAnsi="Times New Roman" w:cs="Times New Roman"/>
+          <w:sz w:val="24"/>
+          <w:szCs w:val="24"/>
+        </w:rPr>
+        <w:t>.format</w:t>
+      </w:r>
+      <w:proofErr w:type="spellEnd"/>
+      <w:r>
+        <w:rPr>
+          <w:rFonts w:ascii="Times New Roman" w:hAnsi="Times New Roman" w:cs="Times New Roman"/>
+          <w:sz w:val="24"/>
+          <w:szCs w:val="24"/>
+        </w:rPr>
+        <w:t>(“MM/dd/</w:t>
+      </w:r>
+      <w:proofErr w:type="spellStart"/>
+      <w:r>
+        <w:rPr>
+          <w:rFonts w:ascii="Times New Roman" w:hAnsi="Times New Roman" w:cs="Times New Roman"/>
+          <w:sz w:val="24"/>
+          <w:szCs w:val="24"/>
+        </w:rPr>
+        <w:t>yyyy</w:t>
+      </w:r>
+      <w:proofErr w:type="spellEnd"/>
+      <w:r>
+        <w:rPr>
+          <w:rFonts w:ascii="Times New Roman" w:hAnsi="Times New Roman" w:cs="Times New Roman"/>
+          <w:sz w:val="24"/>
+          <w:szCs w:val="24"/>
+        </w:rPr>
+        <w:t>”) }}</w:t>
+      </w:r>
+      <w:r>
+        <w:rPr>
+          <w:rFonts w:ascii="Times New Roman" w:hAnsi="Times New Roman" w:cs="Times New Roman"/>
+          <w:sz w:val="24"/>
+          <w:szCs w:val="24"/>
+        </w:rPr>
+        <w:t>{% endif %}</w:t>
       </w:r>
       <w:r>
         <w:rPr>
@@ -1038,131 +1775,23 @@
           <w:sz w:val="24"/>
           <w:szCs w:val="24"/>
         </w:rPr>
-        <w:t xml:space="preserve">hearing, and a copy of the full record on appeal, to me at the above address. I also ask for time to submit a written argument after the Board sends me the transcript and record on appeal. </w:t>
-      </w:r>
-    </w:p>
-    <w:p>
-      <w:pPr>
-        <w:spacing w:after="0" w:line="240" w:lineRule="auto"/>
-        <w:rPr>
-          <w:rFonts w:ascii="Times New Roman" w:hAnsi="Times New Roman" w:cs="Times New Roman"/>
-          <w:sz w:val="24"/>
-          <w:szCs w:val="24"/>
-        </w:rPr>
-      </w:pPr>
-      <w:r>
-        <w:rPr>
-          <w:rFonts w:ascii="Times New Roman" w:hAnsi="Times New Roman" w:cs="Times New Roman"/>
-          <w:sz w:val="24"/>
-          <w:szCs w:val="24"/>
-        </w:rPr>
-        <w:t>{%p endif %}</w:t>
-      </w:r>
-    </w:p>
-    <w:p>
-      <w:pPr>
-        <w:spacing w:after="0" w:line="240" w:lineRule="auto"/>
-        <w:rPr>
-          <w:rFonts w:ascii="Times New Roman" w:hAnsi="Times New Roman" w:cs="Times New Roman"/>
-          <w:sz w:val="24"/>
-          <w:szCs w:val="24"/>
-        </w:rPr>
-      </w:pPr>
-    </w:p>
-    <w:p>
-      <w:pPr>
-        <w:spacing w:after="0" w:line="240" w:lineRule="auto"/>
-        <w:rPr>
-          <w:rFonts w:ascii="Times New Roman" w:hAnsi="Times New Roman" w:cs="Times New Roman"/>
-          <w:sz w:val="24"/>
-          <w:szCs w:val="24"/>
-        </w:rPr>
-      </w:pPr>
-      <w:r>
-        <w:rPr>
-          <w:rFonts w:ascii="Times New Roman" w:hAnsi="Times New Roman" w:cs="Times New Roman"/>
-          <w:sz w:val="24"/>
-          <w:szCs w:val="24"/>
-        </w:rPr>
-        <w:t xml:space="preserve">I certify that I served a copy of this letter </w:t>
-      </w:r>
-      <w:r>
-        <w:rPr>
-          <w:rFonts w:ascii="Times New Roman" w:hAnsi="Times New Roman" w:cs="Times New Roman"/>
-          <w:sz w:val="24"/>
-          <w:szCs w:val="24"/>
-        </w:rPr>
-        <w:t>to</w:t>
-      </w:r>
-      <w:r>
-        <w:rPr>
-          <w:rFonts w:ascii="Times New Roman" w:hAnsi="Times New Roman" w:cs="Times New Roman"/>
-          <w:sz w:val="24"/>
-          <w:szCs w:val="24"/>
-        </w:rPr>
-        <w:t xml:space="preserve"> </w:t>
-      </w:r>
-      <w:r>
-        <w:rPr>
-          <w:rFonts w:ascii="Times New Roman" w:hAnsi="Times New Roman" w:cs="Times New Roman"/>
-          <w:sz w:val="24"/>
-          <w:szCs w:val="24"/>
-        </w:rPr>
-        <w:t>{{ employer.name_full() }}</w:t>
-      </w:r>
-      <w:r>
-        <w:rPr>
-          <w:rFonts w:ascii="Times New Roman" w:hAnsi="Times New Roman" w:cs="Times New Roman"/>
-          <w:sz w:val="24"/>
-          <w:szCs w:val="24"/>
-        </w:rPr>
-        <w:t xml:space="preserve"> on </w:t>
-      </w:r>
-      <w:r>
-        <w:rPr>
-          <w:rFonts w:ascii="Times New Roman" w:hAnsi="Times New Roman" w:cs="Times New Roman"/>
-          <w:sz w:val="24"/>
-          <w:szCs w:val="24"/>
-        </w:rPr>
-        <w:t xml:space="preserve">{{ </w:t>
-      </w:r>
-      <w:r>
-        <w:rPr>
-          <w:rFonts w:ascii="Times New Roman" w:hAnsi="Times New Roman" w:cs="Times New Roman"/>
-          <w:sz w:val="24"/>
-          <w:szCs w:val="24"/>
-        </w:rPr>
-        <w:t>delivery_date</w:t>
-      </w:r>
-      <w:r>
-        <w:rPr>
-          <w:rFonts w:ascii="Times New Roman" w:hAnsi="Times New Roman" w:cs="Times New Roman"/>
-          <w:sz w:val="24"/>
-          <w:szCs w:val="24"/>
-        </w:rPr>
-        <w:t xml:space="preserve">.format(“MM/dd/yyyy”) }} </w:t>
-      </w:r>
-      <w:r>
-        <w:rPr>
-          <w:rFonts w:ascii="Times New Roman" w:hAnsi="Times New Roman" w:cs="Times New Roman"/>
-          <w:sz w:val="24"/>
-          <w:szCs w:val="24"/>
-        </w:rPr>
         <w:t xml:space="preserve">along with the Notice of Appeal and additional evidence, if any. </w:t>
       </w:r>
     </w:p>
     <w:p>
       <w:pPr>
-        <w:spacing w:after="0" w:line="240" w:lineRule="auto"/>
-        <w:rPr>
-          <w:rFonts w:ascii="Times New Roman" w:hAnsi="Times New Roman" w:cs="Times New Roman"/>
-          <w:sz w:val="24"/>
-          <w:szCs w:val="24"/>
-        </w:rPr>
-      </w:pPr>
-    </w:p>
-    <w:p>
-      <w:pPr>
+        <w:keepLines/>
+        <w:spacing w:after="0" w:line="240" w:lineRule="auto"/>
+        <w:rPr>
+          <w:rFonts w:ascii="Times New Roman" w:hAnsi="Times New Roman" w:cs="Times New Roman"/>
+          <w:sz w:val="24"/>
+          <w:szCs w:val="24"/>
+        </w:rPr>
+      </w:pPr>
+    </w:p>
+    <w:p>
+      <w:pPr>
+        <w:keepLines/>
         <w:spacing w:after="0" w:line="240" w:lineRule="auto"/>
         <w:rPr>
           <w:rFonts w:ascii="Times New Roman" w:hAnsi="Times New Roman" w:cs="Times New Roman"/>
@@ -1181,26 +1810,29 @@
     </w:p>
     <w:p>
       <w:pPr>
-        <w:spacing w:after="0" w:line="240" w:lineRule="auto"/>
-        <w:rPr>
-          <w:rFonts w:ascii="Times New Roman" w:hAnsi="Times New Roman" w:cs="Times New Roman"/>
-          <w:sz w:val="24"/>
-          <w:szCs w:val="24"/>
-        </w:rPr>
-      </w:pPr>
-    </w:p>
-    <w:p>
-      <w:pPr>
-        <w:spacing w:after="0" w:line="240" w:lineRule="auto"/>
-        <w:rPr>
-          <w:rFonts w:ascii="Times New Roman" w:hAnsi="Times New Roman" w:cs="Times New Roman"/>
-          <w:sz w:val="24"/>
-          <w:szCs w:val="24"/>
-        </w:rPr>
-      </w:pPr>
-    </w:p>
-    <w:p>
-      <w:pPr>
+        <w:keepLines/>
+        <w:spacing w:after="0" w:line="240" w:lineRule="auto"/>
+        <w:rPr>
+          <w:rFonts w:ascii="Times New Roman" w:hAnsi="Times New Roman" w:cs="Times New Roman"/>
+          <w:sz w:val="24"/>
+          <w:szCs w:val="24"/>
+        </w:rPr>
+      </w:pPr>
+    </w:p>
+    <w:p>
+      <w:pPr>
+        <w:keepLines/>
+        <w:spacing w:after="0" w:line="240" w:lineRule="auto"/>
+        <w:rPr>
+          <w:rFonts w:ascii="Times New Roman" w:hAnsi="Times New Roman" w:cs="Times New Roman"/>
+          <w:sz w:val="24"/>
+          <w:szCs w:val="24"/>
+        </w:rPr>
+      </w:pPr>
+    </w:p>
+    <w:p>
+      <w:pPr>
+        <w:keepLines/>
         <w:tabs>
           <w:tab w:val="left" w:pos="5760"/>
         </w:tabs>
@@ -1224,6 +1856,7 @@
     </w:p>
     <w:p>
       <w:pPr>
+        <w:keepLines/>
         <w:spacing w:after="0" w:line="240" w:lineRule="auto"/>
         <w:rPr>
           <w:rFonts w:ascii="Times New Roman" w:hAnsi="Times New Roman" w:cs="Times New Roman"/>
@@ -1253,21 +1886,41 @@
           <w:sz w:val="24"/>
           <w:szCs w:val="24"/>
         </w:rPr>
-        <w:t>[0].name_full() }}</w:t>
-      </w:r>
-    </w:p>
-    <w:p>
-      <w:pPr>
-        <w:spacing w:after="0" w:line="240" w:lineRule="auto"/>
-        <w:rPr>
-          <w:rFonts w:ascii="Times New Roman" w:hAnsi="Times New Roman" w:cs="Times New Roman"/>
-          <w:sz w:val="24"/>
-          <w:szCs w:val="24"/>
-        </w:rPr>
-      </w:pPr>
-    </w:p>
-    <w:p>
-      <w:pPr>
+        <w:t>[0].</w:t>
+      </w:r>
+      <w:proofErr w:type="spellStart"/>
+      <w:r>
+        <w:rPr>
+          <w:rFonts w:ascii="Times New Roman" w:hAnsi="Times New Roman" w:cs="Times New Roman"/>
+          <w:sz w:val="24"/>
+          <w:szCs w:val="24"/>
+        </w:rPr>
+        <w:t>name_full</w:t>
+      </w:r>
+      <w:proofErr w:type="spellEnd"/>
+      <w:r>
+        <w:rPr>
+          <w:rFonts w:ascii="Times New Roman" w:hAnsi="Times New Roman" w:cs="Times New Roman"/>
+          <w:sz w:val="24"/>
+          <w:szCs w:val="24"/>
+        </w:rPr>
+        <w:t>() }}</w:t>
+      </w:r>
+    </w:p>
+    <w:p>
+      <w:pPr>
+        <w:keepLines/>
+        <w:spacing w:after="0" w:line="240" w:lineRule="auto"/>
+        <w:rPr>
+          <w:rFonts w:ascii="Times New Roman" w:hAnsi="Times New Roman" w:cs="Times New Roman"/>
+          <w:sz w:val="24"/>
+          <w:szCs w:val="24"/>
+        </w:rPr>
+      </w:pPr>
+    </w:p>
+    <w:p>
+      <w:pPr>
+        <w:keepLines/>
         <w:spacing w:after="0" w:line="240" w:lineRule="auto"/>
         <w:rPr>
           <w:rFonts w:ascii="Times New Roman" w:hAnsi="Times New Roman" w:cs="Times New Roman"/>
@@ -1289,44 +1942,187 @@
           <w:sz w:val="24"/>
           <w:szCs w:val="24"/>
         </w:rPr>
-        <w:t>{{ employer.name_full() }}</w:t>
-      </w:r>
-      <w:r>
-        <w:rPr>
-          <w:rFonts w:ascii="Times New Roman" w:hAnsi="Times New Roman" w:cs="Times New Roman"/>
-          <w:sz w:val="24"/>
-          <w:szCs w:val="24"/>
-        </w:rPr>
-        <w:t xml:space="preserve">, </w:t>
-      </w:r>
-      <w:r>
-        <w:rPr>
-          <w:rFonts w:ascii="Times New Roman" w:hAnsi="Times New Roman" w:cs="Times New Roman"/>
-          <w:sz w:val="24"/>
-          <w:szCs w:val="24"/>
-        </w:rPr>
-        <w:t>{{ employer.address.</w:t>
-      </w:r>
-      <w:r>
-        <w:rPr>
-          <w:rFonts w:ascii="Times New Roman" w:hAnsi="Times New Roman" w:cs="Times New Roman"/>
-          <w:sz w:val="24"/>
-          <w:szCs w:val="24"/>
-        </w:rPr>
-        <w:t>on_</w:t>
-      </w:r>
-      <w:r>
-        <w:rPr>
-          <w:rFonts w:ascii="Times New Roman" w:hAnsi="Times New Roman" w:cs="Times New Roman"/>
-          <w:sz w:val="24"/>
-          <w:szCs w:val="24"/>
-        </w:rPr>
-        <w:t>one_line() }}</w:t>
+        <w:t xml:space="preserve">{{ </w:t>
+      </w:r>
+      <w:proofErr w:type="spellStart"/>
+      <w:r>
+        <w:rPr>
+          <w:rFonts w:ascii="Times New Roman" w:hAnsi="Times New Roman" w:cs="Times New Roman"/>
+          <w:sz w:val="24"/>
+          <w:szCs w:val="24"/>
+        </w:rPr>
+        <w:t>employer.</w:t>
+      </w:r>
+      <w:r>
+        <w:rPr>
+          <w:rFonts w:ascii="Times New Roman" w:hAnsi="Times New Roman" w:cs="Times New Roman"/>
+          <w:sz w:val="24"/>
+          <w:szCs w:val="24"/>
+        </w:rPr>
+        <w:t>name_full</w:t>
+      </w:r>
+      <w:proofErr w:type="spellEnd"/>
+      <w:r>
+        <w:rPr>
+          <w:rFonts w:ascii="Times New Roman" w:hAnsi="Times New Roman" w:cs="Times New Roman"/>
+          <w:sz w:val="24"/>
+          <w:szCs w:val="24"/>
+        </w:rPr>
+        <w:t>()</w:t>
+      </w:r>
+      <w:r>
+        <w:rPr>
+          <w:rFonts w:ascii="Times New Roman" w:hAnsi="Times New Roman" w:cs="Times New Roman"/>
+          <w:sz w:val="24"/>
+          <w:szCs w:val="24"/>
+        </w:rPr>
+        <w:t xml:space="preserve"> }}</w:t>
+      </w:r>
+      <w:r>
+        <w:rPr>
+          <w:rFonts w:ascii="Times New Roman" w:hAnsi="Times New Roman" w:cs="Times New Roman"/>
+          <w:sz w:val="24"/>
+          <w:szCs w:val="24"/>
+        </w:rPr>
+        <w:br/>
+      </w:r>
+      <w:r>
+        <w:rPr>
+          <w:rFonts w:ascii="Times New Roman" w:hAnsi="Times New Roman" w:cs="Times New Roman"/>
+          <w:sz w:val="24"/>
+          <w:szCs w:val="24"/>
+        </w:rPr>
+        <w:t xml:space="preserve">{{ </w:t>
+      </w:r>
+      <w:proofErr w:type="spellStart"/>
+      <w:r>
+        <w:rPr>
+          <w:rFonts w:ascii="Times New Roman" w:hAnsi="Times New Roman" w:cs="Times New Roman"/>
+          <w:sz w:val="24"/>
+          <w:szCs w:val="24"/>
+        </w:rPr>
+        <w:t>employer.address.address</w:t>
+      </w:r>
+      <w:proofErr w:type="spellEnd"/>
+      <w:r>
+        <w:rPr>
+          <w:rFonts w:ascii="Times New Roman" w:hAnsi="Times New Roman" w:cs="Times New Roman"/>
+          <w:sz w:val="24"/>
+          <w:szCs w:val="24"/>
+        </w:rPr>
+        <w:t xml:space="preserve"> }}{% if </w:t>
+      </w:r>
+      <w:proofErr w:type="spellStart"/>
+      <w:r>
+        <w:rPr>
+          <w:rFonts w:ascii="Times New Roman" w:hAnsi="Times New Roman" w:cs="Times New Roman"/>
+          <w:sz w:val="24"/>
+          <w:szCs w:val="24"/>
+        </w:rPr>
+        <w:t>employer.address.unit</w:t>
+      </w:r>
+      <w:proofErr w:type="spellEnd"/>
+      <w:r>
+        <w:rPr>
+          <w:rFonts w:ascii="Times New Roman" w:hAnsi="Times New Roman" w:cs="Times New Roman"/>
+          <w:sz w:val="24"/>
+          <w:szCs w:val="24"/>
+        </w:rPr>
+        <w:t xml:space="preserve"> %},</w:t>
+      </w:r>
+      <w:r>
+        <w:rPr>
+          <w:rFonts w:ascii="Times New Roman" w:hAnsi="Times New Roman" w:cs="Times New Roman"/>
+          <w:sz w:val="24"/>
+          <w:szCs w:val="24"/>
+        </w:rPr>
+        <w:t xml:space="preserve"> </w:t>
+      </w:r>
+      <w:r>
+        <w:rPr>
+          <w:rFonts w:ascii="Times New Roman" w:hAnsi="Times New Roman" w:cs="Times New Roman"/>
+          <w:sz w:val="24"/>
+          <w:szCs w:val="24"/>
+        </w:rPr>
+        <w:t xml:space="preserve">{{ </w:t>
+      </w:r>
+      <w:proofErr w:type="spellStart"/>
+      <w:r>
+        <w:rPr>
+          <w:rFonts w:ascii="Times New Roman" w:hAnsi="Times New Roman" w:cs="Times New Roman"/>
+          <w:sz w:val="24"/>
+          <w:szCs w:val="24"/>
+        </w:rPr>
+        <w:t>employer.address.unit</w:t>
+      </w:r>
+      <w:proofErr w:type="spellEnd"/>
+      <w:r>
+        <w:rPr>
+          <w:rFonts w:ascii="Times New Roman" w:hAnsi="Times New Roman" w:cs="Times New Roman"/>
+          <w:sz w:val="24"/>
+          <w:szCs w:val="24"/>
+        </w:rPr>
+        <w:t xml:space="preserve"> }}{% endif %}</w:t>
+      </w:r>
+    </w:p>
+    <w:p>
+      <w:pPr>
+        <w:keepLines/>
+        <w:spacing w:after="0" w:line="240" w:lineRule="auto"/>
+        <w:rPr>
+          <w:rFonts w:ascii="Times New Roman" w:hAnsi="Times New Roman" w:cs="Times New Roman"/>
+          <w:sz w:val="24"/>
+          <w:szCs w:val="24"/>
+        </w:rPr>
+      </w:pPr>
+      <w:r>
+        <w:rPr>
+          <w:rFonts w:ascii="Times New Roman" w:hAnsi="Times New Roman" w:cs="Times New Roman"/>
+          <w:sz w:val="24"/>
+          <w:szCs w:val="24"/>
+        </w:rPr>
+        <w:t xml:space="preserve">{{ </w:t>
+      </w:r>
+      <w:proofErr w:type="spellStart"/>
+      <w:r>
+        <w:rPr>
+          <w:rFonts w:ascii="Times New Roman" w:hAnsi="Times New Roman" w:cs="Times New Roman"/>
+          <w:sz w:val="24"/>
+          <w:szCs w:val="24"/>
+        </w:rPr>
+        <w:t>employer.address.city</w:t>
+      </w:r>
+      <w:proofErr w:type="spellEnd"/>
+      <w:r>
+        <w:rPr>
+          <w:rFonts w:ascii="Times New Roman" w:hAnsi="Times New Roman" w:cs="Times New Roman"/>
+          <w:sz w:val="24"/>
+          <w:szCs w:val="24"/>
+        </w:rPr>
+        <w:t xml:space="preserve"> }} {{ </w:t>
+      </w:r>
+      <w:proofErr w:type="spellStart"/>
+      <w:r>
+        <w:rPr>
+          <w:rFonts w:ascii="Times New Roman" w:hAnsi="Times New Roman" w:cs="Times New Roman"/>
+          <w:sz w:val="24"/>
+          <w:szCs w:val="24"/>
+        </w:rPr>
+        <w:t>employer.address.city</w:t>
+      </w:r>
+      <w:proofErr w:type="spellEnd"/>
+      <w:r>
+        <w:rPr>
+          <w:rFonts w:ascii="Times New Roman" w:hAnsi="Times New Roman" w:cs="Times New Roman"/>
+          <w:sz w:val="24"/>
+          <w:szCs w:val="24"/>
+        </w:rPr>
+        <w:t xml:space="preserve"> }}, {{ employer.address.zip }}</w:t>
       </w:r>
     </w:p>
     <w:sectPr>
       <w:pgSz w:w="12240" w:h="15840"/>
-      <w:pgMar w:top="1440" w:right="1440" w:bottom="1440" w:left="1440" w:header="720" w:footer="720" w:gutter="0"/>
+      <w:pgMar w:top="720" w:right="720" w:bottom="720" w:left="720" w:header="720" w:footer="720" w:gutter="0"/>
       <w:cols w:space="720"/>
       <w:docGrid w:linePitch="360"/>
     </w:sectPr>
@@ -2058,6 +2854,7 @@
   <w:style w:type="character" w:default="1" w:styleId="DefaultParagraphFont">
     <w:name w:val="Default Paragraph Font"/>
     <w:uiPriority w:val="1"/>
+    <w:semiHidden/>
     <w:unhideWhenUsed/>
   </w:style>
   <w:style w:type="table" w:default="1" w:styleId="TableNormal">

--- a/docassemble/UIAppealAfterHearing/data/templates/cover_letter.docx
+++ b/docassemble/UIAppealAfterHearing/data/templates/cover_letter.docx
@@ -11,6 +11,7 @@
           <w:szCs w:val="24"/>
         </w:rPr>
       </w:pPr>
+      <w:proofErr w:type="gramStart"/>
       <w:r>
         <w:rPr>
           <w:rFonts w:ascii="Times New Roman" w:hAnsi="Times New Roman" w:cs="Times New Roman"/>
@@ -27,6 +28,7 @@
         </w:rPr>
         <w:t>users</w:t>
       </w:r>
+      <w:proofErr w:type="gramEnd"/>
       <w:r>
         <w:rPr>
           <w:rFonts w:ascii="Times New Roman" w:hAnsi="Times New Roman" w:cs="Times New Roman"/>
@@ -63,6 +65,7 @@
           <w:szCs w:val="24"/>
         </w:rPr>
       </w:pPr>
+      <w:proofErr w:type="gramStart"/>
       <w:r>
         <w:rPr>
           <w:rFonts w:ascii="Times New Roman" w:hAnsi="Times New Roman" w:cs="Times New Roman"/>
@@ -79,6 +82,7 @@
         </w:rPr>
         <w:t>users</w:t>
       </w:r>
+      <w:proofErr w:type="gramEnd"/>
       <w:r>
         <w:rPr>
           <w:rFonts w:ascii="Times New Roman" w:hAnsi="Times New Roman" w:cs="Times New Roman"/>
@@ -167,6 +171,7 @@
           <w:szCs w:val="24"/>
         </w:rPr>
       </w:pPr>
+      <w:proofErr w:type="gramStart"/>
       <w:r>
         <w:rPr>
           <w:rFonts w:ascii="Times New Roman" w:hAnsi="Times New Roman" w:cs="Times New Roman"/>
@@ -189,6 +194,49 @@
           <w:sz w:val="24"/>
           <w:szCs w:val="24"/>
         </w:rPr>
+        <w:t>users</w:t>
+      </w:r>
+      <w:proofErr w:type="gramEnd"/>
+      <w:r>
+        <w:rPr>
+          <w:rFonts w:ascii="Times New Roman" w:hAnsi="Times New Roman" w:cs="Times New Roman"/>
+          <w:sz w:val="24"/>
+          <w:szCs w:val="24"/>
+        </w:rPr>
+        <w:t>[0].</w:t>
+      </w:r>
+      <w:proofErr w:type="spellStart"/>
+      <w:r>
+        <w:rPr>
+          <w:rFonts w:ascii="Times New Roman" w:hAnsi="Times New Roman" w:cs="Times New Roman"/>
+          <w:sz w:val="24"/>
+          <w:szCs w:val="24"/>
+        </w:rPr>
+        <w:t>address.city</w:t>
+      </w:r>
+      <w:proofErr w:type="spellEnd"/>
+      <w:r>
+        <w:rPr>
+          <w:rFonts w:ascii="Times New Roman" w:hAnsi="Times New Roman" w:cs="Times New Roman"/>
+          <w:sz w:val="24"/>
+          <w:szCs w:val="24"/>
+        </w:rPr>
+        <w:t xml:space="preserve"> }}, {{</w:t>
+      </w:r>
+      <w:r>
+        <w:rPr>
+          <w:rFonts w:ascii="Times New Roman" w:hAnsi="Times New Roman" w:cs="Times New Roman"/>
+          <w:sz w:val="24"/>
+          <w:szCs w:val="24"/>
+        </w:rPr>
+        <w:t xml:space="preserve"> </w:t>
+      </w:r>
+      <w:r>
+        <w:rPr>
+          <w:rFonts w:ascii="Times New Roman" w:hAnsi="Times New Roman" w:cs="Times New Roman"/>
+          <w:sz w:val="24"/>
+          <w:szCs w:val="24"/>
+        </w:rPr>
         <w:t>users[0].</w:t>
       </w:r>
       <w:proofErr w:type="spellStart"/>
@@ -223,7 +271,45 @@
           <w:sz w:val="24"/>
           <w:szCs w:val="24"/>
         </w:rPr>
-        <w:t>users[0].</w:t>
+        <w:t>users[0].address.zip }}</w:t>
+      </w:r>
+    </w:p>
+    <w:p>
+      <w:pPr>
+        <w:spacing w:after="0" w:line="240" w:lineRule="auto"/>
+        <w:rPr>
+          <w:rFonts w:ascii="Times New Roman" w:hAnsi="Times New Roman" w:cs="Times New Roman"/>
+          <w:sz w:val="24"/>
+          <w:szCs w:val="24"/>
+        </w:rPr>
+      </w:pPr>
+    </w:p>
+    <w:p>
+      <w:pPr>
+        <w:spacing w:line="240" w:lineRule="auto"/>
+        <w:rPr>
+          <w:rFonts w:ascii="Times New Roman" w:hAnsi="Times New Roman" w:cs="Times New Roman"/>
+          <w:sz w:val="24"/>
+          <w:szCs w:val="24"/>
+        </w:rPr>
+      </w:pPr>
+      <w:proofErr w:type="gramStart"/>
+      <w:r>
+        <w:rPr>
+          <w:rFonts w:ascii="Times New Roman" w:hAnsi="Times New Roman" w:cs="Times New Roman"/>
+          <w:sz w:val="24"/>
+          <w:szCs w:val="24"/>
+        </w:rPr>
+        <w:t>{{ today</w:t>
+      </w:r>
+      <w:proofErr w:type="gramEnd"/>
+      <w:r>
+        <w:rPr>
+          <w:rFonts w:ascii="Times New Roman" w:hAnsi="Times New Roman" w:cs="Times New Roman"/>
+          <w:sz w:val="24"/>
+          <w:szCs w:val="24"/>
+        </w:rPr>
+        <w:t xml:space="preserve">().format(“MMMM d, </w:t>
       </w:r>
       <w:proofErr w:type="spellStart"/>
       <w:r>
@@ -232,7 +318,7 @@
           <w:sz w:val="24"/>
           <w:szCs w:val="24"/>
         </w:rPr>
-        <w:t>address.city</w:t>
+        <w:t>yyyy</w:t>
       </w:r>
       <w:proofErr w:type="spellEnd"/>
       <w:r>
@@ -241,7 +327,102 @@
           <w:sz w:val="24"/>
           <w:szCs w:val="24"/>
         </w:rPr>
-        <w:t xml:space="preserve"> }}, {{</w:t>
+        <w:t>”</w:t>
+      </w:r>
+      <w:r>
+        <w:rPr>
+          <w:rFonts w:ascii="Times New Roman" w:hAnsi="Times New Roman" w:cs="Times New Roman"/>
+          <w:sz w:val="24"/>
+          <w:szCs w:val="24"/>
+        </w:rPr>
+        <w:t xml:space="preserve">) </w:t>
+      </w:r>
+      <w:r>
+        <w:rPr>
+          <w:rFonts w:ascii="Times New Roman" w:hAnsi="Times New Roman" w:cs="Times New Roman"/>
+          <w:sz w:val="24"/>
+          <w:szCs w:val="24"/>
+        </w:rPr>
+        <w:t>}}</w:t>
+      </w:r>
+    </w:p>
+    <w:p>
+      <w:pPr>
+        <w:spacing w:after="0" w:line="240" w:lineRule="auto"/>
+        <w:rPr>
+          <w:rFonts w:ascii="Times New Roman" w:hAnsi="Times New Roman" w:cs="Times New Roman"/>
+          <w:sz w:val="24"/>
+          <w:szCs w:val="24"/>
+        </w:rPr>
+      </w:pPr>
+      <w:r>
+        <w:rPr>
+          <w:rFonts w:ascii="Times New Roman" w:hAnsi="Times New Roman" w:cs="Times New Roman"/>
+          <w:sz w:val="24"/>
+          <w:szCs w:val="24"/>
+        </w:rPr>
+        <w:t>Illinois Department of Employment Security</w:t>
+      </w:r>
+    </w:p>
+    <w:p>
+      <w:pPr>
+        <w:spacing w:after="0" w:line="240" w:lineRule="auto"/>
+        <w:rPr>
+          <w:rFonts w:ascii="Times New Roman" w:hAnsi="Times New Roman" w:cs="Times New Roman"/>
+          <w:sz w:val="24"/>
+          <w:szCs w:val="24"/>
+        </w:rPr>
+      </w:pPr>
+      <w:r>
+        <w:rPr>
+          <w:rFonts w:ascii="Times New Roman" w:hAnsi="Times New Roman" w:cs="Times New Roman"/>
+          <w:sz w:val="24"/>
+          <w:szCs w:val="24"/>
+        </w:rPr>
+        <w:t>Board of Review</w:t>
+      </w:r>
+    </w:p>
+    <w:p>
+      <w:pPr>
+        <w:spacing w:after="0" w:line="240" w:lineRule="auto"/>
+        <w:rPr>
+          <w:rFonts w:ascii="Times New Roman" w:hAnsi="Times New Roman" w:cs="Times New Roman"/>
+          <w:sz w:val="24"/>
+          <w:szCs w:val="24"/>
+        </w:rPr>
+      </w:pPr>
+      <w:r>
+        <w:rPr>
+          <w:rFonts w:ascii="Times New Roman" w:hAnsi="Times New Roman" w:cs="Times New Roman"/>
+          <w:sz w:val="24"/>
+          <w:szCs w:val="24"/>
+        </w:rPr>
+        <w:t>33 South State Street</w:t>
+      </w:r>
+      <w:r>
+        <w:rPr>
+          <w:rFonts w:ascii="Times New Roman" w:hAnsi="Times New Roman" w:cs="Times New Roman"/>
+          <w:sz w:val="24"/>
+          <w:szCs w:val="24"/>
+        </w:rPr>
+        <w:t xml:space="preserve">, </w:t>
+      </w:r>
+      <w:r>
+        <w:rPr>
+          <w:rFonts w:ascii="Times New Roman" w:hAnsi="Times New Roman" w:cs="Times New Roman"/>
+          <w:sz w:val="24"/>
+          <w:szCs w:val="24"/>
+        </w:rPr>
+        <w:t>9</w:t>
+      </w:r>
+      <w:r>
+        <w:rPr>
+          <w:rFonts w:ascii="Times New Roman" w:hAnsi="Times New Roman" w:cs="Times New Roman"/>
+          <w:sz w:val="24"/>
+          <w:szCs w:val="24"/>
+          <w:vertAlign w:val="superscript"/>
+        </w:rPr>
+        <w:t>th</w:t>
       </w:r>
       <w:r>
         <w:rPr>
@@ -257,55 +438,106 @@
           <w:sz w:val="24"/>
           <w:szCs w:val="24"/>
         </w:rPr>
-        <w:t>users[0].address.zip }}</w:t>
-      </w:r>
-    </w:p>
-    <w:p>
-      <w:pPr>
-        <w:spacing w:after="0" w:line="240" w:lineRule="auto"/>
-        <w:rPr>
-          <w:rFonts w:ascii="Times New Roman" w:hAnsi="Times New Roman" w:cs="Times New Roman"/>
-          <w:sz w:val="24"/>
-          <w:szCs w:val="24"/>
-        </w:rPr>
-      </w:pPr>
-    </w:p>
-    <w:p>
-      <w:pPr>
-        <w:spacing w:after="0" w:line="240" w:lineRule="auto"/>
-        <w:rPr>
-          <w:rFonts w:ascii="Times New Roman" w:hAnsi="Times New Roman" w:cs="Times New Roman"/>
-          <w:sz w:val="24"/>
-          <w:szCs w:val="24"/>
-        </w:rPr>
-      </w:pPr>
-    </w:p>
-    <w:p>
-      <w:pPr>
-        <w:spacing w:line="240" w:lineRule="auto"/>
-        <w:rPr>
-          <w:rFonts w:ascii="Times New Roman" w:hAnsi="Times New Roman" w:cs="Times New Roman"/>
-          <w:sz w:val="24"/>
-          <w:szCs w:val="24"/>
-        </w:rPr>
-      </w:pPr>
-    </w:p>
-    <w:p>
-      <w:pPr>
-        <w:spacing w:line="240" w:lineRule="auto"/>
-        <w:rPr>
-          <w:rFonts w:ascii="Times New Roman" w:hAnsi="Times New Roman" w:cs="Times New Roman"/>
-          <w:sz w:val="24"/>
-          <w:szCs w:val="24"/>
-        </w:rPr>
-      </w:pPr>
-      <w:r>
-        <w:rPr>
-          <w:rFonts w:ascii="Times New Roman" w:hAnsi="Times New Roman" w:cs="Times New Roman"/>
-          <w:sz w:val="24"/>
-          <w:szCs w:val="24"/>
-        </w:rPr>
-        <w:t xml:space="preserve">{{ today().format(“MMMM d, </w:t>
+        <w:t>Floor</w:t>
+      </w:r>
+    </w:p>
+    <w:p>
+      <w:pPr>
+        <w:spacing w:after="0" w:line="240" w:lineRule="auto"/>
+        <w:rPr>
+          <w:rFonts w:ascii="Times New Roman" w:hAnsi="Times New Roman" w:cs="Times New Roman"/>
+          <w:sz w:val="24"/>
+          <w:szCs w:val="24"/>
+        </w:rPr>
+      </w:pPr>
+      <w:r>
+        <w:rPr>
+          <w:rFonts w:ascii="Times New Roman" w:hAnsi="Times New Roman" w:cs="Times New Roman"/>
+          <w:sz w:val="24"/>
+          <w:szCs w:val="24"/>
+        </w:rPr>
+        <w:t>Chicago, IL 6060</w:t>
+      </w:r>
+      <w:r>
+        <w:rPr>
+          <w:rFonts w:ascii="Times New Roman" w:hAnsi="Times New Roman" w:cs="Times New Roman"/>
+          <w:sz w:val="24"/>
+          <w:szCs w:val="24"/>
+        </w:rPr>
+        <w:t>3</w:t>
+      </w:r>
+    </w:p>
+    <w:p>
+      <w:pPr>
+        <w:spacing w:after="0" w:line="240" w:lineRule="auto"/>
+        <w:rPr>
+          <w:rFonts w:ascii="Times New Roman" w:hAnsi="Times New Roman" w:cs="Times New Roman"/>
+          <w:sz w:val="24"/>
+          <w:szCs w:val="24"/>
+        </w:rPr>
+      </w:pPr>
+    </w:p>
+    <w:p>
+      <w:pPr>
+        <w:spacing w:after="0" w:line="240" w:lineRule="auto"/>
+        <w:rPr>
+          <w:rFonts w:ascii="Times New Roman" w:hAnsi="Times New Roman" w:cs="Times New Roman"/>
+          <w:sz w:val="24"/>
+          <w:szCs w:val="24"/>
+        </w:rPr>
+      </w:pPr>
+      <w:r>
+        <w:rPr>
+          <w:rFonts w:ascii="Times New Roman" w:hAnsi="Times New Roman" w:cs="Times New Roman"/>
+          <w:sz w:val="24"/>
+          <w:szCs w:val="24"/>
+        </w:rPr>
+        <w:t xml:space="preserve">Dear Illinois Department of Employment Security: </w:t>
+      </w:r>
+    </w:p>
+    <w:p>
+      <w:pPr>
+        <w:spacing w:after="0" w:line="240" w:lineRule="auto"/>
+        <w:rPr>
+          <w:rFonts w:ascii="Times New Roman" w:hAnsi="Times New Roman" w:cs="Times New Roman"/>
+          <w:sz w:val="24"/>
+          <w:szCs w:val="24"/>
+        </w:rPr>
+      </w:pPr>
+    </w:p>
+    <w:p>
+      <w:pPr>
+        <w:spacing w:after="0" w:line="240" w:lineRule="auto"/>
+        <w:rPr>
+          <w:rFonts w:ascii="Times New Roman" w:hAnsi="Times New Roman" w:cs="Times New Roman"/>
+          <w:sz w:val="24"/>
+          <w:szCs w:val="24"/>
+        </w:rPr>
+      </w:pPr>
+      <w:r>
+        <w:rPr>
+          <w:rFonts w:ascii="Times New Roman" w:hAnsi="Times New Roman" w:cs="Times New Roman"/>
+          <w:sz w:val="24"/>
+          <w:szCs w:val="24"/>
+        </w:rPr>
+        <w:t>I want to appeal the denial of unemployment benefits because I disagree with the decision</w:t>
+      </w:r>
+      <w:r>
+        <w:rPr>
+          <w:rFonts w:ascii="Times New Roman" w:hAnsi="Times New Roman" w:cs="Times New Roman"/>
+          <w:sz w:val="24"/>
+          <w:szCs w:val="24"/>
+        </w:rPr>
+        <w:t xml:space="preserve">. I want a hearing. Please consider this a “Notice of Appeal” of the decision dated </w:t>
+      </w:r>
+      <w:proofErr w:type="gramStart"/>
+      <w:r>
+        <w:rPr>
+          <w:rFonts w:ascii="Times New Roman" w:hAnsi="Times New Roman" w:cs="Times New Roman"/>
+          <w:sz w:val="24"/>
+          <w:szCs w:val="24"/>
+        </w:rPr>
+        <w:t xml:space="preserve">{{ </w:t>
       </w:r>
       <w:proofErr w:type="spellStart"/>
       <w:r>
@@ -314,244 +546,16 @@
           <w:sz w:val="24"/>
           <w:szCs w:val="24"/>
         </w:rPr>
-        <w:t>yyyy</w:t>
-      </w:r>
-      <w:proofErr w:type="spellEnd"/>
-      <w:r>
-        <w:rPr>
-          <w:rFonts w:ascii="Times New Roman" w:hAnsi="Times New Roman" w:cs="Times New Roman"/>
-          <w:sz w:val="24"/>
-          <w:szCs w:val="24"/>
-        </w:rPr>
-        <w:t>”</w:t>
-      </w:r>
-      <w:r>
-        <w:rPr>
-          <w:rFonts w:ascii="Times New Roman" w:hAnsi="Times New Roman" w:cs="Times New Roman"/>
-          <w:sz w:val="24"/>
-          <w:szCs w:val="24"/>
-        </w:rPr>
-        <w:t xml:space="preserve">) </w:t>
-      </w:r>
-      <w:r>
-        <w:rPr>
-          <w:rFonts w:ascii="Times New Roman" w:hAnsi="Times New Roman" w:cs="Times New Roman"/>
-          <w:sz w:val="24"/>
-          <w:szCs w:val="24"/>
-        </w:rPr>
-        <w:t>}}</w:t>
-      </w:r>
-    </w:p>
-    <w:p>
-      <w:pPr>
-        <w:spacing w:line="240" w:lineRule="auto"/>
-        <w:rPr>
-          <w:rFonts w:ascii="Times New Roman" w:hAnsi="Times New Roman" w:cs="Times New Roman"/>
-          <w:sz w:val="24"/>
-          <w:szCs w:val="24"/>
-        </w:rPr>
-      </w:pPr>
-    </w:p>
-    <w:p>
-      <w:pPr>
-        <w:spacing w:after="0" w:line="240" w:lineRule="auto"/>
-        <w:rPr>
-          <w:rFonts w:ascii="Times New Roman" w:hAnsi="Times New Roman" w:cs="Times New Roman"/>
-          <w:sz w:val="24"/>
-          <w:szCs w:val="24"/>
-        </w:rPr>
-      </w:pPr>
-      <w:r>
-        <w:rPr>
-          <w:rFonts w:ascii="Times New Roman" w:hAnsi="Times New Roman" w:cs="Times New Roman"/>
-          <w:sz w:val="24"/>
-          <w:szCs w:val="24"/>
-        </w:rPr>
-        <w:t>Illinois Department of Employment Security</w:t>
-      </w:r>
-    </w:p>
-    <w:p>
-      <w:pPr>
-        <w:spacing w:after="0" w:line="240" w:lineRule="auto"/>
-        <w:rPr>
-          <w:rFonts w:ascii="Times New Roman" w:hAnsi="Times New Roman" w:cs="Times New Roman"/>
-          <w:sz w:val="24"/>
-          <w:szCs w:val="24"/>
-        </w:rPr>
-      </w:pPr>
-      <w:r>
-        <w:rPr>
-          <w:rFonts w:ascii="Times New Roman" w:hAnsi="Times New Roman" w:cs="Times New Roman"/>
-          <w:sz w:val="24"/>
-          <w:szCs w:val="24"/>
-        </w:rPr>
-        <w:t>Board of Review</w:t>
-      </w:r>
-    </w:p>
-    <w:p>
-      <w:pPr>
-        <w:spacing w:after="0" w:line="240" w:lineRule="auto"/>
-        <w:rPr>
-          <w:rFonts w:ascii="Times New Roman" w:hAnsi="Times New Roman" w:cs="Times New Roman"/>
-          <w:sz w:val="24"/>
-          <w:szCs w:val="24"/>
-        </w:rPr>
-      </w:pPr>
-      <w:r>
-        <w:rPr>
-          <w:rFonts w:ascii="Times New Roman" w:hAnsi="Times New Roman" w:cs="Times New Roman"/>
-          <w:sz w:val="24"/>
-          <w:szCs w:val="24"/>
-        </w:rPr>
-        <w:t>33 South State Street</w:t>
-      </w:r>
-      <w:r>
-        <w:rPr>
-          <w:rFonts w:ascii="Times New Roman" w:hAnsi="Times New Roman" w:cs="Times New Roman"/>
-          <w:sz w:val="24"/>
-          <w:szCs w:val="24"/>
-        </w:rPr>
-        <w:t xml:space="preserve">, </w:t>
-      </w:r>
-      <w:r>
-        <w:rPr>
-          <w:rFonts w:ascii="Times New Roman" w:hAnsi="Times New Roman" w:cs="Times New Roman"/>
-          <w:sz w:val="24"/>
-          <w:szCs w:val="24"/>
-        </w:rPr>
-        <w:t>9</w:t>
-      </w:r>
-      <w:r>
-        <w:rPr>
-          <w:rFonts w:ascii="Times New Roman" w:hAnsi="Times New Roman" w:cs="Times New Roman"/>
-          <w:sz w:val="24"/>
-          <w:szCs w:val="24"/>
-          <w:vertAlign w:val="superscript"/>
-        </w:rPr>
-        <w:t>th</w:t>
-      </w:r>
-      <w:r>
-        <w:rPr>
-          <w:rFonts w:ascii="Times New Roman" w:hAnsi="Times New Roman" w:cs="Times New Roman"/>
-          <w:sz w:val="24"/>
-          <w:szCs w:val="24"/>
-        </w:rPr>
-        <w:t xml:space="preserve"> </w:t>
-      </w:r>
-      <w:r>
-        <w:rPr>
-          <w:rFonts w:ascii="Times New Roman" w:hAnsi="Times New Roman" w:cs="Times New Roman"/>
-          <w:sz w:val="24"/>
-          <w:szCs w:val="24"/>
-        </w:rPr>
-        <w:t>Floor</w:t>
-      </w:r>
-    </w:p>
-    <w:p>
-      <w:pPr>
-        <w:spacing w:after="0" w:line="240" w:lineRule="auto"/>
-        <w:rPr>
-          <w:rFonts w:ascii="Times New Roman" w:hAnsi="Times New Roman" w:cs="Times New Roman"/>
-          <w:sz w:val="24"/>
-          <w:szCs w:val="24"/>
-        </w:rPr>
-      </w:pPr>
-      <w:r>
-        <w:rPr>
-          <w:rFonts w:ascii="Times New Roman" w:hAnsi="Times New Roman" w:cs="Times New Roman"/>
-          <w:sz w:val="24"/>
-          <w:szCs w:val="24"/>
-        </w:rPr>
-        <w:t>Chicago, IL 6060</w:t>
-      </w:r>
-      <w:r>
-        <w:rPr>
-          <w:rFonts w:ascii="Times New Roman" w:hAnsi="Times New Roman" w:cs="Times New Roman"/>
-          <w:sz w:val="24"/>
-          <w:szCs w:val="24"/>
-        </w:rPr>
-        <w:t>3</w:t>
-      </w:r>
-    </w:p>
-    <w:p>
-      <w:pPr>
-        <w:spacing w:after="0" w:line="240" w:lineRule="auto"/>
-        <w:rPr>
-          <w:rFonts w:ascii="Times New Roman" w:hAnsi="Times New Roman" w:cs="Times New Roman"/>
-          <w:sz w:val="24"/>
-          <w:szCs w:val="24"/>
-        </w:rPr>
-      </w:pPr>
-    </w:p>
-    <w:p>
-      <w:pPr>
-        <w:spacing w:after="0" w:line="240" w:lineRule="auto"/>
-        <w:rPr>
-          <w:rFonts w:ascii="Times New Roman" w:hAnsi="Times New Roman" w:cs="Times New Roman"/>
-          <w:sz w:val="24"/>
-          <w:szCs w:val="24"/>
-        </w:rPr>
-      </w:pPr>
-      <w:r>
-        <w:rPr>
-          <w:rFonts w:ascii="Times New Roman" w:hAnsi="Times New Roman" w:cs="Times New Roman"/>
-          <w:sz w:val="24"/>
-          <w:szCs w:val="24"/>
-        </w:rPr>
-        <w:t xml:space="preserve">Dear Illinois Department of Employment Security: </w:t>
-      </w:r>
-    </w:p>
-    <w:p>
-      <w:pPr>
-        <w:spacing w:after="0" w:line="240" w:lineRule="auto"/>
-        <w:rPr>
-          <w:rFonts w:ascii="Times New Roman" w:hAnsi="Times New Roman" w:cs="Times New Roman"/>
-          <w:sz w:val="24"/>
-          <w:szCs w:val="24"/>
-        </w:rPr>
-      </w:pPr>
-    </w:p>
-    <w:p>
-      <w:pPr>
-        <w:spacing w:after="0" w:line="240" w:lineRule="auto"/>
-        <w:rPr>
-          <w:rFonts w:ascii="Times New Roman" w:hAnsi="Times New Roman" w:cs="Times New Roman"/>
-          <w:sz w:val="24"/>
-          <w:szCs w:val="24"/>
-        </w:rPr>
-      </w:pPr>
-      <w:r>
-        <w:rPr>
-          <w:rFonts w:ascii="Times New Roman" w:hAnsi="Times New Roman" w:cs="Times New Roman"/>
-          <w:sz w:val="24"/>
-          <w:szCs w:val="24"/>
-        </w:rPr>
-        <w:t>I want to appeal the denial of unemployment benefits because I disagree with the decision</w:t>
-      </w:r>
-      <w:r>
-        <w:rPr>
-          <w:rFonts w:ascii="Times New Roman" w:hAnsi="Times New Roman" w:cs="Times New Roman"/>
-          <w:sz w:val="24"/>
-          <w:szCs w:val="24"/>
-        </w:rPr>
-        <w:t xml:space="preserve">. I want a hearing. Please consider this a “Notice of Appeal” of the decision dated </w:t>
-      </w:r>
-      <w:r>
-        <w:rPr>
-          <w:rFonts w:ascii="Times New Roman" w:hAnsi="Times New Roman" w:cs="Times New Roman"/>
-          <w:sz w:val="24"/>
-          <w:szCs w:val="24"/>
-        </w:rPr>
-        <w:t xml:space="preserve">{{ </w:t>
-      </w:r>
-      <w:proofErr w:type="spellStart"/>
-      <w:r>
-        <w:rPr>
-          <w:rFonts w:ascii="Times New Roman" w:hAnsi="Times New Roman" w:cs="Times New Roman"/>
-          <w:sz w:val="24"/>
-          <w:szCs w:val="24"/>
-        </w:rPr>
-        <w:t>decision_date</w:t>
+        <w:t>decision</w:t>
+      </w:r>
+      <w:proofErr w:type="gramEnd"/>
+      <w:r>
+        <w:rPr>
+          <w:rFonts w:ascii="Times New Roman" w:hAnsi="Times New Roman" w:cs="Times New Roman"/>
+          <w:sz w:val="24"/>
+          <w:szCs w:val="24"/>
+        </w:rPr>
+        <w:t>_date</w:t>
       </w:r>
       <w:r>
         <w:rPr>
@@ -631,7 +635,6 @@
           <w:rFonts w:ascii="Times New Roman" w:hAnsi="Times New Roman" w:cs="Times New Roman"/>
           <w:sz w:val="24"/>
           <w:szCs w:val="24"/>
-          <w:u w:val="single"/>
         </w:rPr>
       </w:pPr>
       <w:r>
@@ -650,14 +653,23 @@
         </w:rPr>
         <w:tab/>
       </w:r>
-      <w:r>
-        <w:rPr>
-          <w:rFonts w:ascii="Times New Roman" w:hAnsi="Times New Roman" w:cs="Times New Roman"/>
-          <w:sz w:val="24"/>
-          <w:szCs w:val="24"/>
-          <w:u w:val="single"/>
-        </w:rPr>
-        <w:t>{{ users[0].</w:t>
+      <w:proofErr w:type="gramStart"/>
+      <w:r>
+        <w:rPr>
+          <w:rFonts w:ascii="Times New Roman" w:hAnsi="Times New Roman" w:cs="Times New Roman"/>
+          <w:sz w:val="24"/>
+          <w:szCs w:val="24"/>
+        </w:rPr>
+        <w:t>{{ users</w:t>
+      </w:r>
+      <w:proofErr w:type="gramEnd"/>
+      <w:r>
+        <w:rPr>
+          <w:rFonts w:ascii="Times New Roman" w:hAnsi="Times New Roman" w:cs="Times New Roman"/>
+          <w:sz w:val="24"/>
+          <w:szCs w:val="24"/>
+        </w:rPr>
+        <w:t>[0].</w:t>
       </w:r>
       <w:proofErr w:type="spellStart"/>
       <w:r>
@@ -665,7 +677,6 @@
           <w:rFonts w:ascii="Times New Roman" w:hAnsi="Times New Roman" w:cs="Times New Roman"/>
           <w:sz w:val="24"/>
           <w:szCs w:val="24"/>
-          <w:u w:val="single"/>
         </w:rPr>
         <w:t>name_full</w:t>
       </w:r>
@@ -675,25 +686,14 @@
           <w:rFonts w:ascii="Times New Roman" w:hAnsi="Times New Roman" w:cs="Times New Roman"/>
           <w:sz w:val="24"/>
           <w:szCs w:val="24"/>
-          <w:u w:val="single"/>
-        </w:rPr>
-        <w:t>() }}</w:t>
-      </w:r>
-      <w:r>
-        <w:rPr>
-          <w:rFonts w:ascii="Times New Roman" w:hAnsi="Times New Roman" w:cs="Times New Roman"/>
-          <w:sz w:val="24"/>
-          <w:szCs w:val="24"/>
-          <w:u w:val="single"/>
-        </w:rPr>
-        <w:t xml:space="preserve">                     </w:t>
-      </w:r>
-      <w:r>
-        <w:rPr>
-          <w:rFonts w:ascii="Times New Roman" w:hAnsi="Times New Roman" w:cs="Times New Roman"/>
-          <w:sz w:val="24"/>
-          <w:szCs w:val="24"/>
-          <w:u w:val="single"/>
+        </w:rPr>
+        <w:t xml:space="preserve">() }}                     </w:t>
+      </w:r>
+      <w:r>
+        <w:rPr>
+          <w:rFonts w:ascii="Times New Roman" w:hAnsi="Times New Roman" w:cs="Times New Roman"/>
+          <w:sz w:val="24"/>
+          <w:szCs w:val="24"/>
         </w:rPr>
         <w:tab/>
       </w:r>
@@ -711,7 +711,6 @@
           <w:rFonts w:ascii="Times New Roman" w:hAnsi="Times New Roman" w:cs="Times New Roman"/>
           <w:sz w:val="24"/>
           <w:szCs w:val="24"/>
-          <w:u w:val="single"/>
         </w:rPr>
       </w:pPr>
       <w:r>
@@ -738,12 +737,12 @@
         </w:rPr>
         <w:tab/>
       </w:r>
-      <w:r>
-        <w:rPr>
-          <w:rFonts w:ascii="Times New Roman" w:hAnsi="Times New Roman" w:cs="Times New Roman"/>
-          <w:sz w:val="24"/>
-          <w:szCs w:val="24"/>
-          <w:u w:val="single"/>
+      <w:proofErr w:type="gramStart"/>
+      <w:r>
+        <w:rPr>
+          <w:rFonts w:ascii="Times New Roman" w:hAnsi="Times New Roman" w:cs="Times New Roman"/>
+          <w:sz w:val="24"/>
+          <w:szCs w:val="24"/>
         </w:rPr>
         <w:t xml:space="preserve">{{ </w:t>
       </w:r>
@@ -752,16 +751,15 @@
           <w:rFonts w:ascii="Times New Roman" w:hAnsi="Times New Roman" w:cs="Times New Roman"/>
           <w:sz w:val="24"/>
           <w:szCs w:val="24"/>
-          <w:u w:val="single"/>
         </w:rPr>
         <w:t>(</w:t>
       </w:r>
-      <w:r>
-        <w:rPr>
-          <w:rFonts w:ascii="Times New Roman" w:hAnsi="Times New Roman" w:cs="Times New Roman"/>
-          <w:sz w:val="24"/>
-          <w:szCs w:val="24"/>
-          <w:u w:val="single"/>
+      <w:proofErr w:type="gramEnd"/>
+      <w:r>
+        <w:rPr>
+          <w:rFonts w:ascii="Times New Roman" w:hAnsi="Times New Roman" w:cs="Times New Roman"/>
+          <w:sz w:val="24"/>
+          <w:szCs w:val="24"/>
         </w:rPr>
         <w:t>users[0].</w:t>
       </w:r>
@@ -771,7 +769,6 @@
           <w:rFonts w:ascii="Times New Roman" w:hAnsi="Times New Roman" w:cs="Times New Roman"/>
           <w:sz w:val="24"/>
           <w:szCs w:val="24"/>
-          <w:u w:val="single"/>
         </w:rPr>
         <w:t>id_or_</w:t>
       </w:r>
@@ -780,7 +777,6 @@
           <w:rFonts w:ascii="Times New Roman" w:hAnsi="Times New Roman" w:cs="Times New Roman"/>
           <w:sz w:val="24"/>
           <w:szCs w:val="24"/>
-          <w:u w:val="single"/>
         </w:rPr>
         <w:t>ssn</w:t>
       </w:r>
@@ -789,7 +785,6 @@
           <w:rFonts w:ascii="Times New Roman" w:hAnsi="Times New Roman" w:cs="Times New Roman"/>
           <w:sz w:val="24"/>
           <w:szCs w:val="24"/>
-          <w:u w:val="single"/>
         </w:rPr>
         <w:t>|int</w:t>
       </w:r>
@@ -799,7 +794,6 @@
           <w:rFonts w:ascii="Times New Roman" w:hAnsi="Times New Roman" w:cs="Times New Roman"/>
           <w:sz w:val="24"/>
           <w:szCs w:val="24"/>
-          <w:u w:val="single"/>
         </w:rPr>
         <w:t>)</w:t>
       </w:r>
@@ -808,7 +802,6 @@
           <w:rFonts w:ascii="Times New Roman" w:hAnsi="Times New Roman" w:cs="Times New Roman"/>
           <w:sz w:val="24"/>
           <w:szCs w:val="24"/>
-          <w:u w:val="single"/>
         </w:rPr>
         <w:t>|string</w:t>
       </w:r>
@@ -817,7 +810,6 @@
           <w:rFonts w:ascii="Times New Roman" w:hAnsi="Times New Roman" w:cs="Times New Roman"/>
           <w:sz w:val="24"/>
           <w:szCs w:val="24"/>
-          <w:u w:val="single"/>
         </w:rPr>
         <w:t xml:space="preserve"> }</w:t>
       </w:r>
@@ -826,7 +818,6 @@
           <w:rFonts w:ascii="Times New Roman" w:hAnsi="Times New Roman" w:cs="Times New Roman"/>
           <w:sz w:val="24"/>
           <w:szCs w:val="24"/>
-          <w:u w:val="single"/>
         </w:rPr>
         <w:t>}</w:t>
       </w:r>
@@ -835,7 +826,6 @@
           <w:rFonts w:ascii="Times New Roman" w:hAnsi="Times New Roman" w:cs="Times New Roman"/>
           <w:sz w:val="24"/>
           <w:szCs w:val="24"/>
-          <w:u w:val="single"/>
         </w:rPr>
         <w:tab/>
       </w:r>
@@ -844,7 +834,6 @@
           <w:rFonts w:ascii="Times New Roman" w:hAnsi="Times New Roman" w:cs="Times New Roman"/>
           <w:sz w:val="24"/>
           <w:szCs w:val="24"/>
-          <w:u w:val="single"/>
         </w:rPr>
         <w:tab/>
       </w:r>
@@ -862,7 +851,6 @@
           <w:rFonts w:ascii="Times New Roman" w:hAnsi="Times New Roman" w:cs="Times New Roman"/>
           <w:sz w:val="24"/>
           <w:szCs w:val="24"/>
-          <w:u w:val="single"/>
         </w:rPr>
       </w:pPr>
       <w:r>
@@ -881,12 +869,12 @@
         </w:rPr>
         <w:tab/>
       </w:r>
-      <w:r>
-        <w:rPr>
-          <w:rFonts w:ascii="Times New Roman" w:hAnsi="Times New Roman" w:cs="Times New Roman"/>
-          <w:sz w:val="24"/>
-          <w:szCs w:val="24"/>
-          <w:u w:val="single"/>
+      <w:proofErr w:type="gramStart"/>
+      <w:r>
+        <w:rPr>
+          <w:rFonts w:ascii="Times New Roman" w:hAnsi="Times New Roman" w:cs="Times New Roman"/>
+          <w:sz w:val="24"/>
+          <w:szCs w:val="24"/>
         </w:rPr>
         <w:t xml:space="preserve">{{ </w:t>
       </w:r>
@@ -896,9 +884,17 @@
           <w:rFonts w:ascii="Times New Roman" w:hAnsi="Times New Roman" w:cs="Times New Roman"/>
           <w:sz w:val="24"/>
           <w:szCs w:val="24"/>
-          <w:u w:val="single"/>
-        </w:rPr>
-        <w:t>phone_number_formatted</w:t>
+        </w:rPr>
+        <w:t>phone</w:t>
+      </w:r>
+      <w:proofErr w:type="gramEnd"/>
+      <w:r>
+        <w:rPr>
+          <w:rFonts w:ascii="Times New Roman" w:hAnsi="Times New Roman" w:cs="Times New Roman"/>
+          <w:sz w:val="24"/>
+          <w:szCs w:val="24"/>
+        </w:rPr>
+        <w:t>_number_formatted</w:t>
       </w:r>
       <w:proofErr w:type="spellEnd"/>
       <w:r>
@@ -906,7 +902,6 @@
           <w:rFonts w:ascii="Times New Roman" w:hAnsi="Times New Roman" w:cs="Times New Roman"/>
           <w:sz w:val="24"/>
           <w:szCs w:val="24"/>
-          <w:u w:val="single"/>
         </w:rPr>
         <w:t>(users[0].</w:t>
       </w:r>
@@ -916,7 +911,6 @@
           <w:rFonts w:ascii="Times New Roman" w:hAnsi="Times New Roman" w:cs="Times New Roman"/>
           <w:sz w:val="24"/>
           <w:szCs w:val="24"/>
-          <w:u w:val="single"/>
         </w:rPr>
         <w:t>phone_number</w:t>
       </w:r>
@@ -926,7 +920,6 @@
           <w:rFonts w:ascii="Times New Roman" w:hAnsi="Times New Roman" w:cs="Times New Roman"/>
           <w:sz w:val="24"/>
           <w:szCs w:val="24"/>
-          <w:u w:val="single"/>
         </w:rPr>
         <w:t>)</w:t>
       </w:r>
@@ -944,15 +937,13 @@
           <w:rFonts w:ascii="Times New Roman" w:hAnsi="Times New Roman" w:cs="Times New Roman"/>
           <w:sz w:val="24"/>
           <w:szCs w:val="24"/>
-          <w:u w:val="single"/>
-        </w:rPr>
-      </w:pPr>
-      <w:r>
-        <w:rPr>
-          <w:rFonts w:ascii="Times New Roman" w:hAnsi="Times New Roman" w:cs="Times New Roman"/>
-          <w:sz w:val="24"/>
-          <w:szCs w:val="24"/>
-          <w:u w:val="single"/>
+        </w:rPr>
+      </w:pPr>
+      <w:r>
+        <w:rPr>
+          <w:rFonts w:ascii="Times New Roman" w:hAnsi="Times New Roman" w:cs="Times New Roman"/>
+          <w:sz w:val="24"/>
+          <w:szCs w:val="24"/>
         </w:rPr>
         <w:t>}}</w:t>
       </w:r>
@@ -961,7 +952,6 @@
           <w:rFonts w:ascii="Times New Roman" w:hAnsi="Times New Roman" w:cs="Times New Roman"/>
           <w:sz w:val="24"/>
           <w:szCs w:val="24"/>
-          <w:u w:val="single"/>
         </w:rPr>
         <w:tab/>
       </w:r>
@@ -970,7 +960,6 @@
           <w:rFonts w:ascii="Times New Roman" w:hAnsi="Times New Roman" w:cs="Times New Roman"/>
           <w:sz w:val="24"/>
           <w:szCs w:val="24"/>
-          <w:u w:val="single"/>
         </w:rPr>
         <w:tab/>
       </w:r>
@@ -1063,6 +1052,7 @@
           <w:szCs w:val="24"/>
         </w:rPr>
       </w:pPr>
+      <w:proofErr w:type="gramStart"/>
       <w:r>
         <w:rPr>
           <w:rFonts w:ascii="Times New Roman" w:hAnsi="Times New Roman" w:cs="Times New Roman"/>
@@ -1078,7 +1068,16 @@
           <w:sz w:val="24"/>
           <w:szCs w:val="24"/>
         </w:rPr>
-        <w:t>doc.name.text</w:t>
+        <w:t>doc.name</w:t>
+      </w:r>
+      <w:proofErr w:type="gramEnd"/>
+      <w:r>
+        <w:rPr>
+          <w:rFonts w:ascii="Times New Roman" w:hAnsi="Times New Roman" w:cs="Times New Roman"/>
+          <w:sz w:val="24"/>
+          <w:szCs w:val="24"/>
+        </w:rPr>
+        <w:t>.text</w:t>
       </w:r>
       <w:proofErr w:type="spellEnd"/>
       <w:r>
@@ -1217,7 +1216,15 @@
           <w:sz w:val="24"/>
           <w:szCs w:val="24"/>
         </w:rPr>
-        <w:t xml:space="preserve"> if </w:t>
+        <w:t xml:space="preserve"> if</w:t>
+      </w:r>
+      <w:r>
+        <w:rPr>
+          <w:rFonts w:ascii="Times New Roman" w:hAnsi="Times New Roman" w:cs="Times New Roman"/>
+          <w:sz w:val="24"/>
+          <w:szCs w:val="24"/>
+        </w:rPr>
+        <w:t xml:space="preserve"> </w:t>
       </w:r>
       <w:proofErr w:type="spellStart"/>
       <w:r>
@@ -1226,7 +1233,7 @@
           <w:sz w:val="24"/>
           <w:szCs w:val="24"/>
         </w:rPr>
-        <w:t>attended_hearing</w:t>
+        <w:t>not_at_hearing_reason</w:t>
       </w:r>
       <w:proofErr w:type="spellEnd"/>
       <w:r>
@@ -1235,7 +1242,7 @@
           <w:sz w:val="24"/>
           <w:szCs w:val="24"/>
         </w:rPr>
-        <w:t xml:space="preserve"> == False</w:t>
+        <w:t>:</w:t>
       </w:r>
       <w:r>
         <w:rPr>
@@ -1269,7 +1276,16 @@
           <w:sz w:val="24"/>
           <w:szCs w:val="24"/>
         </w:rPr>
-        <w:t xml:space="preserve">on {{ </w:t>
+        <w:t xml:space="preserve">on </w:t>
+      </w:r>
+      <w:proofErr w:type="gramStart"/>
+      <w:r>
+        <w:rPr>
+          <w:rFonts w:ascii="Times New Roman" w:hAnsi="Times New Roman" w:cs="Times New Roman"/>
+          <w:sz w:val="24"/>
+          <w:szCs w:val="24"/>
+        </w:rPr>
+        <w:t xml:space="preserve">{{ </w:t>
       </w:r>
       <w:proofErr w:type="spellStart"/>
       <w:r>
@@ -1278,7 +1294,16 @@
           <w:sz w:val="24"/>
           <w:szCs w:val="24"/>
         </w:rPr>
-        <w:t>hearing_date</w:t>
+        <w:t>hearing</w:t>
+      </w:r>
+      <w:proofErr w:type="gramEnd"/>
+      <w:r>
+        <w:rPr>
+          <w:rFonts w:ascii="Times New Roman" w:hAnsi="Times New Roman" w:cs="Times New Roman"/>
+          <w:sz w:val="24"/>
+          <w:szCs w:val="24"/>
+        </w:rPr>
+        <w:t>_date</w:t>
       </w:r>
       <w:r>
         <w:rPr>
@@ -1329,6 +1354,40 @@
           <w:sz w:val="24"/>
           <w:szCs w:val="24"/>
         </w:rPr>
+        <w:t xml:space="preserve"> because: </w:t>
+      </w:r>
+      <w:r>
+        <w:rPr>
+          <w:rFonts w:ascii="Times New Roman" w:hAnsi="Times New Roman" w:cs="Times New Roman"/>
+          <w:sz w:val="24"/>
+          <w:szCs w:val="24"/>
+        </w:rPr>
+        <w:t>{</w:t>
+      </w:r>
+      <w:r>
+        <w:rPr>
+          <w:rFonts w:ascii="Times New Roman" w:hAnsi="Times New Roman" w:cs="Times New Roman"/>
+          <w:sz w:val="24"/>
+          <w:szCs w:val="24"/>
+        </w:rPr>
+        <w:t xml:space="preserve">{ </w:t>
+      </w:r>
+      <w:proofErr w:type="spellStart"/>
+      <w:r>
+        <w:rPr>
+          <w:rFonts w:ascii="Times New Roman" w:hAnsi="Times New Roman" w:cs="Times New Roman"/>
+          <w:sz w:val="24"/>
+          <w:szCs w:val="24"/>
+        </w:rPr>
+        <w:t>not_at_hearing_reason</w:t>
+      </w:r>
+      <w:proofErr w:type="spellEnd"/>
+      <w:r>
+        <w:rPr>
+          <w:rFonts w:ascii="Times New Roman" w:hAnsi="Times New Roman" w:cs="Times New Roman"/>
+          <w:sz w:val="24"/>
+          <w:szCs w:val="24"/>
+        </w:rPr>
         <w:t xml:space="preserve"> </w:t>
       </w:r>
       <w:r>
@@ -1337,8 +1396,26 @@
           <w:sz w:val="24"/>
           <w:szCs w:val="24"/>
         </w:rPr>
-        <w:t xml:space="preserve"> because: </w:t>
-      </w:r>
+        <w:t>}</w:t>
+      </w:r>
+      <w:r>
+        <w:rPr>
+          <w:rFonts w:ascii="Times New Roman" w:hAnsi="Times New Roman" w:cs="Times New Roman"/>
+          <w:sz w:val="24"/>
+          <w:szCs w:val="24"/>
+        </w:rPr>
+        <w:t>}</w:t>
+      </w:r>
+    </w:p>
+    <w:p>
+      <w:pPr>
+        <w:spacing w:after="0" w:line="240" w:lineRule="auto"/>
+        <w:rPr>
+          <w:rFonts w:ascii="Times New Roman" w:hAnsi="Times New Roman" w:cs="Times New Roman"/>
+          <w:sz w:val="24"/>
+          <w:szCs w:val="24"/>
+        </w:rPr>
+      </w:pPr>
       <w:r>
         <w:rPr>
           <w:rFonts w:ascii="Times New Roman" w:hAnsi="Times New Roman" w:cs="Times New Roman"/>
@@ -1353,7 +1430,59 @@
           <w:sz w:val="24"/>
           <w:szCs w:val="24"/>
         </w:rPr>
-        <w:t xml:space="preserve">{ </w:t>
+        <w:t>%</w:t>
+      </w:r>
+      <w:r>
+        <w:rPr>
+          <w:rFonts w:ascii="Times New Roman" w:hAnsi="Times New Roman" w:cs="Times New Roman"/>
+          <w:sz w:val="24"/>
+          <w:szCs w:val="24"/>
+        </w:rPr>
+        <w:t>p</w:t>
+      </w:r>
+      <w:r>
+        <w:rPr>
+          <w:rFonts w:ascii="Times New Roman" w:hAnsi="Times New Roman" w:cs="Times New Roman"/>
+          <w:sz w:val="24"/>
+          <w:szCs w:val="24"/>
+        </w:rPr>
+        <w:t xml:space="preserve"> endif</w:t>
+      </w:r>
+      <w:r>
+        <w:rPr>
+          <w:rFonts w:ascii="Times New Roman" w:hAnsi="Times New Roman" w:cs="Times New Roman"/>
+          <w:sz w:val="24"/>
+          <w:szCs w:val="24"/>
+        </w:rPr>
+        <w:t xml:space="preserve"> %}</w:t>
+      </w:r>
+    </w:p>
+    <w:p>
+      <w:pPr>
+        <w:spacing w:after="0" w:line="240" w:lineRule="auto"/>
+        <w:rPr>
+          <w:rFonts w:ascii="Times New Roman" w:hAnsi="Times New Roman" w:cs="Times New Roman"/>
+          <w:sz w:val="24"/>
+          <w:szCs w:val="24"/>
+        </w:rPr>
+      </w:pPr>
+    </w:p>
+    <w:p>
+      <w:pPr>
+        <w:spacing w:after="0" w:line="240" w:lineRule="auto"/>
+        <w:rPr>
+          <w:rFonts w:ascii="Times New Roman" w:hAnsi="Times New Roman" w:cs="Times New Roman"/>
+          <w:sz w:val="24"/>
+          <w:szCs w:val="24"/>
+        </w:rPr>
+      </w:pPr>
+      <w:r>
+        <w:rPr>
+          <w:rFonts w:ascii="Times New Roman" w:hAnsi="Times New Roman" w:cs="Times New Roman"/>
+          <w:sz w:val="24"/>
+          <w:szCs w:val="24"/>
+        </w:rPr>
+        <w:t xml:space="preserve">{%p if </w:t>
       </w:r>
       <w:proofErr w:type="spellStart"/>
       <w:r>
@@ -1362,7 +1491,7 @@
           <w:sz w:val="24"/>
           <w:szCs w:val="24"/>
         </w:rPr>
-        <w:t>missed_hearing_explanation</w:t>
+        <w:t>request_transrcipt</w:t>
       </w:r>
       <w:proofErr w:type="spellEnd"/>
       <w:r>
@@ -1371,64 +1500,6 @@
           <w:sz w:val="24"/>
           <w:szCs w:val="24"/>
         </w:rPr>
-        <w:t xml:space="preserve"> }</w:t>
-      </w:r>
-      <w:r>
-        <w:rPr>
-          <w:rFonts w:ascii="Times New Roman" w:hAnsi="Times New Roman" w:cs="Times New Roman"/>
-          <w:sz w:val="24"/>
-          <w:szCs w:val="24"/>
-        </w:rPr>
-        <w:t>}</w:t>
-      </w:r>
-    </w:p>
-    <w:p>
-      <w:pPr>
-        <w:spacing w:after="0" w:line="240" w:lineRule="auto"/>
-        <w:rPr>
-          <w:rFonts w:ascii="Times New Roman" w:hAnsi="Times New Roman" w:cs="Times New Roman"/>
-          <w:sz w:val="24"/>
-          <w:szCs w:val="24"/>
-        </w:rPr>
-      </w:pPr>
-      <w:r>
-        <w:rPr>
-          <w:rFonts w:ascii="Times New Roman" w:hAnsi="Times New Roman" w:cs="Times New Roman"/>
-          <w:sz w:val="24"/>
-          <w:szCs w:val="24"/>
-        </w:rPr>
-        <w:t>{</w:t>
-      </w:r>
-      <w:r>
-        <w:rPr>
-          <w:rFonts w:ascii="Times New Roman" w:hAnsi="Times New Roman" w:cs="Times New Roman"/>
-          <w:sz w:val="24"/>
-          <w:szCs w:val="24"/>
-        </w:rPr>
-        <w:t>%</w:t>
-      </w:r>
-      <w:r>
-        <w:rPr>
-          <w:rFonts w:ascii="Times New Roman" w:hAnsi="Times New Roman" w:cs="Times New Roman"/>
-          <w:sz w:val="24"/>
-          <w:szCs w:val="24"/>
-        </w:rPr>
-        <w:t>p</w:t>
-      </w:r>
-      <w:r>
-        <w:rPr>
-          <w:rFonts w:ascii="Times New Roman" w:hAnsi="Times New Roman" w:cs="Times New Roman"/>
-          <w:sz w:val="24"/>
-          <w:szCs w:val="24"/>
-        </w:rPr>
-        <w:t xml:space="preserve"> endif</w:t>
-      </w:r>
-      <w:r>
-        <w:rPr>
-          <w:rFonts w:ascii="Times New Roman" w:hAnsi="Times New Roman" w:cs="Times New Roman"/>
-          <w:sz w:val="24"/>
-          <w:szCs w:val="24"/>
-        </w:rPr>
         <w:t xml:space="preserve"> %}</w:t>
       </w:r>
     </w:p>
@@ -1441,23 +1512,22 @@
           <w:szCs w:val="24"/>
         </w:rPr>
       </w:pPr>
-    </w:p>
-    <w:p>
-      <w:pPr>
-        <w:spacing w:after="0" w:line="240" w:lineRule="auto"/>
-        <w:rPr>
-          <w:rFonts w:ascii="Times New Roman" w:hAnsi="Times New Roman" w:cs="Times New Roman"/>
-          <w:sz w:val="24"/>
-          <w:szCs w:val="24"/>
-        </w:rPr>
-      </w:pPr>
-      <w:r>
-        <w:rPr>
-          <w:rFonts w:ascii="Times New Roman" w:hAnsi="Times New Roman" w:cs="Times New Roman"/>
-          <w:sz w:val="24"/>
-          <w:szCs w:val="24"/>
-        </w:rPr>
-        <w:t xml:space="preserve">{%p if </w:t>
+      <w:r>
+        <w:rPr>
+          <w:rFonts w:ascii="Times New Roman" w:hAnsi="Times New Roman" w:cs="Times New Roman"/>
+          <w:sz w:val="24"/>
+          <w:szCs w:val="24"/>
+        </w:rPr>
+        <w:t xml:space="preserve">Please send a copy of the transcript of the </w:t>
+      </w:r>
+      <w:proofErr w:type="gramStart"/>
+      <w:r>
+        <w:rPr>
+          <w:rFonts w:ascii="Times New Roman" w:hAnsi="Times New Roman" w:cs="Times New Roman"/>
+          <w:sz w:val="24"/>
+          <w:szCs w:val="24"/>
+        </w:rPr>
+        <w:t xml:space="preserve">{{ </w:t>
       </w:r>
       <w:proofErr w:type="spellStart"/>
       <w:r>
@@ -1466,7 +1536,24 @@
           <w:sz w:val="24"/>
           <w:szCs w:val="24"/>
         </w:rPr>
-        <w:t>request_transrcipt</w:t>
+        <w:t>hearing</w:t>
+      </w:r>
+      <w:proofErr w:type="gramEnd"/>
+      <w:r>
+        <w:rPr>
+          <w:rFonts w:ascii="Times New Roman" w:hAnsi="Times New Roman" w:cs="Times New Roman"/>
+          <w:sz w:val="24"/>
+          <w:szCs w:val="24"/>
+        </w:rPr>
+        <w:t>_date</w:t>
+      </w:r>
+      <w:r>
+        <w:rPr>
+          <w:rFonts w:ascii="Times New Roman" w:hAnsi="Times New Roman" w:cs="Times New Roman"/>
+          <w:sz w:val="24"/>
+          <w:szCs w:val="24"/>
+        </w:rPr>
+        <w:t>.format</w:t>
       </w:r>
       <w:proofErr w:type="spellEnd"/>
       <w:r>
@@ -1475,26 +1562,121 @@
           <w:sz w:val="24"/>
           <w:szCs w:val="24"/>
         </w:rPr>
-        <w:t xml:space="preserve"> %}</w:t>
-      </w:r>
-    </w:p>
-    <w:p>
-      <w:pPr>
-        <w:spacing w:after="0" w:line="240" w:lineRule="auto"/>
-        <w:rPr>
-          <w:rFonts w:ascii="Times New Roman" w:hAnsi="Times New Roman" w:cs="Times New Roman"/>
-          <w:sz w:val="24"/>
-          <w:szCs w:val="24"/>
-        </w:rPr>
-      </w:pPr>
-      <w:r>
-        <w:rPr>
-          <w:rFonts w:ascii="Times New Roman" w:hAnsi="Times New Roman" w:cs="Times New Roman"/>
-          <w:sz w:val="24"/>
-          <w:szCs w:val="24"/>
-        </w:rPr>
-        <w:t xml:space="preserve">Please send a copy of the transcript of the </w:t>
-      </w:r>
+        <w:t xml:space="preserve">(“MMMM d, </w:t>
+      </w:r>
+      <w:proofErr w:type="spellStart"/>
+      <w:r>
+        <w:rPr>
+          <w:rFonts w:ascii="Times New Roman" w:hAnsi="Times New Roman" w:cs="Times New Roman"/>
+          <w:sz w:val="24"/>
+          <w:szCs w:val="24"/>
+        </w:rPr>
+        <w:t>yyyy</w:t>
+      </w:r>
+      <w:proofErr w:type="spellEnd"/>
+      <w:r>
+        <w:rPr>
+          <w:rFonts w:ascii="Times New Roman" w:hAnsi="Times New Roman" w:cs="Times New Roman"/>
+          <w:sz w:val="24"/>
+          <w:szCs w:val="24"/>
+        </w:rPr>
+        <w:t>”</w:t>
+      </w:r>
+      <w:r>
+        <w:rPr>
+          <w:rFonts w:ascii="Times New Roman" w:hAnsi="Times New Roman" w:cs="Times New Roman"/>
+          <w:sz w:val="24"/>
+          <w:szCs w:val="24"/>
+        </w:rPr>
+        <w:t xml:space="preserve">) </w:t>
+      </w:r>
+      <w:r>
+        <w:rPr>
+          <w:rFonts w:ascii="Times New Roman" w:hAnsi="Times New Roman" w:cs="Times New Roman"/>
+          <w:sz w:val="24"/>
+          <w:szCs w:val="24"/>
+        </w:rPr>
+        <w:t>}}</w:t>
+      </w:r>
+      <w:r>
+        <w:rPr>
+          <w:rFonts w:ascii="Times New Roman" w:hAnsi="Times New Roman" w:cs="Times New Roman"/>
+          <w:sz w:val="24"/>
+          <w:szCs w:val="24"/>
+        </w:rPr>
+        <w:t xml:space="preserve"> </w:t>
+      </w:r>
+      <w:r>
+        <w:rPr>
+          <w:rFonts w:ascii="Times New Roman" w:hAnsi="Times New Roman" w:cs="Times New Roman"/>
+          <w:sz w:val="24"/>
+          <w:szCs w:val="24"/>
+        </w:rPr>
+        <w:t xml:space="preserve">hearing, and a copy of the full record on appeal, to me at the above address. I also ask for time to submit a written argument after the Board sends me the transcript and record on appeal. </w:t>
+      </w:r>
+    </w:p>
+    <w:p>
+      <w:pPr>
+        <w:spacing w:after="0" w:line="240" w:lineRule="auto"/>
+        <w:rPr>
+          <w:rFonts w:ascii="Times New Roman" w:hAnsi="Times New Roman" w:cs="Times New Roman"/>
+          <w:sz w:val="24"/>
+          <w:szCs w:val="24"/>
+        </w:rPr>
+      </w:pPr>
+      <w:r>
+        <w:rPr>
+          <w:rFonts w:ascii="Times New Roman" w:hAnsi="Times New Roman" w:cs="Times New Roman"/>
+          <w:sz w:val="24"/>
+          <w:szCs w:val="24"/>
+        </w:rPr>
+        <w:t>{%p endif %}</w:t>
+      </w:r>
+    </w:p>
+    <w:p>
+      <w:pPr>
+        <w:spacing w:after="0" w:line="240" w:lineRule="auto"/>
+        <w:rPr>
+          <w:rFonts w:ascii="Times New Roman" w:hAnsi="Times New Roman" w:cs="Times New Roman"/>
+          <w:sz w:val="24"/>
+          <w:szCs w:val="24"/>
+        </w:rPr>
+      </w:pPr>
+    </w:p>
+    <w:p>
+      <w:pPr>
+        <w:spacing w:after="0" w:line="240" w:lineRule="auto"/>
+        <w:rPr>
+          <w:rFonts w:ascii="Times New Roman" w:hAnsi="Times New Roman" w:cs="Times New Roman"/>
+          <w:sz w:val="24"/>
+          <w:szCs w:val="24"/>
+        </w:rPr>
+      </w:pPr>
+      <w:r>
+        <w:rPr>
+          <w:rFonts w:ascii="Times New Roman" w:hAnsi="Times New Roman" w:cs="Times New Roman"/>
+          <w:sz w:val="24"/>
+          <w:szCs w:val="24"/>
+        </w:rPr>
+        <w:t xml:space="preserve">I certify that I served a copy of this letter </w:t>
+      </w:r>
+      <w:r>
+        <w:rPr>
+          <w:rFonts w:ascii="Times New Roman" w:hAnsi="Times New Roman" w:cs="Times New Roman"/>
+          <w:sz w:val="24"/>
+          <w:szCs w:val="24"/>
+        </w:rPr>
+        <w:t>to</w:t>
+      </w:r>
+      <w:r>
+        <w:rPr>
+          <w:rFonts w:ascii="Times New Roman" w:hAnsi="Times New Roman" w:cs="Times New Roman"/>
+          <w:sz w:val="24"/>
+          <w:szCs w:val="24"/>
+        </w:rPr>
+        <w:t xml:space="preserve"> </w:t>
+      </w:r>
+      <w:proofErr w:type="gramStart"/>
       <w:r>
         <w:rPr>
           <w:rFonts w:ascii="Times New Roman" w:hAnsi="Times New Roman" w:cs="Times New Roman"/>
@@ -1510,15 +1692,16 @@
           <w:sz w:val="24"/>
           <w:szCs w:val="24"/>
         </w:rPr>
-        <w:t>hearing_date</w:t>
-      </w:r>
-      <w:r>
-        <w:rPr>
-          <w:rFonts w:ascii="Times New Roman" w:hAnsi="Times New Roman" w:cs="Times New Roman"/>
-          <w:sz w:val="24"/>
-          <w:szCs w:val="24"/>
-        </w:rPr>
-        <w:t>.format</w:t>
+        <w:t>employer.name</w:t>
+      </w:r>
+      <w:proofErr w:type="gramEnd"/>
+      <w:r>
+        <w:rPr>
+          <w:rFonts w:ascii="Times New Roman" w:hAnsi="Times New Roman" w:cs="Times New Roman"/>
+          <w:sz w:val="24"/>
+          <w:szCs w:val="24"/>
+        </w:rPr>
+        <w:t>_full</w:t>
       </w:r>
       <w:proofErr w:type="spellEnd"/>
       <w:r>
@@ -1527,153 +1710,7 @@
           <w:sz w:val="24"/>
           <w:szCs w:val="24"/>
         </w:rPr>
-        <w:t xml:space="preserve">(“MMMM d, </w:t>
-      </w:r>
-      <w:proofErr w:type="spellStart"/>
-      <w:r>
-        <w:rPr>
-          <w:rFonts w:ascii="Times New Roman" w:hAnsi="Times New Roman" w:cs="Times New Roman"/>
-          <w:sz w:val="24"/>
-          <w:szCs w:val="24"/>
-        </w:rPr>
-        <w:t>yyyy</w:t>
-      </w:r>
-      <w:proofErr w:type="spellEnd"/>
-      <w:r>
-        <w:rPr>
-          <w:rFonts w:ascii="Times New Roman" w:hAnsi="Times New Roman" w:cs="Times New Roman"/>
-          <w:sz w:val="24"/>
-          <w:szCs w:val="24"/>
-        </w:rPr>
-        <w:t>”</w:t>
-      </w:r>
-      <w:r>
-        <w:rPr>
-          <w:rFonts w:ascii="Times New Roman" w:hAnsi="Times New Roman" w:cs="Times New Roman"/>
-          <w:sz w:val="24"/>
-          <w:szCs w:val="24"/>
-        </w:rPr>
-        <w:t xml:space="preserve">) </w:t>
-      </w:r>
-      <w:r>
-        <w:rPr>
-          <w:rFonts w:ascii="Times New Roman" w:hAnsi="Times New Roman" w:cs="Times New Roman"/>
-          <w:sz w:val="24"/>
-          <w:szCs w:val="24"/>
-        </w:rPr>
-        <w:t>}}</w:t>
-      </w:r>
-      <w:r>
-        <w:rPr>
-          <w:rFonts w:ascii="Times New Roman" w:hAnsi="Times New Roman" w:cs="Times New Roman"/>
-          <w:sz w:val="24"/>
-          <w:szCs w:val="24"/>
-        </w:rPr>
-        <w:t xml:space="preserve"> </w:t>
-      </w:r>
-      <w:r>
-        <w:rPr>
-          <w:rFonts w:ascii="Times New Roman" w:hAnsi="Times New Roman" w:cs="Times New Roman"/>
-          <w:sz w:val="24"/>
-          <w:szCs w:val="24"/>
-        </w:rPr>
-        <w:t xml:space="preserve">hearing, and a copy of the full record on appeal, to me at the above address. I also ask for time to submit a written argument after the Board sends me the transcript and record on appeal. </w:t>
-      </w:r>
-    </w:p>
-    <w:p>
-      <w:pPr>
-        <w:spacing w:after="0" w:line="240" w:lineRule="auto"/>
-        <w:rPr>
-          <w:rFonts w:ascii="Times New Roman" w:hAnsi="Times New Roman" w:cs="Times New Roman"/>
-          <w:sz w:val="24"/>
-          <w:szCs w:val="24"/>
-        </w:rPr>
-      </w:pPr>
-      <w:r>
-        <w:rPr>
-          <w:rFonts w:ascii="Times New Roman" w:hAnsi="Times New Roman" w:cs="Times New Roman"/>
-          <w:sz w:val="24"/>
-          <w:szCs w:val="24"/>
-        </w:rPr>
-        <w:t>{%p endif %}</w:t>
-      </w:r>
-    </w:p>
-    <w:p>
-      <w:pPr>
-        <w:spacing w:after="0" w:line="240" w:lineRule="auto"/>
-        <w:rPr>
-          <w:rFonts w:ascii="Times New Roman" w:hAnsi="Times New Roman" w:cs="Times New Roman"/>
-          <w:sz w:val="24"/>
-          <w:szCs w:val="24"/>
-        </w:rPr>
-      </w:pPr>
-    </w:p>
-    <w:p>
-      <w:pPr>
-        <w:spacing w:after="0" w:line="240" w:lineRule="auto"/>
-        <w:rPr>
-          <w:rFonts w:ascii="Times New Roman" w:hAnsi="Times New Roman" w:cs="Times New Roman"/>
-          <w:sz w:val="24"/>
-          <w:szCs w:val="24"/>
-        </w:rPr>
-      </w:pPr>
-      <w:r>
-        <w:rPr>
-          <w:rFonts w:ascii="Times New Roman" w:hAnsi="Times New Roman" w:cs="Times New Roman"/>
-          <w:sz w:val="24"/>
-          <w:szCs w:val="24"/>
-        </w:rPr>
-        <w:t xml:space="preserve">I certify that I served a copy of this letter </w:t>
-      </w:r>
-      <w:r>
-        <w:rPr>
-          <w:rFonts w:ascii="Times New Roman" w:hAnsi="Times New Roman" w:cs="Times New Roman"/>
-          <w:sz w:val="24"/>
-          <w:szCs w:val="24"/>
-        </w:rPr>
-        <w:t>to</w:t>
-      </w:r>
-      <w:r>
-        <w:rPr>
-          <w:rFonts w:ascii="Times New Roman" w:hAnsi="Times New Roman" w:cs="Times New Roman"/>
-          <w:sz w:val="24"/>
-          <w:szCs w:val="24"/>
-        </w:rPr>
-        <w:t xml:space="preserve"> </w:t>
-      </w:r>
-      <w:r>
-        <w:rPr>
-          <w:rFonts w:ascii="Times New Roman" w:hAnsi="Times New Roman" w:cs="Times New Roman"/>
-          <w:sz w:val="24"/>
-          <w:szCs w:val="24"/>
-        </w:rPr>
-        <w:t xml:space="preserve">{{ </w:t>
-      </w:r>
-      <w:proofErr w:type="spellStart"/>
-      <w:r>
-        <w:rPr>
-          <w:rFonts w:ascii="Times New Roman" w:hAnsi="Times New Roman" w:cs="Times New Roman"/>
-          <w:sz w:val="24"/>
-          <w:szCs w:val="24"/>
-        </w:rPr>
-        <w:t>employer.name_full</w:t>
-      </w:r>
-      <w:proofErr w:type="spellEnd"/>
-      <w:r>
-        <w:rPr>
-          <w:rFonts w:ascii="Times New Roman" w:hAnsi="Times New Roman" w:cs="Times New Roman"/>
-          <w:sz w:val="24"/>
-          <w:szCs w:val="24"/>
-        </w:rPr>
         <w:t>() }}</w:t>
-      </w:r>
-      <w:r>
-        <w:rPr>
-          <w:rFonts w:ascii="Times New Roman" w:hAnsi="Times New Roman" w:cs="Times New Roman"/>
-          <w:sz w:val="24"/>
-          <w:szCs w:val="24"/>
-        </w:rPr>
-        <w:t xml:space="preserve"> </w:t>
       </w:r>
       <w:r>
         <w:rPr>
@@ -1864,6 +1901,7 @@
           <w:szCs w:val="24"/>
         </w:rPr>
       </w:pPr>
+      <w:proofErr w:type="gramStart"/>
       <w:r>
         <w:rPr>
           <w:rFonts w:ascii="Times New Roman" w:hAnsi="Times New Roman" w:cs="Times New Roman"/>
@@ -1880,6 +1918,7 @@
         </w:rPr>
         <w:t>users</w:t>
       </w:r>
+      <w:proofErr w:type="gramEnd"/>
       <w:r>
         <w:rPr>
           <w:rFonts w:ascii="Times New Roman" w:hAnsi="Times New Roman" w:cs="Times New Roman"/>
@@ -1936,6 +1975,7 @@
         </w:rPr>
         <w:t xml:space="preserve">cc: </w:t>
       </w:r>
+      <w:proofErr w:type="gramStart"/>
       <w:r>
         <w:rPr>
           <w:rFonts w:ascii="Times New Roman" w:hAnsi="Times New Roman" w:cs="Times New Roman"/>
@@ -1959,7 +1999,16 @@
           <w:sz w:val="24"/>
           <w:szCs w:val="24"/>
         </w:rPr>
-        <w:t>name_full</w:t>
+        <w:t>name</w:t>
+      </w:r>
+      <w:proofErr w:type="gramEnd"/>
+      <w:r>
+        <w:rPr>
+          <w:rFonts w:ascii="Times New Roman" w:hAnsi="Times New Roman" w:cs="Times New Roman"/>
+          <w:sz w:val="24"/>
+          <w:szCs w:val="24"/>
+        </w:rPr>
+        <w:t>_full</w:t>
       </w:r>
       <w:proofErr w:type="spellEnd"/>
       <w:r>
@@ -2075,6 +2124,7 @@
           <w:szCs w:val="24"/>
         </w:rPr>
       </w:pPr>
+      <w:proofErr w:type="gramStart"/>
       <w:r>
         <w:rPr>
           <w:rFonts w:ascii="Times New Roman" w:hAnsi="Times New Roman" w:cs="Times New Roman"/>
@@ -2090,7 +2140,16 @@
           <w:sz w:val="24"/>
           <w:szCs w:val="24"/>
         </w:rPr>
-        <w:t>employer.address.city</w:t>
+        <w:t>employer</w:t>
+      </w:r>
+      <w:proofErr w:type="gramEnd"/>
+      <w:r>
+        <w:rPr>
+          <w:rFonts w:ascii="Times New Roman" w:hAnsi="Times New Roman" w:cs="Times New Roman"/>
+          <w:sz w:val="24"/>
+          <w:szCs w:val="24"/>
+        </w:rPr>
+        <w:t>.address.city</w:t>
       </w:r>
       <w:proofErr w:type="spellEnd"/>
       <w:r>

--- a/docassemble/UIAppealAfterHearing/data/templates/cover_letter.docx
+++ b/docassemble/UIAppealAfterHearing/data/templates/cover_letter.docx
@@ -65,7 +65,6 @@
           <w:szCs w:val="24"/>
         </w:rPr>
       </w:pPr>
-      <w:proofErr w:type="gramStart"/>
       <w:r>
         <w:rPr>
           <w:rFonts w:ascii="Times New Roman" w:hAnsi="Times New Roman" w:cs="Times New Roman"/>
@@ -82,7 +81,6 @@
         </w:rPr>
         <w:t>users</w:t>
       </w:r>
-      <w:proofErr w:type="gramEnd"/>
       <w:r>
         <w:rPr>
           <w:rFonts w:ascii="Times New Roman" w:hAnsi="Times New Roman" w:cs="Times New Roman"/>
@@ -171,7 +169,6 @@
           <w:szCs w:val="24"/>
         </w:rPr>
       </w:pPr>
-      <w:proofErr w:type="gramStart"/>
       <w:r>
         <w:rPr>
           <w:rFonts w:ascii="Times New Roman" w:hAnsi="Times New Roman" w:cs="Times New Roman"/>
@@ -194,16 +191,7 @@
           <w:sz w:val="24"/>
           <w:szCs w:val="24"/>
         </w:rPr>
-        <w:t>users</w:t>
-      </w:r>
-      <w:proofErr w:type="gramEnd"/>
-      <w:r>
-        <w:rPr>
-          <w:rFonts w:ascii="Times New Roman" w:hAnsi="Times New Roman" w:cs="Times New Roman"/>
-          <w:sz w:val="24"/>
-          <w:szCs w:val="24"/>
-        </w:rPr>
-        <w:t>[0].</w:t>
+        <w:t>users[0].</w:t>
       </w:r>
       <w:proofErr w:type="spellStart"/>
       <w:r>
@@ -293,23 +281,13 @@
           <w:szCs w:val="24"/>
         </w:rPr>
       </w:pPr>
-      <w:proofErr w:type="gramStart"/>
-      <w:r>
-        <w:rPr>
-          <w:rFonts w:ascii="Times New Roman" w:hAnsi="Times New Roman" w:cs="Times New Roman"/>
-          <w:sz w:val="24"/>
-          <w:szCs w:val="24"/>
-        </w:rPr>
-        <w:t>{{ today</w:t>
-      </w:r>
-      <w:proofErr w:type="gramEnd"/>
-      <w:r>
-        <w:rPr>
-          <w:rFonts w:ascii="Times New Roman" w:hAnsi="Times New Roman" w:cs="Times New Roman"/>
-          <w:sz w:val="24"/>
-          <w:szCs w:val="24"/>
-        </w:rPr>
-        <w:t xml:space="preserve">().format(“MMMM d, </w:t>
+      <w:r>
+        <w:rPr>
+          <w:rFonts w:ascii="Times New Roman" w:hAnsi="Times New Roman" w:cs="Times New Roman"/>
+          <w:sz w:val="24"/>
+          <w:szCs w:val="24"/>
+        </w:rPr>
+        <w:t xml:space="preserve">{{ today().format(“MMMM d, </w:t>
       </w:r>
       <w:proofErr w:type="spellStart"/>
       <w:r>
@@ -530,7 +508,6 @@
         </w:rPr>
         <w:t xml:space="preserve">. I want a hearing. Please consider this a “Notice of Appeal” of the decision dated </w:t>
       </w:r>
-      <w:proofErr w:type="gramStart"/>
       <w:r>
         <w:rPr>
           <w:rFonts w:ascii="Times New Roman" w:hAnsi="Times New Roman" w:cs="Times New Roman"/>
@@ -546,24 +523,7 @@
           <w:sz w:val="24"/>
           <w:szCs w:val="24"/>
         </w:rPr>
-        <w:t>decision</w:t>
-      </w:r>
-      <w:proofErr w:type="gramEnd"/>
-      <w:r>
-        <w:rPr>
-          <w:rFonts w:ascii="Times New Roman" w:hAnsi="Times New Roman" w:cs="Times New Roman"/>
-          <w:sz w:val="24"/>
-          <w:szCs w:val="24"/>
-        </w:rPr>
-        <w:t>_date</w:t>
-      </w:r>
-      <w:r>
-        <w:rPr>
-          <w:rFonts w:ascii="Times New Roman" w:hAnsi="Times New Roman" w:cs="Times New Roman"/>
-          <w:sz w:val="24"/>
-          <w:szCs w:val="24"/>
-        </w:rPr>
-        <w:t>.format</w:t>
+        <w:t>appeal_date</w:t>
       </w:r>
       <w:proofErr w:type="spellEnd"/>
       <w:r>
@@ -572,25 +532,15 @@
           <w:sz w:val="24"/>
           <w:szCs w:val="24"/>
         </w:rPr>
-        <w:t>(“MM/dd/</w:t>
-      </w:r>
-      <w:proofErr w:type="spellStart"/>
-      <w:r>
-        <w:rPr>
-          <w:rFonts w:ascii="Times New Roman" w:hAnsi="Times New Roman" w:cs="Times New Roman"/>
-          <w:sz w:val="24"/>
-          <w:szCs w:val="24"/>
-        </w:rPr>
-        <w:t>yyyy</w:t>
-      </w:r>
-      <w:proofErr w:type="spellEnd"/>
-      <w:r>
-        <w:rPr>
-          <w:rFonts w:ascii="Times New Roman" w:hAnsi="Times New Roman" w:cs="Times New Roman"/>
-          <w:sz w:val="24"/>
-          <w:szCs w:val="24"/>
-        </w:rPr>
-        <w:t xml:space="preserve">”) }} </w:t>
+        <w:t xml:space="preserve"> </w:t>
+      </w:r>
+      <w:r>
+        <w:rPr>
+          <w:rFonts w:ascii="Times New Roman" w:hAnsi="Times New Roman" w:cs="Times New Roman"/>
+          <w:sz w:val="24"/>
+          <w:szCs w:val="24"/>
+        </w:rPr>
+        <w:t xml:space="preserve">}} </w:t>
       </w:r>
       <w:r>
         <w:rPr>

--- a/docassemble/UIAppealAfterHearing/data/templates/cover_letter.docx
+++ b/docassemble/UIAppealAfterHearing/data/templates/cover_letter.docx
@@ -1,6 +1,6 @@
 
 <file path=word/document.xml><?xml version="1.0" encoding="utf-8"?>
-<w:document xmlns:wpc="http://schemas.microsoft.com/office/word/2010/wordprocessingCanvas" xmlns:cx="http://schemas.microsoft.com/office/drawing/2014/chartex" xmlns:cx1="http://schemas.microsoft.com/office/drawing/2015/9/8/chartex" xmlns:cx2="http://schemas.microsoft.com/office/drawing/2015/10/21/chartex" xmlns:cx3="http://schemas.microsoft.com/office/drawing/2016/5/9/chartex" xmlns:cx4="http://schemas.microsoft.com/office/drawing/2016/5/10/chartex" xmlns:cx5="http://schemas.microsoft.com/office/drawing/2016/5/11/chartex" xmlns:cx6="http://schemas.microsoft.com/office/drawing/2016/5/12/chartex" xmlns:cx7="http://schemas.microsoft.com/office/drawing/2016/5/13/chartex" xmlns:cx8="http://schemas.microsoft.com/office/drawing/2016/5/14/chartex" xmlns:mc="http://schemas.openxmlformats.org/markup-compatibility/2006" xmlns:aink="http://schemas.microsoft.com/office/drawing/2016/ink" xmlns:am3d="http://schemas.microsoft.com/office/drawing/2017/model3d" xmlns:o="urn:schemas-microsoft-com:office:office" xmlns:oel="http://schemas.microsoft.com/office/2019/extlst" xmlns:r="http://schemas.openxmlformats.org/officeDocument/2006/relationships" xmlns:m="http://schemas.openxmlformats.org/officeDocument/2006/math" xmlns:v="urn:schemas-microsoft-com:vml" xmlns:wp14="http://schemas.microsoft.com/office/word/2010/wordprocessingDrawing" xmlns:wp="http://schemas.openxmlformats.org/drawingml/2006/wordprocessingDrawing" xmlns:w10="urn:schemas-microsoft-com:office:word" xmlns:w="http://schemas.openxmlformats.org/wordprocessingml/2006/main" xmlns:w14="http://schemas.microsoft.com/office/word/2010/wordml" xmlns:w15="http://schemas.microsoft.com/office/word/2012/wordml" xmlns:w16cex="http://schemas.microsoft.com/office/word/2018/wordml/cex" xmlns:w16cid="http://schemas.microsoft.com/office/word/2016/wordml/cid" xmlns:w16="http://schemas.microsoft.com/office/word/2018/wordml" xmlns:w16sdtdh="http://schemas.microsoft.com/office/word/2020/wordml/sdtdatahash" xmlns:w16se="http://schemas.microsoft.com/office/word/2015/wordml/symex" xmlns:wpg="http://schemas.microsoft.com/office/word/2010/wordprocessingGroup" xmlns:wpi="http://schemas.microsoft.com/office/word/2010/wordprocessingInk" xmlns:wne="http://schemas.microsoft.com/office/word/2006/wordml" xmlns:wps="http://schemas.microsoft.com/office/word/2010/wordprocessingShape" mc:Ignorable="w14 w15 w16se w16cid w16 w16cex w16sdtdh wp14">
+<w:document xmlns:wpc="http://schemas.microsoft.com/office/word/2010/wordprocessingCanvas" xmlns:cx="http://schemas.microsoft.com/office/drawing/2014/chartex" xmlns:cx1="http://schemas.microsoft.com/office/drawing/2015/9/8/chartex" xmlns:cx2="http://schemas.microsoft.com/office/drawing/2015/10/21/chartex" xmlns:cx3="http://schemas.microsoft.com/office/drawing/2016/5/9/chartex" xmlns:cx4="http://schemas.microsoft.com/office/drawing/2016/5/10/chartex" xmlns:cx5="http://schemas.microsoft.com/office/drawing/2016/5/11/chartex" xmlns:cx6="http://schemas.microsoft.com/office/drawing/2016/5/12/chartex" xmlns:cx7="http://schemas.microsoft.com/office/drawing/2016/5/13/chartex" xmlns:cx8="http://schemas.microsoft.com/office/drawing/2016/5/14/chartex" xmlns:mc="http://schemas.openxmlformats.org/markup-compatibility/2006" xmlns:aink="http://schemas.microsoft.com/office/drawing/2016/ink" xmlns:am3d="http://schemas.microsoft.com/office/drawing/2017/model3d" xmlns:o="urn:schemas-microsoft-com:office:office" xmlns:oel="http://schemas.microsoft.com/office/2019/extlst" xmlns:r="http://schemas.openxmlformats.org/officeDocument/2006/relationships" xmlns:m="http://schemas.openxmlformats.org/officeDocument/2006/math" xmlns:v="urn:schemas-microsoft-com:vml" xmlns:wp14="http://schemas.microsoft.com/office/word/2010/wordprocessingDrawing" xmlns:wp="http://schemas.openxmlformats.org/drawingml/2006/wordprocessingDrawing" xmlns:w10="urn:schemas-microsoft-com:office:word" xmlns:w="http://schemas.openxmlformats.org/wordprocessingml/2006/main" xmlns:w14="http://schemas.microsoft.com/office/word/2010/wordml" xmlns:w15="http://schemas.microsoft.com/office/word/2012/wordml" xmlns:w16cex="http://schemas.microsoft.com/office/word/2018/wordml/cex" xmlns:w16cid="http://schemas.microsoft.com/office/word/2016/wordml/cid" xmlns:w16="http://schemas.microsoft.com/office/word/2018/wordml" xmlns:w16du="http://schemas.microsoft.com/office/word/2023/wordml/word16du" xmlns:w16sdtdh="http://schemas.microsoft.com/office/word/2020/wordml/sdtdatahash" xmlns:w16sdtfl="http://schemas.microsoft.com/office/word/2024/wordml/sdtformatlock" xmlns:w16se="http://schemas.microsoft.com/office/word/2015/wordml/symex" xmlns:wpg="http://schemas.microsoft.com/office/word/2010/wordprocessingGroup" xmlns:wpi="http://schemas.microsoft.com/office/word/2010/wordprocessingInk" xmlns:wne="http://schemas.microsoft.com/office/word/2006/wordml" xmlns:wps="http://schemas.microsoft.com/office/word/2010/wordprocessingShape" mc:Ignorable="w14 w15 w16se w16cid w16 w16cex w16sdtdh w16sdtfl w16du wp14">
   <w:body>
     <w:p>
       <w:pPr>
@@ -11,7 +11,6 @@
           <w:szCs w:val="24"/>
         </w:rPr>
       </w:pPr>
-      <w:proofErr w:type="gramStart"/>
       <w:r>
         <w:rPr>
           <w:rFonts w:ascii="Times New Roman" w:hAnsi="Times New Roman" w:cs="Times New Roman"/>
@@ -28,7 +27,6 @@
         </w:rPr>
         <w:t>users</w:t>
       </w:r>
-      <w:proofErr w:type="gramEnd"/>
       <w:r>
         <w:rPr>
           <w:rFonts w:ascii="Times New Roman" w:hAnsi="Times New Roman" w:cs="Times New Roman"/>
@@ -71,23 +69,7 @@
           <w:sz w:val="24"/>
           <w:szCs w:val="24"/>
         </w:rPr>
-        <w:t xml:space="preserve">{{ </w:t>
-      </w:r>
-      <w:r>
-        <w:rPr>
-          <w:rFonts w:ascii="Times New Roman" w:hAnsi="Times New Roman" w:cs="Times New Roman"/>
-          <w:sz w:val="24"/>
-          <w:szCs w:val="24"/>
-        </w:rPr>
-        <w:t>users</w:t>
-      </w:r>
-      <w:r>
-        <w:rPr>
-          <w:rFonts w:ascii="Times New Roman" w:hAnsi="Times New Roman" w:cs="Times New Roman"/>
-          <w:sz w:val="24"/>
-          <w:szCs w:val="24"/>
-        </w:rPr>
-        <w:t>[0].</w:t>
+        <w:t>{{ users[0].</w:t>
       </w:r>
       <w:proofErr w:type="spellStart"/>
       <w:r>
@@ -96,15 +78,7 @@
           <w:sz w:val="24"/>
           <w:szCs w:val="24"/>
         </w:rPr>
-        <w:t>address.</w:t>
-      </w:r>
-      <w:r>
-        <w:rPr>
-          <w:rFonts w:ascii="Times New Roman" w:hAnsi="Times New Roman" w:cs="Times New Roman"/>
-          <w:sz w:val="24"/>
-          <w:szCs w:val="24"/>
-        </w:rPr>
-        <w:t>address</w:t>
+        <w:t>address.line_one</w:t>
       </w:r>
       <w:proofErr w:type="spellEnd"/>
       <w:r>
@@ -113,15 +87,25 @@
           <w:sz w:val="24"/>
           <w:szCs w:val="24"/>
         </w:rPr>
-        <w:t xml:space="preserve"> }}</w:t>
-      </w:r>
-      <w:r>
-        <w:rPr>
-          <w:rFonts w:ascii="Times New Roman" w:hAnsi="Times New Roman" w:cs="Times New Roman"/>
-          <w:sz w:val="24"/>
-          <w:szCs w:val="24"/>
-        </w:rPr>
-        <w:t>{% if users[0].</w:t>
+        <w:t>(bare=True) }}</w:t>
+      </w:r>
+    </w:p>
+    <w:p>
+      <w:pPr>
+        <w:spacing w:after="0" w:line="240" w:lineRule="auto"/>
+        <w:rPr>
+          <w:rFonts w:ascii="Times New Roman" w:hAnsi="Times New Roman" w:cs="Times New Roman"/>
+          <w:sz w:val="24"/>
+          <w:szCs w:val="24"/>
+        </w:rPr>
+      </w:pPr>
+      <w:r>
+        <w:rPr>
+          <w:rFonts w:ascii="Times New Roman" w:hAnsi="Times New Roman" w:cs="Times New Roman"/>
+          <w:sz w:val="24"/>
+          <w:szCs w:val="24"/>
+        </w:rPr>
+        <w:t>{{ users[0].</w:t>
       </w:r>
       <w:proofErr w:type="spellStart"/>
       <w:r>
@@ -130,7 +114,7 @@
           <w:sz w:val="24"/>
           <w:szCs w:val="24"/>
         </w:rPr>
-        <w:t>address.unit</w:t>
+        <w:t>address.line_two</w:t>
       </w:r>
       <w:proofErr w:type="spellEnd"/>
       <w:r>
@@ -139,127 +123,7 @@
           <w:sz w:val="24"/>
           <w:szCs w:val="24"/>
         </w:rPr>
-        <w:t xml:space="preserve"> %},{{ users[0].</w:t>
-      </w:r>
-      <w:proofErr w:type="spellStart"/>
-      <w:r>
-        <w:rPr>
-          <w:rFonts w:ascii="Times New Roman" w:hAnsi="Times New Roman" w:cs="Times New Roman"/>
-          <w:sz w:val="24"/>
-          <w:szCs w:val="24"/>
-        </w:rPr>
-        <w:t>address.unit</w:t>
-      </w:r>
-      <w:proofErr w:type="spellEnd"/>
-      <w:r>
-        <w:rPr>
-          <w:rFonts w:ascii="Times New Roman" w:hAnsi="Times New Roman" w:cs="Times New Roman"/>
-          <w:sz w:val="24"/>
-          <w:szCs w:val="24"/>
-        </w:rPr>
-        <w:t xml:space="preserve"> }}{% endif %}</w:t>
-      </w:r>
-    </w:p>
-    <w:p>
-      <w:pPr>
-        <w:spacing w:after="0" w:line="240" w:lineRule="auto"/>
-        <w:rPr>
-          <w:rFonts w:ascii="Times New Roman" w:hAnsi="Times New Roman" w:cs="Times New Roman"/>
-          <w:sz w:val="24"/>
-          <w:szCs w:val="24"/>
-        </w:rPr>
-      </w:pPr>
-      <w:r>
-        <w:rPr>
-          <w:rFonts w:ascii="Times New Roman" w:hAnsi="Times New Roman" w:cs="Times New Roman"/>
-          <w:sz w:val="24"/>
-          <w:szCs w:val="24"/>
-        </w:rPr>
-        <w:t>{{</w:t>
-      </w:r>
-      <w:r>
-        <w:rPr>
-          <w:rFonts w:ascii="Times New Roman" w:hAnsi="Times New Roman" w:cs="Times New Roman"/>
-          <w:sz w:val="24"/>
-          <w:szCs w:val="24"/>
-        </w:rPr>
-        <w:t xml:space="preserve"> </w:t>
-      </w:r>
-      <w:r>
-        <w:rPr>
-          <w:rFonts w:ascii="Times New Roman" w:hAnsi="Times New Roman" w:cs="Times New Roman"/>
-          <w:sz w:val="24"/>
-          <w:szCs w:val="24"/>
-        </w:rPr>
-        <w:t>users[0].</w:t>
-      </w:r>
-      <w:proofErr w:type="spellStart"/>
-      <w:r>
-        <w:rPr>
-          <w:rFonts w:ascii="Times New Roman" w:hAnsi="Times New Roman" w:cs="Times New Roman"/>
-          <w:sz w:val="24"/>
-          <w:szCs w:val="24"/>
-        </w:rPr>
-        <w:t>address.city</w:t>
-      </w:r>
-      <w:proofErr w:type="spellEnd"/>
-      <w:r>
-        <w:rPr>
-          <w:rFonts w:ascii="Times New Roman" w:hAnsi="Times New Roman" w:cs="Times New Roman"/>
-          <w:sz w:val="24"/>
-          <w:szCs w:val="24"/>
-        </w:rPr>
-        <w:t xml:space="preserve"> }}, {{</w:t>
-      </w:r>
-      <w:r>
-        <w:rPr>
-          <w:rFonts w:ascii="Times New Roman" w:hAnsi="Times New Roman" w:cs="Times New Roman"/>
-          <w:sz w:val="24"/>
-          <w:szCs w:val="24"/>
-        </w:rPr>
-        <w:t xml:space="preserve"> </w:t>
-      </w:r>
-      <w:r>
-        <w:rPr>
-          <w:rFonts w:ascii="Times New Roman" w:hAnsi="Times New Roman" w:cs="Times New Roman"/>
-          <w:sz w:val="24"/>
-          <w:szCs w:val="24"/>
-        </w:rPr>
-        <w:t>users[0].</w:t>
-      </w:r>
-      <w:proofErr w:type="spellStart"/>
-      <w:r>
-        <w:rPr>
-          <w:rFonts w:ascii="Times New Roman" w:hAnsi="Times New Roman" w:cs="Times New Roman"/>
-          <w:sz w:val="24"/>
-          <w:szCs w:val="24"/>
-        </w:rPr>
-        <w:t>address.city</w:t>
-      </w:r>
-      <w:proofErr w:type="spellEnd"/>
-      <w:r>
-        <w:rPr>
-          <w:rFonts w:ascii="Times New Roman" w:hAnsi="Times New Roman" w:cs="Times New Roman"/>
-          <w:sz w:val="24"/>
-          <w:szCs w:val="24"/>
-        </w:rPr>
-        <w:t xml:space="preserve"> }}, {{</w:t>
-      </w:r>
-      <w:r>
-        <w:rPr>
-          <w:rFonts w:ascii="Times New Roman" w:hAnsi="Times New Roman" w:cs="Times New Roman"/>
-          <w:sz w:val="24"/>
-          <w:szCs w:val="24"/>
-        </w:rPr>
-        <w:t xml:space="preserve"> </w:t>
-      </w:r>
-      <w:r>
-        <w:rPr>
-          <w:rFonts w:ascii="Times New Roman" w:hAnsi="Times New Roman" w:cs="Times New Roman"/>
-          <w:sz w:val="24"/>
-          <w:szCs w:val="24"/>
-        </w:rPr>
-        <w:t>users[0].address.zip }}</w:t>
+        <w:t>() }}</w:t>
       </w:r>
     </w:p>
     <w:p>
@@ -603,23 +467,13 @@
         </w:rPr>
         <w:tab/>
       </w:r>
-      <w:proofErr w:type="gramStart"/>
-      <w:r>
-        <w:rPr>
-          <w:rFonts w:ascii="Times New Roman" w:hAnsi="Times New Roman" w:cs="Times New Roman"/>
-          <w:sz w:val="24"/>
-          <w:szCs w:val="24"/>
-        </w:rPr>
-        <w:t>{{ users</w:t>
-      </w:r>
-      <w:proofErr w:type="gramEnd"/>
-      <w:r>
-        <w:rPr>
-          <w:rFonts w:ascii="Times New Roman" w:hAnsi="Times New Roman" w:cs="Times New Roman"/>
-          <w:sz w:val="24"/>
-          <w:szCs w:val="24"/>
-        </w:rPr>
-        <w:t>[0].</w:t>
+      <w:r>
+        <w:rPr>
+          <w:rFonts w:ascii="Times New Roman" w:hAnsi="Times New Roman" w:cs="Times New Roman"/>
+          <w:sz w:val="24"/>
+          <w:szCs w:val="24"/>
+        </w:rPr>
+        <w:t>{{ users[0].</w:t>
       </w:r>
       <w:proofErr w:type="spellStart"/>
       <w:r>
@@ -687,7 +541,6 @@
         </w:rPr>
         <w:tab/>
       </w:r>
-      <w:proofErr w:type="gramStart"/>
       <w:r>
         <w:rPr>
           <w:rFonts w:ascii="Times New Roman" w:hAnsi="Times New Roman" w:cs="Times New Roman"/>
@@ -704,7 +557,6 @@
         </w:rPr>
         <w:t>(</w:t>
       </w:r>
-      <w:proofErr w:type="gramEnd"/>
       <w:r>
         <w:rPr>
           <w:rFonts w:ascii="Times New Roman" w:hAnsi="Times New Roman" w:cs="Times New Roman"/>
@@ -819,7 +671,6 @@
         </w:rPr>
         <w:tab/>
       </w:r>
-      <w:proofErr w:type="gramStart"/>
       <w:r>
         <w:rPr>
           <w:rFonts w:ascii="Times New Roman" w:hAnsi="Times New Roman" w:cs="Times New Roman"/>
@@ -835,16 +686,7 @@
           <w:sz w:val="24"/>
           <w:szCs w:val="24"/>
         </w:rPr>
-        <w:t>phone</w:t>
-      </w:r>
-      <w:proofErr w:type="gramEnd"/>
-      <w:r>
-        <w:rPr>
-          <w:rFonts w:ascii="Times New Roman" w:hAnsi="Times New Roman" w:cs="Times New Roman"/>
-          <w:sz w:val="24"/>
-          <w:szCs w:val="24"/>
-        </w:rPr>
-        <w:t>_number_formatted</w:t>
+        <w:t>phone_number_formatted</w:t>
       </w:r>
       <w:proofErr w:type="spellEnd"/>
       <w:r>
@@ -872,56 +714,100 @@
           <w:szCs w:val="24"/>
         </w:rPr>
         <w:t>)</w:t>
+      </w:r>
+      <w:r>
+        <w:rPr>
+          <w:rFonts w:ascii="Times New Roman" w:hAnsi="Times New Roman" w:cs="Times New Roman"/>
+          <w:sz w:val="24"/>
+          <w:szCs w:val="24"/>
+        </w:rPr>
+        <w:t xml:space="preserve"> </w:t>
+      </w:r>
+      <w:r>
+        <w:rPr>
+          <w:rFonts w:ascii="Times New Roman" w:hAnsi="Times New Roman" w:cs="Times New Roman"/>
+          <w:sz w:val="24"/>
+          <w:szCs w:val="24"/>
+        </w:rPr>
+        <w:t>}}</w:t>
+      </w:r>
+      <w:r>
+        <w:rPr>
+          <w:rFonts w:ascii="Times New Roman" w:hAnsi="Times New Roman" w:cs="Times New Roman"/>
+          <w:sz w:val="24"/>
+          <w:szCs w:val="24"/>
+        </w:rPr>
+        <w:tab/>
+      </w:r>
+      <w:r>
+        <w:rPr>
+          <w:rFonts w:ascii="Times New Roman" w:hAnsi="Times New Roman" w:cs="Times New Roman"/>
+          <w:sz w:val="24"/>
+          <w:szCs w:val="24"/>
+        </w:rPr>
+        <w:tab/>
       </w:r>
     </w:p>
     <w:p>
       <w:pPr>
         <w:tabs>
           <w:tab w:val="left" w:pos="3600"/>
-          <w:tab w:val="left" w:pos="3690"/>
-          <w:tab w:val="left" w:pos="7200"/>
-        </w:tabs>
-        <w:spacing w:after="0" w:line="240" w:lineRule="auto"/>
-        <w:ind w:firstLine="360"/>
-        <w:rPr>
-          <w:rFonts w:ascii="Times New Roman" w:hAnsi="Times New Roman" w:cs="Times New Roman"/>
-          <w:sz w:val="24"/>
-          <w:szCs w:val="24"/>
-        </w:rPr>
-      </w:pPr>
-      <w:r>
-        <w:rPr>
-          <w:rFonts w:ascii="Times New Roman" w:hAnsi="Times New Roman" w:cs="Times New Roman"/>
-          <w:sz w:val="24"/>
-          <w:szCs w:val="24"/>
-        </w:rPr>
-        <w:t>}}</w:t>
-      </w:r>
-      <w:r>
-        <w:rPr>
-          <w:rFonts w:ascii="Times New Roman" w:hAnsi="Times New Roman" w:cs="Times New Roman"/>
-          <w:sz w:val="24"/>
-          <w:szCs w:val="24"/>
-        </w:rPr>
-        <w:tab/>
-      </w:r>
-      <w:r>
-        <w:rPr>
-          <w:rFonts w:ascii="Times New Roman" w:hAnsi="Times New Roman" w:cs="Times New Roman"/>
-          <w:sz w:val="24"/>
-          <w:szCs w:val="24"/>
-        </w:rPr>
-        <w:tab/>
-      </w:r>
-    </w:p>
-    <w:p>
-      <w:pPr>
-        <w:tabs>
-          <w:tab w:val="left" w:pos="2880"/>
           <w:tab w:val="left" w:leader="underscore" w:pos="7200"/>
         </w:tabs>
         <w:spacing w:after="0" w:line="240" w:lineRule="auto"/>
         <w:ind w:firstLine="360"/>
+        <w:rPr>
+          <w:rFonts w:ascii="Times New Roman" w:hAnsi="Times New Roman" w:cs="Times New Roman"/>
+          <w:sz w:val="24"/>
+          <w:szCs w:val="24"/>
+        </w:rPr>
+      </w:pPr>
+      <w:r>
+        <w:rPr>
+          <w:rFonts w:ascii="Times New Roman" w:hAnsi="Times New Roman" w:cs="Times New Roman"/>
+          <w:sz w:val="24"/>
+          <w:szCs w:val="24"/>
+        </w:rPr>
+        <w:t>Docket #:</w:t>
+      </w:r>
+      <w:r>
+        <w:rPr>
+          <w:rFonts w:ascii="Times New Roman" w:hAnsi="Times New Roman" w:cs="Times New Roman"/>
+          <w:sz w:val="24"/>
+          <w:szCs w:val="24"/>
+        </w:rPr>
+        <w:tab/>
+      </w:r>
+      <w:r>
+        <w:rPr>
+          <w:rFonts w:ascii="Times New Roman" w:hAnsi="Times New Roman" w:cs="Times New Roman"/>
+          <w:sz w:val="24"/>
+          <w:szCs w:val="24"/>
+        </w:rPr>
+        <w:t xml:space="preserve">{{ </w:t>
+      </w:r>
+      <w:proofErr w:type="spellStart"/>
+      <w:r>
+        <w:rPr>
+          <w:rFonts w:ascii="Times New Roman" w:hAnsi="Times New Roman" w:cs="Times New Roman"/>
+          <w:sz w:val="24"/>
+          <w:szCs w:val="24"/>
+        </w:rPr>
+        <w:t>docket_number</w:t>
+      </w:r>
+      <w:proofErr w:type="spellEnd"/>
+      <w:r>
+        <w:rPr>
+          <w:rFonts w:ascii="Times New Roman" w:hAnsi="Times New Roman" w:cs="Times New Roman"/>
+          <w:sz w:val="24"/>
+          <w:szCs w:val="24"/>
+        </w:rPr>
+        <w:t xml:space="preserve"> }}</w:t>
+      </w:r>
+    </w:p>
+    <w:p>
+      <w:pPr>
+        <w:spacing w:after="0" w:line="240" w:lineRule="auto"/>
         <w:rPr>
           <w:rFonts w:ascii="Times New Roman" w:hAnsi="Times New Roman" w:cs="Times New Roman"/>
           <w:sz w:val="24"/>
@@ -1002,7 +888,6 @@
           <w:szCs w:val="24"/>
         </w:rPr>
       </w:pPr>
-      <w:proofErr w:type="gramStart"/>
       <w:r>
         <w:rPr>
           <w:rFonts w:ascii="Times New Roman" w:hAnsi="Times New Roman" w:cs="Times New Roman"/>
@@ -1018,16 +903,7 @@
           <w:sz w:val="24"/>
           <w:szCs w:val="24"/>
         </w:rPr>
-        <w:t>doc.name</w:t>
-      </w:r>
-      <w:proofErr w:type="gramEnd"/>
-      <w:r>
-        <w:rPr>
-          <w:rFonts w:ascii="Times New Roman" w:hAnsi="Times New Roman" w:cs="Times New Roman"/>
-          <w:sz w:val="24"/>
-          <w:szCs w:val="24"/>
-        </w:rPr>
-        <w:t>.text</w:t>
+        <w:t>doc.name.text</w:t>
       </w:r>
       <w:proofErr w:type="spellEnd"/>
       <w:r>
@@ -1226,9 +1102,206 @@
           <w:sz w:val="24"/>
           <w:szCs w:val="24"/>
         </w:rPr>
-        <w:t xml:space="preserve">on </w:t>
-      </w:r>
-      <w:proofErr w:type="gramStart"/>
+        <w:t xml:space="preserve">on {{ </w:t>
+      </w:r>
+      <w:proofErr w:type="spellStart"/>
+      <w:r>
+        <w:rPr>
+          <w:rFonts w:ascii="Times New Roman" w:hAnsi="Times New Roman" w:cs="Times New Roman"/>
+          <w:sz w:val="24"/>
+          <w:szCs w:val="24"/>
+        </w:rPr>
+        <w:t>hearing_date</w:t>
+      </w:r>
+      <w:proofErr w:type="spellEnd"/>
+      <w:r>
+        <w:rPr>
+          <w:rFonts w:ascii="Times New Roman" w:hAnsi="Times New Roman" w:cs="Times New Roman"/>
+          <w:sz w:val="24"/>
+          <w:szCs w:val="24"/>
+        </w:rPr>
+        <w:t xml:space="preserve"> </w:t>
+      </w:r>
+      <w:r>
+        <w:rPr>
+          <w:rFonts w:ascii="Times New Roman" w:hAnsi="Times New Roman" w:cs="Times New Roman"/>
+          <w:sz w:val="24"/>
+          <w:szCs w:val="24"/>
+        </w:rPr>
+        <w:t>}}</w:t>
+      </w:r>
+      <w:r>
+        <w:rPr>
+          <w:rFonts w:ascii="Times New Roman" w:hAnsi="Times New Roman" w:cs="Times New Roman"/>
+          <w:sz w:val="24"/>
+          <w:szCs w:val="24"/>
+        </w:rPr>
+        <w:t xml:space="preserve"> because: </w:t>
+      </w:r>
+      <w:r>
+        <w:rPr>
+          <w:rFonts w:ascii="Times New Roman" w:hAnsi="Times New Roman" w:cs="Times New Roman"/>
+          <w:sz w:val="24"/>
+          <w:szCs w:val="24"/>
+        </w:rPr>
+        <w:t>{</w:t>
+      </w:r>
+      <w:r>
+        <w:rPr>
+          <w:rFonts w:ascii="Times New Roman" w:hAnsi="Times New Roman" w:cs="Times New Roman"/>
+          <w:sz w:val="24"/>
+          <w:szCs w:val="24"/>
+        </w:rPr>
+        <w:t xml:space="preserve">{ </w:t>
+      </w:r>
+      <w:proofErr w:type="spellStart"/>
+      <w:r>
+        <w:rPr>
+          <w:rFonts w:ascii="Times New Roman" w:hAnsi="Times New Roman" w:cs="Times New Roman"/>
+          <w:sz w:val="24"/>
+          <w:szCs w:val="24"/>
+        </w:rPr>
+        <w:t>not_at_hearing_reason</w:t>
+      </w:r>
+      <w:proofErr w:type="spellEnd"/>
+      <w:r>
+        <w:rPr>
+          <w:rFonts w:ascii="Times New Roman" w:hAnsi="Times New Roman" w:cs="Times New Roman"/>
+          <w:sz w:val="24"/>
+          <w:szCs w:val="24"/>
+        </w:rPr>
+        <w:t xml:space="preserve"> </w:t>
+      </w:r>
+      <w:r>
+        <w:rPr>
+          <w:rFonts w:ascii="Times New Roman" w:hAnsi="Times New Roman" w:cs="Times New Roman"/>
+          <w:sz w:val="24"/>
+          <w:szCs w:val="24"/>
+        </w:rPr>
+        <w:t>}</w:t>
+      </w:r>
+      <w:r>
+        <w:rPr>
+          <w:rFonts w:ascii="Times New Roman" w:hAnsi="Times New Roman" w:cs="Times New Roman"/>
+          <w:sz w:val="24"/>
+          <w:szCs w:val="24"/>
+        </w:rPr>
+        <w:t>}</w:t>
+      </w:r>
+    </w:p>
+    <w:p>
+      <w:pPr>
+        <w:spacing w:after="0" w:line="240" w:lineRule="auto"/>
+        <w:rPr>
+          <w:rFonts w:ascii="Times New Roman" w:hAnsi="Times New Roman" w:cs="Times New Roman"/>
+          <w:sz w:val="24"/>
+          <w:szCs w:val="24"/>
+        </w:rPr>
+      </w:pPr>
+      <w:r>
+        <w:rPr>
+          <w:rFonts w:ascii="Times New Roman" w:hAnsi="Times New Roman" w:cs="Times New Roman"/>
+          <w:sz w:val="24"/>
+          <w:szCs w:val="24"/>
+        </w:rPr>
+        <w:t>{</w:t>
+      </w:r>
+      <w:r>
+        <w:rPr>
+          <w:rFonts w:ascii="Times New Roman" w:hAnsi="Times New Roman" w:cs="Times New Roman"/>
+          <w:sz w:val="24"/>
+          <w:szCs w:val="24"/>
+        </w:rPr>
+        <w:t>%</w:t>
+      </w:r>
+      <w:r>
+        <w:rPr>
+          <w:rFonts w:ascii="Times New Roman" w:hAnsi="Times New Roman" w:cs="Times New Roman"/>
+          <w:sz w:val="24"/>
+          <w:szCs w:val="24"/>
+        </w:rPr>
+        <w:t>p</w:t>
+      </w:r>
+      <w:r>
+        <w:rPr>
+          <w:rFonts w:ascii="Times New Roman" w:hAnsi="Times New Roman" w:cs="Times New Roman"/>
+          <w:sz w:val="24"/>
+          <w:szCs w:val="24"/>
+        </w:rPr>
+        <w:t xml:space="preserve"> endif</w:t>
+      </w:r>
+      <w:r>
+        <w:rPr>
+          <w:rFonts w:ascii="Times New Roman" w:hAnsi="Times New Roman" w:cs="Times New Roman"/>
+          <w:sz w:val="24"/>
+          <w:szCs w:val="24"/>
+        </w:rPr>
+        <w:t xml:space="preserve"> %}</w:t>
+      </w:r>
+    </w:p>
+    <w:p>
+      <w:pPr>
+        <w:spacing w:after="0" w:line="240" w:lineRule="auto"/>
+        <w:rPr>
+          <w:rFonts w:ascii="Times New Roman" w:hAnsi="Times New Roman" w:cs="Times New Roman"/>
+          <w:sz w:val="24"/>
+          <w:szCs w:val="24"/>
+        </w:rPr>
+      </w:pPr>
+    </w:p>
+    <w:p>
+      <w:pPr>
+        <w:spacing w:after="0" w:line="240" w:lineRule="auto"/>
+        <w:rPr>
+          <w:rFonts w:ascii="Times New Roman" w:hAnsi="Times New Roman" w:cs="Times New Roman"/>
+          <w:sz w:val="24"/>
+          <w:szCs w:val="24"/>
+        </w:rPr>
+      </w:pPr>
+      <w:r>
+        <w:rPr>
+          <w:rFonts w:ascii="Times New Roman" w:hAnsi="Times New Roman" w:cs="Times New Roman"/>
+          <w:sz w:val="24"/>
+          <w:szCs w:val="24"/>
+        </w:rPr>
+        <w:t xml:space="preserve">{%p if </w:t>
+      </w:r>
+      <w:proofErr w:type="spellStart"/>
+      <w:r>
+        <w:rPr>
+          <w:rFonts w:ascii="Times New Roman" w:hAnsi="Times New Roman" w:cs="Times New Roman"/>
+          <w:sz w:val="24"/>
+          <w:szCs w:val="24"/>
+        </w:rPr>
+        <w:t>request_transrcipt</w:t>
+      </w:r>
+      <w:proofErr w:type="spellEnd"/>
+      <w:r>
+        <w:rPr>
+          <w:rFonts w:ascii="Times New Roman" w:hAnsi="Times New Roman" w:cs="Times New Roman"/>
+          <w:sz w:val="24"/>
+          <w:szCs w:val="24"/>
+        </w:rPr>
+        <w:t xml:space="preserve"> %}</w:t>
+      </w:r>
+    </w:p>
+    <w:p>
+      <w:pPr>
+        <w:spacing w:after="0" w:line="240" w:lineRule="auto"/>
+        <w:rPr>
+          <w:rFonts w:ascii="Times New Roman" w:hAnsi="Times New Roman" w:cs="Times New Roman"/>
+          <w:sz w:val="24"/>
+          <w:szCs w:val="24"/>
+        </w:rPr>
+      </w:pPr>
+      <w:r>
+        <w:rPr>
+          <w:rFonts w:ascii="Times New Roman" w:hAnsi="Times New Roman" w:cs="Times New Roman"/>
+          <w:sz w:val="24"/>
+          <w:szCs w:val="24"/>
+        </w:rPr>
+        <w:t xml:space="preserve">Please send a copy of the transcript of the </w:t>
+      </w:r>
       <w:r>
         <w:rPr>
           <w:rFonts w:ascii="Times New Roman" w:hAnsi="Times New Roman" w:cs="Times New Roman"/>
@@ -1244,24 +1317,7 @@
           <w:sz w:val="24"/>
           <w:szCs w:val="24"/>
         </w:rPr>
-        <w:t>hearing</w:t>
-      </w:r>
-      <w:proofErr w:type="gramEnd"/>
-      <w:r>
-        <w:rPr>
-          <w:rFonts w:ascii="Times New Roman" w:hAnsi="Times New Roman" w:cs="Times New Roman"/>
-          <w:sz w:val="24"/>
-          <w:szCs w:val="24"/>
-        </w:rPr>
-        <w:t>_date</w:t>
-      </w:r>
-      <w:r>
-        <w:rPr>
-          <w:rFonts w:ascii="Times New Roman" w:hAnsi="Times New Roman" w:cs="Times New Roman"/>
-          <w:sz w:val="24"/>
-          <w:szCs w:val="24"/>
-        </w:rPr>
-        <w:t>.format</w:t>
+        <w:t>hearing_date</w:t>
       </w:r>
       <w:proofErr w:type="spellEnd"/>
       <w:r>
@@ -1270,7 +1326,101 @@
           <w:sz w:val="24"/>
           <w:szCs w:val="24"/>
         </w:rPr>
-        <w:t xml:space="preserve">(“MMMM d, </w:t>
+        <w:t xml:space="preserve"> </w:t>
+      </w:r>
+      <w:r>
+        <w:rPr>
+          <w:rFonts w:ascii="Times New Roman" w:hAnsi="Times New Roman" w:cs="Times New Roman"/>
+          <w:sz w:val="24"/>
+          <w:szCs w:val="24"/>
+        </w:rPr>
+        <w:t>}}</w:t>
+      </w:r>
+      <w:r>
+        <w:rPr>
+          <w:rFonts w:ascii="Times New Roman" w:hAnsi="Times New Roman" w:cs="Times New Roman"/>
+          <w:sz w:val="24"/>
+          <w:szCs w:val="24"/>
+        </w:rPr>
+        <w:t xml:space="preserve"> </w:t>
+      </w:r>
+      <w:r>
+        <w:rPr>
+          <w:rFonts w:ascii="Times New Roman" w:hAnsi="Times New Roman" w:cs="Times New Roman"/>
+          <w:sz w:val="24"/>
+          <w:szCs w:val="24"/>
+        </w:rPr>
+        <w:t xml:space="preserve">hearing, and a copy of the full record on appeal, to me at the above address. I also ask for time to submit a written argument after the Board sends me the transcript and record on appeal. </w:t>
+      </w:r>
+    </w:p>
+    <w:p>
+      <w:pPr>
+        <w:spacing w:after="0" w:line="240" w:lineRule="auto"/>
+        <w:rPr>
+          <w:rFonts w:ascii="Times New Roman" w:hAnsi="Times New Roman" w:cs="Times New Roman"/>
+          <w:sz w:val="24"/>
+          <w:szCs w:val="24"/>
+        </w:rPr>
+      </w:pPr>
+      <w:r>
+        <w:rPr>
+          <w:rFonts w:ascii="Times New Roman" w:hAnsi="Times New Roman" w:cs="Times New Roman"/>
+          <w:sz w:val="24"/>
+          <w:szCs w:val="24"/>
+        </w:rPr>
+        <w:t>{%p endif %}</w:t>
+      </w:r>
+    </w:p>
+    <w:p>
+      <w:pPr>
+        <w:spacing w:after="0" w:line="240" w:lineRule="auto"/>
+        <w:rPr>
+          <w:rFonts w:ascii="Times New Roman" w:hAnsi="Times New Roman" w:cs="Times New Roman"/>
+          <w:sz w:val="24"/>
+          <w:szCs w:val="24"/>
+        </w:rPr>
+      </w:pPr>
+    </w:p>
+    <w:p>
+      <w:pPr>
+        <w:spacing w:after="0" w:line="240" w:lineRule="auto"/>
+        <w:rPr>
+          <w:rFonts w:ascii="Times New Roman" w:hAnsi="Times New Roman" w:cs="Times New Roman"/>
+          <w:sz w:val="24"/>
+          <w:szCs w:val="24"/>
+        </w:rPr>
+      </w:pPr>
+      <w:r>
+        <w:rPr>
+          <w:rFonts w:ascii="Times New Roman" w:hAnsi="Times New Roman" w:cs="Times New Roman"/>
+          <w:sz w:val="24"/>
+          <w:szCs w:val="24"/>
+        </w:rPr>
+        <w:t xml:space="preserve">I certify that I served a copy of this letter </w:t>
+      </w:r>
+      <w:r>
+        <w:rPr>
+          <w:rFonts w:ascii="Times New Roman" w:hAnsi="Times New Roman" w:cs="Times New Roman"/>
+          <w:sz w:val="24"/>
+          <w:szCs w:val="24"/>
+        </w:rPr>
+        <w:t>to</w:t>
+      </w:r>
+      <w:r>
+        <w:rPr>
+          <w:rFonts w:ascii="Times New Roman" w:hAnsi="Times New Roman" w:cs="Times New Roman"/>
+          <w:sz w:val="24"/>
+          <w:szCs w:val="24"/>
+        </w:rPr>
+        <w:t xml:space="preserve"> </w:t>
+      </w:r>
+      <w:r>
+        <w:rPr>
+          <w:rFonts w:ascii="Times New Roman" w:hAnsi="Times New Roman" w:cs="Times New Roman"/>
+          <w:sz w:val="24"/>
+          <w:szCs w:val="24"/>
+        </w:rPr>
+        <w:t xml:space="preserve">{{ </w:t>
       </w:r>
       <w:proofErr w:type="spellStart"/>
       <w:r>
@@ -1279,7 +1429,7 @@
           <w:sz w:val="24"/>
           <w:szCs w:val="24"/>
         </w:rPr>
-        <w:t>yyyy</w:t>
+        <w:t>employer.name_full</w:t>
       </w:r>
       <w:proofErr w:type="spellEnd"/>
       <w:r>
@@ -1288,39 +1438,23 @@
           <w:sz w:val="24"/>
           <w:szCs w:val="24"/>
         </w:rPr>
-        <w:t xml:space="preserve">”) </w:t>
-      </w:r>
-      <w:r>
-        <w:rPr>
-          <w:rFonts w:ascii="Times New Roman" w:hAnsi="Times New Roman" w:cs="Times New Roman"/>
-          <w:sz w:val="24"/>
-          <w:szCs w:val="24"/>
-        </w:rPr>
-        <w:t>}}</w:t>
-      </w:r>
-      <w:r>
-        <w:rPr>
-          <w:rFonts w:ascii="Times New Roman" w:hAnsi="Times New Roman" w:cs="Times New Roman"/>
-          <w:sz w:val="24"/>
-          <w:szCs w:val="24"/>
-        </w:rPr>
-        <w:t xml:space="preserve"> because: </w:t>
-      </w:r>
-      <w:r>
-        <w:rPr>
-          <w:rFonts w:ascii="Times New Roman" w:hAnsi="Times New Roman" w:cs="Times New Roman"/>
-          <w:sz w:val="24"/>
-          <w:szCs w:val="24"/>
-        </w:rPr>
-        <w:t>{</w:t>
-      </w:r>
-      <w:r>
-        <w:rPr>
-          <w:rFonts w:ascii="Times New Roman" w:hAnsi="Times New Roman" w:cs="Times New Roman"/>
-          <w:sz w:val="24"/>
-          <w:szCs w:val="24"/>
-        </w:rPr>
-        <w:t xml:space="preserve">{ </w:t>
+        <w:t>() }}</w:t>
+      </w:r>
+      <w:r>
+        <w:rPr>
+          <w:rFonts w:ascii="Times New Roman" w:hAnsi="Times New Roman" w:cs="Times New Roman"/>
+          <w:sz w:val="24"/>
+          <w:szCs w:val="24"/>
+        </w:rPr>
+        <w:t xml:space="preserve"> on </w:t>
+      </w:r>
+      <w:r>
+        <w:rPr>
+          <w:rFonts w:ascii="Times New Roman" w:hAnsi="Times New Roman" w:cs="Times New Roman"/>
+          <w:sz w:val="24"/>
+          <w:szCs w:val="24"/>
+        </w:rPr>
+        <w:t xml:space="preserve">{% if </w:t>
       </w:r>
       <w:proofErr w:type="spellStart"/>
       <w:r>
@@ -1329,7 +1463,7 @@
           <w:sz w:val="24"/>
           <w:szCs w:val="24"/>
         </w:rPr>
-        <w:t>not_at_hearing_reason</w:t>
+        <w:t>delivery_date</w:t>
       </w:r>
       <w:proofErr w:type="spellEnd"/>
       <w:r>
@@ -1338,65 +1472,7 @@
           <w:sz w:val="24"/>
           <w:szCs w:val="24"/>
         </w:rPr>
-        <w:t xml:space="preserve"> </w:t>
-      </w:r>
-      <w:r>
-        <w:rPr>
-          <w:rFonts w:ascii="Times New Roman" w:hAnsi="Times New Roman" w:cs="Times New Roman"/>
-          <w:sz w:val="24"/>
-          <w:szCs w:val="24"/>
-        </w:rPr>
-        <w:t>}</w:t>
-      </w:r>
-      <w:r>
-        <w:rPr>
-          <w:rFonts w:ascii="Times New Roman" w:hAnsi="Times New Roman" w:cs="Times New Roman"/>
-          <w:sz w:val="24"/>
-          <w:szCs w:val="24"/>
-        </w:rPr>
-        <w:t>}</w:t>
-      </w:r>
-    </w:p>
-    <w:p>
-      <w:pPr>
-        <w:spacing w:after="0" w:line="240" w:lineRule="auto"/>
-        <w:rPr>
-          <w:rFonts w:ascii="Times New Roman" w:hAnsi="Times New Roman" w:cs="Times New Roman"/>
-          <w:sz w:val="24"/>
-          <w:szCs w:val="24"/>
-        </w:rPr>
-      </w:pPr>
-      <w:r>
-        <w:rPr>
-          <w:rFonts w:ascii="Times New Roman" w:hAnsi="Times New Roman" w:cs="Times New Roman"/>
-          <w:sz w:val="24"/>
-          <w:szCs w:val="24"/>
-        </w:rPr>
-        <w:t>{</w:t>
-      </w:r>
-      <w:r>
-        <w:rPr>
-          <w:rFonts w:ascii="Times New Roman" w:hAnsi="Times New Roman" w:cs="Times New Roman"/>
-          <w:sz w:val="24"/>
-          <w:szCs w:val="24"/>
-        </w:rPr>
-        <w:t>%</w:t>
-      </w:r>
-      <w:r>
-        <w:rPr>
-          <w:rFonts w:ascii="Times New Roman" w:hAnsi="Times New Roman" w:cs="Times New Roman"/>
-          <w:sz w:val="24"/>
-          <w:szCs w:val="24"/>
-        </w:rPr>
-        <w:t>p</w:t>
-      </w:r>
-      <w:r>
-        <w:rPr>
-          <w:rFonts w:ascii="Times New Roman" w:hAnsi="Times New Roman" w:cs="Times New Roman"/>
-          <w:sz w:val="24"/>
-          <w:szCs w:val="24"/>
-        </w:rPr>
-        <w:t xml:space="preserve"> endif</w:t>
+        <w:t xml:space="preserve"> == “”</w:t>
       </w:r>
       <w:r>
         <w:rPr>
@@ -1406,33 +1482,21 @@
         </w:rPr>
         <w:t xml:space="preserve"> %}</w:t>
       </w:r>
-    </w:p>
-    <w:p>
-      <w:pPr>
-        <w:spacing w:after="0" w:line="240" w:lineRule="auto"/>
-        <w:rPr>
-          <w:rFonts w:ascii="Times New Roman" w:hAnsi="Times New Roman" w:cs="Times New Roman"/>
-          <w:sz w:val="24"/>
-          <w:szCs w:val="24"/>
-        </w:rPr>
-      </w:pPr>
-    </w:p>
-    <w:p>
-      <w:pPr>
-        <w:spacing w:after="0" w:line="240" w:lineRule="auto"/>
-        <w:rPr>
-          <w:rFonts w:ascii="Times New Roman" w:hAnsi="Times New Roman" w:cs="Times New Roman"/>
-          <w:sz w:val="24"/>
-          <w:szCs w:val="24"/>
-        </w:rPr>
-      </w:pPr>
-      <w:r>
-        <w:rPr>
-          <w:rFonts w:ascii="Times New Roman" w:hAnsi="Times New Roman" w:cs="Times New Roman"/>
-          <w:sz w:val="24"/>
-          <w:szCs w:val="24"/>
-        </w:rPr>
-        <w:t xml:space="preserve">{%p if </w:t>
+      <w:r>
+        <w:rPr>
+          <w:rFonts w:ascii="Times New Roman" w:hAnsi="Times New Roman" w:cs="Times New Roman"/>
+          <w:sz w:val="24"/>
+          <w:szCs w:val="24"/>
+        </w:rPr>
+        <w:t>_______________{% else %}</w:t>
+      </w:r>
+      <w:r>
+        <w:rPr>
+          <w:rFonts w:ascii="Times New Roman" w:hAnsi="Times New Roman" w:cs="Times New Roman"/>
+          <w:sz w:val="24"/>
+          <w:szCs w:val="24"/>
+        </w:rPr>
+        <w:t xml:space="preserve">{{ </w:t>
       </w:r>
       <w:proofErr w:type="spellStart"/>
       <w:r>
@@ -1441,7 +1505,7 @@
           <w:sz w:val="24"/>
           <w:szCs w:val="24"/>
         </w:rPr>
-        <w:t>request_transrcipt</w:t>
+        <w:t>delivery_date</w:t>
       </w:r>
       <w:proofErr w:type="spellEnd"/>
       <w:r>
@@ -1450,295 +1514,7 @@
           <w:sz w:val="24"/>
           <w:szCs w:val="24"/>
         </w:rPr>
-        <w:t xml:space="preserve"> %}</w:t>
-      </w:r>
-    </w:p>
-    <w:p>
-      <w:pPr>
-        <w:spacing w:after="0" w:line="240" w:lineRule="auto"/>
-        <w:rPr>
-          <w:rFonts w:ascii="Times New Roman" w:hAnsi="Times New Roman" w:cs="Times New Roman"/>
-          <w:sz w:val="24"/>
-          <w:szCs w:val="24"/>
-        </w:rPr>
-      </w:pPr>
-      <w:r>
-        <w:rPr>
-          <w:rFonts w:ascii="Times New Roman" w:hAnsi="Times New Roman" w:cs="Times New Roman"/>
-          <w:sz w:val="24"/>
-          <w:szCs w:val="24"/>
-        </w:rPr>
-        <w:t xml:space="preserve">Please send a copy of the transcript of the </w:t>
-      </w:r>
-      <w:proofErr w:type="gramStart"/>
-      <w:r>
-        <w:rPr>
-          <w:rFonts w:ascii="Times New Roman" w:hAnsi="Times New Roman" w:cs="Times New Roman"/>
-          <w:sz w:val="24"/>
-          <w:szCs w:val="24"/>
-        </w:rPr>
-        <w:t xml:space="preserve">{{ </w:t>
-      </w:r>
-      <w:proofErr w:type="spellStart"/>
-      <w:r>
-        <w:rPr>
-          <w:rFonts w:ascii="Times New Roman" w:hAnsi="Times New Roman" w:cs="Times New Roman"/>
-          <w:sz w:val="24"/>
-          <w:szCs w:val="24"/>
-        </w:rPr>
-        <w:t>hearing</w:t>
-      </w:r>
-      <w:proofErr w:type="gramEnd"/>
-      <w:r>
-        <w:rPr>
-          <w:rFonts w:ascii="Times New Roman" w:hAnsi="Times New Roman" w:cs="Times New Roman"/>
-          <w:sz w:val="24"/>
-          <w:szCs w:val="24"/>
-        </w:rPr>
-        <w:t>_date</w:t>
-      </w:r>
-      <w:r>
-        <w:rPr>
-          <w:rFonts w:ascii="Times New Roman" w:hAnsi="Times New Roman" w:cs="Times New Roman"/>
-          <w:sz w:val="24"/>
-          <w:szCs w:val="24"/>
-        </w:rPr>
-        <w:t>.format</w:t>
-      </w:r>
-      <w:proofErr w:type="spellEnd"/>
-      <w:r>
-        <w:rPr>
-          <w:rFonts w:ascii="Times New Roman" w:hAnsi="Times New Roman" w:cs="Times New Roman"/>
-          <w:sz w:val="24"/>
-          <w:szCs w:val="24"/>
-        </w:rPr>
-        <w:t xml:space="preserve">(“MMMM d, </w:t>
-      </w:r>
-      <w:proofErr w:type="spellStart"/>
-      <w:r>
-        <w:rPr>
-          <w:rFonts w:ascii="Times New Roman" w:hAnsi="Times New Roman" w:cs="Times New Roman"/>
-          <w:sz w:val="24"/>
-          <w:szCs w:val="24"/>
-        </w:rPr>
-        <w:t>yyyy</w:t>
-      </w:r>
-      <w:proofErr w:type="spellEnd"/>
-      <w:r>
-        <w:rPr>
-          <w:rFonts w:ascii="Times New Roman" w:hAnsi="Times New Roman" w:cs="Times New Roman"/>
-          <w:sz w:val="24"/>
-          <w:szCs w:val="24"/>
-        </w:rPr>
-        <w:t>”</w:t>
-      </w:r>
-      <w:r>
-        <w:rPr>
-          <w:rFonts w:ascii="Times New Roman" w:hAnsi="Times New Roman" w:cs="Times New Roman"/>
-          <w:sz w:val="24"/>
-          <w:szCs w:val="24"/>
-        </w:rPr>
-        <w:t xml:space="preserve">) </w:t>
-      </w:r>
-      <w:r>
-        <w:rPr>
-          <w:rFonts w:ascii="Times New Roman" w:hAnsi="Times New Roman" w:cs="Times New Roman"/>
-          <w:sz w:val="24"/>
-          <w:szCs w:val="24"/>
-        </w:rPr>
-        <w:t>}}</w:t>
-      </w:r>
-      <w:r>
-        <w:rPr>
-          <w:rFonts w:ascii="Times New Roman" w:hAnsi="Times New Roman" w:cs="Times New Roman"/>
-          <w:sz w:val="24"/>
-          <w:szCs w:val="24"/>
-        </w:rPr>
-        <w:t xml:space="preserve"> </w:t>
-      </w:r>
-      <w:r>
-        <w:rPr>
-          <w:rFonts w:ascii="Times New Roman" w:hAnsi="Times New Roman" w:cs="Times New Roman"/>
-          <w:sz w:val="24"/>
-          <w:szCs w:val="24"/>
-        </w:rPr>
-        <w:t xml:space="preserve">hearing, and a copy of the full record on appeal, to me at the above address. I also ask for time to submit a written argument after the Board sends me the transcript and record on appeal. </w:t>
-      </w:r>
-    </w:p>
-    <w:p>
-      <w:pPr>
-        <w:spacing w:after="0" w:line="240" w:lineRule="auto"/>
-        <w:rPr>
-          <w:rFonts w:ascii="Times New Roman" w:hAnsi="Times New Roman" w:cs="Times New Roman"/>
-          <w:sz w:val="24"/>
-          <w:szCs w:val="24"/>
-        </w:rPr>
-      </w:pPr>
-      <w:r>
-        <w:rPr>
-          <w:rFonts w:ascii="Times New Roman" w:hAnsi="Times New Roman" w:cs="Times New Roman"/>
-          <w:sz w:val="24"/>
-          <w:szCs w:val="24"/>
-        </w:rPr>
-        <w:t>{%p endif %}</w:t>
-      </w:r>
-    </w:p>
-    <w:p>
-      <w:pPr>
-        <w:spacing w:after="0" w:line="240" w:lineRule="auto"/>
-        <w:rPr>
-          <w:rFonts w:ascii="Times New Roman" w:hAnsi="Times New Roman" w:cs="Times New Roman"/>
-          <w:sz w:val="24"/>
-          <w:szCs w:val="24"/>
-        </w:rPr>
-      </w:pPr>
-    </w:p>
-    <w:p>
-      <w:pPr>
-        <w:spacing w:after="0" w:line="240" w:lineRule="auto"/>
-        <w:rPr>
-          <w:rFonts w:ascii="Times New Roman" w:hAnsi="Times New Roman" w:cs="Times New Roman"/>
-          <w:sz w:val="24"/>
-          <w:szCs w:val="24"/>
-        </w:rPr>
-      </w:pPr>
-      <w:r>
-        <w:rPr>
-          <w:rFonts w:ascii="Times New Roman" w:hAnsi="Times New Roman" w:cs="Times New Roman"/>
-          <w:sz w:val="24"/>
-          <w:szCs w:val="24"/>
-        </w:rPr>
-        <w:t xml:space="preserve">I certify that I served a copy of this letter </w:t>
-      </w:r>
-      <w:r>
-        <w:rPr>
-          <w:rFonts w:ascii="Times New Roman" w:hAnsi="Times New Roman" w:cs="Times New Roman"/>
-          <w:sz w:val="24"/>
-          <w:szCs w:val="24"/>
-        </w:rPr>
-        <w:t>to</w:t>
-      </w:r>
-      <w:r>
-        <w:rPr>
-          <w:rFonts w:ascii="Times New Roman" w:hAnsi="Times New Roman" w:cs="Times New Roman"/>
-          <w:sz w:val="24"/>
-          <w:szCs w:val="24"/>
-        </w:rPr>
-        <w:t xml:space="preserve"> </w:t>
-      </w:r>
-      <w:proofErr w:type="gramStart"/>
-      <w:r>
-        <w:rPr>
-          <w:rFonts w:ascii="Times New Roman" w:hAnsi="Times New Roman" w:cs="Times New Roman"/>
-          <w:sz w:val="24"/>
-          <w:szCs w:val="24"/>
-        </w:rPr>
-        <w:t xml:space="preserve">{{ </w:t>
-      </w:r>
-      <w:proofErr w:type="spellStart"/>
-      <w:r>
-        <w:rPr>
-          <w:rFonts w:ascii="Times New Roman" w:hAnsi="Times New Roman" w:cs="Times New Roman"/>
-          <w:sz w:val="24"/>
-          <w:szCs w:val="24"/>
-        </w:rPr>
-        <w:t>employer.name</w:t>
-      </w:r>
-      <w:proofErr w:type="gramEnd"/>
-      <w:r>
-        <w:rPr>
-          <w:rFonts w:ascii="Times New Roman" w:hAnsi="Times New Roman" w:cs="Times New Roman"/>
-          <w:sz w:val="24"/>
-          <w:szCs w:val="24"/>
-        </w:rPr>
-        <w:t>_full</w:t>
-      </w:r>
-      <w:proofErr w:type="spellEnd"/>
-      <w:r>
-        <w:rPr>
-          <w:rFonts w:ascii="Times New Roman" w:hAnsi="Times New Roman" w:cs="Times New Roman"/>
-          <w:sz w:val="24"/>
-          <w:szCs w:val="24"/>
-        </w:rPr>
-        <w:t>() }}</w:t>
-      </w:r>
-      <w:r>
-        <w:rPr>
-          <w:rFonts w:ascii="Times New Roman" w:hAnsi="Times New Roman" w:cs="Times New Roman"/>
-          <w:sz w:val="24"/>
-          <w:szCs w:val="24"/>
-        </w:rPr>
-        <w:t xml:space="preserve">{% if </w:t>
-      </w:r>
-      <w:proofErr w:type="spellStart"/>
-      <w:r>
-        <w:rPr>
-          <w:rFonts w:ascii="Times New Roman" w:hAnsi="Times New Roman" w:cs="Times New Roman"/>
-          <w:sz w:val="24"/>
-          <w:szCs w:val="24"/>
-        </w:rPr>
-        <w:t>delivery_date</w:t>
-      </w:r>
-      <w:proofErr w:type="spellEnd"/>
-      <w:r>
-        <w:rPr>
-          <w:rFonts w:ascii="Times New Roman" w:hAnsi="Times New Roman" w:cs="Times New Roman"/>
-          <w:sz w:val="24"/>
-          <w:szCs w:val="24"/>
-        </w:rPr>
-        <w:t xml:space="preserve"> %}</w:t>
-      </w:r>
-      <w:r>
-        <w:rPr>
-          <w:rFonts w:ascii="Times New Roman" w:hAnsi="Times New Roman" w:cs="Times New Roman"/>
-          <w:sz w:val="24"/>
-          <w:szCs w:val="24"/>
-        </w:rPr>
-        <w:t xml:space="preserve">on {{ </w:t>
-      </w:r>
-      <w:proofErr w:type="spellStart"/>
-      <w:r>
-        <w:rPr>
-          <w:rFonts w:ascii="Times New Roman" w:hAnsi="Times New Roman" w:cs="Times New Roman"/>
-          <w:sz w:val="24"/>
-          <w:szCs w:val="24"/>
-        </w:rPr>
-        <w:t>delivery_date</w:t>
-      </w:r>
-      <w:r>
-        <w:rPr>
-          <w:rFonts w:ascii="Times New Roman" w:hAnsi="Times New Roman" w:cs="Times New Roman"/>
-          <w:sz w:val="24"/>
-          <w:szCs w:val="24"/>
-        </w:rPr>
-        <w:t>.format</w:t>
-      </w:r>
-      <w:proofErr w:type="spellEnd"/>
-      <w:r>
-        <w:rPr>
-          <w:rFonts w:ascii="Times New Roman" w:hAnsi="Times New Roman" w:cs="Times New Roman"/>
-          <w:sz w:val="24"/>
-          <w:szCs w:val="24"/>
-        </w:rPr>
-        <w:t>(“MM/dd/</w:t>
-      </w:r>
-      <w:proofErr w:type="spellStart"/>
-      <w:r>
-        <w:rPr>
-          <w:rFonts w:ascii="Times New Roman" w:hAnsi="Times New Roman" w:cs="Times New Roman"/>
-          <w:sz w:val="24"/>
-          <w:szCs w:val="24"/>
-        </w:rPr>
-        <w:t>yyyy</w:t>
-      </w:r>
-      <w:proofErr w:type="spellEnd"/>
-      <w:r>
-        <w:rPr>
-          <w:rFonts w:ascii="Times New Roman" w:hAnsi="Times New Roman" w:cs="Times New Roman"/>
-          <w:sz w:val="24"/>
-          <w:szCs w:val="24"/>
-        </w:rPr>
-        <w:t>”) }}</w:t>
+        <w:t xml:space="preserve"> }}</w:t>
       </w:r>
       <w:r>
         <w:rPr>
@@ -1851,7 +1627,6 @@
           <w:szCs w:val="24"/>
         </w:rPr>
       </w:pPr>
-      <w:proofErr w:type="gramStart"/>
       <w:r>
         <w:rPr>
           <w:rFonts w:ascii="Times New Roman" w:hAnsi="Times New Roman" w:cs="Times New Roman"/>
@@ -1868,7 +1643,6 @@
         </w:rPr>
         <w:t>users</w:t>
       </w:r>
-      <w:proofErr w:type="gramEnd"/>
       <w:r>
         <w:rPr>
           <w:rFonts w:ascii="Times New Roman" w:hAnsi="Times New Roman" w:cs="Times New Roman"/>
@@ -1911,21 +1685,37 @@
       <w:pPr>
         <w:keepLines/>
         <w:spacing w:after="0" w:line="240" w:lineRule="auto"/>
-        <w:rPr>
-          <w:rFonts w:ascii="Times New Roman" w:hAnsi="Times New Roman" w:cs="Times New Roman"/>
-          <w:sz w:val="24"/>
-          <w:szCs w:val="24"/>
-        </w:rPr>
-      </w:pPr>
-      <w:r>
-        <w:rPr>
-          <w:rFonts w:ascii="Times New Roman" w:hAnsi="Times New Roman" w:cs="Times New Roman"/>
-          <w:sz w:val="24"/>
-          <w:szCs w:val="24"/>
-        </w:rPr>
-        <w:t xml:space="preserve">cc: </w:t>
-      </w:r>
-      <w:proofErr w:type="gramStart"/>
+        <w:ind w:left="720" w:hanging="720"/>
+        <w:rPr>
+          <w:rFonts w:ascii="Times New Roman" w:hAnsi="Times New Roman" w:cs="Times New Roman"/>
+          <w:sz w:val="24"/>
+          <w:szCs w:val="24"/>
+        </w:rPr>
+      </w:pPr>
+      <w:r>
+        <w:rPr>
+          <w:rFonts w:ascii="Times New Roman" w:hAnsi="Times New Roman" w:cs="Times New Roman"/>
+          <w:sz w:val="24"/>
+          <w:szCs w:val="24"/>
+        </w:rPr>
+        <w:t>cc:</w:t>
+      </w:r>
+      <w:r>
+        <w:rPr>
+          <w:rFonts w:ascii="Times New Roman" w:hAnsi="Times New Roman" w:cs="Times New Roman"/>
+          <w:sz w:val="24"/>
+          <w:szCs w:val="24"/>
+        </w:rPr>
+        <w:t xml:space="preserve"> </w:t>
+      </w:r>
+      <w:r>
+        <w:rPr>
+          <w:rFonts w:ascii="Times New Roman" w:hAnsi="Times New Roman" w:cs="Times New Roman"/>
+          <w:sz w:val="24"/>
+          <w:szCs w:val="24"/>
+        </w:rPr>
+        <w:tab/>
+      </w:r>
       <w:r>
         <w:rPr>
           <w:rFonts w:ascii="Times New Roman" w:hAnsi="Times New Roman" w:cs="Times New Roman"/>
@@ -1949,16 +1739,7 @@
           <w:sz w:val="24"/>
           <w:szCs w:val="24"/>
         </w:rPr>
-        <w:t>name</w:t>
-      </w:r>
-      <w:proofErr w:type="gramEnd"/>
-      <w:r>
-        <w:rPr>
-          <w:rFonts w:ascii="Times New Roman" w:hAnsi="Times New Roman" w:cs="Times New Roman"/>
-          <w:sz w:val="24"/>
-          <w:szCs w:val="24"/>
-        </w:rPr>
-        <w:t>_full</w:t>
+        <w:t>name_full</w:t>
       </w:r>
       <w:proofErr w:type="spellEnd"/>
       <w:r>
@@ -2000,7 +1781,15 @@
           <w:sz w:val="24"/>
           <w:szCs w:val="24"/>
         </w:rPr>
-        <w:t>employer.address.address</w:t>
+        <w:t>employer</w:t>
+      </w:r>
+      <w:r>
+        <w:rPr>
+          <w:rFonts w:ascii="Times New Roman" w:hAnsi="Times New Roman" w:cs="Times New Roman"/>
+          <w:sz w:val="24"/>
+          <w:szCs w:val="24"/>
+        </w:rPr>
+        <w:t>.address.line_one</w:t>
       </w:r>
       <w:proofErr w:type="spellEnd"/>
       <w:r>
@@ -2009,7 +1798,27 @@
           <w:sz w:val="24"/>
           <w:szCs w:val="24"/>
         </w:rPr>
-        <w:t xml:space="preserve"> }}{% if </w:t>
+        <w:t>(bare=True) }}</w:t>
+      </w:r>
+    </w:p>
+    <w:p>
+      <w:pPr>
+        <w:keepLines/>
+        <w:spacing w:after="0" w:line="240" w:lineRule="auto"/>
+        <w:ind w:firstLine="720"/>
+        <w:rPr>
+          <w:rFonts w:ascii="Times New Roman" w:hAnsi="Times New Roman" w:cs="Times New Roman"/>
+          <w:sz w:val="24"/>
+          <w:szCs w:val="24"/>
+        </w:rPr>
+      </w:pPr>
+      <w:r>
+        <w:rPr>
+          <w:rFonts w:ascii="Times New Roman" w:hAnsi="Times New Roman" w:cs="Times New Roman"/>
+          <w:sz w:val="24"/>
+          <w:szCs w:val="24"/>
+        </w:rPr>
+        <w:t xml:space="preserve">{{ </w:t>
       </w:r>
       <w:proofErr w:type="spellStart"/>
       <w:r>
@@ -2018,7 +1827,15 @@
           <w:sz w:val="24"/>
           <w:szCs w:val="24"/>
         </w:rPr>
-        <w:t>employer.address.unit</w:t>
+        <w:t>employer</w:t>
+      </w:r>
+      <w:r>
+        <w:rPr>
+          <w:rFonts w:ascii="Times New Roman" w:hAnsi="Times New Roman" w:cs="Times New Roman"/>
+          <w:sz w:val="24"/>
+          <w:szCs w:val="24"/>
+        </w:rPr>
+        <w:t>.address.line_two</w:t>
       </w:r>
       <w:proofErr w:type="spellEnd"/>
       <w:r>
@@ -2027,106 +1844,7 @@
           <w:sz w:val="24"/>
           <w:szCs w:val="24"/>
         </w:rPr>
-        <w:t xml:space="preserve"> %},</w:t>
-      </w:r>
-      <w:r>
-        <w:rPr>
-          <w:rFonts w:ascii="Times New Roman" w:hAnsi="Times New Roman" w:cs="Times New Roman"/>
-          <w:sz w:val="24"/>
-          <w:szCs w:val="24"/>
-        </w:rPr>
-        <w:t xml:space="preserve"> </w:t>
-      </w:r>
-      <w:r>
-        <w:rPr>
-          <w:rFonts w:ascii="Times New Roman" w:hAnsi="Times New Roman" w:cs="Times New Roman"/>
-          <w:sz w:val="24"/>
-          <w:szCs w:val="24"/>
-        </w:rPr>
-        <w:t xml:space="preserve">{{ </w:t>
-      </w:r>
-      <w:proofErr w:type="spellStart"/>
-      <w:r>
-        <w:rPr>
-          <w:rFonts w:ascii="Times New Roman" w:hAnsi="Times New Roman" w:cs="Times New Roman"/>
-          <w:sz w:val="24"/>
-          <w:szCs w:val="24"/>
-        </w:rPr>
-        <w:t>employer.address.unit</w:t>
-      </w:r>
-      <w:proofErr w:type="spellEnd"/>
-      <w:r>
-        <w:rPr>
-          <w:rFonts w:ascii="Times New Roman" w:hAnsi="Times New Roman" w:cs="Times New Roman"/>
-          <w:sz w:val="24"/>
-          <w:szCs w:val="24"/>
-        </w:rPr>
-        <w:t xml:space="preserve"> }}{% endif %}</w:t>
-      </w:r>
-    </w:p>
-    <w:p>
-      <w:pPr>
-        <w:keepLines/>
-        <w:spacing w:after="0" w:line="240" w:lineRule="auto"/>
-        <w:rPr>
-          <w:rFonts w:ascii="Times New Roman" w:hAnsi="Times New Roman" w:cs="Times New Roman"/>
-          <w:sz w:val="24"/>
-          <w:szCs w:val="24"/>
-        </w:rPr>
-      </w:pPr>
-      <w:proofErr w:type="gramStart"/>
-      <w:r>
-        <w:rPr>
-          <w:rFonts w:ascii="Times New Roman" w:hAnsi="Times New Roman" w:cs="Times New Roman"/>
-          <w:sz w:val="24"/>
-          <w:szCs w:val="24"/>
-        </w:rPr>
-        <w:t xml:space="preserve">{{ </w:t>
-      </w:r>
-      <w:proofErr w:type="spellStart"/>
-      <w:r>
-        <w:rPr>
-          <w:rFonts w:ascii="Times New Roman" w:hAnsi="Times New Roman" w:cs="Times New Roman"/>
-          <w:sz w:val="24"/>
-          <w:szCs w:val="24"/>
-        </w:rPr>
-        <w:t>employer</w:t>
-      </w:r>
-      <w:proofErr w:type="gramEnd"/>
-      <w:r>
-        <w:rPr>
-          <w:rFonts w:ascii="Times New Roman" w:hAnsi="Times New Roman" w:cs="Times New Roman"/>
-          <w:sz w:val="24"/>
-          <w:szCs w:val="24"/>
-        </w:rPr>
-        <w:t>.address.city</w:t>
-      </w:r>
-      <w:proofErr w:type="spellEnd"/>
-      <w:r>
-        <w:rPr>
-          <w:rFonts w:ascii="Times New Roman" w:hAnsi="Times New Roman" w:cs="Times New Roman"/>
-          <w:sz w:val="24"/>
-          <w:szCs w:val="24"/>
-        </w:rPr>
-        <w:t xml:space="preserve"> }} {{ </w:t>
-      </w:r>
-      <w:proofErr w:type="spellStart"/>
-      <w:r>
-        <w:rPr>
-          <w:rFonts w:ascii="Times New Roman" w:hAnsi="Times New Roman" w:cs="Times New Roman"/>
-          <w:sz w:val="24"/>
-          <w:szCs w:val="24"/>
-        </w:rPr>
-        <w:t>employer.address.city</w:t>
-      </w:r>
-      <w:proofErr w:type="spellEnd"/>
-      <w:r>
-        <w:rPr>
-          <w:rFonts w:ascii="Times New Roman" w:hAnsi="Times New Roman" w:cs="Times New Roman"/>
-          <w:sz w:val="24"/>
-          <w:szCs w:val="24"/>
-        </w:rPr>
-        <w:t xml:space="preserve"> }}, {{ employer.address.zip }}</w:t>
+        <w:t>() }}</w:t>
       </w:r>
     </w:p>
     <w:sectPr>
@@ -2140,7 +1858,7 @@
 </file>
 
 <file path=word/numbering.xml><?xml version="1.0" encoding="utf-8"?>
-<w:numbering xmlns:wpc="http://schemas.microsoft.com/office/word/2010/wordprocessingCanvas" xmlns:cx="http://schemas.microsoft.com/office/drawing/2014/chartex" xmlns:cx1="http://schemas.microsoft.com/office/drawing/2015/9/8/chartex" xmlns:cx2="http://schemas.microsoft.com/office/drawing/2015/10/21/chartex" xmlns:cx3="http://schemas.microsoft.com/office/drawing/2016/5/9/chartex" xmlns:cx4="http://schemas.microsoft.com/office/drawing/2016/5/10/chartex" xmlns:cx5="http://schemas.microsoft.com/office/drawing/2016/5/11/chartex" xmlns:cx6="http://schemas.microsoft.com/office/drawing/2016/5/12/chartex" xmlns:cx7="http://schemas.microsoft.com/office/drawing/2016/5/13/chartex" xmlns:cx8="http://schemas.microsoft.com/office/drawing/2016/5/14/chartex" xmlns:mc="http://schemas.openxmlformats.org/markup-compatibility/2006" xmlns:aink="http://schemas.microsoft.com/office/drawing/2016/ink" xmlns:am3d="http://schemas.microsoft.com/office/drawing/2017/model3d" xmlns:o="urn:schemas-microsoft-com:office:office" xmlns:oel="http://schemas.microsoft.com/office/2019/extlst" xmlns:r="http://schemas.openxmlformats.org/officeDocument/2006/relationships" xmlns:m="http://schemas.openxmlformats.org/officeDocument/2006/math" xmlns:v="urn:schemas-microsoft-com:vml" xmlns:wp14="http://schemas.microsoft.com/office/word/2010/wordprocessingDrawing" xmlns:wp="http://schemas.openxmlformats.org/drawingml/2006/wordprocessingDrawing" xmlns:w10="urn:schemas-microsoft-com:office:word" xmlns:w="http://schemas.openxmlformats.org/wordprocessingml/2006/main" xmlns:w14="http://schemas.microsoft.com/office/word/2010/wordml" xmlns:w15="http://schemas.microsoft.com/office/word/2012/wordml" xmlns:w16cex="http://schemas.microsoft.com/office/word/2018/wordml/cex" xmlns:w16cid="http://schemas.microsoft.com/office/word/2016/wordml/cid" xmlns:w16="http://schemas.microsoft.com/office/word/2018/wordml" xmlns:w16sdtdh="http://schemas.microsoft.com/office/word/2020/wordml/sdtdatahash" xmlns:w16se="http://schemas.microsoft.com/office/word/2015/wordml/symex" xmlns:wpg="http://schemas.microsoft.com/office/word/2010/wordprocessingGroup" xmlns:wpi="http://schemas.microsoft.com/office/word/2010/wordprocessingInk" xmlns:wne="http://schemas.microsoft.com/office/word/2006/wordml" xmlns:wps="http://schemas.microsoft.com/office/word/2010/wordprocessingShape" mc:Ignorable="w14 w15 w16se w16cid w16 w16cex w16sdtdh wp14">
+<w:numbering xmlns:wpc="http://schemas.microsoft.com/office/word/2010/wordprocessingCanvas" xmlns:cx="http://schemas.microsoft.com/office/drawing/2014/chartex" xmlns:cx1="http://schemas.microsoft.com/office/drawing/2015/9/8/chartex" xmlns:cx2="http://schemas.microsoft.com/office/drawing/2015/10/21/chartex" xmlns:cx3="http://schemas.microsoft.com/office/drawing/2016/5/9/chartex" xmlns:cx4="http://schemas.microsoft.com/office/drawing/2016/5/10/chartex" xmlns:cx5="http://schemas.microsoft.com/office/drawing/2016/5/11/chartex" xmlns:cx6="http://schemas.microsoft.com/office/drawing/2016/5/12/chartex" xmlns:cx7="http://schemas.microsoft.com/office/drawing/2016/5/13/chartex" xmlns:cx8="http://schemas.microsoft.com/office/drawing/2016/5/14/chartex" xmlns:mc="http://schemas.openxmlformats.org/markup-compatibility/2006" xmlns:aink="http://schemas.microsoft.com/office/drawing/2016/ink" xmlns:am3d="http://schemas.microsoft.com/office/drawing/2017/model3d" xmlns:o="urn:schemas-microsoft-com:office:office" xmlns:oel="http://schemas.microsoft.com/office/2019/extlst" xmlns:r="http://schemas.openxmlformats.org/officeDocument/2006/relationships" xmlns:m="http://schemas.openxmlformats.org/officeDocument/2006/math" xmlns:v="urn:schemas-microsoft-com:vml" xmlns:wp14="http://schemas.microsoft.com/office/word/2010/wordprocessingDrawing" xmlns:wp="http://schemas.openxmlformats.org/drawingml/2006/wordprocessingDrawing" xmlns:w10="urn:schemas-microsoft-com:office:word" xmlns:w="http://schemas.openxmlformats.org/wordprocessingml/2006/main" xmlns:w14="http://schemas.microsoft.com/office/word/2010/wordml" xmlns:w15="http://schemas.microsoft.com/office/word/2012/wordml" xmlns:w16cex="http://schemas.microsoft.com/office/word/2018/wordml/cex" xmlns:w16cid="http://schemas.microsoft.com/office/word/2016/wordml/cid" xmlns:w16="http://schemas.microsoft.com/office/word/2018/wordml" xmlns:w16du="http://schemas.microsoft.com/office/word/2023/wordml/word16du" xmlns:w16sdtdh="http://schemas.microsoft.com/office/word/2020/wordml/sdtdatahash" xmlns:w16sdtfl="http://schemas.microsoft.com/office/word/2024/wordml/sdtformatlock" xmlns:w16se="http://schemas.microsoft.com/office/word/2015/wordml/symex" xmlns:wpg="http://schemas.microsoft.com/office/word/2010/wordprocessingGroup" xmlns:wpi="http://schemas.microsoft.com/office/word/2010/wordprocessingInk" xmlns:wne="http://schemas.microsoft.com/office/word/2006/wordml" xmlns:wps="http://schemas.microsoft.com/office/word/2010/wordprocessingShape" mc:Ignorable="w14 w15 w16se w16cid w16 w16cex w16sdtdh w16sdtfl w16du wp14">
   <w:abstractNum w:abstractNumId="0" w15:restartNumberingAfterBreak="0">
     <w:nsid w:val="25753F59"/>
     <w:multiLevelType w:val="hybridMultilevel"/>
@@ -2261,7 +1979,7 @@
 </file>
 
 <file path=word/styles.xml><?xml version="1.0" encoding="utf-8"?>
-<w:styles xmlns:mc="http://schemas.openxmlformats.org/markup-compatibility/2006" xmlns:r="http://schemas.openxmlformats.org/officeDocument/2006/relationships" xmlns:w="http://schemas.openxmlformats.org/wordprocessingml/2006/main" xmlns:w14="http://schemas.microsoft.com/office/word/2010/wordml" xmlns:w15="http://schemas.microsoft.com/office/word/2012/wordml" xmlns:w16cex="http://schemas.microsoft.com/office/word/2018/wordml/cex" xmlns:w16cid="http://schemas.microsoft.com/office/word/2016/wordml/cid" xmlns:w16="http://schemas.microsoft.com/office/word/2018/wordml" xmlns:w16sdtdh="http://schemas.microsoft.com/office/word/2020/wordml/sdtdatahash" xmlns:w16se="http://schemas.microsoft.com/office/word/2015/wordml/symex" mc:Ignorable="w14 w15 w16se w16cid w16 w16cex w16sdtdh">
+<w:styles xmlns:mc="http://schemas.openxmlformats.org/markup-compatibility/2006" xmlns:r="http://schemas.openxmlformats.org/officeDocument/2006/relationships" xmlns:w="http://schemas.openxmlformats.org/wordprocessingml/2006/main" xmlns:w14="http://schemas.microsoft.com/office/word/2010/wordml" xmlns:w15="http://schemas.microsoft.com/office/word/2012/wordml" xmlns:w16cex="http://schemas.microsoft.com/office/word/2018/wordml/cex" xmlns:w16cid="http://schemas.microsoft.com/office/word/2016/wordml/cid" xmlns:w16="http://schemas.microsoft.com/office/word/2018/wordml" xmlns:w16du="http://schemas.microsoft.com/office/word/2023/wordml/word16du" xmlns:w16sdtdh="http://schemas.microsoft.com/office/word/2020/wordml/sdtdatahash" xmlns:w16sdtfl="http://schemas.microsoft.com/office/word/2024/wordml/sdtformatlock" xmlns:w16se="http://schemas.microsoft.com/office/word/2015/wordml/symex" mc:Ignorable="w14 w15 w16se w16cid w16 w16cex w16sdtdh w16sdtfl w16du">
   <w:docDefaults>
     <w:rPrDefault>
       <w:rPr>

--- a/docassemble/UIAppealAfterHearing/data/templates/cover_letter.docx
+++ b/docassemble/UIAppealAfterHearing/data/templates/cover_letter.docx
@@ -11,6 +11,7 @@
           <w:szCs w:val="24"/>
         </w:rPr>
       </w:pPr>
+      <w:proofErr w:type="gramStart"/>
       <w:r>
         <w:rPr>
           <w:rFonts w:ascii="Times New Roman" w:hAnsi="Times New Roman" w:cs="Times New Roman"/>
@@ -27,6 +28,7 @@
         </w:rPr>
         <w:t>users</w:t>
       </w:r>
+      <w:proofErr w:type="gramEnd"/>
       <w:r>
         <w:rPr>
           <w:rFonts w:ascii="Times New Roman" w:hAnsi="Times New Roman" w:cs="Times New Roman"/>
@@ -42,7 +44,16 @@
           <w:sz w:val="24"/>
           <w:szCs w:val="24"/>
         </w:rPr>
-        <w:t>name_full</w:t>
+        <w:t>name_</w:t>
+      </w:r>
+      <w:proofErr w:type="gramStart"/>
+      <w:r>
+        <w:rPr>
+          <w:rFonts w:ascii="Times New Roman" w:hAnsi="Times New Roman" w:cs="Times New Roman"/>
+          <w:sz w:val="24"/>
+          <w:szCs w:val="24"/>
+        </w:rPr>
+        <w:t>full</w:t>
       </w:r>
       <w:proofErr w:type="spellEnd"/>
       <w:r>
@@ -51,25 +62,53 @@
           <w:sz w:val="24"/>
           <w:szCs w:val="24"/>
         </w:rPr>
-        <w:t>() }}</w:t>
-      </w:r>
-    </w:p>
-    <w:p>
-      <w:pPr>
-        <w:spacing w:after="0" w:line="240" w:lineRule="auto"/>
-        <w:rPr>
-          <w:rFonts w:ascii="Times New Roman" w:hAnsi="Times New Roman" w:cs="Times New Roman"/>
-          <w:sz w:val="24"/>
-          <w:szCs w:val="24"/>
-        </w:rPr>
-      </w:pPr>
-      <w:r>
-        <w:rPr>
-          <w:rFonts w:ascii="Times New Roman" w:hAnsi="Times New Roman" w:cs="Times New Roman"/>
-          <w:sz w:val="24"/>
-          <w:szCs w:val="24"/>
-        </w:rPr>
-        <w:t>{{ users[0].</w:t>
+        <w:t>() }</w:t>
+      </w:r>
+      <w:proofErr w:type="gramEnd"/>
+      <w:r>
+        <w:rPr>
+          <w:rFonts w:ascii="Times New Roman" w:hAnsi="Times New Roman" w:cs="Times New Roman"/>
+          <w:sz w:val="24"/>
+          <w:szCs w:val="24"/>
+        </w:rPr>
+        <w:t>}</w:t>
+      </w:r>
+    </w:p>
+    <w:p>
+      <w:pPr>
+        <w:spacing w:after="0" w:line="240" w:lineRule="auto"/>
+        <w:rPr>
+          <w:rFonts w:ascii="Times New Roman" w:hAnsi="Times New Roman" w:cs="Times New Roman"/>
+          <w:sz w:val="24"/>
+          <w:szCs w:val="24"/>
+        </w:rPr>
+      </w:pPr>
+      <w:proofErr w:type="gramStart"/>
+      <w:r>
+        <w:rPr>
+          <w:rFonts w:ascii="Times New Roman" w:hAnsi="Times New Roman" w:cs="Times New Roman"/>
+          <w:sz w:val="24"/>
+          <w:szCs w:val="24"/>
+        </w:rPr>
+        <w:t>{{ users</w:t>
+      </w:r>
+      <w:proofErr w:type="gramEnd"/>
+      <w:r>
+        <w:rPr>
+          <w:rFonts w:ascii="Times New Roman" w:hAnsi="Times New Roman" w:cs="Times New Roman"/>
+          <w:sz w:val="24"/>
+          <w:szCs w:val="24"/>
+        </w:rPr>
+        <w:t>[0</w:t>
+      </w:r>
+      <w:proofErr w:type="gramStart"/>
+      <w:r>
+        <w:rPr>
+          <w:rFonts w:ascii="Times New Roman" w:hAnsi="Times New Roman" w:cs="Times New Roman"/>
+          <w:sz w:val="24"/>
+          <w:szCs w:val="24"/>
+        </w:rPr>
+        <w:t>].</w:t>
       </w:r>
       <w:proofErr w:type="spellStart"/>
       <w:r>
@@ -78,7 +117,16 @@
           <w:sz w:val="24"/>
           <w:szCs w:val="24"/>
         </w:rPr>
-        <w:t>address.line_one</w:t>
+        <w:t>address</w:t>
+      </w:r>
+      <w:proofErr w:type="gramEnd"/>
+      <w:r>
+        <w:rPr>
+          <w:rFonts w:ascii="Times New Roman" w:hAnsi="Times New Roman" w:cs="Times New Roman"/>
+          <w:sz w:val="24"/>
+          <w:szCs w:val="24"/>
+        </w:rPr>
+        <w:t>.line_one</w:t>
       </w:r>
       <w:proofErr w:type="spellEnd"/>
       <w:r>
@@ -87,25 +135,62 @@
           <w:sz w:val="24"/>
           <w:szCs w:val="24"/>
         </w:rPr>
-        <w:t>(bare=True) }}</w:t>
-      </w:r>
-    </w:p>
-    <w:p>
-      <w:pPr>
-        <w:spacing w:after="0" w:line="240" w:lineRule="auto"/>
-        <w:rPr>
-          <w:rFonts w:ascii="Times New Roman" w:hAnsi="Times New Roman" w:cs="Times New Roman"/>
-          <w:sz w:val="24"/>
-          <w:szCs w:val="24"/>
-        </w:rPr>
-      </w:pPr>
-      <w:r>
-        <w:rPr>
-          <w:rFonts w:ascii="Times New Roman" w:hAnsi="Times New Roman" w:cs="Times New Roman"/>
-          <w:sz w:val="24"/>
-          <w:szCs w:val="24"/>
-        </w:rPr>
-        <w:t>{{ users[0].</w:t>
+        <w:t>(bare=True</w:t>
+      </w:r>
+      <w:proofErr w:type="gramStart"/>
+      <w:r>
+        <w:rPr>
+          <w:rFonts w:ascii="Times New Roman" w:hAnsi="Times New Roman" w:cs="Times New Roman"/>
+          <w:sz w:val="24"/>
+          <w:szCs w:val="24"/>
+        </w:rPr>
+        <w:t>) }</w:t>
+      </w:r>
+      <w:proofErr w:type="gramEnd"/>
+      <w:r>
+        <w:rPr>
+          <w:rFonts w:ascii="Times New Roman" w:hAnsi="Times New Roman" w:cs="Times New Roman"/>
+          <w:sz w:val="24"/>
+          <w:szCs w:val="24"/>
+        </w:rPr>
+        <w:t>}</w:t>
+      </w:r>
+    </w:p>
+    <w:p>
+      <w:pPr>
+        <w:spacing w:after="0" w:line="240" w:lineRule="auto"/>
+        <w:rPr>
+          <w:rFonts w:ascii="Times New Roman" w:hAnsi="Times New Roman" w:cs="Times New Roman"/>
+          <w:sz w:val="24"/>
+          <w:szCs w:val="24"/>
+        </w:rPr>
+      </w:pPr>
+      <w:proofErr w:type="gramStart"/>
+      <w:r>
+        <w:rPr>
+          <w:rFonts w:ascii="Times New Roman" w:hAnsi="Times New Roman" w:cs="Times New Roman"/>
+          <w:sz w:val="24"/>
+          <w:szCs w:val="24"/>
+        </w:rPr>
+        <w:t>{{ users</w:t>
+      </w:r>
+      <w:proofErr w:type="gramEnd"/>
+      <w:r>
+        <w:rPr>
+          <w:rFonts w:ascii="Times New Roman" w:hAnsi="Times New Roman" w:cs="Times New Roman"/>
+          <w:sz w:val="24"/>
+          <w:szCs w:val="24"/>
+        </w:rPr>
+        <w:t>[0</w:t>
+      </w:r>
+      <w:proofErr w:type="gramStart"/>
+      <w:r>
+        <w:rPr>
+          <w:rFonts w:ascii="Times New Roman" w:hAnsi="Times New Roman" w:cs="Times New Roman"/>
+          <w:sz w:val="24"/>
+          <w:szCs w:val="24"/>
+        </w:rPr>
+        <w:t>].</w:t>
       </w:r>
       <w:proofErr w:type="spellStart"/>
       <w:r>
@@ -114,7 +199,25 @@
           <w:sz w:val="24"/>
           <w:szCs w:val="24"/>
         </w:rPr>
-        <w:t>address.line_two</w:t>
+        <w:t>address</w:t>
+      </w:r>
+      <w:proofErr w:type="gramEnd"/>
+      <w:r>
+        <w:rPr>
+          <w:rFonts w:ascii="Times New Roman" w:hAnsi="Times New Roman" w:cs="Times New Roman"/>
+          <w:sz w:val="24"/>
+          <w:szCs w:val="24"/>
+        </w:rPr>
+        <w:t>.line_</w:t>
+      </w:r>
+      <w:proofErr w:type="gramStart"/>
+      <w:r>
+        <w:rPr>
+          <w:rFonts w:ascii="Times New Roman" w:hAnsi="Times New Roman" w:cs="Times New Roman"/>
+          <w:sz w:val="24"/>
+          <w:szCs w:val="24"/>
+        </w:rPr>
+        <w:t>two</w:t>
       </w:r>
       <w:proofErr w:type="spellEnd"/>
       <w:r>
@@ -123,7 +226,16 @@
           <w:sz w:val="24"/>
           <w:szCs w:val="24"/>
         </w:rPr>
-        <w:t>() }}</w:t>
+        <w:t>() }</w:t>
+      </w:r>
+      <w:proofErr w:type="gramEnd"/>
+      <w:r>
+        <w:rPr>
+          <w:rFonts w:ascii="Times New Roman" w:hAnsi="Times New Roman" w:cs="Times New Roman"/>
+          <w:sz w:val="24"/>
+          <w:szCs w:val="24"/>
+        </w:rPr>
+        <w:t>}</w:t>
       </w:r>
     </w:p>
     <w:p>
@@ -145,13 +257,41 @@
           <w:szCs w:val="24"/>
         </w:rPr>
       </w:pPr>
-      <w:r>
-        <w:rPr>
-          <w:rFonts w:ascii="Times New Roman" w:hAnsi="Times New Roman" w:cs="Times New Roman"/>
-          <w:sz w:val="24"/>
-          <w:szCs w:val="24"/>
-        </w:rPr>
-        <w:t xml:space="preserve">{{ today().format(“MMMM d, </w:t>
+      <w:proofErr w:type="gramStart"/>
+      <w:r>
+        <w:rPr>
+          <w:rFonts w:ascii="Times New Roman" w:hAnsi="Times New Roman" w:cs="Times New Roman"/>
+          <w:sz w:val="24"/>
+          <w:szCs w:val="24"/>
+        </w:rPr>
+        <w:t>{{ today</w:t>
+      </w:r>
+      <w:proofErr w:type="gramEnd"/>
+      <w:r>
+        <w:rPr>
+          <w:rFonts w:ascii="Times New Roman" w:hAnsi="Times New Roman" w:cs="Times New Roman"/>
+          <w:sz w:val="24"/>
+          <w:szCs w:val="24"/>
+        </w:rPr>
+        <w:t>(</w:t>
+      </w:r>
+      <w:proofErr w:type="gramStart"/>
+      <w:r>
+        <w:rPr>
+          <w:rFonts w:ascii="Times New Roman" w:hAnsi="Times New Roman" w:cs="Times New Roman"/>
+          <w:sz w:val="24"/>
+          <w:szCs w:val="24"/>
+        </w:rPr>
+        <w:t>).format</w:t>
+      </w:r>
+      <w:proofErr w:type="gramEnd"/>
+      <w:r>
+        <w:rPr>
+          <w:rFonts w:ascii="Times New Roman" w:hAnsi="Times New Roman" w:cs="Times New Roman"/>
+          <w:sz w:val="24"/>
+          <w:szCs w:val="24"/>
+        </w:rPr>
+        <w:t xml:space="preserve">(“MMMM d, </w:t>
       </w:r>
       <w:proofErr w:type="spellStart"/>
       <w:r>
@@ -171,6 +311,7 @@
         </w:rPr>
         <w:t>”</w:t>
       </w:r>
+      <w:proofErr w:type="gramStart"/>
       <w:r>
         <w:rPr>
           <w:rFonts w:ascii="Times New Roman" w:hAnsi="Times New Roman" w:cs="Times New Roman"/>
@@ -185,7 +326,16 @@
           <w:sz w:val="24"/>
           <w:szCs w:val="24"/>
         </w:rPr>
-        <w:t>}}</w:t>
+        <w:t>}</w:t>
+      </w:r>
+      <w:proofErr w:type="gramEnd"/>
+      <w:r>
+        <w:rPr>
+          <w:rFonts w:ascii="Times New Roman" w:hAnsi="Times New Roman" w:cs="Times New Roman"/>
+          <w:sz w:val="24"/>
+          <w:szCs w:val="24"/>
+        </w:rPr>
+        <w:t>}</w:t>
       </w:r>
     </w:p>
     <w:p>
@@ -221,6 +371,14 @@
           <w:sz w:val="24"/>
           <w:szCs w:val="24"/>
         </w:rPr>
+        <w:t xml:space="preserve">C/O </w:t>
+      </w:r>
+      <w:r>
+        <w:rPr>
+          <w:rFonts w:ascii="Times New Roman" w:hAnsi="Times New Roman" w:cs="Times New Roman"/>
+          <w:sz w:val="24"/>
+          <w:szCs w:val="24"/>
+        </w:rPr>
         <w:t>Board of Review</w:t>
       </w:r>
     </w:p>
@@ -239,7 +397,31 @@
           <w:sz w:val="24"/>
           <w:szCs w:val="24"/>
         </w:rPr>
-        <w:t>33 South State Street</w:t>
+        <w:t>115</w:t>
+      </w:r>
+      <w:r>
+        <w:rPr>
+          <w:rFonts w:ascii="Times New Roman" w:hAnsi="Times New Roman" w:cs="Times New Roman"/>
+          <w:sz w:val="24"/>
+          <w:szCs w:val="24"/>
+        </w:rPr>
+        <w:t xml:space="preserve"> South </w:t>
+      </w:r>
+      <w:r>
+        <w:rPr>
+          <w:rFonts w:ascii="Times New Roman" w:hAnsi="Times New Roman" w:cs="Times New Roman"/>
+          <w:sz w:val="24"/>
+          <w:szCs w:val="24"/>
+        </w:rPr>
+        <w:t>LaSalle</w:t>
+      </w:r>
+      <w:r>
+        <w:rPr>
+          <w:rFonts w:ascii="Times New Roman" w:hAnsi="Times New Roman" w:cs="Times New Roman"/>
+          <w:sz w:val="24"/>
+          <w:szCs w:val="24"/>
+        </w:rPr>
+        <w:t xml:space="preserve"> Street</w:t>
       </w:r>
       <w:r>
         <w:rPr>
@@ -255,6 +437,14 @@
           <w:sz w:val="24"/>
           <w:szCs w:val="24"/>
         </w:rPr>
+        <w:t>1</w:t>
+      </w:r>
+      <w:r>
+        <w:rPr>
+          <w:rFonts w:ascii="Times New Roman" w:hAnsi="Times New Roman" w:cs="Times New Roman"/>
+          <w:sz w:val="24"/>
+          <w:szCs w:val="24"/>
+        </w:rPr>
         <w:t>9</w:t>
       </w:r>
       <w:r>
@@ -362,16 +552,53 @@
           <w:sz w:val="24"/>
           <w:szCs w:val="24"/>
         </w:rPr>
-        <w:t>I want to appeal the denial of unemployment benefits because I disagree with the decision</w:t>
-      </w:r>
-      <w:r>
-        <w:rPr>
-          <w:rFonts w:ascii="Times New Roman" w:hAnsi="Times New Roman" w:cs="Times New Roman"/>
-          <w:sz w:val="24"/>
-          <w:szCs w:val="24"/>
-        </w:rPr>
-        <w:t xml:space="preserve">. I want a hearing. Please consider this a “Notice of Appeal” of the decision dated </w:t>
-      </w:r>
+        <w:t xml:space="preserve">I want to </w:t>
+      </w:r>
+      <w:proofErr w:type="gramStart"/>
+      <w:r>
+        <w:rPr>
+          <w:rFonts w:ascii="Times New Roman" w:hAnsi="Times New Roman" w:cs="Times New Roman"/>
+          <w:sz w:val="24"/>
+          <w:szCs w:val="24"/>
+        </w:rPr>
+        <w:t>appeal</w:t>
+      </w:r>
+      <w:proofErr w:type="gramEnd"/>
+      <w:r>
+        <w:rPr>
+          <w:rFonts w:ascii="Times New Roman" w:hAnsi="Times New Roman" w:cs="Times New Roman"/>
+          <w:sz w:val="24"/>
+          <w:szCs w:val="24"/>
+        </w:rPr>
+        <w:t xml:space="preserve"> the denial of unemployment benefits because I disagree with the decision</w:t>
+      </w:r>
+      <w:r>
+        <w:rPr>
+          <w:rFonts w:ascii="Times New Roman" w:hAnsi="Times New Roman" w:cs="Times New Roman"/>
+          <w:sz w:val="24"/>
+          <w:szCs w:val="24"/>
+        </w:rPr>
+        <w:t xml:space="preserve">. I want </w:t>
+      </w:r>
+      <w:proofErr w:type="gramStart"/>
+      <w:r>
+        <w:rPr>
+          <w:rFonts w:ascii="Times New Roman" w:hAnsi="Times New Roman" w:cs="Times New Roman"/>
+          <w:sz w:val="24"/>
+          <w:szCs w:val="24"/>
+        </w:rPr>
+        <w:t>a hearing</w:t>
+      </w:r>
+      <w:proofErr w:type="gramEnd"/>
+      <w:r>
+        <w:rPr>
+          <w:rFonts w:ascii="Times New Roman" w:hAnsi="Times New Roman" w:cs="Times New Roman"/>
+          <w:sz w:val="24"/>
+          <w:szCs w:val="24"/>
+        </w:rPr>
+        <w:t xml:space="preserve">. Please consider this a “Notice of Appeal” of the decision dated </w:t>
+      </w:r>
+      <w:proofErr w:type="gramStart"/>
       <w:r>
         <w:rPr>
           <w:rFonts w:ascii="Times New Roman" w:hAnsi="Times New Roman" w:cs="Times New Roman"/>
@@ -387,7 +614,25 @@
           <w:sz w:val="24"/>
           <w:szCs w:val="24"/>
         </w:rPr>
-        <w:t>appeal_date</w:t>
+        <w:t>decision</w:t>
+      </w:r>
+      <w:proofErr w:type="gramEnd"/>
+      <w:r>
+        <w:rPr>
+          <w:rFonts w:ascii="Times New Roman" w:hAnsi="Times New Roman" w:cs="Times New Roman"/>
+          <w:sz w:val="24"/>
+          <w:szCs w:val="24"/>
+        </w:rPr>
+        <w:t>_</w:t>
+      </w:r>
+      <w:proofErr w:type="gramStart"/>
+      <w:r>
+        <w:rPr>
+          <w:rFonts w:ascii="Times New Roman" w:hAnsi="Times New Roman" w:cs="Times New Roman"/>
+          <w:sz w:val="24"/>
+          <w:szCs w:val="24"/>
+        </w:rPr>
+        <w:t>date</w:t>
       </w:r>
       <w:proofErr w:type="spellEnd"/>
       <w:r>
@@ -404,7 +649,16 @@
           <w:sz w:val="24"/>
           <w:szCs w:val="24"/>
         </w:rPr>
-        <w:t xml:space="preserve">}} </w:t>
+        <w:t>}</w:t>
+      </w:r>
+      <w:proofErr w:type="gramEnd"/>
+      <w:r>
+        <w:rPr>
+          <w:rFonts w:ascii="Times New Roman" w:hAnsi="Times New Roman" w:cs="Times New Roman"/>
+          <w:sz w:val="24"/>
+          <w:szCs w:val="24"/>
+        </w:rPr>
+        <w:t xml:space="preserve">} </w:t>
       </w:r>
       <w:r>
         <w:rPr>
@@ -467,13 +721,23 @@
         </w:rPr>
         <w:tab/>
       </w:r>
-      <w:r>
-        <w:rPr>
-          <w:rFonts w:ascii="Times New Roman" w:hAnsi="Times New Roman" w:cs="Times New Roman"/>
-          <w:sz w:val="24"/>
-          <w:szCs w:val="24"/>
-        </w:rPr>
-        <w:t>{{ users[0].</w:t>
+      <w:proofErr w:type="gramStart"/>
+      <w:r>
+        <w:rPr>
+          <w:rFonts w:ascii="Times New Roman" w:hAnsi="Times New Roman" w:cs="Times New Roman"/>
+          <w:sz w:val="24"/>
+          <w:szCs w:val="24"/>
+        </w:rPr>
+        <w:t>{{ users</w:t>
+      </w:r>
+      <w:proofErr w:type="gramEnd"/>
+      <w:r>
+        <w:rPr>
+          <w:rFonts w:ascii="Times New Roman" w:hAnsi="Times New Roman" w:cs="Times New Roman"/>
+          <w:sz w:val="24"/>
+          <w:szCs w:val="24"/>
+        </w:rPr>
+        <w:t>[0].</w:t>
       </w:r>
       <w:proofErr w:type="spellStart"/>
       <w:r>
@@ -482,7 +746,16 @@
           <w:sz w:val="24"/>
           <w:szCs w:val="24"/>
         </w:rPr>
-        <w:t>name_full</w:t>
+        <w:t>name_</w:t>
+      </w:r>
+      <w:proofErr w:type="gramStart"/>
+      <w:r>
+        <w:rPr>
+          <w:rFonts w:ascii="Times New Roman" w:hAnsi="Times New Roman" w:cs="Times New Roman"/>
+          <w:sz w:val="24"/>
+          <w:szCs w:val="24"/>
+        </w:rPr>
+        <w:t>full</w:t>
       </w:r>
       <w:proofErr w:type="spellEnd"/>
       <w:r>
@@ -491,7 +764,16 @@
           <w:sz w:val="24"/>
           <w:szCs w:val="24"/>
         </w:rPr>
-        <w:t xml:space="preserve">() }}                     </w:t>
+        <w:t>() }</w:t>
+      </w:r>
+      <w:proofErr w:type="gramEnd"/>
+      <w:r>
+        <w:rPr>
+          <w:rFonts w:ascii="Times New Roman" w:hAnsi="Times New Roman" w:cs="Times New Roman"/>
+          <w:sz w:val="24"/>
+          <w:szCs w:val="24"/>
+        </w:rPr>
+        <w:t xml:space="preserve">}                     </w:t>
       </w:r>
       <w:r>
         <w:rPr>
@@ -541,6 +823,7 @@
         </w:rPr>
         <w:tab/>
       </w:r>
+      <w:proofErr w:type="gramStart"/>
       <w:r>
         <w:rPr>
           <w:rFonts w:ascii="Times New Roman" w:hAnsi="Times New Roman" w:cs="Times New Roman"/>
@@ -557,6 +840,7 @@
         </w:rPr>
         <w:t>(</w:t>
       </w:r>
+      <w:proofErr w:type="gramEnd"/>
       <w:r>
         <w:rPr>
           <w:rFonts w:ascii="Times New Roman" w:hAnsi="Times New Roman" w:cs="Times New Roman"/>
@@ -588,7 +872,16 @@
           <w:sz w:val="24"/>
           <w:szCs w:val="24"/>
         </w:rPr>
-        <w:t>|int</w:t>
+        <w:t>|</w:t>
+      </w:r>
+      <w:proofErr w:type="gramStart"/>
+      <w:r>
+        <w:rPr>
+          <w:rFonts w:ascii="Times New Roman" w:hAnsi="Times New Roman" w:cs="Times New Roman"/>
+          <w:sz w:val="24"/>
+          <w:szCs w:val="24"/>
+        </w:rPr>
+        <w:t>int</w:t>
       </w:r>
       <w:proofErr w:type="spellEnd"/>
       <w:r>
@@ -615,6 +908,7 @@
         </w:rPr>
         <w:t xml:space="preserve"> }</w:t>
       </w:r>
+      <w:proofErr w:type="gramEnd"/>
       <w:r>
         <w:rPr>
           <w:rFonts w:ascii="Times New Roman" w:hAnsi="Times New Roman" w:cs="Times New Roman"/>
@@ -671,6 +965,7 @@
         </w:rPr>
         <w:tab/>
       </w:r>
+      <w:proofErr w:type="gramStart"/>
       <w:r>
         <w:rPr>
           <w:rFonts w:ascii="Times New Roman" w:hAnsi="Times New Roman" w:cs="Times New Roman"/>
@@ -686,7 +981,16 @@
           <w:sz w:val="24"/>
           <w:szCs w:val="24"/>
         </w:rPr>
-        <w:t>phone_number_formatted</w:t>
+        <w:t>phone</w:t>
+      </w:r>
+      <w:proofErr w:type="gramEnd"/>
+      <w:r>
+        <w:rPr>
+          <w:rFonts w:ascii="Times New Roman" w:hAnsi="Times New Roman" w:cs="Times New Roman"/>
+          <w:sz w:val="24"/>
+          <w:szCs w:val="24"/>
+        </w:rPr>
+        <w:t>_number_formatted</w:t>
       </w:r>
       <w:proofErr w:type="spellEnd"/>
       <w:r>
@@ -695,7 +999,16 @@
           <w:sz w:val="24"/>
           <w:szCs w:val="24"/>
         </w:rPr>
-        <w:t>(users[0].</w:t>
+        <w:t>(users[0</w:t>
+      </w:r>
+      <w:proofErr w:type="gramStart"/>
+      <w:r>
+        <w:rPr>
+          <w:rFonts w:ascii="Times New Roman" w:hAnsi="Times New Roman" w:cs="Times New Roman"/>
+          <w:sz w:val="24"/>
+          <w:szCs w:val="24"/>
+        </w:rPr>
+        <w:t>].</w:t>
       </w:r>
       <w:proofErr w:type="spellStart"/>
       <w:r>
@@ -704,9 +1017,19 @@
           <w:sz w:val="24"/>
           <w:szCs w:val="24"/>
         </w:rPr>
-        <w:t>phone_number</w:t>
+        <w:t>phone</w:t>
+      </w:r>
+      <w:proofErr w:type="gramEnd"/>
+      <w:r>
+        <w:rPr>
+          <w:rFonts w:ascii="Times New Roman" w:hAnsi="Times New Roman" w:cs="Times New Roman"/>
+          <w:sz w:val="24"/>
+          <w:szCs w:val="24"/>
+        </w:rPr>
+        <w:t>_number</w:t>
       </w:r>
       <w:proofErr w:type="spellEnd"/>
+      <w:proofErr w:type="gramStart"/>
       <w:r>
         <w:rPr>
           <w:rFonts w:ascii="Times New Roman" w:hAnsi="Times New Roman" w:cs="Times New Roman"/>
@@ -729,7 +1052,16 @@
           <w:sz w:val="24"/>
           <w:szCs w:val="24"/>
         </w:rPr>
-        <w:t>}}</w:t>
+        <w:t>}</w:t>
+      </w:r>
+      <w:proofErr w:type="gramEnd"/>
+      <w:r>
+        <w:rPr>
+          <w:rFonts w:ascii="Times New Roman" w:hAnsi="Times New Roman" w:cs="Times New Roman"/>
+          <w:sz w:val="24"/>
+          <w:szCs w:val="24"/>
+        </w:rPr>
+        <w:t>}</w:t>
       </w:r>
       <w:r>
         <w:rPr>
@@ -778,6 +1110,7 @@
         </w:rPr>
         <w:tab/>
       </w:r>
+      <w:proofErr w:type="gramStart"/>
       <w:r>
         <w:rPr>
           <w:rFonts w:ascii="Times New Roman" w:hAnsi="Times New Roman" w:cs="Times New Roman"/>
@@ -793,7 +1126,25 @@
           <w:sz w:val="24"/>
           <w:szCs w:val="24"/>
         </w:rPr>
-        <w:t>docket_number</w:t>
+        <w:t>docket</w:t>
+      </w:r>
+      <w:proofErr w:type="gramEnd"/>
+      <w:r>
+        <w:rPr>
+          <w:rFonts w:ascii="Times New Roman" w:hAnsi="Times New Roman" w:cs="Times New Roman"/>
+          <w:sz w:val="24"/>
+          <w:szCs w:val="24"/>
+        </w:rPr>
+        <w:t>_</w:t>
+      </w:r>
+      <w:proofErr w:type="gramStart"/>
+      <w:r>
+        <w:rPr>
+          <w:rFonts w:ascii="Times New Roman" w:hAnsi="Times New Roman" w:cs="Times New Roman"/>
+          <w:sz w:val="24"/>
+          <w:szCs w:val="24"/>
+        </w:rPr>
+        <w:t>number</w:t>
       </w:r>
       <w:proofErr w:type="spellEnd"/>
       <w:r>
@@ -802,7 +1153,16 @@
           <w:sz w:val="24"/>
           <w:szCs w:val="24"/>
         </w:rPr>
-        <w:t xml:space="preserve"> }}</w:t>
+        <w:t xml:space="preserve"> }</w:t>
+      </w:r>
+      <w:proofErr w:type="gramEnd"/>
+      <w:r>
+        <w:rPr>
+          <w:rFonts w:ascii="Times New Roman" w:hAnsi="Times New Roman" w:cs="Times New Roman"/>
+          <w:sz w:val="24"/>
+          <w:szCs w:val="24"/>
+        </w:rPr>
+        <w:t>}</w:t>
       </w:r>
     </w:p>
     <w:p>
@@ -871,8 +1231,74 @@
           <w:sz w:val="24"/>
           <w:szCs w:val="24"/>
         </w:rPr>
-        <w:t>{%p for doc in attachments %}</w:t>
-      </w:r>
+        <w:t xml:space="preserve">{%p if </w:t>
+      </w:r>
+      <w:proofErr w:type="spellStart"/>
+      <w:proofErr w:type="gramStart"/>
+      <w:r>
+        <w:rPr>
+          <w:rFonts w:ascii="Times New Roman" w:hAnsi="Times New Roman" w:cs="Times New Roman"/>
+          <w:sz w:val="24"/>
+          <w:szCs w:val="24"/>
+        </w:rPr>
+        <w:t>attachments.there</w:t>
+      </w:r>
+      <w:proofErr w:type="gramEnd"/>
+      <w:r>
+        <w:rPr>
+          <w:rFonts w:ascii="Times New Roman" w:hAnsi="Times New Roman" w:cs="Times New Roman"/>
+          <w:sz w:val="24"/>
+          <w:szCs w:val="24"/>
+        </w:rPr>
+        <w:t>_are_</w:t>
+      </w:r>
+      <w:proofErr w:type="gramStart"/>
+      <w:r>
+        <w:rPr>
+          <w:rFonts w:ascii="Times New Roman" w:hAnsi="Times New Roman" w:cs="Times New Roman"/>
+          <w:sz w:val="24"/>
+          <w:szCs w:val="24"/>
+        </w:rPr>
+        <w:t>any</w:t>
+      </w:r>
+      <w:proofErr w:type="spellEnd"/>
+      <w:r>
+        <w:rPr>
+          <w:rFonts w:ascii="Times New Roman" w:hAnsi="Times New Roman" w:cs="Times New Roman"/>
+          <w:sz w:val="24"/>
+          <w:szCs w:val="24"/>
+        </w:rPr>
+        <w:t xml:space="preserve"> %}</w:t>
+      </w:r>
+      <w:proofErr w:type="gramEnd"/>
+    </w:p>
+    <w:p>
+      <w:pPr>
+        <w:spacing w:after="0" w:line="240" w:lineRule="auto"/>
+        <w:rPr>
+          <w:rFonts w:ascii="Times New Roman" w:hAnsi="Times New Roman" w:cs="Times New Roman"/>
+          <w:sz w:val="24"/>
+          <w:szCs w:val="24"/>
+        </w:rPr>
+      </w:pPr>
+      <w:r>
+        <w:rPr>
+          <w:rFonts w:ascii="Times New Roman" w:hAnsi="Times New Roman" w:cs="Times New Roman"/>
+          <w:sz w:val="24"/>
+          <w:szCs w:val="24"/>
+        </w:rPr>
+        <w:t xml:space="preserve">{%p for doc in </w:t>
+      </w:r>
+      <w:proofErr w:type="gramStart"/>
+      <w:r>
+        <w:rPr>
+          <w:rFonts w:ascii="Times New Roman" w:hAnsi="Times New Roman" w:cs="Times New Roman"/>
+          <w:sz w:val="24"/>
+          <w:szCs w:val="24"/>
+        </w:rPr>
+        <w:t>attachments %}</w:t>
+      </w:r>
+      <w:proofErr w:type="gramEnd"/>
     </w:p>
     <w:p>
       <w:pPr>
@@ -888,6 +1314,7 @@
           <w:szCs w:val="24"/>
         </w:rPr>
       </w:pPr>
+      <w:proofErr w:type="gramStart"/>
       <w:r>
         <w:rPr>
           <w:rFonts w:ascii="Times New Roman" w:hAnsi="Times New Roman" w:cs="Times New Roman"/>
@@ -903,7 +1330,25 @@
           <w:sz w:val="24"/>
           <w:szCs w:val="24"/>
         </w:rPr>
-        <w:t>doc.name.text</w:t>
+        <w:t>doc.name</w:t>
+      </w:r>
+      <w:proofErr w:type="gramEnd"/>
+      <w:r>
+        <w:rPr>
+          <w:rFonts w:ascii="Times New Roman" w:hAnsi="Times New Roman" w:cs="Times New Roman"/>
+          <w:sz w:val="24"/>
+          <w:szCs w:val="24"/>
+        </w:rPr>
+        <w:t>.</w:t>
+      </w:r>
+      <w:proofErr w:type="gramStart"/>
+      <w:r>
+        <w:rPr>
+          <w:rFonts w:ascii="Times New Roman" w:hAnsi="Times New Roman" w:cs="Times New Roman"/>
+          <w:sz w:val="24"/>
+          <w:szCs w:val="24"/>
+        </w:rPr>
+        <w:t>text</w:t>
       </w:r>
       <w:proofErr w:type="spellEnd"/>
       <w:r>
@@ -912,6 +1357,766 @@
           <w:sz w:val="24"/>
           <w:szCs w:val="24"/>
         </w:rPr>
+        <w:t xml:space="preserve"> }</w:t>
+      </w:r>
+      <w:proofErr w:type="gramEnd"/>
+      <w:r>
+        <w:rPr>
+          <w:rFonts w:ascii="Times New Roman" w:hAnsi="Times New Roman" w:cs="Times New Roman"/>
+          <w:sz w:val="24"/>
+          <w:szCs w:val="24"/>
+        </w:rPr>
+        <w:t>}</w:t>
+      </w:r>
+      <w:r>
+        <w:rPr>
+          <w:rFonts w:ascii="Times New Roman" w:hAnsi="Times New Roman" w:cs="Times New Roman"/>
+          <w:sz w:val="24"/>
+          <w:szCs w:val="24"/>
+        </w:rPr>
+        <w:t xml:space="preserve">, </w:t>
+      </w:r>
+      <w:proofErr w:type="gramStart"/>
+      <w:r>
+        <w:rPr>
+          <w:rFonts w:ascii="Times New Roman" w:hAnsi="Times New Roman" w:cs="Times New Roman"/>
+          <w:sz w:val="24"/>
+          <w:szCs w:val="24"/>
+        </w:rPr>
+        <w:t xml:space="preserve">{{ </w:t>
+      </w:r>
+      <w:proofErr w:type="spellStart"/>
+      <w:r>
+        <w:rPr>
+          <w:rFonts w:ascii="Times New Roman" w:hAnsi="Times New Roman" w:cs="Times New Roman"/>
+          <w:sz w:val="24"/>
+          <w:szCs w:val="24"/>
+        </w:rPr>
+        <w:t>doc</w:t>
+      </w:r>
+      <w:proofErr w:type="gramEnd"/>
+      <w:r>
+        <w:rPr>
+          <w:rFonts w:ascii="Times New Roman" w:hAnsi="Times New Roman" w:cs="Times New Roman"/>
+          <w:sz w:val="24"/>
+          <w:szCs w:val="24"/>
+        </w:rPr>
+        <w:t>.</w:t>
+      </w:r>
+      <w:proofErr w:type="gramStart"/>
+      <w:r>
+        <w:rPr>
+          <w:rFonts w:ascii="Times New Roman" w:hAnsi="Times New Roman" w:cs="Times New Roman"/>
+          <w:sz w:val="24"/>
+          <w:szCs w:val="24"/>
+        </w:rPr>
+        <w:t>desc</w:t>
+      </w:r>
+      <w:proofErr w:type="spellEnd"/>
+      <w:r>
+        <w:rPr>
+          <w:rFonts w:ascii="Times New Roman" w:hAnsi="Times New Roman" w:cs="Times New Roman"/>
+          <w:sz w:val="24"/>
+          <w:szCs w:val="24"/>
+        </w:rPr>
+        <w:t xml:space="preserve"> }</w:t>
+      </w:r>
+      <w:proofErr w:type="gramEnd"/>
+      <w:r>
+        <w:rPr>
+          <w:rFonts w:ascii="Times New Roman" w:hAnsi="Times New Roman" w:cs="Times New Roman"/>
+          <w:sz w:val="24"/>
+          <w:szCs w:val="24"/>
+        </w:rPr>
+        <w:t>}</w:t>
+      </w:r>
+    </w:p>
+    <w:p>
+      <w:pPr>
+        <w:spacing w:after="0" w:line="240" w:lineRule="auto"/>
+        <w:rPr>
+          <w:rFonts w:ascii="Times New Roman" w:hAnsi="Times New Roman" w:cs="Times New Roman"/>
+          <w:sz w:val="24"/>
+          <w:szCs w:val="24"/>
+        </w:rPr>
+      </w:pPr>
+      <w:r>
+        <w:rPr>
+          <w:rFonts w:ascii="Times New Roman" w:hAnsi="Times New Roman" w:cs="Times New Roman"/>
+          <w:sz w:val="24"/>
+          <w:szCs w:val="24"/>
+        </w:rPr>
+        <w:t xml:space="preserve">{%p </w:t>
+      </w:r>
+      <w:proofErr w:type="spellStart"/>
+      <w:proofErr w:type="gramStart"/>
+      <w:r>
+        <w:rPr>
+          <w:rFonts w:ascii="Times New Roman" w:hAnsi="Times New Roman" w:cs="Times New Roman"/>
+          <w:sz w:val="24"/>
+          <w:szCs w:val="24"/>
+        </w:rPr>
+        <w:t>endfor</w:t>
+      </w:r>
+      <w:proofErr w:type="spellEnd"/>
+      <w:r>
+        <w:rPr>
+          <w:rFonts w:ascii="Times New Roman" w:hAnsi="Times New Roman" w:cs="Times New Roman"/>
+          <w:sz w:val="24"/>
+          <w:szCs w:val="24"/>
+        </w:rPr>
+        <w:t xml:space="preserve"> %</w:t>
+      </w:r>
+      <w:r>
+        <w:rPr>
+          <w:rFonts w:ascii="Times New Roman" w:hAnsi="Times New Roman" w:cs="Times New Roman"/>
+          <w:sz w:val="24"/>
+          <w:szCs w:val="24"/>
+        </w:rPr>
+        <w:t>}</w:t>
+      </w:r>
+      <w:proofErr w:type="gramEnd"/>
+    </w:p>
+    <w:p>
+      <w:pPr>
+        <w:spacing w:after="0" w:line="240" w:lineRule="auto"/>
+        <w:rPr>
+          <w:rFonts w:ascii="Times New Roman" w:hAnsi="Times New Roman" w:cs="Times New Roman"/>
+          <w:sz w:val="24"/>
+          <w:szCs w:val="24"/>
+        </w:rPr>
+      </w:pPr>
+    </w:p>
+    <w:p>
+      <w:pPr>
+        <w:spacing w:after="0" w:line="240" w:lineRule="auto"/>
+        <w:rPr>
+          <w:rFonts w:ascii="Times New Roman" w:hAnsi="Times New Roman" w:cs="Times New Roman"/>
+          <w:sz w:val="24"/>
+          <w:szCs w:val="24"/>
+        </w:rPr>
+      </w:pPr>
+      <w:r>
+        <w:rPr>
+          <w:rFonts w:ascii="Times New Roman" w:hAnsi="Times New Roman" w:cs="Times New Roman"/>
+          <w:sz w:val="24"/>
+          <w:szCs w:val="24"/>
+        </w:rPr>
+        <w:t xml:space="preserve">I did not present the documents at the hearing </w:t>
+      </w:r>
+      <w:r>
+        <w:rPr>
+          <w:rFonts w:ascii="Times New Roman" w:hAnsi="Times New Roman" w:cs="Times New Roman"/>
+          <w:sz w:val="24"/>
+          <w:szCs w:val="24"/>
+        </w:rPr>
+        <w:t xml:space="preserve">on </w:t>
+      </w:r>
+      <w:proofErr w:type="gramStart"/>
+      <w:r>
+        <w:rPr>
+          <w:rFonts w:ascii="Times New Roman" w:hAnsi="Times New Roman" w:cs="Times New Roman"/>
+          <w:sz w:val="24"/>
+          <w:szCs w:val="24"/>
+        </w:rPr>
+        <w:t xml:space="preserve">{{ </w:t>
+      </w:r>
+      <w:proofErr w:type="spellStart"/>
+      <w:r>
+        <w:rPr>
+          <w:rFonts w:ascii="Times New Roman" w:hAnsi="Times New Roman" w:cs="Times New Roman"/>
+          <w:sz w:val="24"/>
+          <w:szCs w:val="24"/>
+        </w:rPr>
+        <w:t>hearing</w:t>
+      </w:r>
+      <w:proofErr w:type="gramEnd"/>
+      <w:r>
+        <w:rPr>
+          <w:rFonts w:ascii="Times New Roman" w:hAnsi="Times New Roman" w:cs="Times New Roman"/>
+          <w:sz w:val="24"/>
+          <w:szCs w:val="24"/>
+        </w:rPr>
+        <w:t>_</w:t>
+      </w:r>
+      <w:proofErr w:type="gramStart"/>
+      <w:r>
+        <w:rPr>
+          <w:rFonts w:ascii="Times New Roman" w:hAnsi="Times New Roman" w:cs="Times New Roman"/>
+          <w:sz w:val="24"/>
+          <w:szCs w:val="24"/>
+        </w:rPr>
+        <w:t>date</w:t>
+      </w:r>
+      <w:proofErr w:type="spellEnd"/>
+      <w:r>
+        <w:rPr>
+          <w:rFonts w:ascii="Times New Roman" w:hAnsi="Times New Roman" w:cs="Times New Roman"/>
+          <w:sz w:val="24"/>
+          <w:szCs w:val="24"/>
+        </w:rPr>
+        <w:t xml:space="preserve"> </w:t>
+      </w:r>
+      <w:r>
+        <w:rPr>
+          <w:rFonts w:ascii="Times New Roman" w:hAnsi="Times New Roman" w:cs="Times New Roman"/>
+          <w:sz w:val="24"/>
+          <w:szCs w:val="24"/>
+        </w:rPr>
+        <w:t>}</w:t>
+      </w:r>
+      <w:proofErr w:type="gramEnd"/>
+      <w:r>
+        <w:rPr>
+          <w:rFonts w:ascii="Times New Roman" w:hAnsi="Times New Roman" w:cs="Times New Roman"/>
+          <w:sz w:val="24"/>
+          <w:szCs w:val="24"/>
+        </w:rPr>
+        <w:t>}</w:t>
+      </w:r>
+      <w:r>
+        <w:rPr>
+          <w:rFonts w:ascii="Times New Roman" w:hAnsi="Times New Roman" w:cs="Times New Roman"/>
+          <w:sz w:val="24"/>
+          <w:szCs w:val="24"/>
+        </w:rPr>
+        <w:t xml:space="preserve"> because: </w:t>
+      </w:r>
+      <w:proofErr w:type="gramStart"/>
+      <w:r>
+        <w:rPr>
+          <w:rFonts w:ascii="Times New Roman" w:hAnsi="Times New Roman" w:cs="Times New Roman"/>
+          <w:sz w:val="24"/>
+          <w:szCs w:val="24"/>
+        </w:rPr>
+        <w:t>{</w:t>
+      </w:r>
+      <w:r>
+        <w:rPr>
+          <w:rFonts w:ascii="Times New Roman" w:hAnsi="Times New Roman" w:cs="Times New Roman"/>
+          <w:sz w:val="24"/>
+          <w:szCs w:val="24"/>
+        </w:rPr>
+        <w:t xml:space="preserve">{ </w:t>
+      </w:r>
+      <w:proofErr w:type="spellStart"/>
+      <w:r>
+        <w:rPr>
+          <w:rFonts w:ascii="Times New Roman" w:hAnsi="Times New Roman" w:cs="Times New Roman"/>
+          <w:sz w:val="24"/>
+          <w:szCs w:val="24"/>
+        </w:rPr>
+        <w:t>not</w:t>
+      </w:r>
+      <w:proofErr w:type="gramEnd"/>
+      <w:r>
+        <w:rPr>
+          <w:rFonts w:ascii="Times New Roman" w:hAnsi="Times New Roman" w:cs="Times New Roman"/>
+          <w:sz w:val="24"/>
+          <w:szCs w:val="24"/>
+        </w:rPr>
+        <w:t>_at_hearing_</w:t>
+      </w:r>
+      <w:proofErr w:type="gramStart"/>
+      <w:r>
+        <w:rPr>
+          <w:rFonts w:ascii="Times New Roman" w:hAnsi="Times New Roman" w:cs="Times New Roman"/>
+          <w:sz w:val="24"/>
+          <w:szCs w:val="24"/>
+        </w:rPr>
+        <w:t>reason</w:t>
+      </w:r>
+      <w:proofErr w:type="spellEnd"/>
+      <w:r>
+        <w:rPr>
+          <w:rFonts w:ascii="Times New Roman" w:hAnsi="Times New Roman" w:cs="Times New Roman"/>
+          <w:sz w:val="24"/>
+          <w:szCs w:val="24"/>
+        </w:rPr>
+        <w:t xml:space="preserve"> </w:t>
+      </w:r>
+      <w:r>
+        <w:rPr>
+          <w:rFonts w:ascii="Times New Roman" w:hAnsi="Times New Roman" w:cs="Times New Roman"/>
+          <w:sz w:val="24"/>
+          <w:szCs w:val="24"/>
+        </w:rPr>
+        <w:t>}</w:t>
+      </w:r>
+      <w:proofErr w:type="gramEnd"/>
+      <w:r>
+        <w:rPr>
+          <w:rFonts w:ascii="Times New Roman" w:hAnsi="Times New Roman" w:cs="Times New Roman"/>
+          <w:sz w:val="24"/>
+          <w:szCs w:val="24"/>
+        </w:rPr>
+        <w:t>}</w:t>
+      </w:r>
+    </w:p>
+    <w:p>
+      <w:pPr>
+        <w:spacing w:after="0" w:line="240" w:lineRule="auto"/>
+        <w:rPr>
+          <w:rFonts w:ascii="Times New Roman" w:hAnsi="Times New Roman" w:cs="Times New Roman"/>
+          <w:sz w:val="24"/>
+          <w:szCs w:val="24"/>
+        </w:rPr>
+      </w:pPr>
+      <w:r>
+        <w:rPr>
+          <w:rFonts w:ascii="Times New Roman" w:hAnsi="Times New Roman" w:cs="Times New Roman"/>
+          <w:sz w:val="24"/>
+          <w:szCs w:val="24"/>
+        </w:rPr>
+        <w:t>{</w:t>
+      </w:r>
+      <w:r>
+        <w:rPr>
+          <w:rFonts w:ascii="Times New Roman" w:hAnsi="Times New Roman" w:cs="Times New Roman"/>
+          <w:sz w:val="24"/>
+          <w:szCs w:val="24"/>
+        </w:rPr>
+        <w:t>%</w:t>
+      </w:r>
+      <w:r>
+        <w:rPr>
+          <w:rFonts w:ascii="Times New Roman" w:hAnsi="Times New Roman" w:cs="Times New Roman"/>
+          <w:sz w:val="24"/>
+          <w:szCs w:val="24"/>
+        </w:rPr>
+        <w:t>p</w:t>
+      </w:r>
+      <w:r>
+        <w:rPr>
+          <w:rFonts w:ascii="Times New Roman" w:hAnsi="Times New Roman" w:cs="Times New Roman"/>
+          <w:sz w:val="24"/>
+          <w:szCs w:val="24"/>
+        </w:rPr>
+        <w:t xml:space="preserve"> </w:t>
+      </w:r>
+      <w:proofErr w:type="gramStart"/>
+      <w:r>
+        <w:rPr>
+          <w:rFonts w:ascii="Times New Roman" w:hAnsi="Times New Roman" w:cs="Times New Roman"/>
+          <w:sz w:val="24"/>
+          <w:szCs w:val="24"/>
+        </w:rPr>
+        <w:t>endif</w:t>
+      </w:r>
+      <w:r>
+        <w:rPr>
+          <w:rFonts w:ascii="Times New Roman" w:hAnsi="Times New Roman" w:cs="Times New Roman"/>
+          <w:sz w:val="24"/>
+          <w:szCs w:val="24"/>
+        </w:rPr>
+        <w:t xml:space="preserve"> %}</w:t>
+      </w:r>
+      <w:proofErr w:type="gramEnd"/>
+    </w:p>
+    <w:p>
+      <w:pPr>
+        <w:spacing w:after="0" w:line="240" w:lineRule="auto"/>
+        <w:rPr>
+          <w:rFonts w:ascii="Times New Roman" w:hAnsi="Times New Roman" w:cs="Times New Roman"/>
+          <w:sz w:val="24"/>
+          <w:szCs w:val="24"/>
+        </w:rPr>
+      </w:pPr>
+    </w:p>
+    <w:p>
+      <w:pPr>
+        <w:spacing w:after="0" w:line="240" w:lineRule="auto"/>
+        <w:rPr>
+          <w:rFonts w:ascii="Times New Roman" w:hAnsi="Times New Roman" w:cs="Times New Roman"/>
+          <w:sz w:val="24"/>
+          <w:szCs w:val="24"/>
+        </w:rPr>
+      </w:pPr>
+      <w:r>
+        <w:rPr>
+          <w:rFonts w:ascii="Times New Roman" w:hAnsi="Times New Roman" w:cs="Times New Roman"/>
+          <w:sz w:val="24"/>
+          <w:szCs w:val="24"/>
+        </w:rPr>
+        <w:t xml:space="preserve">{%p if </w:t>
+      </w:r>
+      <w:proofErr w:type="spellStart"/>
+      <w:r>
+        <w:rPr>
+          <w:rFonts w:ascii="Times New Roman" w:hAnsi="Times New Roman" w:cs="Times New Roman"/>
+          <w:sz w:val="24"/>
+          <w:szCs w:val="24"/>
+        </w:rPr>
+        <w:t>request_transrcipt</w:t>
+      </w:r>
+      <w:proofErr w:type="spellEnd"/>
+      <w:r>
+        <w:rPr>
+          <w:rFonts w:ascii="Times New Roman" w:hAnsi="Times New Roman" w:cs="Times New Roman"/>
+          <w:sz w:val="24"/>
+          <w:szCs w:val="24"/>
+        </w:rPr>
+        <w:t xml:space="preserve"> %}</w:t>
+      </w:r>
+    </w:p>
+    <w:p>
+      <w:pPr>
+        <w:spacing w:after="0" w:line="240" w:lineRule="auto"/>
+        <w:rPr>
+          <w:rFonts w:ascii="Times New Roman" w:hAnsi="Times New Roman" w:cs="Times New Roman"/>
+          <w:sz w:val="24"/>
+          <w:szCs w:val="24"/>
+        </w:rPr>
+      </w:pPr>
+      <w:r>
+        <w:rPr>
+          <w:rFonts w:ascii="Times New Roman" w:hAnsi="Times New Roman" w:cs="Times New Roman"/>
+          <w:sz w:val="24"/>
+          <w:szCs w:val="24"/>
+        </w:rPr>
+        <w:t xml:space="preserve">Please send a copy of the transcript of the </w:t>
+      </w:r>
+      <w:proofErr w:type="gramStart"/>
+      <w:r>
+        <w:rPr>
+          <w:rFonts w:ascii="Times New Roman" w:hAnsi="Times New Roman" w:cs="Times New Roman"/>
+          <w:sz w:val="24"/>
+          <w:szCs w:val="24"/>
+        </w:rPr>
+        <w:t xml:space="preserve">{{ </w:t>
+      </w:r>
+      <w:proofErr w:type="spellStart"/>
+      <w:r>
+        <w:rPr>
+          <w:rFonts w:ascii="Times New Roman" w:hAnsi="Times New Roman" w:cs="Times New Roman"/>
+          <w:sz w:val="24"/>
+          <w:szCs w:val="24"/>
+        </w:rPr>
+        <w:t>hearing</w:t>
+      </w:r>
+      <w:proofErr w:type="gramEnd"/>
+      <w:r>
+        <w:rPr>
+          <w:rFonts w:ascii="Times New Roman" w:hAnsi="Times New Roman" w:cs="Times New Roman"/>
+          <w:sz w:val="24"/>
+          <w:szCs w:val="24"/>
+        </w:rPr>
+        <w:t>_</w:t>
+      </w:r>
+      <w:proofErr w:type="gramStart"/>
+      <w:r>
+        <w:rPr>
+          <w:rFonts w:ascii="Times New Roman" w:hAnsi="Times New Roman" w:cs="Times New Roman"/>
+          <w:sz w:val="24"/>
+          <w:szCs w:val="24"/>
+        </w:rPr>
+        <w:t>date</w:t>
+      </w:r>
+      <w:proofErr w:type="spellEnd"/>
+      <w:r>
+        <w:rPr>
+          <w:rFonts w:ascii="Times New Roman" w:hAnsi="Times New Roman" w:cs="Times New Roman"/>
+          <w:sz w:val="24"/>
+          <w:szCs w:val="24"/>
+        </w:rPr>
+        <w:t xml:space="preserve"> </w:t>
+      </w:r>
+      <w:r>
+        <w:rPr>
+          <w:rFonts w:ascii="Times New Roman" w:hAnsi="Times New Roman" w:cs="Times New Roman"/>
+          <w:sz w:val="24"/>
+          <w:szCs w:val="24"/>
+        </w:rPr>
+        <w:t>}</w:t>
+      </w:r>
+      <w:proofErr w:type="gramEnd"/>
+      <w:r>
+        <w:rPr>
+          <w:rFonts w:ascii="Times New Roman" w:hAnsi="Times New Roman" w:cs="Times New Roman"/>
+          <w:sz w:val="24"/>
+          <w:szCs w:val="24"/>
+        </w:rPr>
+        <w:t>}</w:t>
+      </w:r>
+      <w:r>
+        <w:rPr>
+          <w:rFonts w:ascii="Times New Roman" w:hAnsi="Times New Roman" w:cs="Times New Roman"/>
+          <w:sz w:val="24"/>
+          <w:szCs w:val="24"/>
+        </w:rPr>
+        <w:t xml:space="preserve"> </w:t>
+      </w:r>
+      <w:r>
+        <w:rPr>
+          <w:rFonts w:ascii="Times New Roman" w:hAnsi="Times New Roman" w:cs="Times New Roman"/>
+          <w:sz w:val="24"/>
+          <w:szCs w:val="24"/>
+        </w:rPr>
+        <w:t xml:space="preserve">hearing, and a copy of the full record on appeal, to me at the above address. I also ask for time to submit a written argument after the Board sends me the transcript and record on appeal. </w:t>
+      </w:r>
+    </w:p>
+    <w:p>
+      <w:pPr>
+        <w:spacing w:after="0" w:line="240" w:lineRule="auto"/>
+        <w:rPr>
+          <w:rFonts w:ascii="Times New Roman" w:hAnsi="Times New Roman" w:cs="Times New Roman"/>
+          <w:sz w:val="24"/>
+          <w:szCs w:val="24"/>
+        </w:rPr>
+      </w:pPr>
+      <w:r>
+        <w:rPr>
+          <w:rFonts w:ascii="Times New Roman" w:hAnsi="Times New Roman" w:cs="Times New Roman"/>
+          <w:sz w:val="24"/>
+          <w:szCs w:val="24"/>
+        </w:rPr>
+        <w:t xml:space="preserve">{%p </w:t>
+      </w:r>
+      <w:proofErr w:type="gramStart"/>
+      <w:r>
+        <w:rPr>
+          <w:rFonts w:ascii="Times New Roman" w:hAnsi="Times New Roman" w:cs="Times New Roman"/>
+          <w:sz w:val="24"/>
+          <w:szCs w:val="24"/>
+        </w:rPr>
+        <w:t>endif %}</w:t>
+      </w:r>
+      <w:proofErr w:type="gramEnd"/>
+    </w:p>
+    <w:p>
+      <w:pPr>
+        <w:spacing w:after="0" w:line="240" w:lineRule="auto"/>
+        <w:rPr>
+          <w:rFonts w:ascii="Times New Roman" w:hAnsi="Times New Roman" w:cs="Times New Roman"/>
+          <w:sz w:val="24"/>
+          <w:szCs w:val="24"/>
+        </w:rPr>
+      </w:pPr>
+    </w:p>
+    <w:p>
+      <w:pPr>
+        <w:spacing w:after="0" w:line="240" w:lineRule="auto"/>
+        <w:rPr>
+          <w:rFonts w:ascii="Times New Roman" w:hAnsi="Times New Roman" w:cs="Times New Roman"/>
+          <w:sz w:val="24"/>
+          <w:szCs w:val="24"/>
+        </w:rPr>
+      </w:pPr>
+      <w:r>
+        <w:rPr>
+          <w:rFonts w:ascii="Times New Roman" w:hAnsi="Times New Roman" w:cs="Times New Roman"/>
+          <w:sz w:val="24"/>
+          <w:szCs w:val="24"/>
+        </w:rPr>
+        <w:t xml:space="preserve">I certify that I served a copy of this letter </w:t>
+      </w:r>
+      <w:r>
+        <w:rPr>
+          <w:rFonts w:ascii="Times New Roman" w:hAnsi="Times New Roman" w:cs="Times New Roman"/>
+          <w:sz w:val="24"/>
+          <w:szCs w:val="24"/>
+        </w:rPr>
+        <w:t>to</w:t>
+      </w:r>
+      <w:r>
+        <w:rPr>
+          <w:rFonts w:ascii="Times New Roman" w:hAnsi="Times New Roman" w:cs="Times New Roman"/>
+          <w:sz w:val="24"/>
+          <w:szCs w:val="24"/>
+        </w:rPr>
+        <w:t xml:space="preserve"> </w:t>
+      </w:r>
+      <w:proofErr w:type="gramStart"/>
+      <w:r>
+        <w:rPr>
+          <w:rFonts w:ascii="Times New Roman" w:hAnsi="Times New Roman" w:cs="Times New Roman"/>
+          <w:sz w:val="24"/>
+          <w:szCs w:val="24"/>
+        </w:rPr>
+        <w:t xml:space="preserve">{{ </w:t>
+      </w:r>
+      <w:proofErr w:type="spellStart"/>
+      <w:r>
+        <w:rPr>
+          <w:rFonts w:ascii="Times New Roman" w:hAnsi="Times New Roman" w:cs="Times New Roman"/>
+          <w:sz w:val="24"/>
+          <w:szCs w:val="24"/>
+        </w:rPr>
+        <w:t>employer.name</w:t>
+      </w:r>
+      <w:proofErr w:type="gramEnd"/>
+      <w:r>
+        <w:rPr>
+          <w:rFonts w:ascii="Times New Roman" w:hAnsi="Times New Roman" w:cs="Times New Roman"/>
+          <w:sz w:val="24"/>
+          <w:szCs w:val="24"/>
+        </w:rPr>
+        <w:t>_</w:t>
+      </w:r>
+      <w:proofErr w:type="gramStart"/>
+      <w:r>
+        <w:rPr>
+          <w:rFonts w:ascii="Times New Roman" w:hAnsi="Times New Roman" w:cs="Times New Roman"/>
+          <w:sz w:val="24"/>
+          <w:szCs w:val="24"/>
+        </w:rPr>
+        <w:t>full</w:t>
+      </w:r>
+      <w:proofErr w:type="spellEnd"/>
+      <w:r>
+        <w:rPr>
+          <w:rFonts w:ascii="Times New Roman" w:hAnsi="Times New Roman" w:cs="Times New Roman"/>
+          <w:sz w:val="24"/>
+          <w:szCs w:val="24"/>
+        </w:rPr>
+        <w:t>() }</w:t>
+      </w:r>
+      <w:proofErr w:type="gramEnd"/>
+      <w:r>
+        <w:rPr>
+          <w:rFonts w:ascii="Times New Roman" w:hAnsi="Times New Roman" w:cs="Times New Roman"/>
+          <w:sz w:val="24"/>
+          <w:szCs w:val="24"/>
+        </w:rPr>
+        <w:t>}</w:t>
+      </w:r>
+      <w:r>
+        <w:rPr>
+          <w:rFonts w:ascii="Times New Roman" w:hAnsi="Times New Roman" w:cs="Times New Roman"/>
+          <w:sz w:val="24"/>
+          <w:szCs w:val="24"/>
+        </w:rPr>
+        <w:t xml:space="preserve"> on </w:t>
+      </w:r>
+      <w:r>
+        <w:rPr>
+          <w:rFonts w:ascii="Times New Roman" w:hAnsi="Times New Roman" w:cs="Times New Roman"/>
+          <w:sz w:val="24"/>
+          <w:szCs w:val="24"/>
+        </w:rPr>
+        <w:t xml:space="preserve">{% if </w:t>
+      </w:r>
+      <w:proofErr w:type="spellStart"/>
+      <w:r>
+        <w:rPr>
+          <w:rFonts w:ascii="Times New Roman" w:hAnsi="Times New Roman" w:cs="Times New Roman"/>
+          <w:sz w:val="24"/>
+          <w:szCs w:val="24"/>
+        </w:rPr>
+        <w:t>delivery_date</w:t>
+      </w:r>
+      <w:proofErr w:type="spellEnd"/>
+      <w:r>
+        <w:rPr>
+          <w:rFonts w:ascii="Times New Roman" w:hAnsi="Times New Roman" w:cs="Times New Roman"/>
+          <w:sz w:val="24"/>
+          <w:szCs w:val="24"/>
+        </w:rPr>
+        <w:t xml:space="preserve"> == “”</w:t>
+      </w:r>
+      <w:r>
+        <w:rPr>
+          <w:rFonts w:ascii="Times New Roman" w:hAnsi="Times New Roman" w:cs="Times New Roman"/>
+          <w:sz w:val="24"/>
+          <w:szCs w:val="24"/>
+        </w:rPr>
+        <w:t xml:space="preserve"> </w:t>
+      </w:r>
+      <w:proofErr w:type="gramStart"/>
+      <w:r>
+        <w:rPr>
+          <w:rFonts w:ascii="Times New Roman" w:hAnsi="Times New Roman" w:cs="Times New Roman"/>
+          <w:sz w:val="24"/>
+          <w:szCs w:val="24"/>
+        </w:rPr>
+        <w:t>%}</w:t>
+      </w:r>
+      <w:r>
+        <w:rPr>
+          <w:rFonts w:ascii="Times New Roman" w:hAnsi="Times New Roman" w:cs="Times New Roman"/>
+          <w:sz w:val="24"/>
+          <w:szCs w:val="24"/>
+        </w:rPr>
+        <w:t>_</w:t>
+      </w:r>
+      <w:proofErr w:type="gramEnd"/>
+      <w:r>
+        <w:rPr>
+          <w:rFonts w:ascii="Times New Roman" w:hAnsi="Times New Roman" w:cs="Times New Roman"/>
+          <w:sz w:val="24"/>
+          <w:szCs w:val="24"/>
+        </w:rPr>
+        <w:t>_____________</w:t>
+      </w:r>
+      <w:proofErr w:type="gramStart"/>
+      <w:r>
+        <w:rPr>
+          <w:rFonts w:ascii="Times New Roman" w:hAnsi="Times New Roman" w:cs="Times New Roman"/>
+          <w:sz w:val="24"/>
+          <w:szCs w:val="24"/>
+        </w:rPr>
+        <w:t>_{</w:t>
+      </w:r>
+      <w:proofErr w:type="gramEnd"/>
+      <w:r>
+        <w:rPr>
+          <w:rFonts w:ascii="Times New Roman" w:hAnsi="Times New Roman" w:cs="Times New Roman"/>
+          <w:sz w:val="24"/>
+          <w:szCs w:val="24"/>
+        </w:rPr>
+        <w:t xml:space="preserve">% else </w:t>
+      </w:r>
+      <w:proofErr w:type="gramStart"/>
+      <w:r>
+        <w:rPr>
+          <w:rFonts w:ascii="Times New Roman" w:hAnsi="Times New Roman" w:cs="Times New Roman"/>
+          <w:sz w:val="24"/>
+          <w:szCs w:val="24"/>
+        </w:rPr>
+        <w:t>%}</w:t>
+      </w:r>
+      <w:r>
+        <w:rPr>
+          <w:rFonts w:ascii="Times New Roman" w:hAnsi="Times New Roman" w:cs="Times New Roman"/>
+          <w:sz w:val="24"/>
+          <w:szCs w:val="24"/>
+        </w:rPr>
+        <w:t xml:space="preserve">{{ </w:t>
+      </w:r>
+      <w:proofErr w:type="spellStart"/>
+      <w:r>
+        <w:rPr>
+          <w:rFonts w:ascii="Times New Roman" w:hAnsi="Times New Roman" w:cs="Times New Roman"/>
+          <w:sz w:val="24"/>
+          <w:szCs w:val="24"/>
+        </w:rPr>
+        <w:t>delivery</w:t>
+      </w:r>
+      <w:proofErr w:type="gramEnd"/>
+      <w:r>
+        <w:rPr>
+          <w:rFonts w:ascii="Times New Roman" w:hAnsi="Times New Roman" w:cs="Times New Roman"/>
+          <w:sz w:val="24"/>
+          <w:szCs w:val="24"/>
+        </w:rPr>
+        <w:t>_</w:t>
+      </w:r>
+      <w:proofErr w:type="gramStart"/>
+      <w:r>
+        <w:rPr>
+          <w:rFonts w:ascii="Times New Roman" w:hAnsi="Times New Roman" w:cs="Times New Roman"/>
+          <w:sz w:val="24"/>
+          <w:szCs w:val="24"/>
+        </w:rPr>
+        <w:t>date</w:t>
+      </w:r>
+      <w:proofErr w:type="spellEnd"/>
+      <w:r>
+        <w:rPr>
+          <w:rFonts w:ascii="Times New Roman" w:hAnsi="Times New Roman" w:cs="Times New Roman"/>
+          <w:sz w:val="24"/>
+          <w:szCs w:val="24"/>
+        </w:rPr>
         <w:t xml:space="preserve"> }}</w:t>
       </w:r>
       <w:r>
@@ -920,609 +2125,16 @@
           <w:sz w:val="24"/>
           <w:szCs w:val="24"/>
         </w:rPr>
-        <w:t xml:space="preserve">, </w:t>
-      </w:r>
-      <w:r>
-        <w:rPr>
-          <w:rFonts w:ascii="Times New Roman" w:hAnsi="Times New Roman" w:cs="Times New Roman"/>
-          <w:sz w:val="24"/>
-          <w:szCs w:val="24"/>
-        </w:rPr>
-        <w:t xml:space="preserve">{{ </w:t>
-      </w:r>
-      <w:proofErr w:type="spellStart"/>
-      <w:r>
-        <w:rPr>
-          <w:rFonts w:ascii="Times New Roman" w:hAnsi="Times New Roman" w:cs="Times New Roman"/>
-          <w:sz w:val="24"/>
-          <w:szCs w:val="24"/>
-        </w:rPr>
-        <w:t>doc.desc</w:t>
-      </w:r>
-      <w:proofErr w:type="spellEnd"/>
-      <w:r>
-        <w:rPr>
-          <w:rFonts w:ascii="Times New Roman" w:hAnsi="Times New Roman" w:cs="Times New Roman"/>
-          <w:sz w:val="24"/>
-          <w:szCs w:val="24"/>
-        </w:rPr>
-        <w:t xml:space="preserve"> }}</w:t>
-      </w:r>
-    </w:p>
-    <w:p>
-      <w:pPr>
-        <w:spacing w:after="0" w:line="240" w:lineRule="auto"/>
-        <w:rPr>
-          <w:rFonts w:ascii="Times New Roman" w:hAnsi="Times New Roman" w:cs="Times New Roman"/>
-          <w:sz w:val="24"/>
-          <w:szCs w:val="24"/>
-        </w:rPr>
-      </w:pPr>
-      <w:r>
-        <w:rPr>
-          <w:rFonts w:ascii="Times New Roman" w:hAnsi="Times New Roman" w:cs="Times New Roman"/>
-          <w:sz w:val="24"/>
-          <w:szCs w:val="24"/>
-        </w:rPr>
-        <w:t xml:space="preserve">{%p </w:t>
-      </w:r>
-      <w:proofErr w:type="spellStart"/>
-      <w:r>
-        <w:rPr>
-          <w:rFonts w:ascii="Times New Roman" w:hAnsi="Times New Roman" w:cs="Times New Roman"/>
-          <w:sz w:val="24"/>
-          <w:szCs w:val="24"/>
-        </w:rPr>
-        <w:t>endfor</w:t>
-      </w:r>
-      <w:proofErr w:type="spellEnd"/>
-      <w:r>
-        <w:rPr>
-          <w:rFonts w:ascii="Times New Roman" w:hAnsi="Times New Roman" w:cs="Times New Roman"/>
-          <w:sz w:val="24"/>
-          <w:szCs w:val="24"/>
-        </w:rPr>
-        <w:t xml:space="preserve"> %</w:t>
-      </w:r>
-      <w:r>
-        <w:rPr>
-          <w:rFonts w:ascii="Times New Roman" w:hAnsi="Times New Roman" w:cs="Times New Roman"/>
-          <w:sz w:val="24"/>
-          <w:szCs w:val="24"/>
-        </w:rPr>
-        <w:t>}</w:t>
-      </w:r>
-    </w:p>
-    <w:p>
-      <w:pPr>
-        <w:spacing w:after="0" w:line="240" w:lineRule="auto"/>
-        <w:rPr>
-          <w:rFonts w:ascii="Times New Roman" w:hAnsi="Times New Roman" w:cs="Times New Roman"/>
-          <w:sz w:val="24"/>
-          <w:szCs w:val="24"/>
-        </w:rPr>
-      </w:pPr>
-    </w:p>
-    <w:p>
-      <w:pPr>
-        <w:spacing w:after="0" w:line="240" w:lineRule="auto"/>
-        <w:rPr>
-          <w:rFonts w:ascii="Times New Roman" w:hAnsi="Times New Roman" w:cs="Times New Roman"/>
-          <w:sz w:val="24"/>
-          <w:szCs w:val="24"/>
-        </w:rPr>
-      </w:pPr>
-      <w:r>
-        <w:rPr>
-          <w:rFonts w:ascii="Times New Roman" w:hAnsi="Times New Roman" w:cs="Times New Roman"/>
-          <w:sz w:val="24"/>
-          <w:szCs w:val="24"/>
-        </w:rPr>
         <w:t>{</w:t>
       </w:r>
-      <w:r>
-        <w:rPr>
-          <w:rFonts w:ascii="Times New Roman" w:hAnsi="Times New Roman" w:cs="Times New Roman"/>
-          <w:sz w:val="24"/>
-          <w:szCs w:val="24"/>
-        </w:rPr>
-        <w:t>%</w:t>
-      </w:r>
-      <w:r>
-        <w:rPr>
-          <w:rFonts w:ascii="Times New Roman" w:hAnsi="Times New Roman" w:cs="Times New Roman"/>
-          <w:sz w:val="24"/>
-          <w:szCs w:val="24"/>
-        </w:rPr>
-        <w:t>p</w:t>
-      </w:r>
-      <w:r>
-        <w:rPr>
-          <w:rFonts w:ascii="Times New Roman" w:hAnsi="Times New Roman" w:cs="Times New Roman"/>
-          <w:sz w:val="24"/>
-          <w:szCs w:val="24"/>
-        </w:rPr>
-        <w:t xml:space="preserve"> if</w:t>
-      </w:r>
-      <w:r>
-        <w:rPr>
-          <w:rFonts w:ascii="Times New Roman" w:hAnsi="Times New Roman" w:cs="Times New Roman"/>
-          <w:sz w:val="24"/>
-          <w:szCs w:val="24"/>
-        </w:rPr>
-        <w:t xml:space="preserve"> </w:t>
-      </w:r>
-      <w:proofErr w:type="spellStart"/>
-      <w:r>
-        <w:rPr>
-          <w:rFonts w:ascii="Times New Roman" w:hAnsi="Times New Roman" w:cs="Times New Roman"/>
-          <w:sz w:val="24"/>
-          <w:szCs w:val="24"/>
-        </w:rPr>
-        <w:t>not_at_hearing_reason</w:t>
-      </w:r>
-      <w:proofErr w:type="spellEnd"/>
-      <w:r>
-        <w:rPr>
-          <w:rFonts w:ascii="Times New Roman" w:hAnsi="Times New Roman" w:cs="Times New Roman"/>
-          <w:sz w:val="24"/>
-          <w:szCs w:val="24"/>
-        </w:rPr>
-        <w:t>:</w:t>
-      </w:r>
-      <w:r>
-        <w:rPr>
-          <w:rFonts w:ascii="Times New Roman" w:hAnsi="Times New Roman" w:cs="Times New Roman"/>
-          <w:sz w:val="24"/>
-          <w:szCs w:val="24"/>
-        </w:rPr>
-        <w:t xml:space="preserve"> %}</w:t>
-      </w:r>
-    </w:p>
-    <w:p>
-      <w:pPr>
-        <w:spacing w:after="0" w:line="240" w:lineRule="auto"/>
-        <w:rPr>
-          <w:rFonts w:ascii="Times New Roman" w:hAnsi="Times New Roman" w:cs="Times New Roman"/>
-          <w:sz w:val="24"/>
-          <w:szCs w:val="24"/>
-        </w:rPr>
-      </w:pPr>
-      <w:r>
-        <w:rPr>
-          <w:rFonts w:ascii="Times New Roman" w:hAnsi="Times New Roman" w:cs="Times New Roman"/>
-          <w:sz w:val="24"/>
-          <w:szCs w:val="24"/>
-        </w:rPr>
-        <w:t xml:space="preserve">I did not present the documents at the hearing </w:t>
-      </w:r>
-      <w:r>
-        <w:rPr>
-          <w:rFonts w:ascii="Times New Roman" w:hAnsi="Times New Roman" w:cs="Times New Roman"/>
-          <w:sz w:val="24"/>
-          <w:szCs w:val="24"/>
-        </w:rPr>
-        <w:t xml:space="preserve">on {{ </w:t>
-      </w:r>
-      <w:proofErr w:type="spellStart"/>
-      <w:r>
-        <w:rPr>
-          <w:rFonts w:ascii="Times New Roman" w:hAnsi="Times New Roman" w:cs="Times New Roman"/>
-          <w:sz w:val="24"/>
-          <w:szCs w:val="24"/>
-        </w:rPr>
-        <w:t>hearing_date</w:t>
-      </w:r>
-      <w:proofErr w:type="spellEnd"/>
-      <w:r>
-        <w:rPr>
-          <w:rFonts w:ascii="Times New Roman" w:hAnsi="Times New Roman" w:cs="Times New Roman"/>
-          <w:sz w:val="24"/>
-          <w:szCs w:val="24"/>
-        </w:rPr>
-        <w:t xml:space="preserve"> </w:t>
-      </w:r>
-      <w:r>
-        <w:rPr>
-          <w:rFonts w:ascii="Times New Roman" w:hAnsi="Times New Roman" w:cs="Times New Roman"/>
-          <w:sz w:val="24"/>
-          <w:szCs w:val="24"/>
-        </w:rPr>
-        <w:t>}}</w:t>
-      </w:r>
-      <w:r>
-        <w:rPr>
-          <w:rFonts w:ascii="Times New Roman" w:hAnsi="Times New Roman" w:cs="Times New Roman"/>
-          <w:sz w:val="24"/>
-          <w:szCs w:val="24"/>
-        </w:rPr>
-        <w:t xml:space="preserve"> because: </w:t>
-      </w:r>
-      <w:r>
-        <w:rPr>
-          <w:rFonts w:ascii="Times New Roman" w:hAnsi="Times New Roman" w:cs="Times New Roman"/>
-          <w:sz w:val="24"/>
-          <w:szCs w:val="24"/>
-        </w:rPr>
-        <w:t>{</w:t>
-      </w:r>
-      <w:r>
-        <w:rPr>
-          <w:rFonts w:ascii="Times New Roman" w:hAnsi="Times New Roman" w:cs="Times New Roman"/>
-          <w:sz w:val="24"/>
-          <w:szCs w:val="24"/>
-        </w:rPr>
-        <w:t xml:space="preserve">{ </w:t>
-      </w:r>
-      <w:proofErr w:type="spellStart"/>
-      <w:r>
-        <w:rPr>
-          <w:rFonts w:ascii="Times New Roman" w:hAnsi="Times New Roman" w:cs="Times New Roman"/>
-          <w:sz w:val="24"/>
-          <w:szCs w:val="24"/>
-        </w:rPr>
-        <w:t>not_at_hearing_reason</w:t>
-      </w:r>
-      <w:proofErr w:type="spellEnd"/>
-      <w:r>
-        <w:rPr>
-          <w:rFonts w:ascii="Times New Roman" w:hAnsi="Times New Roman" w:cs="Times New Roman"/>
-          <w:sz w:val="24"/>
-          <w:szCs w:val="24"/>
-        </w:rPr>
-        <w:t xml:space="preserve"> </w:t>
-      </w:r>
-      <w:r>
-        <w:rPr>
-          <w:rFonts w:ascii="Times New Roman" w:hAnsi="Times New Roman" w:cs="Times New Roman"/>
-          <w:sz w:val="24"/>
-          <w:szCs w:val="24"/>
-        </w:rPr>
-        <w:t>}</w:t>
-      </w:r>
-      <w:r>
-        <w:rPr>
-          <w:rFonts w:ascii="Times New Roman" w:hAnsi="Times New Roman" w:cs="Times New Roman"/>
-          <w:sz w:val="24"/>
-          <w:szCs w:val="24"/>
-        </w:rPr>
-        <w:t>}</w:t>
-      </w:r>
-    </w:p>
-    <w:p>
-      <w:pPr>
-        <w:spacing w:after="0" w:line="240" w:lineRule="auto"/>
-        <w:rPr>
-          <w:rFonts w:ascii="Times New Roman" w:hAnsi="Times New Roman" w:cs="Times New Roman"/>
-          <w:sz w:val="24"/>
-          <w:szCs w:val="24"/>
-        </w:rPr>
-      </w:pPr>
-      <w:r>
-        <w:rPr>
-          <w:rFonts w:ascii="Times New Roman" w:hAnsi="Times New Roman" w:cs="Times New Roman"/>
-          <w:sz w:val="24"/>
-          <w:szCs w:val="24"/>
-        </w:rPr>
-        <w:t>{</w:t>
-      </w:r>
-      <w:r>
-        <w:rPr>
-          <w:rFonts w:ascii="Times New Roman" w:hAnsi="Times New Roman" w:cs="Times New Roman"/>
-          <w:sz w:val="24"/>
-          <w:szCs w:val="24"/>
-        </w:rPr>
-        <w:t>%</w:t>
-      </w:r>
-      <w:r>
-        <w:rPr>
-          <w:rFonts w:ascii="Times New Roman" w:hAnsi="Times New Roman" w:cs="Times New Roman"/>
-          <w:sz w:val="24"/>
-          <w:szCs w:val="24"/>
-        </w:rPr>
-        <w:t>p</w:t>
-      </w:r>
-      <w:r>
-        <w:rPr>
-          <w:rFonts w:ascii="Times New Roman" w:hAnsi="Times New Roman" w:cs="Times New Roman"/>
-          <w:sz w:val="24"/>
-          <w:szCs w:val="24"/>
-        </w:rPr>
-        <w:t xml:space="preserve"> endif</w:t>
-      </w:r>
-      <w:r>
-        <w:rPr>
-          <w:rFonts w:ascii="Times New Roman" w:hAnsi="Times New Roman" w:cs="Times New Roman"/>
-          <w:sz w:val="24"/>
-          <w:szCs w:val="24"/>
-        </w:rPr>
-        <w:t xml:space="preserve"> %}</w:t>
-      </w:r>
-    </w:p>
-    <w:p>
-      <w:pPr>
-        <w:spacing w:after="0" w:line="240" w:lineRule="auto"/>
-        <w:rPr>
-          <w:rFonts w:ascii="Times New Roman" w:hAnsi="Times New Roman" w:cs="Times New Roman"/>
-          <w:sz w:val="24"/>
-          <w:szCs w:val="24"/>
-        </w:rPr>
-      </w:pPr>
-    </w:p>
-    <w:p>
-      <w:pPr>
-        <w:spacing w:after="0" w:line="240" w:lineRule="auto"/>
-        <w:rPr>
-          <w:rFonts w:ascii="Times New Roman" w:hAnsi="Times New Roman" w:cs="Times New Roman"/>
-          <w:sz w:val="24"/>
-          <w:szCs w:val="24"/>
-        </w:rPr>
-      </w:pPr>
-      <w:r>
-        <w:rPr>
-          <w:rFonts w:ascii="Times New Roman" w:hAnsi="Times New Roman" w:cs="Times New Roman"/>
-          <w:sz w:val="24"/>
-          <w:szCs w:val="24"/>
-        </w:rPr>
-        <w:t xml:space="preserve">{%p if </w:t>
-      </w:r>
-      <w:proofErr w:type="spellStart"/>
-      <w:r>
-        <w:rPr>
-          <w:rFonts w:ascii="Times New Roman" w:hAnsi="Times New Roman" w:cs="Times New Roman"/>
-          <w:sz w:val="24"/>
-          <w:szCs w:val="24"/>
-        </w:rPr>
-        <w:t>request_transrcipt</w:t>
-      </w:r>
-      <w:proofErr w:type="spellEnd"/>
-      <w:r>
-        <w:rPr>
-          <w:rFonts w:ascii="Times New Roman" w:hAnsi="Times New Roman" w:cs="Times New Roman"/>
-          <w:sz w:val="24"/>
-          <w:szCs w:val="24"/>
-        </w:rPr>
-        <w:t xml:space="preserve"> %}</w:t>
-      </w:r>
-    </w:p>
-    <w:p>
-      <w:pPr>
-        <w:spacing w:after="0" w:line="240" w:lineRule="auto"/>
-        <w:rPr>
-          <w:rFonts w:ascii="Times New Roman" w:hAnsi="Times New Roman" w:cs="Times New Roman"/>
-          <w:sz w:val="24"/>
-          <w:szCs w:val="24"/>
-        </w:rPr>
-      </w:pPr>
-      <w:r>
-        <w:rPr>
-          <w:rFonts w:ascii="Times New Roman" w:hAnsi="Times New Roman" w:cs="Times New Roman"/>
-          <w:sz w:val="24"/>
-          <w:szCs w:val="24"/>
-        </w:rPr>
-        <w:t xml:space="preserve">Please send a copy of the transcript of the </w:t>
-      </w:r>
-      <w:r>
-        <w:rPr>
-          <w:rFonts w:ascii="Times New Roman" w:hAnsi="Times New Roman" w:cs="Times New Roman"/>
-          <w:sz w:val="24"/>
-          <w:szCs w:val="24"/>
-        </w:rPr>
-        <w:t xml:space="preserve">{{ </w:t>
-      </w:r>
-      <w:proofErr w:type="spellStart"/>
-      <w:r>
-        <w:rPr>
-          <w:rFonts w:ascii="Times New Roman" w:hAnsi="Times New Roman" w:cs="Times New Roman"/>
-          <w:sz w:val="24"/>
-          <w:szCs w:val="24"/>
-        </w:rPr>
-        <w:t>hearing_date</w:t>
-      </w:r>
-      <w:proofErr w:type="spellEnd"/>
-      <w:r>
-        <w:rPr>
-          <w:rFonts w:ascii="Times New Roman" w:hAnsi="Times New Roman" w:cs="Times New Roman"/>
-          <w:sz w:val="24"/>
-          <w:szCs w:val="24"/>
-        </w:rPr>
-        <w:t xml:space="preserve"> </w:t>
-      </w:r>
-      <w:r>
-        <w:rPr>
-          <w:rFonts w:ascii="Times New Roman" w:hAnsi="Times New Roman" w:cs="Times New Roman"/>
-          <w:sz w:val="24"/>
-          <w:szCs w:val="24"/>
-        </w:rPr>
-        <w:t>}}</w:t>
-      </w:r>
-      <w:r>
-        <w:rPr>
-          <w:rFonts w:ascii="Times New Roman" w:hAnsi="Times New Roman" w:cs="Times New Roman"/>
-          <w:sz w:val="24"/>
-          <w:szCs w:val="24"/>
-        </w:rPr>
-        <w:t xml:space="preserve"> </w:t>
-      </w:r>
-      <w:r>
-        <w:rPr>
-          <w:rFonts w:ascii="Times New Roman" w:hAnsi="Times New Roman" w:cs="Times New Roman"/>
-          <w:sz w:val="24"/>
-          <w:szCs w:val="24"/>
-        </w:rPr>
-        <w:t xml:space="preserve">hearing, and a copy of the full record on appeal, to me at the above address. I also ask for time to submit a written argument after the Board sends me the transcript and record on appeal. </w:t>
-      </w:r>
-    </w:p>
-    <w:p>
-      <w:pPr>
-        <w:spacing w:after="0" w:line="240" w:lineRule="auto"/>
-        <w:rPr>
-          <w:rFonts w:ascii="Times New Roman" w:hAnsi="Times New Roman" w:cs="Times New Roman"/>
-          <w:sz w:val="24"/>
-          <w:szCs w:val="24"/>
-        </w:rPr>
-      </w:pPr>
-      <w:r>
-        <w:rPr>
-          <w:rFonts w:ascii="Times New Roman" w:hAnsi="Times New Roman" w:cs="Times New Roman"/>
-          <w:sz w:val="24"/>
-          <w:szCs w:val="24"/>
-        </w:rPr>
-        <w:t>{%p endif %}</w:t>
-      </w:r>
-    </w:p>
-    <w:p>
-      <w:pPr>
-        <w:spacing w:after="0" w:line="240" w:lineRule="auto"/>
-        <w:rPr>
-          <w:rFonts w:ascii="Times New Roman" w:hAnsi="Times New Roman" w:cs="Times New Roman"/>
-          <w:sz w:val="24"/>
-          <w:szCs w:val="24"/>
-        </w:rPr>
-      </w:pPr>
-    </w:p>
-    <w:p>
-      <w:pPr>
-        <w:spacing w:after="0" w:line="240" w:lineRule="auto"/>
-        <w:rPr>
-          <w:rFonts w:ascii="Times New Roman" w:hAnsi="Times New Roman" w:cs="Times New Roman"/>
-          <w:sz w:val="24"/>
-          <w:szCs w:val="24"/>
-        </w:rPr>
-      </w:pPr>
-      <w:r>
-        <w:rPr>
-          <w:rFonts w:ascii="Times New Roman" w:hAnsi="Times New Roman" w:cs="Times New Roman"/>
-          <w:sz w:val="24"/>
-          <w:szCs w:val="24"/>
-        </w:rPr>
-        <w:t xml:space="preserve">I certify that I served a copy of this letter </w:t>
-      </w:r>
-      <w:r>
-        <w:rPr>
-          <w:rFonts w:ascii="Times New Roman" w:hAnsi="Times New Roman" w:cs="Times New Roman"/>
-          <w:sz w:val="24"/>
-          <w:szCs w:val="24"/>
-        </w:rPr>
-        <w:t>to</w:t>
-      </w:r>
-      <w:r>
-        <w:rPr>
-          <w:rFonts w:ascii="Times New Roman" w:hAnsi="Times New Roman" w:cs="Times New Roman"/>
-          <w:sz w:val="24"/>
-          <w:szCs w:val="24"/>
-        </w:rPr>
-        <w:t xml:space="preserve"> </w:t>
-      </w:r>
-      <w:r>
-        <w:rPr>
-          <w:rFonts w:ascii="Times New Roman" w:hAnsi="Times New Roman" w:cs="Times New Roman"/>
-          <w:sz w:val="24"/>
-          <w:szCs w:val="24"/>
-        </w:rPr>
-        <w:t xml:space="preserve">{{ </w:t>
-      </w:r>
-      <w:proofErr w:type="spellStart"/>
-      <w:r>
-        <w:rPr>
-          <w:rFonts w:ascii="Times New Roman" w:hAnsi="Times New Roman" w:cs="Times New Roman"/>
-          <w:sz w:val="24"/>
-          <w:szCs w:val="24"/>
-        </w:rPr>
-        <w:t>employer.name_full</w:t>
-      </w:r>
-      <w:proofErr w:type="spellEnd"/>
-      <w:r>
-        <w:rPr>
-          <w:rFonts w:ascii="Times New Roman" w:hAnsi="Times New Roman" w:cs="Times New Roman"/>
-          <w:sz w:val="24"/>
-          <w:szCs w:val="24"/>
-        </w:rPr>
-        <w:t>() }}</w:t>
-      </w:r>
-      <w:r>
-        <w:rPr>
-          <w:rFonts w:ascii="Times New Roman" w:hAnsi="Times New Roman" w:cs="Times New Roman"/>
-          <w:sz w:val="24"/>
-          <w:szCs w:val="24"/>
-        </w:rPr>
-        <w:t xml:space="preserve"> on </w:t>
-      </w:r>
-      <w:r>
-        <w:rPr>
-          <w:rFonts w:ascii="Times New Roman" w:hAnsi="Times New Roman" w:cs="Times New Roman"/>
-          <w:sz w:val="24"/>
-          <w:szCs w:val="24"/>
-        </w:rPr>
-        <w:t xml:space="preserve">{% if </w:t>
-      </w:r>
-      <w:proofErr w:type="spellStart"/>
-      <w:r>
-        <w:rPr>
-          <w:rFonts w:ascii="Times New Roman" w:hAnsi="Times New Roman" w:cs="Times New Roman"/>
-          <w:sz w:val="24"/>
-          <w:szCs w:val="24"/>
-        </w:rPr>
-        <w:t>delivery_date</w:t>
-      </w:r>
-      <w:proofErr w:type="spellEnd"/>
-      <w:r>
-        <w:rPr>
-          <w:rFonts w:ascii="Times New Roman" w:hAnsi="Times New Roman" w:cs="Times New Roman"/>
-          <w:sz w:val="24"/>
-          <w:szCs w:val="24"/>
-        </w:rPr>
-        <w:t xml:space="preserve"> == “”</w:t>
-      </w:r>
-      <w:r>
-        <w:rPr>
-          <w:rFonts w:ascii="Times New Roman" w:hAnsi="Times New Roman" w:cs="Times New Roman"/>
-          <w:sz w:val="24"/>
-          <w:szCs w:val="24"/>
-        </w:rPr>
-        <w:t xml:space="preserve"> %}</w:t>
-      </w:r>
-      <w:r>
-        <w:rPr>
-          <w:rFonts w:ascii="Times New Roman" w:hAnsi="Times New Roman" w:cs="Times New Roman"/>
-          <w:sz w:val="24"/>
-          <w:szCs w:val="24"/>
-        </w:rPr>
-        <w:t>_______________{% else %}</w:t>
-      </w:r>
-      <w:r>
-        <w:rPr>
-          <w:rFonts w:ascii="Times New Roman" w:hAnsi="Times New Roman" w:cs="Times New Roman"/>
-          <w:sz w:val="24"/>
-          <w:szCs w:val="24"/>
-        </w:rPr>
-        <w:t xml:space="preserve">{{ </w:t>
-      </w:r>
-      <w:proofErr w:type="spellStart"/>
-      <w:r>
-        <w:rPr>
-          <w:rFonts w:ascii="Times New Roman" w:hAnsi="Times New Roman" w:cs="Times New Roman"/>
-          <w:sz w:val="24"/>
-          <w:szCs w:val="24"/>
-        </w:rPr>
-        <w:t>delivery_date</w:t>
-      </w:r>
-      <w:proofErr w:type="spellEnd"/>
-      <w:r>
-        <w:rPr>
-          <w:rFonts w:ascii="Times New Roman" w:hAnsi="Times New Roman" w:cs="Times New Roman"/>
-          <w:sz w:val="24"/>
-          <w:szCs w:val="24"/>
-        </w:rPr>
-        <w:t xml:space="preserve"> }}</w:t>
-      </w:r>
-      <w:r>
-        <w:rPr>
-          <w:rFonts w:ascii="Times New Roman" w:hAnsi="Times New Roman" w:cs="Times New Roman"/>
-          <w:sz w:val="24"/>
-          <w:szCs w:val="24"/>
-        </w:rPr>
-        <w:t>{% endif %}</w:t>
+      <w:proofErr w:type="gramEnd"/>
+      <w:r>
+        <w:rPr>
+          <w:rFonts w:ascii="Times New Roman" w:hAnsi="Times New Roman" w:cs="Times New Roman"/>
+          <w:sz w:val="24"/>
+          <w:szCs w:val="24"/>
+        </w:rPr>
+        <w:t>% endif %}</w:t>
       </w:r>
       <w:r>
         <w:rPr>
@@ -1627,6 +2239,7 @@
           <w:szCs w:val="24"/>
         </w:rPr>
       </w:pPr>
+      <w:proofErr w:type="gramStart"/>
       <w:r>
         <w:rPr>
           <w:rFonts w:ascii="Times New Roman" w:hAnsi="Times New Roman" w:cs="Times New Roman"/>
@@ -1643,6 +2256,7 @@
         </w:rPr>
         <w:t>users</w:t>
       </w:r>
+      <w:proofErr w:type="gramEnd"/>
       <w:r>
         <w:rPr>
           <w:rFonts w:ascii="Times New Roman" w:hAnsi="Times New Roman" w:cs="Times New Roman"/>
@@ -1658,7 +2272,16 @@
           <w:sz w:val="24"/>
           <w:szCs w:val="24"/>
         </w:rPr>
-        <w:t>name_full</w:t>
+        <w:t>name_</w:t>
+      </w:r>
+      <w:proofErr w:type="gramStart"/>
+      <w:r>
+        <w:rPr>
+          <w:rFonts w:ascii="Times New Roman" w:hAnsi="Times New Roman" w:cs="Times New Roman"/>
+          <w:sz w:val="24"/>
+          <w:szCs w:val="24"/>
+        </w:rPr>
+        <w:t>full</w:t>
       </w:r>
       <w:proofErr w:type="spellEnd"/>
       <w:r>
@@ -1667,7 +2290,16 @@
           <w:sz w:val="24"/>
           <w:szCs w:val="24"/>
         </w:rPr>
-        <w:t>() }}</w:t>
+        <w:t>() }</w:t>
+      </w:r>
+      <w:proofErr w:type="gramEnd"/>
+      <w:r>
+        <w:rPr>
+          <w:rFonts w:ascii="Times New Roman" w:hAnsi="Times New Roman" w:cs="Times New Roman"/>
+          <w:sz w:val="24"/>
+          <w:szCs w:val="24"/>
+        </w:rPr>
+        <w:t>}</w:t>
       </w:r>
     </w:p>
     <w:p>
@@ -1716,6 +2348,7 @@
         </w:rPr>
         <w:tab/>
       </w:r>
+      <w:proofErr w:type="gramStart"/>
       <w:r>
         <w:rPr>
           <w:rFonts w:ascii="Times New Roman" w:hAnsi="Times New Roman" w:cs="Times New Roman"/>
@@ -1739,7 +2372,25 @@
           <w:sz w:val="24"/>
           <w:szCs w:val="24"/>
         </w:rPr>
-        <w:t>name_full</w:t>
+        <w:t>name</w:t>
+      </w:r>
+      <w:proofErr w:type="gramEnd"/>
+      <w:r>
+        <w:rPr>
+          <w:rFonts w:ascii="Times New Roman" w:hAnsi="Times New Roman" w:cs="Times New Roman"/>
+          <w:sz w:val="24"/>
+          <w:szCs w:val="24"/>
+        </w:rPr>
+        <w:t>_</w:t>
+      </w:r>
+      <w:proofErr w:type="gramStart"/>
+      <w:r>
+        <w:rPr>
+          <w:rFonts w:ascii="Times New Roman" w:hAnsi="Times New Roman" w:cs="Times New Roman"/>
+          <w:sz w:val="24"/>
+          <w:szCs w:val="24"/>
+        </w:rPr>
+        <w:t>full</w:t>
       </w:r>
       <w:proofErr w:type="spellEnd"/>
       <w:r>
@@ -1748,7 +2399,16 @@
           <w:sz w:val="24"/>
           <w:szCs w:val="24"/>
         </w:rPr>
-        <w:t>()</w:t>
+        <w:t>(</w:t>
+      </w:r>
+      <w:proofErr w:type="gramEnd"/>
+      <w:r>
+        <w:rPr>
+          <w:rFonts w:ascii="Times New Roman" w:hAnsi="Times New Roman" w:cs="Times New Roman"/>
+          <w:sz w:val="24"/>
+          <w:szCs w:val="24"/>
+        </w:rPr>
+        <w:t>)</w:t>
       </w:r>
       <w:r>
         <w:rPr>
@@ -1766,6 +2426,7 @@
         </w:rPr>
         <w:br/>
       </w:r>
+      <w:proofErr w:type="gramStart"/>
       <w:r>
         <w:rPr>
           <w:rFonts w:ascii="Times New Roman" w:hAnsi="Times New Roman" w:cs="Times New Roman"/>
@@ -1783,13 +2444,32 @@
         </w:rPr>
         <w:t>employer</w:t>
       </w:r>
-      <w:r>
-        <w:rPr>
-          <w:rFonts w:ascii="Times New Roman" w:hAnsi="Times New Roman" w:cs="Times New Roman"/>
-          <w:sz w:val="24"/>
-          <w:szCs w:val="24"/>
-        </w:rPr>
-        <w:t>.address.line_one</w:t>
+      <w:proofErr w:type="gramEnd"/>
+      <w:r>
+        <w:rPr>
+          <w:rFonts w:ascii="Times New Roman" w:hAnsi="Times New Roman" w:cs="Times New Roman"/>
+          <w:sz w:val="24"/>
+          <w:szCs w:val="24"/>
+        </w:rPr>
+        <w:t>.</w:t>
+      </w:r>
+      <w:proofErr w:type="gramStart"/>
+      <w:r>
+        <w:rPr>
+          <w:rFonts w:ascii="Times New Roman" w:hAnsi="Times New Roman" w:cs="Times New Roman"/>
+          <w:sz w:val="24"/>
+          <w:szCs w:val="24"/>
+        </w:rPr>
+        <w:t>address.line</w:t>
+      </w:r>
+      <w:proofErr w:type="gramEnd"/>
+      <w:r>
+        <w:rPr>
+          <w:rFonts w:ascii="Times New Roman" w:hAnsi="Times New Roman" w:cs="Times New Roman"/>
+          <w:sz w:val="24"/>
+          <w:szCs w:val="24"/>
+        </w:rPr>
+        <w:t>_one</w:t>
       </w:r>
       <w:proofErr w:type="spellEnd"/>
       <w:r>
@@ -1798,7 +2478,25 @@
           <w:sz w:val="24"/>
           <w:szCs w:val="24"/>
         </w:rPr>
-        <w:t>(bare=True) }}</w:t>
+        <w:t>(bare=True</w:t>
+      </w:r>
+      <w:proofErr w:type="gramStart"/>
+      <w:r>
+        <w:rPr>
+          <w:rFonts w:ascii="Times New Roman" w:hAnsi="Times New Roman" w:cs="Times New Roman"/>
+          <w:sz w:val="24"/>
+          <w:szCs w:val="24"/>
+        </w:rPr>
+        <w:t>) }</w:t>
+      </w:r>
+      <w:proofErr w:type="gramEnd"/>
+      <w:r>
+        <w:rPr>
+          <w:rFonts w:ascii="Times New Roman" w:hAnsi="Times New Roman" w:cs="Times New Roman"/>
+          <w:sz w:val="24"/>
+          <w:szCs w:val="24"/>
+        </w:rPr>
+        <w:t>}</w:t>
       </w:r>
     </w:p>
     <w:p>
@@ -1812,6 +2510,7 @@
           <w:szCs w:val="24"/>
         </w:rPr>
       </w:pPr>
+      <w:proofErr w:type="gramStart"/>
       <w:r>
         <w:rPr>
           <w:rFonts w:ascii="Times New Roman" w:hAnsi="Times New Roman" w:cs="Times New Roman"/>
@@ -1829,13 +2528,41 @@
         </w:rPr>
         <w:t>employer</w:t>
       </w:r>
-      <w:r>
-        <w:rPr>
-          <w:rFonts w:ascii="Times New Roman" w:hAnsi="Times New Roman" w:cs="Times New Roman"/>
-          <w:sz w:val="24"/>
-          <w:szCs w:val="24"/>
-        </w:rPr>
-        <w:t>.address.line_two</w:t>
+      <w:proofErr w:type="gramEnd"/>
+      <w:r>
+        <w:rPr>
+          <w:rFonts w:ascii="Times New Roman" w:hAnsi="Times New Roman" w:cs="Times New Roman"/>
+          <w:sz w:val="24"/>
+          <w:szCs w:val="24"/>
+        </w:rPr>
+        <w:t>.</w:t>
+      </w:r>
+      <w:proofErr w:type="gramStart"/>
+      <w:r>
+        <w:rPr>
+          <w:rFonts w:ascii="Times New Roman" w:hAnsi="Times New Roman" w:cs="Times New Roman"/>
+          <w:sz w:val="24"/>
+          <w:szCs w:val="24"/>
+        </w:rPr>
+        <w:t>address.line</w:t>
+      </w:r>
+      <w:proofErr w:type="gramEnd"/>
+      <w:r>
+        <w:rPr>
+          <w:rFonts w:ascii="Times New Roman" w:hAnsi="Times New Roman" w:cs="Times New Roman"/>
+          <w:sz w:val="24"/>
+          <w:szCs w:val="24"/>
+        </w:rPr>
+        <w:t>_</w:t>
+      </w:r>
+      <w:proofErr w:type="gramStart"/>
+      <w:r>
+        <w:rPr>
+          <w:rFonts w:ascii="Times New Roman" w:hAnsi="Times New Roman" w:cs="Times New Roman"/>
+          <w:sz w:val="24"/>
+          <w:szCs w:val="24"/>
+        </w:rPr>
+        <w:t>two</w:t>
       </w:r>
       <w:proofErr w:type="spellEnd"/>
       <w:r>
@@ -1844,7 +2571,16 @@
           <w:sz w:val="24"/>
           <w:szCs w:val="24"/>
         </w:rPr>
-        <w:t>() }}</w:t>
+        <w:t>() }</w:t>
+      </w:r>
+      <w:proofErr w:type="gramEnd"/>
+      <w:r>
+        <w:rPr>
+          <w:rFonts w:ascii="Times New Roman" w:hAnsi="Times New Roman" w:cs="Times New Roman"/>
+          <w:sz w:val="24"/>
+          <w:szCs w:val="24"/>
+        </w:rPr>
+        <w:t>}</w:t>
       </w:r>
     </w:p>
     <w:sectPr>

--- a/docassemble/UIAppealAfterHearing/data/templates/cover_letter.docx
+++ b/docassemble/UIAppealAfterHearing/data/templates/cover_letter.docx
@@ -1641,9 +1641,52 @@
           <w:sz w:val="24"/>
           <w:szCs w:val="24"/>
         </w:rPr>
+        <w:t>.replace</w:t>
+      </w:r>
+      <w:proofErr w:type="gramEnd"/>
+      <w:r>
+        <w:rPr>
+          <w:rFonts w:ascii="Times New Roman" w:hAnsi="Times New Roman" w:cs="Times New Roman"/>
+          <w:sz w:val="24"/>
+          <w:szCs w:val="24"/>
+        </w:rPr>
+        <w:t>("\n", " "</w:t>
+      </w:r>
+      <w:proofErr w:type="gramStart"/>
+      <w:r>
+        <w:rPr>
+          <w:rFonts w:ascii="Times New Roman" w:hAnsi="Times New Roman" w:cs="Times New Roman"/>
+          <w:sz w:val="24"/>
+          <w:szCs w:val="24"/>
+        </w:rPr>
+        <w:t>).replace</w:t>
+      </w:r>
+      <w:proofErr w:type="gramEnd"/>
+      <w:r>
+        <w:rPr>
+          <w:rFonts w:ascii="Times New Roman" w:hAnsi="Times New Roman" w:cs="Times New Roman"/>
+          <w:sz w:val="24"/>
+          <w:szCs w:val="24"/>
+        </w:rPr>
+        <w:t xml:space="preserve">("\r", " </w:t>
+      </w:r>
+      <w:proofErr w:type="gramStart"/>
+      <w:r>
+        <w:rPr>
+          <w:rFonts w:ascii="Times New Roman" w:hAnsi="Times New Roman" w:cs="Times New Roman"/>
+          <w:sz w:val="24"/>
+          <w:szCs w:val="24"/>
+        </w:rPr>
+        <w:t>")</w:t>
+      </w:r>
+      <w:r>
+        <w:rPr>
+          <w:rFonts w:ascii="Times New Roman" w:hAnsi="Times New Roman" w:cs="Times New Roman"/>
+          <w:sz w:val="24"/>
+          <w:szCs w:val="24"/>
+        </w:rPr>
         <w:t>}</w:t>
       </w:r>
-      <w:proofErr w:type="gramEnd"/>
       <w:r>
         <w:rPr>
           <w:rFonts w:ascii="Times New Roman" w:hAnsi="Times New Roman" w:cs="Times New Roman"/>
@@ -1652,6 +1695,7 @@
         </w:rPr>
         <w:t>}</w:t>
       </w:r>
+      <w:proofErr w:type="gramEnd"/>
     </w:p>
     <w:p>
       <w:pPr>

--- a/docassemble/UIAppealAfterHearing/data/templates/cover_letter.docx
+++ b/docassemble/UIAppealAfterHearing/data/templates/cover_letter.docx
@@ -1791,7 +1791,32 @@
           <w:sz w:val="24"/>
           <w:szCs w:val="24"/>
         </w:rPr>
-        <w:t>request_transrcipt</w:t>
+        <w:t>request_</w:t>
+      </w:r>
+      <w:proofErr w:type="gramStart"/>
+      <w:r>
+        <w:rPr>
+          <w:rFonts w:ascii="Times New Roman" w:hAnsi="Times New Roman" w:cs="Times New Roman"/>
+          <w:sz w:val="24"/>
+          <w:szCs w:val="24"/>
+        </w:rPr>
+        <w:t>transc</w:t>
+      </w:r>
+      <w:r>
+        <w:rPr>
+          <w:rFonts w:ascii="Times New Roman" w:hAnsi="Times New Roman" w:cs="Times New Roman"/>
+          <w:sz w:val="24"/>
+          <w:szCs w:val="24"/>
+        </w:rPr>
+        <w:t>r</w:t>
+      </w:r>
+      <w:r>
+        <w:rPr>
+          <w:rFonts w:ascii="Times New Roman" w:hAnsi="Times New Roman" w:cs="Times New Roman"/>
+          <w:sz w:val="24"/>
+          <w:szCs w:val="24"/>
+        </w:rPr>
+        <w:t>ipt</w:t>
       </w:r>
       <w:proofErr w:type="spellEnd"/>
       <w:r>
@@ -1802,6 +1827,7 @@
         </w:rPr>
         <w:t xml:space="preserve"> %}</w:t>
       </w:r>
+      <w:proofErr w:type="gramEnd"/>
     </w:p>
     <w:p>
       <w:pPr>

--- a/docassemble/UIAppealAfterHearing/data/templates/cover_letter.docx
+++ b/docassemble/UIAppealAfterHearing/data/templates/cover_letter.docx
@@ -1922,7 +1922,41 @@
           <w:sz w:val="24"/>
           <w:szCs w:val="24"/>
         </w:rPr>
-        <w:t xml:space="preserve">hearing, and a copy of the full record on appeal, to me at the above address. I also ask for time to submit a written argument after the Board sends me the transcript and record on appeal. </w:t>
+        <w:t xml:space="preserve">hearing, and a copy of the full record on appeal, to me at the above address. </w:t>
+      </w:r>
+      <w:r>
+        <w:rPr>
+          <w:rFonts w:ascii="Times New Roman" w:hAnsi="Times New Roman" w:cs="Times New Roman"/>
+          <w:sz w:val="24"/>
+          <w:szCs w:val="24"/>
+        </w:rPr>
+        <w:t>See the enclosed Transcript Request (BOR) and File Review Request (BOR).</w:t>
+      </w:r>
+      <w:r>
+        <w:rPr>
+          <w:rFonts w:ascii="Times New Roman" w:hAnsi="Times New Roman" w:cs="Times New Roman"/>
+          <w:sz w:val="24"/>
+          <w:szCs w:val="24"/>
+        </w:rPr>
+        <w:t xml:space="preserve"> </w:t>
+      </w:r>
+      <w:proofErr w:type="gramStart"/>
+      <w:r>
+        <w:rPr>
+          <w:rFonts w:ascii="Times New Roman" w:hAnsi="Times New Roman" w:cs="Times New Roman"/>
+          <w:sz w:val="24"/>
+          <w:szCs w:val="24"/>
+        </w:rPr>
+        <w:t>I</w:t>
+      </w:r>
+      <w:proofErr w:type="gramEnd"/>
+      <w:r>
+        <w:rPr>
+          <w:rFonts w:ascii="Times New Roman" w:hAnsi="Times New Roman" w:cs="Times New Roman"/>
+          <w:sz w:val="24"/>
+          <w:szCs w:val="24"/>
+        </w:rPr>
+        <w:t xml:space="preserve"> also ask for time to submit a written argument after the Board sends me the transcript and record on appeal. </w:t>
       </w:r>
     </w:p>
     <w:p>

--- a/docassemble/UIAppealAfterHearing/data/templates/cover_letter.docx
+++ b/docassemble/UIAppealAfterHearing/data/templates/cover_letter.docx
@@ -11,7 +11,6 @@
           <w:szCs w:val="24"/>
         </w:rPr>
       </w:pPr>
-      <w:proofErr w:type="gramStart"/>
       <w:r>
         <w:rPr>
           <w:rFonts w:ascii="Times New Roman" w:hAnsi="Times New Roman" w:cs="Times New Roman"/>
@@ -28,7 +27,6 @@
         </w:rPr>
         <w:t>users</w:t>
       </w:r>
-      <w:proofErr w:type="gramEnd"/>
       <w:r>
         <w:rPr>
           <w:rFonts w:ascii="Times New Roman" w:hAnsi="Times New Roman" w:cs="Times New Roman"/>
@@ -44,16 +42,7 @@
           <w:sz w:val="24"/>
           <w:szCs w:val="24"/>
         </w:rPr>
-        <w:t>name_</w:t>
-      </w:r>
-      <w:proofErr w:type="gramStart"/>
-      <w:r>
-        <w:rPr>
-          <w:rFonts w:ascii="Times New Roman" w:hAnsi="Times New Roman" w:cs="Times New Roman"/>
-          <w:sz w:val="24"/>
-          <w:szCs w:val="24"/>
-        </w:rPr>
-        <w:t>full</w:t>
+        <w:t>name_full</w:t>
       </w:r>
       <w:proofErr w:type="spellEnd"/>
       <w:r>
@@ -62,53 +51,25 @@
           <w:sz w:val="24"/>
           <w:szCs w:val="24"/>
         </w:rPr>
-        <w:t>() }</w:t>
-      </w:r>
-      <w:proofErr w:type="gramEnd"/>
-      <w:r>
-        <w:rPr>
-          <w:rFonts w:ascii="Times New Roman" w:hAnsi="Times New Roman" w:cs="Times New Roman"/>
-          <w:sz w:val="24"/>
-          <w:szCs w:val="24"/>
-        </w:rPr>
-        <w:t>}</w:t>
-      </w:r>
-    </w:p>
-    <w:p>
-      <w:pPr>
-        <w:spacing w:after="0" w:line="240" w:lineRule="auto"/>
-        <w:rPr>
-          <w:rFonts w:ascii="Times New Roman" w:hAnsi="Times New Roman" w:cs="Times New Roman"/>
-          <w:sz w:val="24"/>
-          <w:szCs w:val="24"/>
-        </w:rPr>
-      </w:pPr>
-      <w:proofErr w:type="gramStart"/>
-      <w:r>
-        <w:rPr>
-          <w:rFonts w:ascii="Times New Roman" w:hAnsi="Times New Roman" w:cs="Times New Roman"/>
-          <w:sz w:val="24"/>
-          <w:szCs w:val="24"/>
-        </w:rPr>
-        <w:t>{{ users</w:t>
-      </w:r>
-      <w:proofErr w:type="gramEnd"/>
-      <w:r>
-        <w:rPr>
-          <w:rFonts w:ascii="Times New Roman" w:hAnsi="Times New Roman" w:cs="Times New Roman"/>
-          <w:sz w:val="24"/>
-          <w:szCs w:val="24"/>
-        </w:rPr>
-        <w:t>[0</w:t>
-      </w:r>
-      <w:proofErr w:type="gramStart"/>
-      <w:r>
-        <w:rPr>
-          <w:rFonts w:ascii="Times New Roman" w:hAnsi="Times New Roman" w:cs="Times New Roman"/>
-          <w:sz w:val="24"/>
-          <w:szCs w:val="24"/>
-        </w:rPr>
-        <w:t>].</w:t>
+        <w:t>() }}</w:t>
+      </w:r>
+    </w:p>
+    <w:p>
+      <w:pPr>
+        <w:spacing w:after="0" w:line="240" w:lineRule="auto"/>
+        <w:rPr>
+          <w:rFonts w:ascii="Times New Roman" w:hAnsi="Times New Roman" w:cs="Times New Roman"/>
+          <w:sz w:val="24"/>
+          <w:szCs w:val="24"/>
+        </w:rPr>
+      </w:pPr>
+      <w:r>
+        <w:rPr>
+          <w:rFonts w:ascii="Times New Roman" w:hAnsi="Times New Roman" w:cs="Times New Roman"/>
+          <w:sz w:val="24"/>
+          <w:szCs w:val="24"/>
+        </w:rPr>
+        <w:t>{{ users[0].</w:t>
       </w:r>
       <w:proofErr w:type="spellStart"/>
       <w:r>
@@ -117,16 +78,7 @@
           <w:sz w:val="24"/>
           <w:szCs w:val="24"/>
         </w:rPr>
-        <w:t>address</w:t>
-      </w:r>
-      <w:proofErr w:type="gramEnd"/>
-      <w:r>
-        <w:rPr>
-          <w:rFonts w:ascii="Times New Roman" w:hAnsi="Times New Roman" w:cs="Times New Roman"/>
-          <w:sz w:val="24"/>
-          <w:szCs w:val="24"/>
-        </w:rPr>
-        <w:t>.line_one</w:t>
+        <w:t>address.line_one</w:t>
       </w:r>
       <w:proofErr w:type="spellEnd"/>
       <w:r>
@@ -135,62 +87,25 @@
           <w:sz w:val="24"/>
           <w:szCs w:val="24"/>
         </w:rPr>
-        <w:t>(bare=True</w:t>
-      </w:r>
-      <w:proofErr w:type="gramStart"/>
-      <w:r>
-        <w:rPr>
-          <w:rFonts w:ascii="Times New Roman" w:hAnsi="Times New Roman" w:cs="Times New Roman"/>
-          <w:sz w:val="24"/>
-          <w:szCs w:val="24"/>
-        </w:rPr>
-        <w:t>) }</w:t>
-      </w:r>
-      <w:proofErr w:type="gramEnd"/>
-      <w:r>
-        <w:rPr>
-          <w:rFonts w:ascii="Times New Roman" w:hAnsi="Times New Roman" w:cs="Times New Roman"/>
-          <w:sz w:val="24"/>
-          <w:szCs w:val="24"/>
-        </w:rPr>
-        <w:t>}</w:t>
-      </w:r>
-    </w:p>
-    <w:p>
-      <w:pPr>
-        <w:spacing w:after="0" w:line="240" w:lineRule="auto"/>
-        <w:rPr>
-          <w:rFonts w:ascii="Times New Roman" w:hAnsi="Times New Roman" w:cs="Times New Roman"/>
-          <w:sz w:val="24"/>
-          <w:szCs w:val="24"/>
-        </w:rPr>
-      </w:pPr>
-      <w:proofErr w:type="gramStart"/>
-      <w:r>
-        <w:rPr>
-          <w:rFonts w:ascii="Times New Roman" w:hAnsi="Times New Roman" w:cs="Times New Roman"/>
-          <w:sz w:val="24"/>
-          <w:szCs w:val="24"/>
-        </w:rPr>
-        <w:t>{{ users</w:t>
-      </w:r>
-      <w:proofErr w:type="gramEnd"/>
-      <w:r>
-        <w:rPr>
-          <w:rFonts w:ascii="Times New Roman" w:hAnsi="Times New Roman" w:cs="Times New Roman"/>
-          <w:sz w:val="24"/>
-          <w:szCs w:val="24"/>
-        </w:rPr>
-        <w:t>[0</w:t>
-      </w:r>
-      <w:proofErr w:type="gramStart"/>
-      <w:r>
-        <w:rPr>
-          <w:rFonts w:ascii="Times New Roman" w:hAnsi="Times New Roman" w:cs="Times New Roman"/>
-          <w:sz w:val="24"/>
-          <w:szCs w:val="24"/>
-        </w:rPr>
-        <w:t>].</w:t>
+        <w:t>(bare=True) }}</w:t>
+      </w:r>
+    </w:p>
+    <w:p>
+      <w:pPr>
+        <w:spacing w:after="0" w:line="240" w:lineRule="auto"/>
+        <w:rPr>
+          <w:rFonts w:ascii="Times New Roman" w:hAnsi="Times New Roman" w:cs="Times New Roman"/>
+          <w:sz w:val="24"/>
+          <w:szCs w:val="24"/>
+        </w:rPr>
+      </w:pPr>
+      <w:r>
+        <w:rPr>
+          <w:rFonts w:ascii="Times New Roman" w:hAnsi="Times New Roman" w:cs="Times New Roman"/>
+          <w:sz w:val="24"/>
+          <w:szCs w:val="24"/>
+        </w:rPr>
+        <w:t>{{ users[0].</w:t>
       </w:r>
       <w:proofErr w:type="spellStart"/>
       <w:r>
@@ -199,25 +114,7 @@
           <w:sz w:val="24"/>
           <w:szCs w:val="24"/>
         </w:rPr>
-        <w:t>address</w:t>
-      </w:r>
-      <w:proofErr w:type="gramEnd"/>
-      <w:r>
-        <w:rPr>
-          <w:rFonts w:ascii="Times New Roman" w:hAnsi="Times New Roman" w:cs="Times New Roman"/>
-          <w:sz w:val="24"/>
-          <w:szCs w:val="24"/>
-        </w:rPr>
-        <w:t>.line_</w:t>
-      </w:r>
-      <w:proofErr w:type="gramStart"/>
-      <w:r>
-        <w:rPr>
-          <w:rFonts w:ascii="Times New Roman" w:hAnsi="Times New Roman" w:cs="Times New Roman"/>
-          <w:sz w:val="24"/>
-          <w:szCs w:val="24"/>
-        </w:rPr>
-        <w:t>two</w:t>
+        <w:t>address.line_two</w:t>
       </w:r>
       <w:proofErr w:type="spellEnd"/>
       <w:r>
@@ -226,16 +123,7 @@
           <w:sz w:val="24"/>
           <w:szCs w:val="24"/>
         </w:rPr>
-        <w:t>() }</w:t>
-      </w:r>
-      <w:proofErr w:type="gramEnd"/>
-      <w:r>
-        <w:rPr>
-          <w:rFonts w:ascii="Times New Roman" w:hAnsi="Times New Roman" w:cs="Times New Roman"/>
-          <w:sz w:val="24"/>
-          <w:szCs w:val="24"/>
-        </w:rPr>
-        <w:t>}</w:t>
+        <w:t>() }}</w:t>
       </w:r>
     </w:p>
     <w:p>
@@ -257,41 +145,13 @@
           <w:szCs w:val="24"/>
         </w:rPr>
       </w:pPr>
-      <w:proofErr w:type="gramStart"/>
-      <w:r>
-        <w:rPr>
-          <w:rFonts w:ascii="Times New Roman" w:hAnsi="Times New Roman" w:cs="Times New Roman"/>
-          <w:sz w:val="24"/>
-          <w:szCs w:val="24"/>
-        </w:rPr>
-        <w:t>{{ today</w:t>
-      </w:r>
-      <w:proofErr w:type="gramEnd"/>
-      <w:r>
-        <w:rPr>
-          <w:rFonts w:ascii="Times New Roman" w:hAnsi="Times New Roman" w:cs="Times New Roman"/>
-          <w:sz w:val="24"/>
-          <w:szCs w:val="24"/>
-        </w:rPr>
-        <w:t>(</w:t>
-      </w:r>
-      <w:proofErr w:type="gramStart"/>
-      <w:r>
-        <w:rPr>
-          <w:rFonts w:ascii="Times New Roman" w:hAnsi="Times New Roman" w:cs="Times New Roman"/>
-          <w:sz w:val="24"/>
-          <w:szCs w:val="24"/>
-        </w:rPr>
-        <w:t>).format</w:t>
-      </w:r>
-      <w:proofErr w:type="gramEnd"/>
-      <w:r>
-        <w:rPr>
-          <w:rFonts w:ascii="Times New Roman" w:hAnsi="Times New Roman" w:cs="Times New Roman"/>
-          <w:sz w:val="24"/>
-          <w:szCs w:val="24"/>
-        </w:rPr>
-        <w:t xml:space="preserve">(“MMMM d, </w:t>
+      <w:r>
+        <w:rPr>
+          <w:rFonts w:ascii="Times New Roman" w:hAnsi="Times New Roman" w:cs="Times New Roman"/>
+          <w:sz w:val="24"/>
+          <w:szCs w:val="24"/>
+        </w:rPr>
+        <w:t xml:space="preserve">{{ today().format(“MMMM d, </w:t>
       </w:r>
       <w:proofErr w:type="spellStart"/>
       <w:r>
@@ -311,7 +171,6 @@
         </w:rPr>
         <w:t>”</w:t>
       </w:r>
-      <w:proofErr w:type="gramStart"/>
       <w:r>
         <w:rPr>
           <w:rFonts w:ascii="Times New Roman" w:hAnsi="Times New Roman" w:cs="Times New Roman"/>
@@ -326,16 +185,7 @@
           <w:sz w:val="24"/>
           <w:szCs w:val="24"/>
         </w:rPr>
-        <w:t>}</w:t>
-      </w:r>
-      <w:proofErr w:type="gramEnd"/>
-      <w:r>
-        <w:rPr>
-          <w:rFonts w:ascii="Times New Roman" w:hAnsi="Times New Roman" w:cs="Times New Roman"/>
-          <w:sz w:val="24"/>
-          <w:szCs w:val="24"/>
-        </w:rPr>
-        <w:t>}</w:t>
+        <w:t>}}</w:t>
       </w:r>
     </w:p>
     <w:p>
@@ -552,53 +402,16 @@
           <w:sz w:val="24"/>
           <w:szCs w:val="24"/>
         </w:rPr>
-        <w:t xml:space="preserve">I want to </w:t>
-      </w:r>
-      <w:proofErr w:type="gramStart"/>
-      <w:r>
-        <w:rPr>
-          <w:rFonts w:ascii="Times New Roman" w:hAnsi="Times New Roman" w:cs="Times New Roman"/>
-          <w:sz w:val="24"/>
-          <w:szCs w:val="24"/>
-        </w:rPr>
-        <w:t>appeal</w:t>
-      </w:r>
-      <w:proofErr w:type="gramEnd"/>
-      <w:r>
-        <w:rPr>
-          <w:rFonts w:ascii="Times New Roman" w:hAnsi="Times New Roman" w:cs="Times New Roman"/>
-          <w:sz w:val="24"/>
-          <w:szCs w:val="24"/>
-        </w:rPr>
-        <w:t xml:space="preserve"> the denial of unemployment benefits because I disagree with the decision</w:t>
-      </w:r>
-      <w:r>
-        <w:rPr>
-          <w:rFonts w:ascii="Times New Roman" w:hAnsi="Times New Roman" w:cs="Times New Roman"/>
-          <w:sz w:val="24"/>
-          <w:szCs w:val="24"/>
-        </w:rPr>
-        <w:t xml:space="preserve">. I want </w:t>
-      </w:r>
-      <w:proofErr w:type="gramStart"/>
-      <w:r>
-        <w:rPr>
-          <w:rFonts w:ascii="Times New Roman" w:hAnsi="Times New Roman" w:cs="Times New Roman"/>
-          <w:sz w:val="24"/>
-          <w:szCs w:val="24"/>
-        </w:rPr>
-        <w:t>a hearing</w:t>
-      </w:r>
-      <w:proofErr w:type="gramEnd"/>
-      <w:r>
-        <w:rPr>
-          <w:rFonts w:ascii="Times New Roman" w:hAnsi="Times New Roman" w:cs="Times New Roman"/>
-          <w:sz w:val="24"/>
-          <w:szCs w:val="24"/>
-        </w:rPr>
-        <w:t xml:space="preserve">. Please consider this a “Notice of Appeal” of the decision dated </w:t>
-      </w:r>
-      <w:proofErr w:type="gramStart"/>
+        <w:t>I want to appeal the denial of unemployment benefits because I disagree with the decision</w:t>
+      </w:r>
+      <w:r>
+        <w:rPr>
+          <w:rFonts w:ascii="Times New Roman" w:hAnsi="Times New Roman" w:cs="Times New Roman"/>
+          <w:sz w:val="24"/>
+          <w:szCs w:val="24"/>
+        </w:rPr>
+        <w:t xml:space="preserve">. I want a hearing. Please consider this a “Notice of Appeal” of the decision dated </w:t>
+      </w:r>
       <w:r>
         <w:rPr>
           <w:rFonts w:ascii="Times New Roman" w:hAnsi="Times New Roman" w:cs="Times New Roman"/>
@@ -616,23 +429,13 @@
         </w:rPr>
         <w:t>decision</w:t>
       </w:r>
-      <w:proofErr w:type="gramEnd"/>
-      <w:r>
-        <w:rPr>
-          <w:rFonts w:ascii="Times New Roman" w:hAnsi="Times New Roman" w:cs="Times New Roman"/>
-          <w:sz w:val="24"/>
-          <w:szCs w:val="24"/>
-        </w:rPr>
-        <w:t>_</w:t>
-      </w:r>
-      <w:proofErr w:type="gramStart"/>
-      <w:r>
-        <w:rPr>
-          <w:rFonts w:ascii="Times New Roman" w:hAnsi="Times New Roman" w:cs="Times New Roman"/>
-          <w:sz w:val="24"/>
-          <w:szCs w:val="24"/>
-        </w:rPr>
-        <w:t>date</w:t>
+      <w:r>
+        <w:rPr>
+          <w:rFonts w:ascii="Times New Roman" w:hAnsi="Times New Roman" w:cs="Times New Roman"/>
+          <w:sz w:val="24"/>
+          <w:szCs w:val="24"/>
+        </w:rPr>
+        <w:t>_date</w:t>
       </w:r>
       <w:proofErr w:type="spellEnd"/>
       <w:r>
@@ -649,16 +452,7 @@
           <w:sz w:val="24"/>
           <w:szCs w:val="24"/>
         </w:rPr>
-        <w:t>}</w:t>
-      </w:r>
-      <w:proofErr w:type="gramEnd"/>
-      <w:r>
-        <w:rPr>
-          <w:rFonts w:ascii="Times New Roman" w:hAnsi="Times New Roman" w:cs="Times New Roman"/>
-          <w:sz w:val="24"/>
-          <w:szCs w:val="24"/>
-        </w:rPr>
-        <w:t xml:space="preserve">} </w:t>
+        <w:t xml:space="preserve">}} </w:t>
       </w:r>
       <w:r>
         <w:rPr>
@@ -721,23 +515,13 @@
         </w:rPr>
         <w:tab/>
       </w:r>
-      <w:proofErr w:type="gramStart"/>
-      <w:r>
-        <w:rPr>
-          <w:rFonts w:ascii="Times New Roman" w:hAnsi="Times New Roman" w:cs="Times New Roman"/>
-          <w:sz w:val="24"/>
-          <w:szCs w:val="24"/>
-        </w:rPr>
-        <w:t>{{ users</w:t>
-      </w:r>
-      <w:proofErr w:type="gramEnd"/>
-      <w:r>
-        <w:rPr>
-          <w:rFonts w:ascii="Times New Roman" w:hAnsi="Times New Roman" w:cs="Times New Roman"/>
-          <w:sz w:val="24"/>
-          <w:szCs w:val="24"/>
-        </w:rPr>
-        <w:t>[0].</w:t>
+      <w:r>
+        <w:rPr>
+          <w:rFonts w:ascii="Times New Roman" w:hAnsi="Times New Roman" w:cs="Times New Roman"/>
+          <w:sz w:val="24"/>
+          <w:szCs w:val="24"/>
+        </w:rPr>
+        <w:t>{{ users[0].</w:t>
       </w:r>
       <w:proofErr w:type="spellStart"/>
       <w:r>
@@ -746,16 +530,7 @@
           <w:sz w:val="24"/>
           <w:szCs w:val="24"/>
         </w:rPr>
-        <w:t>name_</w:t>
-      </w:r>
-      <w:proofErr w:type="gramStart"/>
-      <w:r>
-        <w:rPr>
-          <w:rFonts w:ascii="Times New Roman" w:hAnsi="Times New Roman" w:cs="Times New Roman"/>
-          <w:sz w:val="24"/>
-          <w:szCs w:val="24"/>
-        </w:rPr>
-        <w:t>full</w:t>
+        <w:t>name_full</w:t>
       </w:r>
       <w:proofErr w:type="spellEnd"/>
       <w:r>
@@ -764,16 +539,7 @@
           <w:sz w:val="24"/>
           <w:szCs w:val="24"/>
         </w:rPr>
-        <w:t>() }</w:t>
-      </w:r>
-      <w:proofErr w:type="gramEnd"/>
-      <w:r>
-        <w:rPr>
-          <w:rFonts w:ascii="Times New Roman" w:hAnsi="Times New Roman" w:cs="Times New Roman"/>
-          <w:sz w:val="24"/>
-          <w:szCs w:val="24"/>
-        </w:rPr>
-        <w:t xml:space="preserve">}                     </w:t>
+        <w:t xml:space="preserve">() }}                     </w:t>
       </w:r>
       <w:r>
         <w:rPr>
@@ -823,7 +589,6 @@
         </w:rPr>
         <w:tab/>
       </w:r>
-      <w:proofErr w:type="gramStart"/>
       <w:r>
         <w:rPr>
           <w:rFonts w:ascii="Times New Roman" w:hAnsi="Times New Roman" w:cs="Times New Roman"/>
@@ -840,7 +605,6 @@
         </w:rPr>
         <w:t>(</w:t>
       </w:r>
-      <w:proofErr w:type="gramEnd"/>
       <w:r>
         <w:rPr>
           <w:rFonts w:ascii="Times New Roman" w:hAnsi="Times New Roman" w:cs="Times New Roman"/>
@@ -872,16 +636,7 @@
           <w:sz w:val="24"/>
           <w:szCs w:val="24"/>
         </w:rPr>
-        <w:t>|</w:t>
-      </w:r>
-      <w:proofErr w:type="gramStart"/>
-      <w:r>
-        <w:rPr>
-          <w:rFonts w:ascii="Times New Roman" w:hAnsi="Times New Roman" w:cs="Times New Roman"/>
-          <w:sz w:val="24"/>
-          <w:szCs w:val="24"/>
-        </w:rPr>
-        <w:t>int</w:t>
+        <w:t>|int</w:t>
       </w:r>
       <w:proofErr w:type="spellEnd"/>
       <w:r>
@@ -908,7 +663,6 @@
         </w:rPr>
         <w:t xml:space="preserve"> }</w:t>
       </w:r>
-      <w:proofErr w:type="gramEnd"/>
       <w:r>
         <w:rPr>
           <w:rFonts w:ascii="Times New Roman" w:hAnsi="Times New Roman" w:cs="Times New Roman"/>
@@ -965,7 +719,6 @@
         </w:rPr>
         <w:tab/>
       </w:r>
-      <w:proofErr w:type="gramStart"/>
       <w:r>
         <w:rPr>
           <w:rFonts w:ascii="Times New Roman" w:hAnsi="Times New Roman" w:cs="Times New Roman"/>
@@ -981,16 +734,7 @@
           <w:sz w:val="24"/>
           <w:szCs w:val="24"/>
         </w:rPr>
-        <w:t>phone</w:t>
-      </w:r>
-      <w:proofErr w:type="gramEnd"/>
-      <w:r>
-        <w:rPr>
-          <w:rFonts w:ascii="Times New Roman" w:hAnsi="Times New Roman" w:cs="Times New Roman"/>
-          <w:sz w:val="24"/>
-          <w:szCs w:val="24"/>
-        </w:rPr>
-        <w:t>_number_formatted</w:t>
+        <w:t>phone_number_formatted</w:t>
       </w:r>
       <w:proofErr w:type="spellEnd"/>
       <w:r>
@@ -999,16 +743,7 @@
           <w:sz w:val="24"/>
           <w:szCs w:val="24"/>
         </w:rPr>
-        <w:t>(users[0</w:t>
-      </w:r>
-      <w:proofErr w:type="gramStart"/>
-      <w:r>
-        <w:rPr>
-          <w:rFonts w:ascii="Times New Roman" w:hAnsi="Times New Roman" w:cs="Times New Roman"/>
-          <w:sz w:val="24"/>
-          <w:szCs w:val="24"/>
-        </w:rPr>
-        <w:t>].</w:t>
+        <w:t>(users[0].</w:t>
       </w:r>
       <w:proofErr w:type="spellStart"/>
       <w:r>
@@ -1017,19 +752,9 @@
           <w:sz w:val="24"/>
           <w:szCs w:val="24"/>
         </w:rPr>
-        <w:t>phone</w:t>
-      </w:r>
-      <w:proofErr w:type="gramEnd"/>
-      <w:r>
-        <w:rPr>
-          <w:rFonts w:ascii="Times New Roman" w:hAnsi="Times New Roman" w:cs="Times New Roman"/>
-          <w:sz w:val="24"/>
-          <w:szCs w:val="24"/>
-        </w:rPr>
-        <w:t>_number</w:t>
+        <w:t>phone_number</w:t>
       </w:r>
       <w:proofErr w:type="spellEnd"/>
-      <w:proofErr w:type="gramStart"/>
       <w:r>
         <w:rPr>
           <w:rFonts w:ascii="Times New Roman" w:hAnsi="Times New Roman" w:cs="Times New Roman"/>
@@ -1052,16 +777,7 @@
           <w:sz w:val="24"/>
           <w:szCs w:val="24"/>
         </w:rPr>
-        <w:t>}</w:t>
-      </w:r>
-      <w:proofErr w:type="gramEnd"/>
-      <w:r>
-        <w:rPr>
-          <w:rFonts w:ascii="Times New Roman" w:hAnsi="Times New Roman" w:cs="Times New Roman"/>
-          <w:sz w:val="24"/>
-          <w:szCs w:val="24"/>
-        </w:rPr>
-        <w:t>}</w:t>
+        <w:t>}}</w:t>
       </w:r>
       <w:r>
         <w:rPr>
@@ -1110,7 +826,6 @@
         </w:rPr>
         <w:tab/>
       </w:r>
-      <w:proofErr w:type="gramStart"/>
       <w:r>
         <w:rPr>
           <w:rFonts w:ascii="Times New Roman" w:hAnsi="Times New Roman" w:cs="Times New Roman"/>
@@ -1126,25 +841,7 @@
           <w:sz w:val="24"/>
           <w:szCs w:val="24"/>
         </w:rPr>
-        <w:t>docket</w:t>
-      </w:r>
-      <w:proofErr w:type="gramEnd"/>
-      <w:r>
-        <w:rPr>
-          <w:rFonts w:ascii="Times New Roman" w:hAnsi="Times New Roman" w:cs="Times New Roman"/>
-          <w:sz w:val="24"/>
-          <w:szCs w:val="24"/>
-        </w:rPr>
-        <w:t>_</w:t>
-      </w:r>
-      <w:proofErr w:type="gramStart"/>
-      <w:r>
-        <w:rPr>
-          <w:rFonts w:ascii="Times New Roman" w:hAnsi="Times New Roman" w:cs="Times New Roman"/>
-          <w:sz w:val="24"/>
-          <w:szCs w:val="24"/>
-        </w:rPr>
-        <w:t>number</w:t>
+        <w:t>docket_number</w:t>
       </w:r>
       <w:proofErr w:type="spellEnd"/>
       <w:r>
@@ -1153,16 +850,7 @@
           <w:sz w:val="24"/>
           <w:szCs w:val="24"/>
         </w:rPr>
-        <w:t xml:space="preserve"> }</w:t>
-      </w:r>
-      <w:proofErr w:type="gramEnd"/>
-      <w:r>
-        <w:rPr>
-          <w:rFonts w:ascii="Times New Roman" w:hAnsi="Times New Roman" w:cs="Times New Roman"/>
-          <w:sz w:val="24"/>
-          <w:szCs w:val="24"/>
-        </w:rPr>
-        <w:t>}</w:t>
+        <w:t xml:space="preserve"> }}</w:t>
       </w:r>
     </w:p>
     <w:p>
@@ -1234,32 +922,13 @@
         <w:t xml:space="preserve">{%p if </w:t>
       </w:r>
       <w:proofErr w:type="spellStart"/>
-      <w:proofErr w:type="gramStart"/>
-      <w:r>
-        <w:rPr>
-          <w:rFonts w:ascii="Times New Roman" w:hAnsi="Times New Roman" w:cs="Times New Roman"/>
-          <w:sz w:val="24"/>
-          <w:szCs w:val="24"/>
-        </w:rPr>
-        <w:t>attachments.there</w:t>
-      </w:r>
-      <w:proofErr w:type="gramEnd"/>
-      <w:r>
-        <w:rPr>
-          <w:rFonts w:ascii="Times New Roman" w:hAnsi="Times New Roman" w:cs="Times New Roman"/>
-          <w:sz w:val="24"/>
-          <w:szCs w:val="24"/>
-        </w:rPr>
-        <w:t>_are_</w:t>
-      </w:r>
-      <w:proofErr w:type="gramStart"/>
-      <w:r>
-        <w:rPr>
-          <w:rFonts w:ascii="Times New Roman" w:hAnsi="Times New Roman" w:cs="Times New Roman"/>
-          <w:sz w:val="24"/>
-          <w:szCs w:val="24"/>
-        </w:rPr>
-        <w:t>any</w:t>
+      <w:r>
+        <w:rPr>
+          <w:rFonts w:ascii="Times New Roman" w:hAnsi="Times New Roman" w:cs="Times New Roman"/>
+          <w:sz w:val="24"/>
+          <w:szCs w:val="24"/>
+        </w:rPr>
+        <w:t>request_transcript</w:t>
       </w:r>
       <w:proofErr w:type="spellEnd"/>
       <w:r>
@@ -1268,37 +937,8 @@
           <w:sz w:val="24"/>
           <w:szCs w:val="24"/>
         </w:rPr>
-        <w:t xml:space="preserve"> %}</w:t>
-      </w:r>
-      <w:proofErr w:type="gramEnd"/>
-    </w:p>
-    <w:p>
-      <w:pPr>
-        <w:spacing w:after="0" w:line="240" w:lineRule="auto"/>
-        <w:rPr>
-          <w:rFonts w:ascii="Times New Roman" w:hAnsi="Times New Roman" w:cs="Times New Roman"/>
-          <w:sz w:val="24"/>
-          <w:szCs w:val="24"/>
-        </w:rPr>
-      </w:pPr>
-      <w:r>
-        <w:rPr>
-          <w:rFonts w:ascii="Times New Roman" w:hAnsi="Times New Roman" w:cs="Times New Roman"/>
-          <w:sz w:val="24"/>
-          <w:szCs w:val="24"/>
-        </w:rPr>
-        <w:t xml:space="preserve">{%p for doc in </w:t>
-      </w:r>
-      <w:proofErr w:type="gramStart"/>
-      <w:r>
-        <w:rPr>
-          <w:rFonts w:ascii="Times New Roman" w:hAnsi="Times New Roman" w:cs="Times New Roman"/>
-          <w:sz w:val="24"/>
-          <w:szCs w:val="24"/>
-        </w:rPr>
-        <w:t>attachments %}</w:t>
-      </w:r>
-      <w:proofErr w:type="gramEnd"/>
+        <w:t>%}</w:t>
+      </w:r>
     </w:p>
     <w:p>
       <w:pPr>
@@ -1314,7 +954,194 @@
           <w:szCs w:val="24"/>
         </w:rPr>
       </w:pPr>
-      <w:proofErr w:type="gramStart"/>
+      <w:r>
+        <w:rPr>
+          <w:rFonts w:ascii="Times New Roman" w:hAnsi="Times New Roman" w:cs="Times New Roman"/>
+          <w:sz w:val="24"/>
+          <w:szCs w:val="24"/>
+        </w:rPr>
+        <w:t>Transcript Request (BOR)</w:t>
+      </w:r>
+    </w:p>
+    <w:p>
+      <w:pPr>
+        <w:spacing w:after="0" w:line="240" w:lineRule="auto"/>
+        <w:rPr>
+          <w:rFonts w:ascii="Times New Roman" w:hAnsi="Times New Roman" w:cs="Times New Roman"/>
+          <w:sz w:val="24"/>
+          <w:szCs w:val="24"/>
+        </w:rPr>
+      </w:pPr>
+      <w:r>
+        <w:rPr>
+          <w:rFonts w:ascii="Times New Roman" w:hAnsi="Times New Roman" w:cs="Times New Roman"/>
+          <w:sz w:val="24"/>
+          <w:szCs w:val="24"/>
+        </w:rPr>
+        <w:t>{%p endif %}</w:t>
+      </w:r>
+    </w:p>
+    <w:p>
+      <w:pPr>
+        <w:spacing w:after="0" w:line="240" w:lineRule="auto"/>
+        <w:rPr>
+          <w:rFonts w:ascii="Times New Roman" w:hAnsi="Times New Roman" w:cs="Times New Roman"/>
+          <w:sz w:val="24"/>
+          <w:szCs w:val="24"/>
+        </w:rPr>
+      </w:pPr>
+      <w:r>
+        <w:rPr>
+          <w:rFonts w:ascii="Times New Roman" w:hAnsi="Times New Roman" w:cs="Times New Roman"/>
+          <w:sz w:val="24"/>
+          <w:szCs w:val="24"/>
+        </w:rPr>
+        <w:t xml:space="preserve">{%p if </w:t>
+      </w:r>
+      <w:proofErr w:type="spellStart"/>
+      <w:r>
+        <w:rPr>
+          <w:rFonts w:ascii="Times New Roman" w:hAnsi="Times New Roman" w:cs="Times New Roman"/>
+          <w:sz w:val="24"/>
+          <w:szCs w:val="24"/>
+        </w:rPr>
+        <w:t>request_</w:t>
+      </w:r>
+      <w:r>
+        <w:rPr>
+          <w:rFonts w:ascii="Times New Roman" w:hAnsi="Times New Roman" w:cs="Times New Roman"/>
+          <w:sz w:val="24"/>
+          <w:szCs w:val="24"/>
+        </w:rPr>
+        <w:t>record</w:t>
+      </w:r>
+      <w:proofErr w:type="spellEnd"/>
+      <w:r>
+        <w:rPr>
+          <w:rFonts w:ascii="Times New Roman" w:hAnsi="Times New Roman" w:cs="Times New Roman"/>
+          <w:sz w:val="24"/>
+          <w:szCs w:val="24"/>
+        </w:rPr>
+        <w:t>%}</w:t>
+      </w:r>
+    </w:p>
+    <w:p>
+      <w:pPr>
+        <w:pStyle w:val="ListParagraph"/>
+        <w:numPr>
+          <w:ilvl w:val="0"/>
+          <w:numId w:val="1"/>
+        </w:numPr>
+        <w:spacing w:after="0" w:line="240" w:lineRule="auto"/>
+        <w:rPr>
+          <w:rFonts w:ascii="Times New Roman" w:hAnsi="Times New Roman" w:cs="Times New Roman"/>
+          <w:sz w:val="24"/>
+          <w:szCs w:val="24"/>
+        </w:rPr>
+      </w:pPr>
+      <w:r>
+        <w:rPr>
+          <w:rFonts w:ascii="Times New Roman" w:hAnsi="Times New Roman" w:cs="Times New Roman"/>
+          <w:sz w:val="24"/>
+          <w:szCs w:val="24"/>
+        </w:rPr>
+        <w:t>Review File</w:t>
+      </w:r>
+      <w:r>
+        <w:rPr>
+          <w:rFonts w:ascii="Times New Roman" w:hAnsi="Times New Roman" w:cs="Times New Roman"/>
+          <w:sz w:val="24"/>
+          <w:szCs w:val="24"/>
+        </w:rPr>
+        <w:t xml:space="preserve"> Request (BOR)</w:t>
+      </w:r>
+    </w:p>
+    <w:p>
+      <w:pPr>
+        <w:spacing w:after="0" w:line="240" w:lineRule="auto"/>
+        <w:rPr>
+          <w:rFonts w:ascii="Times New Roman" w:hAnsi="Times New Roman" w:cs="Times New Roman"/>
+          <w:sz w:val="24"/>
+          <w:szCs w:val="24"/>
+        </w:rPr>
+      </w:pPr>
+      <w:r>
+        <w:rPr>
+          <w:rFonts w:ascii="Times New Roman" w:hAnsi="Times New Roman" w:cs="Times New Roman"/>
+          <w:sz w:val="24"/>
+          <w:szCs w:val="24"/>
+        </w:rPr>
+        <w:t>{%p endif %}</w:t>
+      </w:r>
+    </w:p>
+    <w:p>
+      <w:pPr>
+        <w:spacing w:after="0" w:line="240" w:lineRule="auto"/>
+        <w:rPr>
+          <w:rFonts w:ascii="Times New Roman" w:hAnsi="Times New Roman" w:cs="Times New Roman"/>
+          <w:sz w:val="24"/>
+          <w:szCs w:val="24"/>
+        </w:rPr>
+      </w:pPr>
+      <w:r>
+        <w:rPr>
+          <w:rFonts w:ascii="Times New Roman" w:hAnsi="Times New Roman" w:cs="Times New Roman"/>
+          <w:sz w:val="24"/>
+          <w:szCs w:val="24"/>
+        </w:rPr>
+        <w:t xml:space="preserve">{%p if </w:t>
+      </w:r>
+      <w:proofErr w:type="spellStart"/>
+      <w:r>
+        <w:rPr>
+          <w:rFonts w:ascii="Times New Roman" w:hAnsi="Times New Roman" w:cs="Times New Roman"/>
+          <w:sz w:val="24"/>
+          <w:szCs w:val="24"/>
+        </w:rPr>
+        <w:t>attachments.there_are_any</w:t>
+      </w:r>
+      <w:proofErr w:type="spellEnd"/>
+      <w:r>
+        <w:rPr>
+          <w:rFonts w:ascii="Times New Roman" w:hAnsi="Times New Roman" w:cs="Times New Roman"/>
+          <w:sz w:val="24"/>
+          <w:szCs w:val="24"/>
+        </w:rPr>
+        <w:t xml:space="preserve"> %}</w:t>
+      </w:r>
+    </w:p>
+    <w:p>
+      <w:pPr>
+        <w:spacing w:after="0" w:line="240" w:lineRule="auto"/>
+        <w:rPr>
+          <w:rFonts w:ascii="Times New Roman" w:hAnsi="Times New Roman" w:cs="Times New Roman"/>
+          <w:sz w:val="24"/>
+          <w:szCs w:val="24"/>
+        </w:rPr>
+      </w:pPr>
+      <w:r>
+        <w:rPr>
+          <w:rFonts w:ascii="Times New Roman" w:hAnsi="Times New Roman" w:cs="Times New Roman"/>
+          <w:sz w:val="24"/>
+          <w:szCs w:val="24"/>
+        </w:rPr>
+        <w:t>{%p for doc in attachments %}</w:t>
+      </w:r>
+    </w:p>
+    <w:p>
+      <w:pPr>
+        <w:pStyle w:val="ListParagraph"/>
+        <w:numPr>
+          <w:ilvl w:val="0"/>
+          <w:numId w:val="1"/>
+        </w:numPr>
+        <w:spacing w:after="0" w:line="240" w:lineRule="auto"/>
+        <w:rPr>
+          <w:rFonts w:ascii="Times New Roman" w:hAnsi="Times New Roman" w:cs="Times New Roman"/>
+          <w:sz w:val="24"/>
+          <w:szCs w:val="24"/>
+        </w:rPr>
+      </w:pPr>
       <w:r>
         <w:rPr>
           <w:rFonts w:ascii="Times New Roman" w:hAnsi="Times New Roman" w:cs="Times New Roman"/>
@@ -1330,25 +1157,7 @@
           <w:sz w:val="24"/>
           <w:szCs w:val="24"/>
         </w:rPr>
-        <w:t>doc.name</w:t>
-      </w:r>
-      <w:proofErr w:type="gramEnd"/>
-      <w:r>
-        <w:rPr>
-          <w:rFonts w:ascii="Times New Roman" w:hAnsi="Times New Roman" w:cs="Times New Roman"/>
-          <w:sz w:val="24"/>
-          <w:szCs w:val="24"/>
-        </w:rPr>
-        <w:t>.</w:t>
-      </w:r>
-      <w:proofErr w:type="gramStart"/>
-      <w:r>
-        <w:rPr>
-          <w:rFonts w:ascii="Times New Roman" w:hAnsi="Times New Roman" w:cs="Times New Roman"/>
-          <w:sz w:val="24"/>
-          <w:szCs w:val="24"/>
-        </w:rPr>
-        <w:t>text</w:t>
+        <w:t>doc.name.text</w:t>
       </w:r>
       <w:proofErr w:type="spellEnd"/>
       <w:r>
@@ -1357,9 +1166,78 @@
           <w:sz w:val="24"/>
           <w:szCs w:val="24"/>
         </w:rPr>
-        <w:t xml:space="preserve"> }</w:t>
-      </w:r>
-      <w:proofErr w:type="gramEnd"/>
+        <w:t xml:space="preserve"> }}</w:t>
+      </w:r>
+      <w:r>
+        <w:rPr>
+          <w:rFonts w:ascii="Times New Roman" w:hAnsi="Times New Roman" w:cs="Times New Roman"/>
+          <w:sz w:val="24"/>
+          <w:szCs w:val="24"/>
+        </w:rPr>
+        <w:t xml:space="preserve">, </w:t>
+      </w:r>
+      <w:r>
+        <w:rPr>
+          <w:rFonts w:ascii="Times New Roman" w:hAnsi="Times New Roman" w:cs="Times New Roman"/>
+          <w:sz w:val="24"/>
+          <w:szCs w:val="24"/>
+        </w:rPr>
+        <w:t xml:space="preserve">{{ </w:t>
+      </w:r>
+      <w:proofErr w:type="spellStart"/>
+      <w:r>
+        <w:rPr>
+          <w:rFonts w:ascii="Times New Roman" w:hAnsi="Times New Roman" w:cs="Times New Roman"/>
+          <w:sz w:val="24"/>
+          <w:szCs w:val="24"/>
+        </w:rPr>
+        <w:t>doc.desc</w:t>
+      </w:r>
+      <w:proofErr w:type="spellEnd"/>
+      <w:r>
+        <w:rPr>
+          <w:rFonts w:ascii="Times New Roman" w:hAnsi="Times New Roman" w:cs="Times New Roman"/>
+          <w:sz w:val="24"/>
+          <w:szCs w:val="24"/>
+        </w:rPr>
+        <w:t xml:space="preserve"> }}</w:t>
+      </w:r>
+    </w:p>
+    <w:p>
+      <w:pPr>
+        <w:spacing w:after="0" w:line="240" w:lineRule="auto"/>
+        <w:rPr>
+          <w:rFonts w:ascii="Times New Roman" w:hAnsi="Times New Roman" w:cs="Times New Roman"/>
+          <w:sz w:val="24"/>
+          <w:szCs w:val="24"/>
+        </w:rPr>
+      </w:pPr>
+      <w:r>
+        <w:rPr>
+          <w:rFonts w:ascii="Times New Roman" w:hAnsi="Times New Roman" w:cs="Times New Roman"/>
+          <w:sz w:val="24"/>
+          <w:szCs w:val="24"/>
+        </w:rPr>
+        <w:t xml:space="preserve">{%p </w:t>
+      </w:r>
+      <w:proofErr w:type="spellStart"/>
+      <w:r>
+        <w:rPr>
+          <w:rFonts w:ascii="Times New Roman" w:hAnsi="Times New Roman" w:cs="Times New Roman"/>
+          <w:sz w:val="24"/>
+          <w:szCs w:val="24"/>
+        </w:rPr>
+        <w:t>endfor</w:t>
+      </w:r>
+      <w:proofErr w:type="spellEnd"/>
+      <w:r>
+        <w:rPr>
+          <w:rFonts w:ascii="Times New Roman" w:hAnsi="Times New Roman" w:cs="Times New Roman"/>
+          <w:sz w:val="24"/>
+          <w:szCs w:val="24"/>
+        </w:rPr>
+        <w:t xml:space="preserve"> %</w:t>
+      </w:r>
       <w:r>
         <w:rPr>
           <w:rFonts w:ascii="Times New Roman" w:hAnsi="Times New Roman" w:cs="Times New Roman"/>
@@ -1368,15 +1246,298 @@
         </w:rPr>
         <w:t>}</w:t>
       </w:r>
-      <w:r>
-        <w:rPr>
-          <w:rFonts w:ascii="Times New Roman" w:hAnsi="Times New Roman" w:cs="Times New Roman"/>
-          <w:sz w:val="24"/>
-          <w:szCs w:val="24"/>
-        </w:rPr>
-        <w:t xml:space="preserve">, </w:t>
-      </w:r>
-      <w:proofErr w:type="gramStart"/>
+    </w:p>
+    <w:p>
+      <w:pPr>
+        <w:spacing w:after="0" w:line="240" w:lineRule="auto"/>
+        <w:rPr>
+          <w:rFonts w:ascii="Times New Roman" w:hAnsi="Times New Roman" w:cs="Times New Roman"/>
+          <w:sz w:val="24"/>
+          <w:szCs w:val="24"/>
+        </w:rPr>
+      </w:pPr>
+    </w:p>
+    <w:p>
+      <w:pPr>
+        <w:spacing w:after="0" w:line="240" w:lineRule="auto"/>
+        <w:rPr>
+          <w:rFonts w:ascii="Times New Roman" w:hAnsi="Times New Roman" w:cs="Times New Roman"/>
+          <w:sz w:val="24"/>
+          <w:szCs w:val="24"/>
+        </w:rPr>
+      </w:pPr>
+      <w:r>
+        <w:rPr>
+          <w:rFonts w:ascii="Times New Roman" w:hAnsi="Times New Roman" w:cs="Times New Roman"/>
+          <w:sz w:val="24"/>
+          <w:szCs w:val="24"/>
+        </w:rPr>
+        <w:t xml:space="preserve">I did not present the documents at the hearing </w:t>
+      </w:r>
+      <w:r>
+        <w:rPr>
+          <w:rFonts w:ascii="Times New Roman" w:hAnsi="Times New Roman" w:cs="Times New Roman"/>
+          <w:sz w:val="24"/>
+          <w:szCs w:val="24"/>
+        </w:rPr>
+        <w:t xml:space="preserve">on {{ </w:t>
+      </w:r>
+      <w:proofErr w:type="spellStart"/>
+      <w:r>
+        <w:rPr>
+          <w:rFonts w:ascii="Times New Roman" w:hAnsi="Times New Roman" w:cs="Times New Roman"/>
+          <w:sz w:val="24"/>
+          <w:szCs w:val="24"/>
+        </w:rPr>
+        <w:t>hearing_date</w:t>
+      </w:r>
+      <w:proofErr w:type="spellEnd"/>
+      <w:r>
+        <w:rPr>
+          <w:rFonts w:ascii="Times New Roman" w:hAnsi="Times New Roman" w:cs="Times New Roman"/>
+          <w:sz w:val="24"/>
+          <w:szCs w:val="24"/>
+        </w:rPr>
+        <w:t xml:space="preserve"> </w:t>
+      </w:r>
+      <w:r>
+        <w:rPr>
+          <w:rFonts w:ascii="Times New Roman" w:hAnsi="Times New Roman" w:cs="Times New Roman"/>
+          <w:sz w:val="24"/>
+          <w:szCs w:val="24"/>
+        </w:rPr>
+        <w:t>}}</w:t>
+      </w:r>
+      <w:r>
+        <w:rPr>
+          <w:rFonts w:ascii="Times New Roman" w:hAnsi="Times New Roman" w:cs="Times New Roman"/>
+          <w:sz w:val="24"/>
+          <w:szCs w:val="24"/>
+        </w:rPr>
+        <w:t xml:space="preserve"> because: </w:t>
+      </w:r>
+      <w:r>
+        <w:rPr>
+          <w:rFonts w:ascii="Times New Roman" w:hAnsi="Times New Roman" w:cs="Times New Roman"/>
+          <w:sz w:val="24"/>
+          <w:szCs w:val="24"/>
+        </w:rPr>
+        <w:t>{</w:t>
+      </w:r>
+      <w:r>
+        <w:rPr>
+          <w:rFonts w:ascii="Times New Roman" w:hAnsi="Times New Roman" w:cs="Times New Roman"/>
+          <w:sz w:val="24"/>
+          <w:szCs w:val="24"/>
+        </w:rPr>
+        <w:t xml:space="preserve">{ </w:t>
+      </w:r>
+      <w:proofErr w:type="spellStart"/>
+      <w:r>
+        <w:rPr>
+          <w:rFonts w:ascii="Times New Roman" w:hAnsi="Times New Roman" w:cs="Times New Roman"/>
+          <w:sz w:val="24"/>
+          <w:szCs w:val="24"/>
+        </w:rPr>
+        <w:t>not_at_hearing_reason</w:t>
+      </w:r>
+      <w:proofErr w:type="spellEnd"/>
+      <w:r>
+        <w:rPr>
+          <w:rFonts w:ascii="Times New Roman" w:hAnsi="Times New Roman" w:cs="Times New Roman"/>
+          <w:sz w:val="24"/>
+          <w:szCs w:val="24"/>
+        </w:rPr>
+        <w:t xml:space="preserve"> </w:t>
+      </w:r>
+      <w:r>
+        <w:rPr>
+          <w:rFonts w:ascii="Times New Roman" w:hAnsi="Times New Roman" w:cs="Times New Roman"/>
+          <w:sz w:val="24"/>
+          <w:szCs w:val="24"/>
+        </w:rPr>
+        <w:t>.replace("\n", " ").replace("\r", " ")</w:t>
+      </w:r>
+      <w:r>
+        <w:rPr>
+          <w:rFonts w:ascii="Times New Roman" w:hAnsi="Times New Roman" w:cs="Times New Roman"/>
+          <w:sz w:val="24"/>
+          <w:szCs w:val="24"/>
+        </w:rPr>
+        <w:t>}</w:t>
+      </w:r>
+      <w:r>
+        <w:rPr>
+          <w:rFonts w:ascii="Times New Roman" w:hAnsi="Times New Roman" w:cs="Times New Roman"/>
+          <w:sz w:val="24"/>
+          <w:szCs w:val="24"/>
+        </w:rPr>
+        <w:t>}</w:t>
+      </w:r>
+    </w:p>
+    <w:p>
+      <w:pPr>
+        <w:spacing w:after="0" w:line="240" w:lineRule="auto"/>
+        <w:rPr>
+          <w:rFonts w:ascii="Times New Roman" w:hAnsi="Times New Roman" w:cs="Times New Roman"/>
+          <w:sz w:val="24"/>
+          <w:szCs w:val="24"/>
+        </w:rPr>
+      </w:pPr>
+      <w:r>
+        <w:rPr>
+          <w:rFonts w:ascii="Times New Roman" w:hAnsi="Times New Roman" w:cs="Times New Roman"/>
+          <w:sz w:val="24"/>
+          <w:szCs w:val="24"/>
+        </w:rPr>
+        <w:t>{</w:t>
+      </w:r>
+      <w:r>
+        <w:rPr>
+          <w:rFonts w:ascii="Times New Roman" w:hAnsi="Times New Roman" w:cs="Times New Roman"/>
+          <w:sz w:val="24"/>
+          <w:szCs w:val="24"/>
+        </w:rPr>
+        <w:t>%</w:t>
+      </w:r>
+      <w:r>
+        <w:rPr>
+          <w:rFonts w:ascii="Times New Roman" w:hAnsi="Times New Roman" w:cs="Times New Roman"/>
+          <w:sz w:val="24"/>
+          <w:szCs w:val="24"/>
+        </w:rPr>
+        <w:t>p</w:t>
+      </w:r>
+      <w:r>
+        <w:rPr>
+          <w:rFonts w:ascii="Times New Roman" w:hAnsi="Times New Roman" w:cs="Times New Roman"/>
+          <w:sz w:val="24"/>
+          <w:szCs w:val="24"/>
+        </w:rPr>
+        <w:t xml:space="preserve"> endif</w:t>
+      </w:r>
+      <w:r>
+        <w:rPr>
+          <w:rFonts w:ascii="Times New Roman" w:hAnsi="Times New Roman" w:cs="Times New Roman"/>
+          <w:sz w:val="24"/>
+          <w:szCs w:val="24"/>
+        </w:rPr>
+        <w:t xml:space="preserve"> %}</w:t>
+      </w:r>
+    </w:p>
+    <w:p>
+      <w:pPr>
+        <w:spacing w:after="0" w:line="240" w:lineRule="auto"/>
+        <w:rPr>
+          <w:rFonts w:ascii="Times New Roman" w:hAnsi="Times New Roman" w:cs="Times New Roman"/>
+          <w:sz w:val="24"/>
+          <w:szCs w:val="24"/>
+        </w:rPr>
+      </w:pPr>
+      <w:r>
+        <w:rPr>
+          <w:rFonts w:ascii="Times New Roman" w:hAnsi="Times New Roman" w:cs="Times New Roman"/>
+          <w:sz w:val="24"/>
+          <w:szCs w:val="24"/>
+        </w:rPr>
+        <w:t xml:space="preserve">{%p if </w:t>
+      </w:r>
+      <w:proofErr w:type="spellStart"/>
+      <w:r>
+        <w:rPr>
+          <w:rFonts w:ascii="Times New Roman" w:hAnsi="Times New Roman" w:cs="Times New Roman"/>
+          <w:sz w:val="24"/>
+          <w:szCs w:val="24"/>
+        </w:rPr>
+        <w:t>request_transc</w:t>
+      </w:r>
+      <w:r>
+        <w:rPr>
+          <w:rFonts w:ascii="Times New Roman" w:hAnsi="Times New Roman" w:cs="Times New Roman"/>
+          <w:sz w:val="24"/>
+          <w:szCs w:val="24"/>
+        </w:rPr>
+        <w:t>r</w:t>
+      </w:r>
+      <w:r>
+        <w:rPr>
+          <w:rFonts w:ascii="Times New Roman" w:hAnsi="Times New Roman" w:cs="Times New Roman"/>
+          <w:sz w:val="24"/>
+          <w:szCs w:val="24"/>
+        </w:rPr>
+        <w:t>ipt</w:t>
+      </w:r>
+      <w:proofErr w:type="spellEnd"/>
+      <w:r>
+        <w:rPr>
+          <w:rFonts w:ascii="Times New Roman" w:hAnsi="Times New Roman" w:cs="Times New Roman"/>
+          <w:sz w:val="24"/>
+          <w:szCs w:val="24"/>
+        </w:rPr>
+        <w:t xml:space="preserve"> </w:t>
+      </w:r>
+      <w:r>
+        <w:rPr>
+          <w:rFonts w:ascii="Times New Roman" w:hAnsi="Times New Roman" w:cs="Times New Roman"/>
+          <w:sz w:val="24"/>
+          <w:szCs w:val="24"/>
+        </w:rPr>
+        <w:t>and</w:t>
+      </w:r>
+      <w:r>
+        <w:rPr>
+          <w:rFonts w:ascii="Times New Roman" w:hAnsi="Times New Roman" w:cs="Times New Roman"/>
+          <w:sz w:val="24"/>
+          <w:szCs w:val="24"/>
+        </w:rPr>
+        <w:t xml:space="preserve"> </w:t>
+      </w:r>
+      <w:proofErr w:type="spellStart"/>
+      <w:r>
+        <w:rPr>
+          <w:rFonts w:ascii="Times New Roman" w:hAnsi="Times New Roman" w:cs="Times New Roman"/>
+          <w:sz w:val="24"/>
+          <w:szCs w:val="24"/>
+        </w:rPr>
+        <w:t>request_record</w:t>
+      </w:r>
+      <w:proofErr w:type="spellEnd"/>
+      <w:r>
+        <w:rPr>
+          <w:rFonts w:ascii="Times New Roman" w:hAnsi="Times New Roman" w:cs="Times New Roman"/>
+          <w:sz w:val="24"/>
+          <w:szCs w:val="24"/>
+        </w:rPr>
+        <w:t xml:space="preserve"> %}</w:t>
+      </w:r>
+    </w:p>
+    <w:p>
+      <w:pPr>
+        <w:spacing w:after="0" w:line="240" w:lineRule="auto"/>
+        <w:rPr>
+          <w:rFonts w:ascii="Times New Roman" w:hAnsi="Times New Roman" w:cs="Times New Roman"/>
+          <w:sz w:val="24"/>
+          <w:szCs w:val="24"/>
+        </w:rPr>
+      </w:pPr>
+    </w:p>
+    <w:p>
+      <w:pPr>
+        <w:spacing w:after="0" w:line="240" w:lineRule="auto"/>
+        <w:rPr>
+          <w:rFonts w:ascii="Times New Roman" w:hAnsi="Times New Roman" w:cs="Times New Roman"/>
+          <w:sz w:val="24"/>
+          <w:szCs w:val="24"/>
+        </w:rPr>
+      </w:pPr>
+      <w:r>
+        <w:rPr>
+          <w:rFonts w:ascii="Times New Roman" w:hAnsi="Times New Roman" w:cs="Times New Roman"/>
+          <w:sz w:val="24"/>
+          <w:szCs w:val="24"/>
+        </w:rPr>
+        <w:t xml:space="preserve">Please send a copy of the transcript of the </w:t>
+      </w:r>
       <w:r>
         <w:rPr>
           <w:rFonts w:ascii="Times New Roman" w:hAnsi="Times New Roman" w:cs="Times New Roman"/>
@@ -1392,25 +1553,7 @@
           <w:sz w:val="24"/>
           <w:szCs w:val="24"/>
         </w:rPr>
-        <w:t>doc</w:t>
-      </w:r>
-      <w:proofErr w:type="gramEnd"/>
-      <w:r>
-        <w:rPr>
-          <w:rFonts w:ascii="Times New Roman" w:hAnsi="Times New Roman" w:cs="Times New Roman"/>
-          <w:sz w:val="24"/>
-          <w:szCs w:val="24"/>
-        </w:rPr>
-        <w:t>.</w:t>
-      </w:r>
-      <w:proofErr w:type="gramStart"/>
-      <w:r>
-        <w:rPr>
-          <w:rFonts w:ascii="Times New Roman" w:hAnsi="Times New Roman" w:cs="Times New Roman"/>
-          <w:sz w:val="24"/>
-          <w:szCs w:val="24"/>
-        </w:rPr>
-        <w:t>desc</w:t>
+        <w:t>hearing_date</w:t>
       </w:r>
       <w:proofErr w:type="spellEnd"/>
       <w:r>
@@ -1419,16 +1562,570 @@
           <w:sz w:val="24"/>
           <w:szCs w:val="24"/>
         </w:rPr>
-        <w:t xml:space="preserve"> }</w:t>
-      </w:r>
-      <w:proofErr w:type="gramEnd"/>
-      <w:r>
-        <w:rPr>
-          <w:rFonts w:ascii="Times New Roman" w:hAnsi="Times New Roman" w:cs="Times New Roman"/>
-          <w:sz w:val="24"/>
-          <w:szCs w:val="24"/>
-        </w:rPr>
-        <w:t>}</w:t>
+        <w:t xml:space="preserve"> </w:t>
+      </w:r>
+      <w:r>
+        <w:rPr>
+          <w:rFonts w:ascii="Times New Roman" w:hAnsi="Times New Roman" w:cs="Times New Roman"/>
+          <w:sz w:val="24"/>
+          <w:szCs w:val="24"/>
+        </w:rPr>
+        <w:t>}}</w:t>
+      </w:r>
+      <w:r>
+        <w:rPr>
+          <w:rFonts w:ascii="Times New Roman" w:hAnsi="Times New Roman" w:cs="Times New Roman"/>
+          <w:sz w:val="24"/>
+          <w:szCs w:val="24"/>
+        </w:rPr>
+        <w:t xml:space="preserve"> </w:t>
+      </w:r>
+      <w:r>
+        <w:rPr>
+          <w:rFonts w:ascii="Times New Roman" w:hAnsi="Times New Roman" w:cs="Times New Roman"/>
+          <w:sz w:val="24"/>
+          <w:szCs w:val="24"/>
+        </w:rPr>
+        <w:t>hearing</w:t>
+      </w:r>
+      <w:r>
+        <w:rPr>
+          <w:rFonts w:ascii="Times New Roman" w:hAnsi="Times New Roman" w:cs="Times New Roman"/>
+          <w:sz w:val="24"/>
+          <w:szCs w:val="24"/>
+        </w:rPr>
+        <w:t xml:space="preserve"> </w:t>
+      </w:r>
+      <w:r>
+        <w:rPr>
+          <w:rFonts w:ascii="Times New Roman" w:hAnsi="Times New Roman" w:cs="Times New Roman"/>
+          <w:sz w:val="24"/>
+          <w:szCs w:val="24"/>
+        </w:rPr>
+        <w:t>and a copy of the full record on appeal</w:t>
+      </w:r>
+      <w:r>
+        <w:rPr>
+          <w:rFonts w:ascii="Times New Roman" w:hAnsi="Times New Roman" w:cs="Times New Roman"/>
+          <w:sz w:val="24"/>
+          <w:szCs w:val="24"/>
+        </w:rPr>
+        <w:t xml:space="preserve"> </w:t>
+      </w:r>
+      <w:r>
+        <w:rPr>
+          <w:rFonts w:ascii="Times New Roman" w:hAnsi="Times New Roman" w:cs="Times New Roman"/>
+          <w:sz w:val="24"/>
+          <w:szCs w:val="24"/>
+        </w:rPr>
+        <w:t xml:space="preserve">to me at the above address. </w:t>
+      </w:r>
+      <w:r>
+        <w:rPr>
+          <w:rFonts w:ascii="Times New Roman" w:hAnsi="Times New Roman" w:cs="Times New Roman"/>
+          <w:sz w:val="24"/>
+          <w:szCs w:val="24"/>
+        </w:rPr>
+        <w:t xml:space="preserve">See the enclosed Transcript Request (BOR) and Review </w:t>
+      </w:r>
+      <w:r>
+        <w:rPr>
+          <w:rFonts w:ascii="Times New Roman" w:hAnsi="Times New Roman" w:cs="Times New Roman"/>
+          <w:sz w:val="24"/>
+          <w:szCs w:val="24"/>
+        </w:rPr>
+        <w:t xml:space="preserve">File </w:t>
+      </w:r>
+      <w:r>
+        <w:rPr>
+          <w:rFonts w:ascii="Times New Roman" w:hAnsi="Times New Roman" w:cs="Times New Roman"/>
+          <w:sz w:val="24"/>
+          <w:szCs w:val="24"/>
+        </w:rPr>
+        <w:t xml:space="preserve">Request (BOR). </w:t>
+      </w:r>
+      <w:r>
+        <w:rPr>
+          <w:rFonts w:ascii="Times New Roman" w:hAnsi="Times New Roman" w:cs="Times New Roman"/>
+          <w:sz w:val="24"/>
+          <w:szCs w:val="24"/>
+        </w:rPr>
+        <w:t xml:space="preserve">I also ask for time to submit a written argument after the Board sends me the transcript and record on appeal. </w:t>
+      </w:r>
+    </w:p>
+    <w:p>
+      <w:pPr>
+        <w:spacing w:after="0" w:line="240" w:lineRule="auto"/>
+        <w:rPr>
+          <w:rFonts w:ascii="Times New Roman" w:hAnsi="Times New Roman" w:cs="Times New Roman"/>
+          <w:sz w:val="24"/>
+          <w:szCs w:val="24"/>
+        </w:rPr>
+      </w:pPr>
+      <w:r>
+        <w:rPr>
+          <w:rFonts w:ascii="Times New Roman" w:hAnsi="Times New Roman" w:cs="Times New Roman"/>
+          <w:sz w:val="24"/>
+          <w:szCs w:val="24"/>
+        </w:rPr>
+        <w:t>{</w:t>
+      </w:r>
+      <w:r>
+        <w:rPr>
+          <w:rFonts w:ascii="Times New Roman" w:hAnsi="Times New Roman" w:cs="Times New Roman"/>
+          <w:sz w:val="24"/>
+          <w:szCs w:val="24"/>
+        </w:rPr>
+        <w:t>%</w:t>
+      </w:r>
+      <w:r>
+        <w:rPr>
+          <w:rFonts w:ascii="Times New Roman" w:hAnsi="Times New Roman" w:cs="Times New Roman"/>
+          <w:sz w:val="24"/>
+          <w:szCs w:val="24"/>
+        </w:rPr>
+        <w:t>p</w:t>
+      </w:r>
+      <w:r>
+        <w:rPr>
+          <w:rFonts w:ascii="Times New Roman" w:hAnsi="Times New Roman" w:cs="Times New Roman"/>
+          <w:sz w:val="24"/>
+          <w:szCs w:val="24"/>
+        </w:rPr>
+        <w:t xml:space="preserve"> endif</w:t>
+      </w:r>
+      <w:r>
+        <w:rPr>
+          <w:rFonts w:ascii="Times New Roman" w:hAnsi="Times New Roman" w:cs="Times New Roman"/>
+          <w:sz w:val="24"/>
+          <w:szCs w:val="24"/>
+        </w:rPr>
+        <w:t xml:space="preserve"> %}</w:t>
+      </w:r>
+    </w:p>
+    <w:p>
+      <w:pPr>
+        <w:spacing w:after="0" w:line="240" w:lineRule="auto"/>
+        <w:rPr>
+          <w:rFonts w:ascii="Times New Roman" w:hAnsi="Times New Roman" w:cs="Times New Roman"/>
+          <w:sz w:val="24"/>
+          <w:szCs w:val="24"/>
+        </w:rPr>
+      </w:pPr>
+      <w:r>
+        <w:rPr>
+          <w:rFonts w:ascii="Times New Roman" w:hAnsi="Times New Roman" w:cs="Times New Roman"/>
+          <w:sz w:val="24"/>
+          <w:szCs w:val="24"/>
+        </w:rPr>
+        <w:t xml:space="preserve">{%p if </w:t>
+      </w:r>
+      <w:proofErr w:type="spellStart"/>
+      <w:r>
+        <w:rPr>
+          <w:rFonts w:ascii="Times New Roman" w:hAnsi="Times New Roman" w:cs="Times New Roman"/>
+          <w:sz w:val="24"/>
+          <w:szCs w:val="24"/>
+        </w:rPr>
+        <w:t>request_transc</w:t>
+      </w:r>
+      <w:r>
+        <w:rPr>
+          <w:rFonts w:ascii="Times New Roman" w:hAnsi="Times New Roman" w:cs="Times New Roman"/>
+          <w:sz w:val="24"/>
+          <w:szCs w:val="24"/>
+        </w:rPr>
+        <w:t>r</w:t>
+      </w:r>
+      <w:r>
+        <w:rPr>
+          <w:rFonts w:ascii="Times New Roman" w:hAnsi="Times New Roman" w:cs="Times New Roman"/>
+          <w:sz w:val="24"/>
+          <w:szCs w:val="24"/>
+        </w:rPr>
+        <w:t>ipt</w:t>
+      </w:r>
+      <w:proofErr w:type="spellEnd"/>
+      <w:r>
+        <w:rPr>
+          <w:rFonts w:ascii="Times New Roman" w:hAnsi="Times New Roman" w:cs="Times New Roman"/>
+          <w:sz w:val="24"/>
+          <w:szCs w:val="24"/>
+        </w:rPr>
+        <w:t xml:space="preserve"> </w:t>
+      </w:r>
+      <w:r>
+        <w:rPr>
+          <w:rFonts w:ascii="Times New Roman" w:hAnsi="Times New Roman" w:cs="Times New Roman"/>
+          <w:sz w:val="24"/>
+          <w:szCs w:val="24"/>
+        </w:rPr>
+        <w:t xml:space="preserve">and not </w:t>
+      </w:r>
+      <w:proofErr w:type="spellStart"/>
+      <w:r>
+        <w:rPr>
+          <w:rFonts w:ascii="Times New Roman" w:hAnsi="Times New Roman" w:cs="Times New Roman"/>
+          <w:sz w:val="24"/>
+          <w:szCs w:val="24"/>
+        </w:rPr>
+        <w:t>request_record</w:t>
+      </w:r>
+      <w:proofErr w:type="spellEnd"/>
+      <w:r>
+        <w:rPr>
+          <w:rFonts w:ascii="Times New Roman" w:hAnsi="Times New Roman" w:cs="Times New Roman"/>
+          <w:sz w:val="24"/>
+          <w:szCs w:val="24"/>
+        </w:rPr>
+        <w:t>%}</w:t>
+      </w:r>
+    </w:p>
+    <w:p>
+      <w:pPr>
+        <w:spacing w:after="0" w:line="240" w:lineRule="auto"/>
+        <w:rPr>
+          <w:rFonts w:ascii="Times New Roman" w:hAnsi="Times New Roman" w:cs="Times New Roman"/>
+          <w:sz w:val="24"/>
+          <w:szCs w:val="24"/>
+        </w:rPr>
+      </w:pPr>
+    </w:p>
+    <w:p>
+      <w:pPr>
+        <w:spacing w:after="0" w:line="240" w:lineRule="auto"/>
+        <w:rPr>
+          <w:rFonts w:ascii="Times New Roman" w:hAnsi="Times New Roman" w:cs="Times New Roman"/>
+          <w:sz w:val="24"/>
+          <w:szCs w:val="24"/>
+        </w:rPr>
+      </w:pPr>
+      <w:r>
+        <w:rPr>
+          <w:rFonts w:ascii="Times New Roman" w:hAnsi="Times New Roman" w:cs="Times New Roman"/>
+          <w:sz w:val="24"/>
+          <w:szCs w:val="24"/>
+        </w:rPr>
+        <w:t xml:space="preserve">Please send a copy of the transcript of the </w:t>
+      </w:r>
+      <w:r>
+        <w:rPr>
+          <w:rFonts w:ascii="Times New Roman" w:hAnsi="Times New Roman" w:cs="Times New Roman"/>
+          <w:sz w:val="24"/>
+          <w:szCs w:val="24"/>
+        </w:rPr>
+        <w:t xml:space="preserve">{{ </w:t>
+      </w:r>
+      <w:proofErr w:type="spellStart"/>
+      <w:r>
+        <w:rPr>
+          <w:rFonts w:ascii="Times New Roman" w:hAnsi="Times New Roman" w:cs="Times New Roman"/>
+          <w:sz w:val="24"/>
+          <w:szCs w:val="24"/>
+        </w:rPr>
+        <w:t>hearing_date</w:t>
+      </w:r>
+      <w:proofErr w:type="spellEnd"/>
+      <w:r>
+        <w:rPr>
+          <w:rFonts w:ascii="Times New Roman" w:hAnsi="Times New Roman" w:cs="Times New Roman"/>
+          <w:sz w:val="24"/>
+          <w:szCs w:val="24"/>
+        </w:rPr>
+        <w:t xml:space="preserve"> </w:t>
+      </w:r>
+      <w:r>
+        <w:rPr>
+          <w:rFonts w:ascii="Times New Roman" w:hAnsi="Times New Roman" w:cs="Times New Roman"/>
+          <w:sz w:val="24"/>
+          <w:szCs w:val="24"/>
+        </w:rPr>
+        <w:t>}}</w:t>
+      </w:r>
+      <w:r>
+        <w:rPr>
+          <w:rFonts w:ascii="Times New Roman" w:hAnsi="Times New Roman" w:cs="Times New Roman"/>
+          <w:sz w:val="24"/>
+          <w:szCs w:val="24"/>
+        </w:rPr>
+        <w:t xml:space="preserve"> </w:t>
+      </w:r>
+      <w:r>
+        <w:rPr>
+          <w:rFonts w:ascii="Times New Roman" w:hAnsi="Times New Roman" w:cs="Times New Roman"/>
+          <w:sz w:val="24"/>
+          <w:szCs w:val="24"/>
+        </w:rPr>
+        <w:t>hearing</w:t>
+      </w:r>
+      <w:r>
+        <w:rPr>
+          <w:rFonts w:ascii="Times New Roman" w:hAnsi="Times New Roman" w:cs="Times New Roman"/>
+          <w:sz w:val="24"/>
+          <w:szCs w:val="24"/>
+        </w:rPr>
+        <w:t xml:space="preserve"> </w:t>
+      </w:r>
+      <w:r>
+        <w:rPr>
+          <w:rFonts w:ascii="Times New Roman" w:hAnsi="Times New Roman" w:cs="Times New Roman"/>
+          <w:sz w:val="24"/>
+          <w:szCs w:val="24"/>
+        </w:rPr>
+        <w:t xml:space="preserve">to me at the above address. </w:t>
+      </w:r>
+      <w:r>
+        <w:rPr>
+          <w:rFonts w:ascii="Times New Roman" w:hAnsi="Times New Roman" w:cs="Times New Roman"/>
+          <w:sz w:val="24"/>
+          <w:szCs w:val="24"/>
+        </w:rPr>
+        <w:t>See the enclosed Transcript Request (BOR</w:t>
+      </w:r>
+      <w:r>
+        <w:rPr>
+          <w:rFonts w:ascii="Times New Roman" w:hAnsi="Times New Roman" w:cs="Times New Roman"/>
+          <w:sz w:val="24"/>
+          <w:szCs w:val="24"/>
+        </w:rPr>
+        <w:t>)</w:t>
+      </w:r>
+      <w:r>
+        <w:rPr>
+          <w:rFonts w:ascii="Times New Roman" w:hAnsi="Times New Roman" w:cs="Times New Roman"/>
+          <w:sz w:val="24"/>
+          <w:szCs w:val="24"/>
+        </w:rPr>
+        <w:t xml:space="preserve">. </w:t>
+      </w:r>
+      <w:r>
+        <w:rPr>
+          <w:rFonts w:ascii="Times New Roman" w:hAnsi="Times New Roman" w:cs="Times New Roman"/>
+          <w:sz w:val="24"/>
+          <w:szCs w:val="24"/>
+        </w:rPr>
+        <w:t xml:space="preserve">I also ask for time to submit a written argument after the Board sends me the transcript. </w:t>
+      </w:r>
+    </w:p>
+    <w:p>
+      <w:pPr>
+        <w:spacing w:after="0" w:line="240" w:lineRule="auto"/>
+        <w:rPr>
+          <w:rFonts w:ascii="Times New Roman" w:hAnsi="Times New Roman" w:cs="Times New Roman"/>
+          <w:sz w:val="24"/>
+          <w:szCs w:val="24"/>
+        </w:rPr>
+      </w:pPr>
+      <w:r>
+        <w:rPr>
+          <w:rFonts w:ascii="Times New Roman" w:hAnsi="Times New Roman" w:cs="Times New Roman"/>
+          <w:sz w:val="24"/>
+          <w:szCs w:val="24"/>
+        </w:rPr>
+        <w:t>{</w:t>
+      </w:r>
+      <w:r>
+        <w:rPr>
+          <w:rFonts w:ascii="Times New Roman" w:hAnsi="Times New Roman" w:cs="Times New Roman"/>
+          <w:sz w:val="24"/>
+          <w:szCs w:val="24"/>
+        </w:rPr>
+        <w:t>%</w:t>
+      </w:r>
+      <w:r>
+        <w:rPr>
+          <w:rFonts w:ascii="Times New Roman" w:hAnsi="Times New Roman" w:cs="Times New Roman"/>
+          <w:sz w:val="24"/>
+          <w:szCs w:val="24"/>
+        </w:rPr>
+        <w:t>p</w:t>
+      </w:r>
+      <w:r>
+        <w:rPr>
+          <w:rFonts w:ascii="Times New Roman" w:hAnsi="Times New Roman" w:cs="Times New Roman"/>
+          <w:sz w:val="24"/>
+          <w:szCs w:val="24"/>
+        </w:rPr>
+        <w:t xml:space="preserve"> endif</w:t>
+      </w:r>
+      <w:r>
+        <w:rPr>
+          <w:rFonts w:ascii="Times New Roman" w:hAnsi="Times New Roman" w:cs="Times New Roman"/>
+          <w:sz w:val="24"/>
+          <w:szCs w:val="24"/>
+        </w:rPr>
+        <w:t xml:space="preserve"> %}</w:t>
+      </w:r>
+    </w:p>
+    <w:p>
+      <w:pPr>
+        <w:spacing w:after="0" w:line="240" w:lineRule="auto"/>
+        <w:rPr>
+          <w:rFonts w:ascii="Times New Roman" w:hAnsi="Times New Roman" w:cs="Times New Roman"/>
+          <w:sz w:val="24"/>
+          <w:szCs w:val="24"/>
+        </w:rPr>
+      </w:pPr>
+      <w:r>
+        <w:rPr>
+          <w:rFonts w:ascii="Times New Roman" w:hAnsi="Times New Roman" w:cs="Times New Roman"/>
+          <w:sz w:val="24"/>
+          <w:szCs w:val="24"/>
+        </w:rPr>
+        <w:t xml:space="preserve">{%p if </w:t>
+      </w:r>
+      <w:proofErr w:type="spellStart"/>
+      <w:r>
+        <w:rPr>
+          <w:rFonts w:ascii="Times New Roman" w:hAnsi="Times New Roman" w:cs="Times New Roman"/>
+          <w:sz w:val="24"/>
+          <w:szCs w:val="24"/>
+        </w:rPr>
+        <w:t>request_</w:t>
+      </w:r>
+      <w:r>
+        <w:rPr>
+          <w:rFonts w:ascii="Times New Roman" w:hAnsi="Times New Roman" w:cs="Times New Roman"/>
+          <w:sz w:val="24"/>
+          <w:szCs w:val="24"/>
+        </w:rPr>
+        <w:t>record</w:t>
+      </w:r>
+      <w:proofErr w:type="spellEnd"/>
+      <w:r>
+        <w:rPr>
+          <w:rFonts w:ascii="Times New Roman" w:hAnsi="Times New Roman" w:cs="Times New Roman"/>
+          <w:sz w:val="24"/>
+          <w:szCs w:val="24"/>
+        </w:rPr>
+        <w:t xml:space="preserve"> </w:t>
+      </w:r>
+      <w:r>
+        <w:rPr>
+          <w:rFonts w:ascii="Times New Roman" w:hAnsi="Times New Roman" w:cs="Times New Roman"/>
+          <w:sz w:val="24"/>
+          <w:szCs w:val="24"/>
+        </w:rPr>
+        <w:t xml:space="preserve">and not </w:t>
+      </w:r>
+      <w:proofErr w:type="spellStart"/>
+      <w:r>
+        <w:rPr>
+          <w:rFonts w:ascii="Times New Roman" w:hAnsi="Times New Roman" w:cs="Times New Roman"/>
+          <w:sz w:val="24"/>
+          <w:szCs w:val="24"/>
+        </w:rPr>
+        <w:t>request_transcript</w:t>
+      </w:r>
+      <w:proofErr w:type="spellEnd"/>
+      <w:r>
+        <w:rPr>
+          <w:rFonts w:ascii="Times New Roman" w:hAnsi="Times New Roman" w:cs="Times New Roman"/>
+          <w:sz w:val="24"/>
+          <w:szCs w:val="24"/>
+        </w:rPr>
+        <w:t xml:space="preserve"> </w:t>
+      </w:r>
+      <w:r>
+        <w:rPr>
+          <w:rFonts w:ascii="Times New Roman" w:hAnsi="Times New Roman" w:cs="Times New Roman"/>
+          <w:sz w:val="24"/>
+          <w:szCs w:val="24"/>
+        </w:rPr>
+        <w:t>%}</w:t>
+      </w:r>
+    </w:p>
+    <w:p>
+      <w:pPr>
+        <w:spacing w:after="0" w:line="240" w:lineRule="auto"/>
+        <w:rPr>
+          <w:rFonts w:ascii="Times New Roman" w:hAnsi="Times New Roman" w:cs="Times New Roman"/>
+          <w:sz w:val="24"/>
+          <w:szCs w:val="24"/>
+        </w:rPr>
+      </w:pPr>
+    </w:p>
+    <w:p>
+      <w:pPr>
+        <w:spacing w:after="0" w:line="240" w:lineRule="auto"/>
+        <w:rPr>
+          <w:rFonts w:ascii="Times New Roman" w:hAnsi="Times New Roman" w:cs="Times New Roman"/>
+          <w:sz w:val="24"/>
+          <w:szCs w:val="24"/>
+        </w:rPr>
+      </w:pPr>
+      <w:r>
+        <w:rPr>
+          <w:rFonts w:ascii="Times New Roman" w:hAnsi="Times New Roman" w:cs="Times New Roman"/>
+          <w:sz w:val="24"/>
+          <w:szCs w:val="24"/>
+        </w:rPr>
+        <w:lastRenderedPageBreak/>
+        <w:t>Please send a copy of the full record on appeal</w:t>
+      </w:r>
+      <w:r>
+        <w:rPr>
+          <w:rFonts w:ascii="Times New Roman" w:hAnsi="Times New Roman" w:cs="Times New Roman"/>
+          <w:sz w:val="24"/>
+          <w:szCs w:val="24"/>
+        </w:rPr>
+        <w:t xml:space="preserve"> </w:t>
+      </w:r>
+      <w:r>
+        <w:rPr>
+          <w:rFonts w:ascii="Times New Roman" w:hAnsi="Times New Roman" w:cs="Times New Roman"/>
+          <w:sz w:val="24"/>
+          <w:szCs w:val="24"/>
+        </w:rPr>
+        <w:t xml:space="preserve">to me at the above address. </w:t>
+      </w:r>
+      <w:r>
+        <w:rPr>
+          <w:rFonts w:ascii="Times New Roman" w:hAnsi="Times New Roman" w:cs="Times New Roman"/>
+          <w:sz w:val="24"/>
+          <w:szCs w:val="24"/>
+        </w:rPr>
+        <w:t xml:space="preserve">See the enclosed Review </w:t>
+      </w:r>
+      <w:r>
+        <w:rPr>
+          <w:rFonts w:ascii="Times New Roman" w:hAnsi="Times New Roman" w:cs="Times New Roman"/>
+          <w:sz w:val="24"/>
+          <w:szCs w:val="24"/>
+        </w:rPr>
+        <w:t xml:space="preserve">File </w:t>
+      </w:r>
+      <w:r>
+        <w:rPr>
+          <w:rFonts w:ascii="Times New Roman" w:hAnsi="Times New Roman" w:cs="Times New Roman"/>
+          <w:sz w:val="24"/>
+          <w:szCs w:val="24"/>
+        </w:rPr>
+        <w:t xml:space="preserve">Request (BOR). </w:t>
+      </w:r>
+      <w:r>
+        <w:rPr>
+          <w:rFonts w:ascii="Times New Roman" w:hAnsi="Times New Roman" w:cs="Times New Roman"/>
+          <w:sz w:val="24"/>
+          <w:szCs w:val="24"/>
+        </w:rPr>
+        <w:t xml:space="preserve">I also ask for time to submit a written argument after the Board sends me </w:t>
+      </w:r>
+      <w:r>
+        <w:rPr>
+          <w:rFonts w:ascii="Times New Roman" w:hAnsi="Times New Roman" w:cs="Times New Roman"/>
+          <w:sz w:val="24"/>
+          <w:szCs w:val="24"/>
+        </w:rPr>
+        <w:t xml:space="preserve">the </w:t>
+      </w:r>
+      <w:r>
+        <w:rPr>
+          <w:rFonts w:ascii="Times New Roman" w:hAnsi="Times New Roman" w:cs="Times New Roman"/>
+          <w:sz w:val="24"/>
+          <w:szCs w:val="24"/>
+        </w:rPr>
+        <w:t>record on appeal.</w:t>
       </w:r>
     </w:p>
     <w:p>
@@ -1448,15 +2145,74 @@
         </w:rPr>
         <w:t xml:space="preserve">{%p </w:t>
       </w:r>
+      <w:r>
+        <w:rPr>
+          <w:rFonts w:ascii="Times New Roman" w:hAnsi="Times New Roman" w:cs="Times New Roman"/>
+          <w:sz w:val="24"/>
+          <w:szCs w:val="24"/>
+        </w:rPr>
+        <w:t>endif %}</w:t>
+      </w:r>
+    </w:p>
+    <w:p>
+      <w:pPr>
+        <w:spacing w:after="0" w:line="240" w:lineRule="auto"/>
+        <w:rPr>
+          <w:rFonts w:ascii="Times New Roman" w:hAnsi="Times New Roman" w:cs="Times New Roman"/>
+          <w:sz w:val="24"/>
+          <w:szCs w:val="24"/>
+        </w:rPr>
+      </w:pPr>
+    </w:p>
+    <w:p>
+      <w:pPr>
+        <w:spacing w:after="0" w:line="240" w:lineRule="auto"/>
+        <w:rPr>
+          <w:rFonts w:ascii="Times New Roman" w:hAnsi="Times New Roman" w:cs="Times New Roman"/>
+          <w:sz w:val="24"/>
+          <w:szCs w:val="24"/>
+        </w:rPr>
+      </w:pPr>
+      <w:r>
+        <w:rPr>
+          <w:rFonts w:ascii="Times New Roman" w:hAnsi="Times New Roman" w:cs="Times New Roman"/>
+          <w:sz w:val="24"/>
+          <w:szCs w:val="24"/>
+        </w:rPr>
+        <w:t xml:space="preserve">I certify that I served a copy of this letter </w:t>
+      </w:r>
+      <w:r>
+        <w:rPr>
+          <w:rFonts w:ascii="Times New Roman" w:hAnsi="Times New Roman" w:cs="Times New Roman"/>
+          <w:sz w:val="24"/>
+          <w:szCs w:val="24"/>
+        </w:rPr>
+        <w:t>to</w:t>
+      </w:r>
+      <w:r>
+        <w:rPr>
+          <w:rFonts w:ascii="Times New Roman" w:hAnsi="Times New Roman" w:cs="Times New Roman"/>
+          <w:sz w:val="24"/>
+          <w:szCs w:val="24"/>
+        </w:rPr>
+        <w:t xml:space="preserve"> </w:t>
+      </w:r>
+      <w:r>
+        <w:rPr>
+          <w:rFonts w:ascii="Times New Roman" w:hAnsi="Times New Roman" w:cs="Times New Roman"/>
+          <w:sz w:val="24"/>
+          <w:szCs w:val="24"/>
+        </w:rPr>
+        <w:t xml:space="preserve">{{ </w:t>
+      </w:r>
       <w:proofErr w:type="spellStart"/>
-      <w:proofErr w:type="gramStart"/>
-      <w:r>
-        <w:rPr>
-          <w:rFonts w:ascii="Times New Roman" w:hAnsi="Times New Roman" w:cs="Times New Roman"/>
-          <w:sz w:val="24"/>
-          <w:szCs w:val="24"/>
-        </w:rPr>
-        <w:t>endfor</w:t>
+      <w:r>
+        <w:rPr>
+          <w:rFonts w:ascii="Times New Roman" w:hAnsi="Times New Roman" w:cs="Times New Roman"/>
+          <w:sz w:val="24"/>
+          <w:szCs w:val="24"/>
+        </w:rPr>
+        <w:t>employer.name_full</w:t>
       </w:r>
       <w:proofErr w:type="spellEnd"/>
       <w:r>
@@ -1465,54 +2221,58 @@
           <w:sz w:val="24"/>
           <w:szCs w:val="24"/>
         </w:rPr>
-        <w:t xml:space="preserve"> %</w:t>
-      </w:r>
-      <w:r>
-        <w:rPr>
-          <w:rFonts w:ascii="Times New Roman" w:hAnsi="Times New Roman" w:cs="Times New Roman"/>
-          <w:sz w:val="24"/>
-          <w:szCs w:val="24"/>
-        </w:rPr>
-        <w:t>}</w:t>
-      </w:r>
-      <w:proofErr w:type="gramEnd"/>
-    </w:p>
-    <w:p>
-      <w:pPr>
-        <w:spacing w:after="0" w:line="240" w:lineRule="auto"/>
-        <w:rPr>
-          <w:rFonts w:ascii="Times New Roman" w:hAnsi="Times New Roman" w:cs="Times New Roman"/>
-          <w:sz w:val="24"/>
-          <w:szCs w:val="24"/>
-        </w:rPr>
-      </w:pPr>
-    </w:p>
-    <w:p>
-      <w:pPr>
-        <w:spacing w:after="0" w:line="240" w:lineRule="auto"/>
-        <w:rPr>
-          <w:rFonts w:ascii="Times New Roman" w:hAnsi="Times New Roman" w:cs="Times New Roman"/>
-          <w:sz w:val="24"/>
-          <w:szCs w:val="24"/>
-        </w:rPr>
-      </w:pPr>
-      <w:r>
-        <w:rPr>
-          <w:rFonts w:ascii="Times New Roman" w:hAnsi="Times New Roman" w:cs="Times New Roman"/>
-          <w:sz w:val="24"/>
-          <w:szCs w:val="24"/>
-        </w:rPr>
-        <w:t xml:space="preserve">I did not present the documents at the hearing </w:t>
-      </w:r>
-      <w:r>
-        <w:rPr>
-          <w:rFonts w:ascii="Times New Roman" w:hAnsi="Times New Roman" w:cs="Times New Roman"/>
-          <w:sz w:val="24"/>
-          <w:szCs w:val="24"/>
-        </w:rPr>
-        <w:t xml:space="preserve">on </w:t>
-      </w:r>
-      <w:proofErr w:type="gramStart"/>
+        <w:t>() }}</w:t>
+      </w:r>
+      <w:r>
+        <w:rPr>
+          <w:rFonts w:ascii="Times New Roman" w:hAnsi="Times New Roman" w:cs="Times New Roman"/>
+          <w:sz w:val="24"/>
+          <w:szCs w:val="24"/>
+        </w:rPr>
+        <w:t xml:space="preserve"> on </w:t>
+      </w:r>
+      <w:r>
+        <w:rPr>
+          <w:rFonts w:ascii="Times New Roman" w:hAnsi="Times New Roman" w:cs="Times New Roman"/>
+          <w:sz w:val="24"/>
+          <w:szCs w:val="24"/>
+        </w:rPr>
+        <w:t xml:space="preserve">{% if </w:t>
+      </w:r>
+      <w:proofErr w:type="spellStart"/>
+      <w:r>
+        <w:rPr>
+          <w:rFonts w:ascii="Times New Roman" w:hAnsi="Times New Roman" w:cs="Times New Roman"/>
+          <w:sz w:val="24"/>
+          <w:szCs w:val="24"/>
+        </w:rPr>
+        <w:t>delivery_date</w:t>
+      </w:r>
+      <w:proofErr w:type="spellEnd"/>
+      <w:r>
+        <w:rPr>
+          <w:rFonts w:ascii="Times New Roman" w:hAnsi="Times New Roman" w:cs="Times New Roman"/>
+          <w:sz w:val="24"/>
+          <w:szCs w:val="24"/>
+        </w:rPr>
+        <w:t xml:space="preserve"> == “”</w:t>
+      </w:r>
+      <w:r>
+        <w:rPr>
+          <w:rFonts w:ascii="Times New Roman" w:hAnsi="Times New Roman" w:cs="Times New Roman"/>
+          <w:sz w:val="24"/>
+          <w:szCs w:val="24"/>
+        </w:rPr>
+        <w:t xml:space="preserve"> %}</w:t>
+      </w:r>
+      <w:r>
+        <w:rPr>
+          <w:rFonts w:ascii="Times New Roman" w:hAnsi="Times New Roman" w:cs="Times New Roman"/>
+          <w:sz w:val="24"/>
+          <w:szCs w:val="24"/>
+        </w:rPr>
+        <w:t>_______________{% else %}</w:t>
+      </w:r>
       <w:r>
         <w:rPr>
           <w:rFonts w:ascii="Times New Roman" w:hAnsi="Times New Roman" w:cs="Times New Roman"/>
@@ -1528,25 +2288,7 @@
           <w:sz w:val="24"/>
           <w:szCs w:val="24"/>
         </w:rPr>
-        <w:t>hearing</w:t>
-      </w:r>
-      <w:proofErr w:type="gramEnd"/>
-      <w:r>
-        <w:rPr>
-          <w:rFonts w:ascii="Times New Roman" w:hAnsi="Times New Roman" w:cs="Times New Roman"/>
-          <w:sz w:val="24"/>
-          <w:szCs w:val="24"/>
-        </w:rPr>
-        <w:t>_</w:t>
-      </w:r>
-      <w:proofErr w:type="gramStart"/>
-      <w:r>
-        <w:rPr>
-          <w:rFonts w:ascii="Times New Roman" w:hAnsi="Times New Roman" w:cs="Times New Roman"/>
-          <w:sz w:val="24"/>
-          <w:szCs w:val="24"/>
-        </w:rPr>
-        <w:t>date</w:t>
+        <w:t>delivery_date</w:t>
       </w:r>
       <w:proofErr w:type="spellEnd"/>
       <w:r>
@@ -1555,672 +2297,6 @@
           <w:sz w:val="24"/>
           <w:szCs w:val="24"/>
         </w:rPr>
-        <w:t xml:space="preserve"> </w:t>
-      </w:r>
-      <w:r>
-        <w:rPr>
-          <w:rFonts w:ascii="Times New Roman" w:hAnsi="Times New Roman" w:cs="Times New Roman"/>
-          <w:sz w:val="24"/>
-          <w:szCs w:val="24"/>
-        </w:rPr>
-        <w:t>}</w:t>
-      </w:r>
-      <w:proofErr w:type="gramEnd"/>
-      <w:r>
-        <w:rPr>
-          <w:rFonts w:ascii="Times New Roman" w:hAnsi="Times New Roman" w:cs="Times New Roman"/>
-          <w:sz w:val="24"/>
-          <w:szCs w:val="24"/>
-        </w:rPr>
-        <w:t>}</w:t>
-      </w:r>
-      <w:r>
-        <w:rPr>
-          <w:rFonts w:ascii="Times New Roman" w:hAnsi="Times New Roman" w:cs="Times New Roman"/>
-          <w:sz w:val="24"/>
-          <w:szCs w:val="24"/>
-        </w:rPr>
-        <w:t xml:space="preserve"> because: </w:t>
-      </w:r>
-      <w:proofErr w:type="gramStart"/>
-      <w:r>
-        <w:rPr>
-          <w:rFonts w:ascii="Times New Roman" w:hAnsi="Times New Roman" w:cs="Times New Roman"/>
-          <w:sz w:val="24"/>
-          <w:szCs w:val="24"/>
-        </w:rPr>
-        <w:t>{</w:t>
-      </w:r>
-      <w:r>
-        <w:rPr>
-          <w:rFonts w:ascii="Times New Roman" w:hAnsi="Times New Roman" w:cs="Times New Roman"/>
-          <w:sz w:val="24"/>
-          <w:szCs w:val="24"/>
-        </w:rPr>
-        <w:t xml:space="preserve">{ </w:t>
-      </w:r>
-      <w:proofErr w:type="spellStart"/>
-      <w:r>
-        <w:rPr>
-          <w:rFonts w:ascii="Times New Roman" w:hAnsi="Times New Roman" w:cs="Times New Roman"/>
-          <w:sz w:val="24"/>
-          <w:szCs w:val="24"/>
-        </w:rPr>
-        <w:t>not</w:t>
-      </w:r>
-      <w:proofErr w:type="gramEnd"/>
-      <w:r>
-        <w:rPr>
-          <w:rFonts w:ascii="Times New Roman" w:hAnsi="Times New Roman" w:cs="Times New Roman"/>
-          <w:sz w:val="24"/>
-          <w:szCs w:val="24"/>
-        </w:rPr>
-        <w:t>_at_hearing_</w:t>
-      </w:r>
-      <w:proofErr w:type="gramStart"/>
-      <w:r>
-        <w:rPr>
-          <w:rFonts w:ascii="Times New Roman" w:hAnsi="Times New Roman" w:cs="Times New Roman"/>
-          <w:sz w:val="24"/>
-          <w:szCs w:val="24"/>
-        </w:rPr>
-        <w:t>reason</w:t>
-      </w:r>
-      <w:proofErr w:type="spellEnd"/>
-      <w:r>
-        <w:rPr>
-          <w:rFonts w:ascii="Times New Roman" w:hAnsi="Times New Roman" w:cs="Times New Roman"/>
-          <w:sz w:val="24"/>
-          <w:szCs w:val="24"/>
-        </w:rPr>
-        <w:t xml:space="preserve"> </w:t>
-      </w:r>
-      <w:r>
-        <w:rPr>
-          <w:rFonts w:ascii="Times New Roman" w:hAnsi="Times New Roman" w:cs="Times New Roman"/>
-          <w:sz w:val="24"/>
-          <w:szCs w:val="24"/>
-        </w:rPr>
-        <w:t>.replace</w:t>
-      </w:r>
-      <w:proofErr w:type="gramEnd"/>
-      <w:r>
-        <w:rPr>
-          <w:rFonts w:ascii="Times New Roman" w:hAnsi="Times New Roman" w:cs="Times New Roman"/>
-          <w:sz w:val="24"/>
-          <w:szCs w:val="24"/>
-        </w:rPr>
-        <w:t>("\n", " "</w:t>
-      </w:r>
-      <w:proofErr w:type="gramStart"/>
-      <w:r>
-        <w:rPr>
-          <w:rFonts w:ascii="Times New Roman" w:hAnsi="Times New Roman" w:cs="Times New Roman"/>
-          <w:sz w:val="24"/>
-          <w:szCs w:val="24"/>
-        </w:rPr>
-        <w:t>).replace</w:t>
-      </w:r>
-      <w:proofErr w:type="gramEnd"/>
-      <w:r>
-        <w:rPr>
-          <w:rFonts w:ascii="Times New Roman" w:hAnsi="Times New Roman" w:cs="Times New Roman"/>
-          <w:sz w:val="24"/>
-          <w:szCs w:val="24"/>
-        </w:rPr>
-        <w:t xml:space="preserve">("\r", " </w:t>
-      </w:r>
-      <w:proofErr w:type="gramStart"/>
-      <w:r>
-        <w:rPr>
-          <w:rFonts w:ascii="Times New Roman" w:hAnsi="Times New Roman" w:cs="Times New Roman"/>
-          <w:sz w:val="24"/>
-          <w:szCs w:val="24"/>
-        </w:rPr>
-        <w:t>")</w:t>
-      </w:r>
-      <w:r>
-        <w:rPr>
-          <w:rFonts w:ascii="Times New Roman" w:hAnsi="Times New Roman" w:cs="Times New Roman"/>
-          <w:sz w:val="24"/>
-          <w:szCs w:val="24"/>
-        </w:rPr>
-        <w:t>}</w:t>
-      </w:r>
-      <w:r>
-        <w:rPr>
-          <w:rFonts w:ascii="Times New Roman" w:hAnsi="Times New Roman" w:cs="Times New Roman"/>
-          <w:sz w:val="24"/>
-          <w:szCs w:val="24"/>
-        </w:rPr>
-        <w:t>}</w:t>
-      </w:r>
-      <w:proofErr w:type="gramEnd"/>
-    </w:p>
-    <w:p>
-      <w:pPr>
-        <w:spacing w:after="0" w:line="240" w:lineRule="auto"/>
-        <w:rPr>
-          <w:rFonts w:ascii="Times New Roman" w:hAnsi="Times New Roman" w:cs="Times New Roman"/>
-          <w:sz w:val="24"/>
-          <w:szCs w:val="24"/>
-        </w:rPr>
-      </w:pPr>
-      <w:r>
-        <w:rPr>
-          <w:rFonts w:ascii="Times New Roman" w:hAnsi="Times New Roman" w:cs="Times New Roman"/>
-          <w:sz w:val="24"/>
-          <w:szCs w:val="24"/>
-        </w:rPr>
-        <w:t>{</w:t>
-      </w:r>
-      <w:r>
-        <w:rPr>
-          <w:rFonts w:ascii="Times New Roman" w:hAnsi="Times New Roman" w:cs="Times New Roman"/>
-          <w:sz w:val="24"/>
-          <w:szCs w:val="24"/>
-        </w:rPr>
-        <w:t>%</w:t>
-      </w:r>
-      <w:r>
-        <w:rPr>
-          <w:rFonts w:ascii="Times New Roman" w:hAnsi="Times New Roman" w:cs="Times New Roman"/>
-          <w:sz w:val="24"/>
-          <w:szCs w:val="24"/>
-        </w:rPr>
-        <w:t>p</w:t>
-      </w:r>
-      <w:r>
-        <w:rPr>
-          <w:rFonts w:ascii="Times New Roman" w:hAnsi="Times New Roman" w:cs="Times New Roman"/>
-          <w:sz w:val="24"/>
-          <w:szCs w:val="24"/>
-        </w:rPr>
-        <w:t xml:space="preserve"> </w:t>
-      </w:r>
-      <w:proofErr w:type="gramStart"/>
-      <w:r>
-        <w:rPr>
-          <w:rFonts w:ascii="Times New Roman" w:hAnsi="Times New Roman" w:cs="Times New Roman"/>
-          <w:sz w:val="24"/>
-          <w:szCs w:val="24"/>
-        </w:rPr>
-        <w:t>endif</w:t>
-      </w:r>
-      <w:r>
-        <w:rPr>
-          <w:rFonts w:ascii="Times New Roman" w:hAnsi="Times New Roman" w:cs="Times New Roman"/>
-          <w:sz w:val="24"/>
-          <w:szCs w:val="24"/>
-        </w:rPr>
-        <w:t xml:space="preserve"> %}</w:t>
-      </w:r>
-      <w:proofErr w:type="gramEnd"/>
-    </w:p>
-    <w:p>
-      <w:pPr>
-        <w:spacing w:after="0" w:line="240" w:lineRule="auto"/>
-        <w:rPr>
-          <w:rFonts w:ascii="Times New Roman" w:hAnsi="Times New Roman" w:cs="Times New Roman"/>
-          <w:sz w:val="24"/>
-          <w:szCs w:val="24"/>
-        </w:rPr>
-      </w:pPr>
-    </w:p>
-    <w:p>
-      <w:pPr>
-        <w:spacing w:after="0" w:line="240" w:lineRule="auto"/>
-        <w:rPr>
-          <w:rFonts w:ascii="Times New Roman" w:hAnsi="Times New Roman" w:cs="Times New Roman"/>
-          <w:sz w:val="24"/>
-          <w:szCs w:val="24"/>
-        </w:rPr>
-      </w:pPr>
-      <w:r>
-        <w:rPr>
-          <w:rFonts w:ascii="Times New Roman" w:hAnsi="Times New Roman" w:cs="Times New Roman"/>
-          <w:sz w:val="24"/>
-          <w:szCs w:val="24"/>
-        </w:rPr>
-        <w:t xml:space="preserve">{%p if </w:t>
-      </w:r>
-      <w:proofErr w:type="spellStart"/>
-      <w:r>
-        <w:rPr>
-          <w:rFonts w:ascii="Times New Roman" w:hAnsi="Times New Roman" w:cs="Times New Roman"/>
-          <w:sz w:val="24"/>
-          <w:szCs w:val="24"/>
-        </w:rPr>
-        <w:t>request_</w:t>
-      </w:r>
-      <w:proofErr w:type="gramStart"/>
-      <w:r>
-        <w:rPr>
-          <w:rFonts w:ascii="Times New Roman" w:hAnsi="Times New Roman" w:cs="Times New Roman"/>
-          <w:sz w:val="24"/>
-          <w:szCs w:val="24"/>
-        </w:rPr>
-        <w:t>transc</w:t>
-      </w:r>
-      <w:r>
-        <w:rPr>
-          <w:rFonts w:ascii="Times New Roman" w:hAnsi="Times New Roman" w:cs="Times New Roman"/>
-          <w:sz w:val="24"/>
-          <w:szCs w:val="24"/>
-        </w:rPr>
-        <w:t>r</w:t>
-      </w:r>
-      <w:r>
-        <w:rPr>
-          <w:rFonts w:ascii="Times New Roman" w:hAnsi="Times New Roman" w:cs="Times New Roman"/>
-          <w:sz w:val="24"/>
-          <w:szCs w:val="24"/>
-        </w:rPr>
-        <w:t>ipt</w:t>
-      </w:r>
-      <w:proofErr w:type="spellEnd"/>
-      <w:r>
-        <w:rPr>
-          <w:rFonts w:ascii="Times New Roman" w:hAnsi="Times New Roman" w:cs="Times New Roman"/>
-          <w:sz w:val="24"/>
-          <w:szCs w:val="24"/>
-        </w:rPr>
-        <w:t xml:space="preserve"> %}</w:t>
-      </w:r>
-      <w:proofErr w:type="gramEnd"/>
-    </w:p>
-    <w:p>
-      <w:pPr>
-        <w:spacing w:after="0" w:line="240" w:lineRule="auto"/>
-        <w:rPr>
-          <w:rFonts w:ascii="Times New Roman" w:hAnsi="Times New Roman" w:cs="Times New Roman"/>
-          <w:sz w:val="24"/>
-          <w:szCs w:val="24"/>
-        </w:rPr>
-      </w:pPr>
-      <w:r>
-        <w:rPr>
-          <w:rFonts w:ascii="Times New Roman" w:hAnsi="Times New Roman" w:cs="Times New Roman"/>
-          <w:sz w:val="24"/>
-          <w:szCs w:val="24"/>
-        </w:rPr>
-        <w:t xml:space="preserve">Please send a copy of the transcript of the </w:t>
-      </w:r>
-      <w:proofErr w:type="gramStart"/>
-      <w:r>
-        <w:rPr>
-          <w:rFonts w:ascii="Times New Roman" w:hAnsi="Times New Roman" w:cs="Times New Roman"/>
-          <w:sz w:val="24"/>
-          <w:szCs w:val="24"/>
-        </w:rPr>
-        <w:t xml:space="preserve">{{ </w:t>
-      </w:r>
-      <w:proofErr w:type="spellStart"/>
-      <w:r>
-        <w:rPr>
-          <w:rFonts w:ascii="Times New Roman" w:hAnsi="Times New Roman" w:cs="Times New Roman"/>
-          <w:sz w:val="24"/>
-          <w:szCs w:val="24"/>
-        </w:rPr>
-        <w:t>hearing</w:t>
-      </w:r>
-      <w:proofErr w:type="gramEnd"/>
-      <w:r>
-        <w:rPr>
-          <w:rFonts w:ascii="Times New Roman" w:hAnsi="Times New Roman" w:cs="Times New Roman"/>
-          <w:sz w:val="24"/>
-          <w:szCs w:val="24"/>
-        </w:rPr>
-        <w:t>_</w:t>
-      </w:r>
-      <w:proofErr w:type="gramStart"/>
-      <w:r>
-        <w:rPr>
-          <w:rFonts w:ascii="Times New Roman" w:hAnsi="Times New Roman" w:cs="Times New Roman"/>
-          <w:sz w:val="24"/>
-          <w:szCs w:val="24"/>
-        </w:rPr>
-        <w:t>date</w:t>
-      </w:r>
-      <w:proofErr w:type="spellEnd"/>
-      <w:r>
-        <w:rPr>
-          <w:rFonts w:ascii="Times New Roman" w:hAnsi="Times New Roman" w:cs="Times New Roman"/>
-          <w:sz w:val="24"/>
-          <w:szCs w:val="24"/>
-        </w:rPr>
-        <w:t xml:space="preserve"> </w:t>
-      </w:r>
-      <w:r>
-        <w:rPr>
-          <w:rFonts w:ascii="Times New Roman" w:hAnsi="Times New Roman" w:cs="Times New Roman"/>
-          <w:sz w:val="24"/>
-          <w:szCs w:val="24"/>
-        </w:rPr>
-        <w:t>}</w:t>
-      </w:r>
-      <w:proofErr w:type="gramEnd"/>
-      <w:r>
-        <w:rPr>
-          <w:rFonts w:ascii="Times New Roman" w:hAnsi="Times New Roman" w:cs="Times New Roman"/>
-          <w:sz w:val="24"/>
-          <w:szCs w:val="24"/>
-        </w:rPr>
-        <w:t>}</w:t>
-      </w:r>
-      <w:r>
-        <w:rPr>
-          <w:rFonts w:ascii="Times New Roman" w:hAnsi="Times New Roman" w:cs="Times New Roman"/>
-          <w:sz w:val="24"/>
-          <w:szCs w:val="24"/>
-        </w:rPr>
-        <w:t xml:space="preserve"> </w:t>
-      </w:r>
-      <w:r>
-        <w:rPr>
-          <w:rFonts w:ascii="Times New Roman" w:hAnsi="Times New Roman" w:cs="Times New Roman"/>
-          <w:sz w:val="24"/>
-          <w:szCs w:val="24"/>
-        </w:rPr>
-        <w:t xml:space="preserve">hearing, and a copy of the full record on appeal, to me at the above address. </w:t>
-      </w:r>
-      <w:r>
-        <w:rPr>
-          <w:rFonts w:ascii="Times New Roman" w:hAnsi="Times New Roman" w:cs="Times New Roman"/>
-          <w:sz w:val="24"/>
-          <w:szCs w:val="24"/>
-        </w:rPr>
-        <w:t>See the enclosed Transcript Request (BOR) and File Review Request (BOR).</w:t>
-      </w:r>
-      <w:r>
-        <w:rPr>
-          <w:rFonts w:ascii="Times New Roman" w:hAnsi="Times New Roman" w:cs="Times New Roman"/>
-          <w:sz w:val="24"/>
-          <w:szCs w:val="24"/>
-        </w:rPr>
-        <w:t xml:space="preserve"> </w:t>
-      </w:r>
-      <w:proofErr w:type="gramStart"/>
-      <w:r>
-        <w:rPr>
-          <w:rFonts w:ascii="Times New Roman" w:hAnsi="Times New Roman" w:cs="Times New Roman"/>
-          <w:sz w:val="24"/>
-          <w:szCs w:val="24"/>
-        </w:rPr>
-        <w:t>I</w:t>
-      </w:r>
-      <w:proofErr w:type="gramEnd"/>
-      <w:r>
-        <w:rPr>
-          <w:rFonts w:ascii="Times New Roman" w:hAnsi="Times New Roman" w:cs="Times New Roman"/>
-          <w:sz w:val="24"/>
-          <w:szCs w:val="24"/>
-        </w:rPr>
-        <w:t xml:space="preserve"> also ask for time to submit a written argument after the Board sends me the transcript and record on appeal. </w:t>
-      </w:r>
-    </w:p>
-    <w:p>
-      <w:pPr>
-        <w:spacing w:after="0" w:line="240" w:lineRule="auto"/>
-        <w:rPr>
-          <w:rFonts w:ascii="Times New Roman" w:hAnsi="Times New Roman" w:cs="Times New Roman"/>
-          <w:sz w:val="24"/>
-          <w:szCs w:val="24"/>
-        </w:rPr>
-      </w:pPr>
-      <w:r>
-        <w:rPr>
-          <w:rFonts w:ascii="Times New Roman" w:hAnsi="Times New Roman" w:cs="Times New Roman"/>
-          <w:sz w:val="24"/>
-          <w:szCs w:val="24"/>
-        </w:rPr>
-        <w:t xml:space="preserve">{%p </w:t>
-      </w:r>
-      <w:proofErr w:type="gramStart"/>
-      <w:r>
-        <w:rPr>
-          <w:rFonts w:ascii="Times New Roman" w:hAnsi="Times New Roman" w:cs="Times New Roman"/>
-          <w:sz w:val="24"/>
-          <w:szCs w:val="24"/>
-        </w:rPr>
-        <w:t>endif %}</w:t>
-      </w:r>
-      <w:proofErr w:type="gramEnd"/>
-    </w:p>
-    <w:p>
-      <w:pPr>
-        <w:spacing w:after="0" w:line="240" w:lineRule="auto"/>
-        <w:rPr>
-          <w:rFonts w:ascii="Times New Roman" w:hAnsi="Times New Roman" w:cs="Times New Roman"/>
-          <w:sz w:val="24"/>
-          <w:szCs w:val="24"/>
-        </w:rPr>
-      </w:pPr>
-    </w:p>
-    <w:p>
-      <w:pPr>
-        <w:spacing w:after="0" w:line="240" w:lineRule="auto"/>
-        <w:rPr>
-          <w:rFonts w:ascii="Times New Roman" w:hAnsi="Times New Roman" w:cs="Times New Roman"/>
-          <w:sz w:val="24"/>
-          <w:szCs w:val="24"/>
-        </w:rPr>
-      </w:pPr>
-      <w:r>
-        <w:rPr>
-          <w:rFonts w:ascii="Times New Roman" w:hAnsi="Times New Roman" w:cs="Times New Roman"/>
-          <w:sz w:val="24"/>
-          <w:szCs w:val="24"/>
-        </w:rPr>
-        <w:t xml:space="preserve">I certify that I served a copy of this letter </w:t>
-      </w:r>
-      <w:r>
-        <w:rPr>
-          <w:rFonts w:ascii="Times New Roman" w:hAnsi="Times New Roman" w:cs="Times New Roman"/>
-          <w:sz w:val="24"/>
-          <w:szCs w:val="24"/>
-        </w:rPr>
-        <w:t>to</w:t>
-      </w:r>
-      <w:r>
-        <w:rPr>
-          <w:rFonts w:ascii="Times New Roman" w:hAnsi="Times New Roman" w:cs="Times New Roman"/>
-          <w:sz w:val="24"/>
-          <w:szCs w:val="24"/>
-        </w:rPr>
-        <w:t xml:space="preserve"> </w:t>
-      </w:r>
-      <w:proofErr w:type="gramStart"/>
-      <w:r>
-        <w:rPr>
-          <w:rFonts w:ascii="Times New Roman" w:hAnsi="Times New Roman" w:cs="Times New Roman"/>
-          <w:sz w:val="24"/>
-          <w:szCs w:val="24"/>
-        </w:rPr>
-        <w:t xml:space="preserve">{{ </w:t>
-      </w:r>
-      <w:proofErr w:type="spellStart"/>
-      <w:r>
-        <w:rPr>
-          <w:rFonts w:ascii="Times New Roman" w:hAnsi="Times New Roman" w:cs="Times New Roman"/>
-          <w:sz w:val="24"/>
-          <w:szCs w:val="24"/>
-        </w:rPr>
-        <w:t>employer.name</w:t>
-      </w:r>
-      <w:proofErr w:type="gramEnd"/>
-      <w:r>
-        <w:rPr>
-          <w:rFonts w:ascii="Times New Roman" w:hAnsi="Times New Roman" w:cs="Times New Roman"/>
-          <w:sz w:val="24"/>
-          <w:szCs w:val="24"/>
-        </w:rPr>
-        <w:t>_</w:t>
-      </w:r>
-      <w:proofErr w:type="gramStart"/>
-      <w:r>
-        <w:rPr>
-          <w:rFonts w:ascii="Times New Roman" w:hAnsi="Times New Roman" w:cs="Times New Roman"/>
-          <w:sz w:val="24"/>
-          <w:szCs w:val="24"/>
-        </w:rPr>
-        <w:t>full</w:t>
-      </w:r>
-      <w:proofErr w:type="spellEnd"/>
-      <w:r>
-        <w:rPr>
-          <w:rFonts w:ascii="Times New Roman" w:hAnsi="Times New Roman" w:cs="Times New Roman"/>
-          <w:sz w:val="24"/>
-          <w:szCs w:val="24"/>
-        </w:rPr>
-        <w:t>() }</w:t>
-      </w:r>
-      <w:proofErr w:type="gramEnd"/>
-      <w:r>
-        <w:rPr>
-          <w:rFonts w:ascii="Times New Roman" w:hAnsi="Times New Roman" w:cs="Times New Roman"/>
-          <w:sz w:val="24"/>
-          <w:szCs w:val="24"/>
-        </w:rPr>
-        <w:t>}</w:t>
-      </w:r>
-      <w:r>
-        <w:rPr>
-          <w:rFonts w:ascii="Times New Roman" w:hAnsi="Times New Roman" w:cs="Times New Roman"/>
-          <w:sz w:val="24"/>
-          <w:szCs w:val="24"/>
-        </w:rPr>
-        <w:t xml:space="preserve"> on </w:t>
-      </w:r>
-      <w:r>
-        <w:rPr>
-          <w:rFonts w:ascii="Times New Roman" w:hAnsi="Times New Roman" w:cs="Times New Roman"/>
-          <w:sz w:val="24"/>
-          <w:szCs w:val="24"/>
-        </w:rPr>
-        <w:t xml:space="preserve">{% if </w:t>
-      </w:r>
-      <w:proofErr w:type="spellStart"/>
-      <w:r>
-        <w:rPr>
-          <w:rFonts w:ascii="Times New Roman" w:hAnsi="Times New Roman" w:cs="Times New Roman"/>
-          <w:sz w:val="24"/>
-          <w:szCs w:val="24"/>
-        </w:rPr>
-        <w:t>delivery_date</w:t>
-      </w:r>
-      <w:proofErr w:type="spellEnd"/>
-      <w:r>
-        <w:rPr>
-          <w:rFonts w:ascii="Times New Roman" w:hAnsi="Times New Roman" w:cs="Times New Roman"/>
-          <w:sz w:val="24"/>
-          <w:szCs w:val="24"/>
-        </w:rPr>
-        <w:t xml:space="preserve"> == “”</w:t>
-      </w:r>
-      <w:r>
-        <w:rPr>
-          <w:rFonts w:ascii="Times New Roman" w:hAnsi="Times New Roman" w:cs="Times New Roman"/>
-          <w:sz w:val="24"/>
-          <w:szCs w:val="24"/>
-        </w:rPr>
-        <w:t xml:space="preserve"> </w:t>
-      </w:r>
-      <w:proofErr w:type="gramStart"/>
-      <w:r>
-        <w:rPr>
-          <w:rFonts w:ascii="Times New Roman" w:hAnsi="Times New Roman" w:cs="Times New Roman"/>
-          <w:sz w:val="24"/>
-          <w:szCs w:val="24"/>
-        </w:rPr>
-        <w:t>%}</w:t>
-      </w:r>
-      <w:r>
-        <w:rPr>
-          <w:rFonts w:ascii="Times New Roman" w:hAnsi="Times New Roman" w:cs="Times New Roman"/>
-          <w:sz w:val="24"/>
-          <w:szCs w:val="24"/>
-        </w:rPr>
-        <w:t>_</w:t>
-      </w:r>
-      <w:proofErr w:type="gramEnd"/>
-      <w:r>
-        <w:rPr>
-          <w:rFonts w:ascii="Times New Roman" w:hAnsi="Times New Roman" w:cs="Times New Roman"/>
-          <w:sz w:val="24"/>
-          <w:szCs w:val="24"/>
-        </w:rPr>
-        <w:t>_____________</w:t>
-      </w:r>
-      <w:proofErr w:type="gramStart"/>
-      <w:r>
-        <w:rPr>
-          <w:rFonts w:ascii="Times New Roman" w:hAnsi="Times New Roman" w:cs="Times New Roman"/>
-          <w:sz w:val="24"/>
-          <w:szCs w:val="24"/>
-        </w:rPr>
-        <w:t>_{</w:t>
-      </w:r>
-      <w:proofErr w:type="gramEnd"/>
-      <w:r>
-        <w:rPr>
-          <w:rFonts w:ascii="Times New Roman" w:hAnsi="Times New Roman" w:cs="Times New Roman"/>
-          <w:sz w:val="24"/>
-          <w:szCs w:val="24"/>
-        </w:rPr>
-        <w:t xml:space="preserve">% else </w:t>
-      </w:r>
-      <w:proofErr w:type="gramStart"/>
-      <w:r>
-        <w:rPr>
-          <w:rFonts w:ascii="Times New Roman" w:hAnsi="Times New Roman" w:cs="Times New Roman"/>
-          <w:sz w:val="24"/>
-          <w:szCs w:val="24"/>
-        </w:rPr>
-        <w:t>%}</w:t>
-      </w:r>
-      <w:r>
-        <w:rPr>
-          <w:rFonts w:ascii="Times New Roman" w:hAnsi="Times New Roman" w:cs="Times New Roman"/>
-          <w:sz w:val="24"/>
-          <w:szCs w:val="24"/>
-        </w:rPr>
-        <w:t xml:space="preserve">{{ </w:t>
-      </w:r>
-      <w:proofErr w:type="spellStart"/>
-      <w:r>
-        <w:rPr>
-          <w:rFonts w:ascii="Times New Roman" w:hAnsi="Times New Roman" w:cs="Times New Roman"/>
-          <w:sz w:val="24"/>
-          <w:szCs w:val="24"/>
-        </w:rPr>
-        <w:t>delivery</w:t>
-      </w:r>
-      <w:proofErr w:type="gramEnd"/>
-      <w:r>
-        <w:rPr>
-          <w:rFonts w:ascii="Times New Roman" w:hAnsi="Times New Roman" w:cs="Times New Roman"/>
-          <w:sz w:val="24"/>
-          <w:szCs w:val="24"/>
-        </w:rPr>
-        <w:t>_</w:t>
-      </w:r>
-      <w:proofErr w:type="gramStart"/>
-      <w:r>
-        <w:rPr>
-          <w:rFonts w:ascii="Times New Roman" w:hAnsi="Times New Roman" w:cs="Times New Roman"/>
-          <w:sz w:val="24"/>
-          <w:szCs w:val="24"/>
-        </w:rPr>
-        <w:t>date</w:t>
-      </w:r>
-      <w:proofErr w:type="spellEnd"/>
-      <w:r>
-        <w:rPr>
-          <w:rFonts w:ascii="Times New Roman" w:hAnsi="Times New Roman" w:cs="Times New Roman"/>
-          <w:sz w:val="24"/>
-          <w:szCs w:val="24"/>
-        </w:rPr>
         <w:t xml:space="preserve"> }}</w:t>
       </w:r>
       <w:r>
@@ -2229,16 +2305,7 @@
           <w:sz w:val="24"/>
           <w:szCs w:val="24"/>
         </w:rPr>
-        <w:t>{</w:t>
-      </w:r>
-      <w:proofErr w:type="gramEnd"/>
-      <w:r>
-        <w:rPr>
-          <w:rFonts w:ascii="Times New Roman" w:hAnsi="Times New Roman" w:cs="Times New Roman"/>
-          <w:sz w:val="24"/>
-          <w:szCs w:val="24"/>
-        </w:rPr>
-        <w:t>% endif %}</w:t>
+        <w:t>{% endif %}</w:t>
       </w:r>
       <w:r>
         <w:rPr>
@@ -2343,7 +2410,6 @@
           <w:szCs w:val="24"/>
         </w:rPr>
       </w:pPr>
-      <w:proofErr w:type="gramStart"/>
       <w:r>
         <w:rPr>
           <w:rFonts w:ascii="Times New Roman" w:hAnsi="Times New Roman" w:cs="Times New Roman"/>
@@ -2360,7 +2426,6 @@
         </w:rPr>
         <w:t>users</w:t>
       </w:r>
-      <w:proofErr w:type="gramEnd"/>
       <w:r>
         <w:rPr>
           <w:rFonts w:ascii="Times New Roman" w:hAnsi="Times New Roman" w:cs="Times New Roman"/>
@@ -2376,16 +2441,7 @@
           <w:sz w:val="24"/>
           <w:szCs w:val="24"/>
         </w:rPr>
-        <w:t>name_</w:t>
-      </w:r>
-      <w:proofErr w:type="gramStart"/>
-      <w:r>
-        <w:rPr>
-          <w:rFonts w:ascii="Times New Roman" w:hAnsi="Times New Roman" w:cs="Times New Roman"/>
-          <w:sz w:val="24"/>
-          <w:szCs w:val="24"/>
-        </w:rPr>
-        <w:t>full</w:t>
+        <w:t>name_full</w:t>
       </w:r>
       <w:proofErr w:type="spellEnd"/>
       <w:r>
@@ -2394,16 +2450,7 @@
           <w:sz w:val="24"/>
           <w:szCs w:val="24"/>
         </w:rPr>
-        <w:t>() }</w:t>
-      </w:r>
-      <w:proofErr w:type="gramEnd"/>
-      <w:r>
-        <w:rPr>
-          <w:rFonts w:ascii="Times New Roman" w:hAnsi="Times New Roman" w:cs="Times New Roman"/>
-          <w:sz w:val="24"/>
-          <w:szCs w:val="24"/>
-        </w:rPr>
-        <w:t>}</w:t>
+        <w:t>() }}</w:t>
       </w:r>
     </w:p>
     <w:p>
@@ -2452,7 +2499,6 @@
         </w:rPr>
         <w:tab/>
       </w:r>
-      <w:proofErr w:type="gramStart"/>
       <w:r>
         <w:rPr>
           <w:rFonts w:ascii="Times New Roman" w:hAnsi="Times New Roman" w:cs="Times New Roman"/>
@@ -2476,25 +2522,7 @@
           <w:sz w:val="24"/>
           <w:szCs w:val="24"/>
         </w:rPr>
-        <w:t>name</w:t>
-      </w:r>
-      <w:proofErr w:type="gramEnd"/>
-      <w:r>
-        <w:rPr>
-          <w:rFonts w:ascii="Times New Roman" w:hAnsi="Times New Roman" w:cs="Times New Roman"/>
-          <w:sz w:val="24"/>
-          <w:szCs w:val="24"/>
-        </w:rPr>
-        <w:t>_</w:t>
-      </w:r>
-      <w:proofErr w:type="gramStart"/>
-      <w:r>
-        <w:rPr>
-          <w:rFonts w:ascii="Times New Roman" w:hAnsi="Times New Roman" w:cs="Times New Roman"/>
-          <w:sz w:val="24"/>
-          <w:szCs w:val="24"/>
-        </w:rPr>
-        <w:t>full</w:t>
+        <w:t>name_full</w:t>
       </w:r>
       <w:proofErr w:type="spellEnd"/>
       <w:r>
@@ -2503,16 +2531,7 @@
           <w:sz w:val="24"/>
           <w:szCs w:val="24"/>
         </w:rPr>
-        <w:t>(</w:t>
-      </w:r>
-      <w:proofErr w:type="gramEnd"/>
-      <w:r>
-        <w:rPr>
-          <w:rFonts w:ascii="Times New Roman" w:hAnsi="Times New Roman" w:cs="Times New Roman"/>
-          <w:sz w:val="24"/>
-          <w:szCs w:val="24"/>
-        </w:rPr>
-        <w:t>)</w:t>
+        <w:t>()</w:t>
       </w:r>
       <w:r>
         <w:rPr>
@@ -2530,7 +2549,6 @@
         </w:rPr>
         <w:br/>
       </w:r>
-      <w:proofErr w:type="gramStart"/>
       <w:r>
         <w:rPr>
           <w:rFonts w:ascii="Times New Roman" w:hAnsi="Times New Roman" w:cs="Times New Roman"/>
@@ -2548,32 +2566,13 @@
         </w:rPr>
         <w:t>employer</w:t>
       </w:r>
-      <w:proofErr w:type="gramEnd"/>
-      <w:r>
-        <w:rPr>
-          <w:rFonts w:ascii="Times New Roman" w:hAnsi="Times New Roman" w:cs="Times New Roman"/>
-          <w:sz w:val="24"/>
-          <w:szCs w:val="24"/>
-        </w:rPr>
-        <w:t>.</w:t>
-      </w:r>
-      <w:proofErr w:type="gramStart"/>
-      <w:r>
-        <w:rPr>
-          <w:rFonts w:ascii="Times New Roman" w:hAnsi="Times New Roman" w:cs="Times New Roman"/>
-          <w:sz w:val="24"/>
-          <w:szCs w:val="24"/>
-        </w:rPr>
-        <w:t>address.line</w:t>
-      </w:r>
-      <w:proofErr w:type="gramEnd"/>
-      <w:r>
-        <w:rPr>
-          <w:rFonts w:ascii="Times New Roman" w:hAnsi="Times New Roman" w:cs="Times New Roman"/>
-          <w:sz w:val="24"/>
-          <w:szCs w:val="24"/>
-        </w:rPr>
-        <w:t>_one</w:t>
+      <w:r>
+        <w:rPr>
+          <w:rFonts w:ascii="Times New Roman" w:hAnsi="Times New Roman" w:cs="Times New Roman"/>
+          <w:sz w:val="24"/>
+          <w:szCs w:val="24"/>
+        </w:rPr>
+        <w:t>.address.line_one</w:t>
       </w:r>
       <w:proofErr w:type="spellEnd"/>
       <w:r>
@@ -2582,25 +2581,7 @@
           <w:sz w:val="24"/>
           <w:szCs w:val="24"/>
         </w:rPr>
-        <w:t>(bare=True</w:t>
-      </w:r>
-      <w:proofErr w:type="gramStart"/>
-      <w:r>
-        <w:rPr>
-          <w:rFonts w:ascii="Times New Roman" w:hAnsi="Times New Roman" w:cs="Times New Roman"/>
-          <w:sz w:val="24"/>
-          <w:szCs w:val="24"/>
-        </w:rPr>
-        <w:t>) }</w:t>
-      </w:r>
-      <w:proofErr w:type="gramEnd"/>
-      <w:r>
-        <w:rPr>
-          <w:rFonts w:ascii="Times New Roman" w:hAnsi="Times New Roman" w:cs="Times New Roman"/>
-          <w:sz w:val="24"/>
-          <w:szCs w:val="24"/>
-        </w:rPr>
-        <w:t>}</w:t>
+        <w:t>(bare=True) }}</w:t>
       </w:r>
     </w:p>
     <w:p>
@@ -2614,7 +2595,6 @@
           <w:szCs w:val="24"/>
         </w:rPr>
       </w:pPr>
-      <w:proofErr w:type="gramStart"/>
       <w:r>
         <w:rPr>
           <w:rFonts w:ascii="Times New Roman" w:hAnsi="Times New Roman" w:cs="Times New Roman"/>
@@ -2632,41 +2612,13 @@
         </w:rPr>
         <w:t>employer</w:t>
       </w:r>
-      <w:proofErr w:type="gramEnd"/>
-      <w:r>
-        <w:rPr>
-          <w:rFonts w:ascii="Times New Roman" w:hAnsi="Times New Roman" w:cs="Times New Roman"/>
-          <w:sz w:val="24"/>
-          <w:szCs w:val="24"/>
-        </w:rPr>
-        <w:t>.</w:t>
-      </w:r>
-      <w:proofErr w:type="gramStart"/>
-      <w:r>
-        <w:rPr>
-          <w:rFonts w:ascii="Times New Roman" w:hAnsi="Times New Roman" w:cs="Times New Roman"/>
-          <w:sz w:val="24"/>
-          <w:szCs w:val="24"/>
-        </w:rPr>
-        <w:t>address.line</w:t>
-      </w:r>
-      <w:proofErr w:type="gramEnd"/>
-      <w:r>
-        <w:rPr>
-          <w:rFonts w:ascii="Times New Roman" w:hAnsi="Times New Roman" w:cs="Times New Roman"/>
-          <w:sz w:val="24"/>
-          <w:szCs w:val="24"/>
-        </w:rPr>
-        <w:t>_</w:t>
-      </w:r>
-      <w:proofErr w:type="gramStart"/>
-      <w:r>
-        <w:rPr>
-          <w:rFonts w:ascii="Times New Roman" w:hAnsi="Times New Roman" w:cs="Times New Roman"/>
-          <w:sz w:val="24"/>
-          <w:szCs w:val="24"/>
-        </w:rPr>
-        <w:t>two</w:t>
+      <w:r>
+        <w:rPr>
+          <w:rFonts w:ascii="Times New Roman" w:hAnsi="Times New Roman" w:cs="Times New Roman"/>
+          <w:sz w:val="24"/>
+          <w:szCs w:val="24"/>
+        </w:rPr>
+        <w:t>.address.line_two</w:t>
       </w:r>
       <w:proofErr w:type="spellEnd"/>
       <w:r>
@@ -2675,16 +2627,7 @@
           <w:sz w:val="24"/>
           <w:szCs w:val="24"/>
         </w:rPr>
-        <w:t>() }</w:t>
-      </w:r>
-      <w:proofErr w:type="gramEnd"/>
-      <w:r>
-        <w:rPr>
-          <w:rFonts w:ascii="Times New Roman" w:hAnsi="Times New Roman" w:cs="Times New Roman"/>
-          <w:sz w:val="24"/>
-          <w:szCs w:val="24"/>
-        </w:rPr>
-        <w:t>}</w:t>
+        <w:t>() }}</w:t>
       </w:r>
     </w:p>
     <w:sectPr>
@@ -3218,6 +3161,7 @@
   <w:style w:type="paragraph" w:default="1" w:styleId="Normal">
     <w:name w:val="Normal"/>
     <w:qFormat/>
+    <w:rsid w:val="000D4C48"/>
   </w:style>
   <w:style w:type="paragraph" w:styleId="Heading1">
     <w:name w:val="heading 1"/>
